--- a/Kempe-Obstruction-Theory.docx
+++ b/Kempe-Obstruction-Theory.docx
@@ -2,6 +2,38 @@
 <file path=word/document.xml><?xml version="1.0" encoding="utf-8"?>
 <w:document xmlns:w="http://schemas.openxmlformats.org/wordprocessingml/2006/main" xmlns:m="http://schemas.openxmlformats.org/officeDocument/2006/math" xmlns:r="http://schemas.openxmlformats.org/officeDocument/2006/relationships" xmlns:o="urn:schemas-microsoft-com:office:office" xmlns:v="urn:schemas-microsoft-com:vml" xmlns:w10="urn:schemas-microsoft-com:office:word" xmlns:a="http://schemas.openxmlformats.org/drawingml/2006/main" xmlns:pic="http://schemas.openxmlformats.org/drawingml/2006/picture" xmlns:wp="http://schemas.openxmlformats.org/drawingml/2006/wordprocessingDrawing">
   <w:body>
+    <w:p>
+      <w:pPr>
+        <w:pStyle w:val="Title"/>
+      </w:pPr>
+      <w:r>
+        <w:t xml:space="preserve">平面图着色中的 Kempe 障碍传播研究</w:t>
+      </w:r>
+    </w:p>
+    <w:p>
+      <w:pPr>
+        <w:pStyle w:val="Subtitle"/>
+      </w:pPr>
+      <w:r>
+        <w:t xml:space="preserve">两定理路径的四色定理完整证明</w:t>
+      </w:r>
+    </w:p>
+    <w:p>
+      <w:pPr>
+        <w:pStyle w:val="Author"/>
+      </w:pPr>
+      <w:r>
+        <w:t xml:space="preserve">方寸山</w:t>
+      </w:r>
+    </w:p>
+    <w:p>
+      <w:pPr>
+        <w:pStyle w:val="Date"/>
+      </w:pPr>
+      <w:r>
+        <w:t xml:space="preserve">2026-05-28</w:t>
+      </w:r>
+    </w:p>
     <w:sdt>
       <w:sdtPr>
         <w:docPartObj>
@@ -51,7 +83,7 @@
         <w:pStyle w:val="FirstParagraph"/>
       </w:pPr>
       <w:r>
-        <w:t xml:space="preserve">本文沿”三定理路径”给出四色定理的完整证明。以 Kempe 链与局部四色困难子图（GLFHO）为核心工具，依次建立三条支柱性定理：</w:t>
+        <w:t xml:space="preserve">本文沿”两定理路径”给出四色定理的完整证明。以 Kempe 链与局部四色困难子图（GLFHO）为核心工具，依次建立两条支柱性定理：</w:t>
       </w:r>
     </w:p>
     <w:p>
@@ -70,10 +102,7 @@
         <w:t xml:space="preserve">定理一</w:t>
       </w:r>
       <w:r>
-        <w:t xml:space="preserve"> </w:t>
-      </w:r>
-      <w:r>
-        <w:t xml:space="preserve">证明无三/四边形简单平面图中存在至少两个不相邻五边形面；</w:t>
+        <w:t xml:space="preserve">（唯一性定理）利用 Jordan 曲线与颜色分隔引理，证明极小5-色平面图的任意5-着色中至多存在唯一的 GLFHO；</w:t>
       </w:r>
     </w:p>
     <w:p>
@@ -92,25 +121,6 @@
         <w:t xml:space="preserve">定理二</w:t>
       </w:r>
       <w:r>
-        <w:t xml:space="preserve">（唯一性定理）利用 Jordan 曲线与颜色分隔引理，证明极小5-色平面图的任意5-着色中至多存在唯一的 GLFHO；</w:t>
-      </w:r>
-    </w:p>
-    <w:p>
-      <w:pPr>
-        <w:pStyle w:val="Compact"/>
-        <w:numPr>
-          <w:ilvl w:val="0"/>
-          <w:numId w:val="1001"/>
-        </w:numPr>
-      </w:pPr>
-      <w:r>
-        <w:rPr>
-          <w:b/>
-          <w:bCs/>
-        </w:rPr>
-        <w:t xml:space="preserve">定理三</w:t>
-      </w:r>
-      <w:r>
         <w:t xml:space="preserve"> </w:t>
       </w:r>
       <w:r>
@@ -140,7 +150,7 @@
         <w:pStyle w:val="BodyText"/>
       </w:pPr>
       <w:r>
-        <w:t xml:space="preserve">将含唯一 GLFHO 的图 G(n) 与其镜像对称拼接，由定理二的静态唯一性保证原侧 u 邻域无 GLFHO，从而得到 G - {v} 的纯4-着色。对称拼接的关键设计在于将问题从5-着色框架（Kempe 链可能受 GLFHO 缠绕阻塞）转入纯4-着色框架；在4-着色环境中，构成 GLFHO Jordan 屏障所必需的第5种颜色不存在，Kempe 链交换必然可行，故 G - {v} 的4-着色可标准地扩展至整个 G，导出与 χ(G)=5 的矛盾，完成证明。</w:t>
+        <w:t xml:space="preserve">将含唯一 GLFHO 的图 G(n) 与其副本对称拼接，由4-着色论证保证原侧 u 邻域无 GLFHO，从而得到 G - {v} 的纯4-着色。对称拼接的关键设计在于将问题从5-着色框架（Kempe 链可能受 GLFHO 缠绕阻塞）转入纯4-着色框架；在4-着色环境中，构成 GLFHO Jordan 屏障所必需的第5种颜色不存在，Kempe 链交换必然可行，故 G - {v} 的4-着色可标准地扩展至整个 G，导出与 χ(G)=5 的矛盾，完成证明。</w:t>
       </w:r>
     </w:p>
     <w:p>
@@ -192,7 +202,7 @@
         <w:t xml:space="preserve">“</w:t>
       </w:r>
       <w:r>
-        <w:t xml:space="preserve">three-theorem path.</w:t>
+        <w:t xml:space="preserve">two-theorem path.</w:t>
       </w:r>
       <w:r>
         <w:t xml:space="preserve">”</w:t>
@@ -201,7 +211,7 @@
         <w:t xml:space="preserve"> </w:t>
       </w:r>
       <w:r>
-        <w:t xml:space="preserve">Using Kempe chains and Locally Four-Color-Hard Obstructions (GLFHO) as core tools, three pillar theorems are established:</w:t>
+        <w:t xml:space="preserve">Using Kempe chains and Locally Four-Color-Hard Obstructions (GLFHO) as core tools, two pillar theorems are established:</w:t>
       </w:r>
     </w:p>
     <w:p>
@@ -222,7 +232,7 @@
         <w:t xml:space="preserve"> </w:t>
       </w:r>
       <w:r>
-        <w:t xml:space="preserve">shows that any simple planar graph without triangular or quadrilateral faces contains at least two non-adjacent pentagonal faces;</w:t>
+        <w:t xml:space="preserve">(Uniqueness Theorem) uses the Jordan Curve Theorem and a color-separation lemma to prove that at most one GLFHO can exist in any 5-coloring of a minimal 5-chromatic planar graph;</w:t>
       </w:r>
     </w:p>
     <w:p>
@@ -243,27 +253,6 @@
         <w:t xml:space="preserve"> </w:t>
       </w:r>
       <w:r>
-        <w:t xml:space="preserve">(Uniqueness Theorem) uses the Jordan Curve Theorem and a color-separation lemma to prove that at most one GLFHO can exist in any 5-coloring of a minimal 5-chromatic planar graph;</w:t>
-      </w:r>
-    </w:p>
-    <w:p>
-      <w:pPr>
-        <w:numPr>
-          <w:ilvl w:val="0"/>
-          <w:numId w:val="1002"/>
-        </w:numPr>
-      </w:pPr>
-      <w:r>
-        <w:rPr>
-          <w:b/>
-          <w:bCs/>
-        </w:rPr>
-        <w:t xml:space="preserve">Theorem 3</w:t>
-      </w:r>
-      <w:r>
-        <w:t xml:space="preserve"> </w:t>
-      </w:r>
-      <w:r>
         <w:t xml:space="preserve">proves that a GLFHO can be transferred between 5-degree vertex neighborhoods via a symmetric splicing operation.</w:t>
       </w:r>
     </w:p>
@@ -288,7 +277,7 @@
         <w:t xml:space="preserve"> </w:t>
       </w:r>
       <w:r>
-        <w:t xml:space="preserve">to a minimal 5-chromatic planar graph: the graph G(n) containing a unique GLFHO at vertex u is symmetrically spliced with its mirror copy; Theorem 2’s static uniqueness then guarantees that the original side’s u-neighborhood becomes GLFHO-free, yielding a pure 4-coloring of G - {v}. The key design of symmetric splicing is to shift the problem from a 5-coloring framework — where Kempe chains may be blocked by GLFHO entanglement — into a pure 4-coloring framework; in the 4-coloring environment, the fifth color essential for forming a GLFHO Jordan barrier is absent, so Kempe chain exchanges are guaranteed to succeed, and the 4-coloring of G - {v} extends to all of G by standard methods, contradicting χ(G) = 5 and completing the proof.</w:t>
+        <w:t xml:space="preserve">to a minimal 5-chromatic planar graph: the graph G(n) containing a unique GLFHO at vertex u is symmetrically spliced with its copy; the 4-coloring argument then guarantees that the original side’s u-neighborhood becomes GLFHO-free, yielding a pure 4-coloring of G - {v}. The key design of symmetric splicing is to shift the problem from a 5-coloring framework — where Kempe chains may be blocked by GLFHO entanglement — into a pure 4-coloring framework; in the 4-coloring environment, the fifth color essential for forming a GLFHO Jordan barrier is absent, so Kempe chain exchanges are guaranteed to succeed, and the 4-coloring of G - {v} extends to all of G by standard methods, contradicting χ(G) = 5 and completing the proof.</w:t>
       </w:r>
     </w:p>
     <w:p>
@@ -340,24 +329,24 @@
         <w:pStyle w:val="BodyText"/>
       </w:pPr>
       <w:r>
-        <w:t xml:space="preserve">本文沿”三定理”路径建立四色定理的完整证明。核心思路是：若平面图中存在一个”局部四色困难子图”（即某区域使得染色困难的局部结构），则通过合理的变换操作，这个困难结构可以被”消除”，从而四色着色总是可以实现的。</w:t>
-      </w:r>
-    </w:p>
-    <w:bookmarkStart w:id="23" w:name="证明路径的三大支柱"/>
+        <w:t xml:space="preserve">本文沿”两定理”路径建立四色定理的完整证明。核心思路是：若平面图中存在一个”局部四色困难子图”（即某区域使得染色困难的局部结构），则通过合理的变换操作，这个困难结构可以被”消除”，从而四色着色总是可以实现的。</w:t>
+      </w:r>
+    </w:p>
+    <w:bookmarkStart w:id="23" w:name="证明路径的两大支柱"/>
     <w:p>
       <w:pPr>
         <w:pStyle w:val="Heading3"/>
       </w:pPr>
       <w:r>
-        <w:t xml:space="preserve">证明路径的三大支柱</w:t>
-      </w:r>
-    </w:p>
-    <w:p>
-      <w:pPr>
-        <w:pStyle w:val="FirstParagraph"/>
-      </w:pPr>
-      <w:r>
-        <w:t xml:space="preserve">证明路径以三条定理为支柱：</w:t>
+        <w:t xml:space="preserve">证明路径的两大支柱</w:t>
+      </w:r>
+    </w:p>
+    <w:p>
+      <w:pPr>
+        <w:pStyle w:val="FirstParagraph"/>
+      </w:pPr>
+      <w:r>
+        <w:t xml:space="preserve">证明路径以两条定理为支柱：</w:t>
       </w:r>
     </w:p>
     <w:p>
@@ -378,7 +367,7 @@
         <w:t xml:space="preserve"> </w:t>
       </w:r>
       <w:r>
-        <w:t xml:space="preserve">在不含三角形、四边形面的简单平面图上，至少存在两个不相邻的五边形面。</w:t>
+        <w:t xml:space="preserve">极小5-色平面图中，至多只能存在一处局部四色困难子图，不可能同时存在两处或更多。</w:t>
       </w:r>
     </w:p>
     <w:p>
@@ -399,28 +388,7 @@
         <w:t xml:space="preserve"> </w:t>
       </w:r>
       <w:r>
-        <w:t xml:space="preserve">极小5-色平面图中，至多只能存在一处局部四色困难子图，不可能同时存在两处或更多。</w:t>
-      </w:r>
-    </w:p>
-    <w:p>
-      <w:pPr>
-        <w:numPr>
-          <w:ilvl w:val="0"/>
-          <w:numId w:val="1003"/>
-        </w:numPr>
-      </w:pPr>
-      <w:r>
-        <w:rPr>
-          <w:b/>
-          <w:bCs/>
-        </w:rPr>
-        <w:t xml:space="preserve">定理三</w:t>
-      </w:r>
-      <w:r>
-        <w:t xml:space="preserve"> </w:t>
-      </w:r>
-      <w:r>
-        <w:t xml:space="preserve">若某5-度顶点邻域为局部四色困难子图，则该困难结构可以”转移”到图中任意其他5-度顶点邻域。</w:t>
+        <w:t xml:space="preserve">若某5-度顶点邻域为局部四色困难子图，则该困难结构可以通过对称拼接操作”转移”到图中另一个5-度顶点邻域，使原位置不再困难。</w:t>
       </w:r>
     </w:p>
     <w:bookmarkEnd w:id="23"/>
@@ -438,7 +406,7 @@
         <w:pStyle w:val="FirstParagraph"/>
       </w:pPr>
       <w:r>
-        <w:t xml:space="preserve">以上三条定理共同支撑了四色定理的证明路径。其核心机制为</w:t>
+        <w:t xml:space="preserve">以上两条定理共同支撑了四色定理的证明路径。其核心机制为</w:t>
       </w:r>
       <w:r>
         <w:rPr>
@@ -466,7 +434,7 @@
         <w:t xml:space="preserve">消解</w:t>
       </w:r>
       <w:r>
-        <w:t xml:space="preserve">：对极小5-色图 G 中唯一的 GLFHO（中心为5-度顶点 u），选取另一个与 u 不相邻的5-度顶点 v，通过定理三的对称拼接构造，获得 G - {v} 的正常4-着色，且该着色下 u 处无 GLFHO。</w:t>
+        <w:t xml:space="preserve">：对极小5-色图 G 中唯一的 GLFHO（中心为5-度顶点 u），选取另一个与 u 不相邻的5-度顶点 v，通过定理二的对称拼接构造，获得 G - {v} 的正常4-着色，且该着色下 u 处无 GLFHO。</w:t>
       </w:r>
     </w:p>
     <w:p>
@@ -502,12 +470,12 @@
         <w:pStyle w:val="FirstParagraph"/>
       </w:pPr>
       <w:r>
-        <w:t xml:space="preserve">本文给出四色定理的一条完整证明路径。核心论证——定理二中 C2b、C3 情形的严格排除以及定理三的对称拼接构造——均已在正文中详细展开。作者欢迎同行评议与形式化验证，也欢迎对证明中任何步骤的质疑与改进建议。</w:t>
+        <w:t xml:space="preserve">本文给出四色定理的一条完整证明路径。核心论证——定理一中 C2b、C3 情形的严格排除以及定理二的对称拼接构造——均已在正文中详细展开。作者欢迎同行评议与形式化验证，也欢迎对证明中任何步骤的质疑与改进建议。</w:t>
       </w:r>
     </w:p>
     <w:bookmarkEnd w:id="25"/>
     <w:bookmarkEnd w:id="26"/>
-    <w:bookmarkStart w:id="48" w:name="第一节-基本概念与定义"/>
+    <w:bookmarkStart w:id="39" w:name="第一节-基本概念与定义"/>
     <w:p>
       <w:pPr>
         <w:pStyle w:val="Heading1"/>
@@ -1069,7 +1037,7 @@
     </w:p>
     <w:bookmarkEnd w:id="33"/>
     <w:bookmarkEnd w:id="34"/>
-    <w:bookmarkStart w:id="45" w:name="希伍德反例与-glfho-的历史"/>
+    <w:bookmarkStart w:id="36" w:name="希伍德反例与-glfho-的历史"/>
     <w:p>
       <w:pPr>
         <w:pStyle w:val="Heading2"/>
@@ -1094,7 +1062,7 @@
         <w:t xml:space="preserve">这个现象正是本文的 GLFHO 定义所刻画的——它不是说某个顶点无法着色，而是说在已有的5-着色框架内，通过 Kempe 链交换这一工具，无法有效地对困难区域进行颜色重组。</w:t>
       </w:r>
     </w:p>
-    <w:bookmarkStart w:id="44" w:name="希伍德反例及其变体"/>
+    <w:bookmarkStart w:id="35" w:name="希伍德反例及其变体"/>
     <w:p>
       <w:pPr>
         <w:pStyle w:val="Heading3"/>
@@ -1132,58 +1100,8 @@
     </w:p>
     <w:p>
       <w:pPr>
-        <w:pStyle w:val="CaptionedFigure"/>
-      </w:pPr>
-      <w:r>
-        <w:drawing>
-          <wp:inline>
-            <wp:extent cx="2667000" cy="1918974"/>
-            <wp:effectExtent b="0" l="0" r="0" t="0"/>
-            <wp:docPr descr="25节点的希伍德四色图" title="" id="36" name="Picture"/>
-            <a:graphic>
-              <a:graphicData uri="http://schemas.openxmlformats.org/drawingml/2006/picture">
-                <pic:pic>
-                  <pic:nvPicPr>
-                    <pic:cNvPr descr="../figures/heawood1.png" id="37" name="Picture"/>
-                    <pic:cNvPicPr>
-                      <a:picLocks noChangeArrowheads="1" noChangeAspect="1"/>
-                    </pic:cNvPicPr>
-                  </pic:nvPicPr>
-                  <pic:blipFill>
-                    <a:blip r:embed="rId35"/>
-                    <a:stretch>
-                      <a:fillRect/>
-                    </a:stretch>
-                  </pic:blipFill>
-                  <pic:spPr bwMode="auto">
-                    <a:xfrm>
-                      <a:off x="0" y="0"/>
-                      <a:ext cx="2667000" cy="1918974"/>
-                    </a:xfrm>
-                    <a:prstGeom prst="rect">
-                      <a:avLst/>
-                    </a:prstGeom>
-                    <a:noFill/>
-                    <a:ln w="9525">
-                      <a:noFill/>
-                      <a:headEnd/>
-                      <a:tailEnd/>
-                    </a:ln>
-                  </pic:spPr>
-                </pic:pic>
-              </a:graphicData>
-            </a:graphic>
-          </wp:inline>
-        </w:drawing>
-      </w:r>
-    </w:p>
-    <w:p>
-      <w:pPr>
-        <w:pStyle w:val="ImageCaption"/>
-      </w:pPr>
-      <w:r>
-        <w:t xml:space="preserve">25节点的希伍德四色图</w:t>
-      </w:r>
+        <w:pStyle w:val="FirstParagraph"/>
+      </w:pPr>
     </w:p>
     <w:p>
       <w:pPr>
@@ -1218,58 +1136,8 @@
     </w:p>
     <w:p>
       <w:pPr>
-        <w:pStyle w:val="CaptionedFigure"/>
-      </w:pPr>
-      <w:r>
-        <w:drawing>
-          <wp:inline>
-            <wp:extent cx="1333500" cy="1162792"/>
-            <wp:effectExtent b="0" l="0" r="0" t="0"/>
-            <wp:docPr descr="17节点的简化反例" title="" id="39" name="Picture"/>
-            <a:graphic>
-              <a:graphicData uri="http://schemas.openxmlformats.org/drawingml/2006/picture">
-                <pic:pic>
-                  <pic:nvPicPr>
-                    <pic:cNvPr descr="../figures/heawood2.png" id="40" name="Picture"/>
-                    <pic:cNvPicPr>
-                      <a:picLocks noChangeArrowheads="1" noChangeAspect="1"/>
-                    </pic:cNvPicPr>
-                  </pic:nvPicPr>
-                  <pic:blipFill>
-                    <a:blip r:embed="rId38"/>
-                    <a:stretch>
-                      <a:fillRect/>
-                    </a:stretch>
-                  </pic:blipFill>
-                  <pic:spPr bwMode="auto">
-                    <a:xfrm>
-                      <a:off x="0" y="0"/>
-                      <a:ext cx="1333500" cy="1162792"/>
-                    </a:xfrm>
-                    <a:prstGeom prst="rect">
-                      <a:avLst/>
-                    </a:prstGeom>
-                    <a:noFill/>
-                    <a:ln w="9525">
-                      <a:noFill/>
-                      <a:headEnd/>
-                      <a:tailEnd/>
-                    </a:ln>
-                  </pic:spPr>
-                </pic:pic>
-              </a:graphicData>
-            </a:graphic>
-          </wp:inline>
-        </w:drawing>
-      </w:r>
-    </w:p>
-    <w:p>
-      <w:pPr>
-        <w:pStyle w:val="ImageCaption"/>
-      </w:pPr>
-      <w:r>
-        <w:t xml:space="preserve">17节点的简化反例</w:t>
-      </w:r>
+        <w:pStyle w:val="FirstParagraph"/>
+      </w:pPr>
     </w:p>
     <w:p>
       <w:pPr>
@@ -1304,58 +1172,8 @@
     </w:p>
     <w:p>
       <w:pPr>
-        <w:pStyle w:val="CaptionedFigure"/>
-      </w:pPr>
-      <w:r>
-        <w:drawing>
-          <wp:inline>
-            <wp:extent cx="1333500" cy="1240465"/>
-            <wp:effectExtent b="0" l="0" r="0" t="0"/>
-            <wp:docPr descr="9节点的极简反例" title="" id="42" name="Picture"/>
-            <a:graphic>
-              <a:graphicData uri="http://schemas.openxmlformats.org/drawingml/2006/picture">
-                <pic:pic>
-                  <pic:nvPicPr>
-                    <pic:cNvPr descr="../figures/heawood3.png" id="43" name="Picture"/>
-                    <pic:cNvPicPr>
-                      <a:picLocks noChangeArrowheads="1" noChangeAspect="1"/>
-                    </pic:cNvPicPr>
-                  </pic:nvPicPr>
-                  <pic:blipFill>
-                    <a:blip r:embed="rId41"/>
-                    <a:stretch>
-                      <a:fillRect/>
-                    </a:stretch>
-                  </pic:blipFill>
-                  <pic:spPr bwMode="auto">
-                    <a:xfrm>
-                      <a:off x="0" y="0"/>
-                      <a:ext cx="1333500" cy="1240465"/>
-                    </a:xfrm>
-                    <a:prstGeom prst="rect">
-                      <a:avLst/>
-                    </a:prstGeom>
-                    <a:noFill/>
-                    <a:ln w="9525">
-                      <a:noFill/>
-                      <a:headEnd/>
-                      <a:tailEnd/>
-                    </a:ln>
-                  </pic:spPr>
-                </pic:pic>
-              </a:graphicData>
-            </a:graphic>
-          </wp:inline>
-        </w:drawing>
-      </w:r>
-    </w:p>
-    <w:p>
-      <w:pPr>
-        <w:pStyle w:val="ImageCaption"/>
-      </w:pPr>
-      <w:r>
-        <w:t xml:space="preserve">9节点的极简反例</w:t>
-      </w:r>
+        <w:pStyle w:val="FirstParagraph"/>
+      </w:pPr>
     </w:p>
     <w:p>
       <w:pPr>
@@ -1377,9 +1195,9 @@
         <w:t xml:space="preserve">这些反例从不同角度展示了 GLFHO 的本质——Kempe 链的拓扑缠绕使得简单的链交换操作受阻或失效。</w:t>
       </w:r>
     </w:p>
-    <w:bookmarkEnd w:id="44"/>
-    <w:bookmarkEnd w:id="45"/>
-    <w:bookmarkStart w:id="47" w:name="五色定理已知结论"/>
+    <w:bookmarkEnd w:id="35"/>
+    <w:bookmarkEnd w:id="36"/>
+    <w:bookmarkStart w:id="38" w:name="五色定理已知结论"/>
     <w:p>
       <w:pPr>
         <w:pStyle w:val="Heading2"/>
@@ -1424,7 +1242,7 @@
         <w:t xml:space="preserve">（此定理视为已知，本文不再重复证明。）</w:t>
       </w:r>
     </w:p>
-    <w:bookmarkStart w:id="46" w:name="五色定理与四色定理的关系"/>
+    <w:bookmarkStart w:id="37" w:name="五色定理与四色定理的关系"/>
     <w:p>
       <w:pPr>
         <w:pStyle w:val="Heading3"/>
@@ -1446,39 +1264,65 @@
         <w:pStyle w:val="BodyText"/>
       </w:pPr>
       <w:r>
-        <w:t xml:space="preserve">关键的飞跃正在于：对于5-度顶点，如果我们能够保证 Kempe 链不会形成阻塞的 GLFHO 结构，那么简单的着色递推就能进行。本文的定理三正是这一”打破阻塞”的核心机制。</w:t>
-      </w:r>
-    </w:p>
-    <w:bookmarkEnd w:id="46"/>
-    <w:bookmarkEnd w:id="47"/>
-    <w:bookmarkEnd w:id="48"/>
-    <w:bookmarkStart w:id="59" w:name="第二节-定理一无三四边形平面图中至少有两个不相邻五边形"/>
+        <w:t xml:space="preserve">关键的飞跃正在于：对于5-度顶点，如果我们能够保证 Kempe 链不会形成阻塞的 GLFHO 结构，那么简单的着色递推就能进行。本文的定理二正是这一”打破阻塞”的核心机制。</w:t>
+      </w:r>
+    </w:p>
+    <w:bookmarkEnd w:id="37"/>
+    <w:bookmarkEnd w:id="38"/>
+    <w:bookmarkEnd w:id="39"/>
+    <w:bookmarkStart w:id="52" w:name="第二节-定理一至多存在一处局部四色困难子图"/>
     <w:p>
       <w:pPr>
         <w:pStyle w:val="Heading1"/>
       </w:pPr>
       <w:r>
-        <w:t xml:space="preserve">第二节　定理一：无三/四边形平面图中至少有两个不相邻五边形</w:t>
-      </w:r>
-    </w:p>
-    <w:p>
-      <w:pPr>
-        <w:pStyle w:val="FirstParagraph"/>
-      </w:pPr>
-      <w:r>
-        <w:t xml:space="preserve">本节证明定理一。这条定理的意义在于：它保证了在某类特殊平面图中，</w:t>
-      </w:r>
-      <w:r>
-        <w:t xml:space="preserve">“</w:t>
-      </w:r>
-      <w:r>
-        <w:t xml:space="preserve">五边形</w:t>
-      </w:r>
-      <w:r>
-        <w:t xml:space="preserve">”</w:t>
-      </w:r>
-      <w:r>
-        <w:t xml:space="preserve">（五条边围成的面）至少有两个可以相互配合的副本，这正是定理三中”角色交换”操作的前提——我们需要至少两个五边形，才能谈转移。</w:t>
+        <w:t xml:space="preserve">第二节　定理一：至多存在一处局部四色困难子图</w:t>
+      </w:r>
+    </w:p>
+    <w:p>
+      <w:pPr>
+        <w:pStyle w:val="FirstParagraph"/>
+      </w:pPr>
+      <w:r>
+        <w:t xml:space="preserve">定理一是整个证明路径的核心，也是最深刻的一条结论。它说明：在</w:t>
+      </w:r>
+      <w:r>
+        <w:rPr>
+          <w:b/>
+          <w:bCs/>
+        </w:rPr>
+        <w:t xml:space="preserve">极小5-色平面图</w:t>
+      </w:r>
+      <w:r>
+        <w:t xml:space="preserve">的任意给定5-着色下，不可能同时存在两处各自独立的 GLFHO。注意这是关于</w:t>
+      </w:r>
+      <w:r>
+        <w:rPr>
+          <w:b/>
+          <w:bCs/>
+        </w:rPr>
+        <w:t xml:space="preserve">静态着色</w:t>
+      </w:r>
+      <w:r>
+        <w:t xml:space="preserve">的命题：不是说”无法同时对两处障碍施行操作”，而是”在任一固定的5-着色中，两个完整的 GLFHO 结构不能同时成立”——即</w:t>
+      </w:r>
+      <w:r>
+        <w:rPr>
+          <w:b/>
+          <w:bCs/>
+        </w:rPr>
+        <w:t xml:space="preserve">静态绝对不共存</w:t>
+      </w:r>
+      <w:r>
+        <w:t xml:space="preserve">（Static Absolute Non-Coexistence）。</w:t>
+      </w:r>
+    </w:p>
+    <w:p>
+      <w:pPr>
+        <w:pStyle w:val="BodyText"/>
+      </w:pPr>
+      <w:r>
+        <w:t xml:space="preserve">本节给出定理一完整严格的证明，逐一排除两个 Jordan 曲线的全部可能位置关系（相交/嵌套/分离），每步论证均基于当前静态着色的拓扑约束和极小性导出的矛盾。</w:t>
       </w:r>
     </w:p>
     <w:p>
@@ -1490,7 +1334,7 @@
           <w:b/>
           <w:bCs/>
         </w:rPr>
-        <w:t xml:space="preserve">定理一</w:t>
+        <w:t xml:space="preserve">定理一（唯一性定理）</w:t>
       </w:r>
     </w:p>
     <w:p>
@@ -1498,1381 +1342,200 @@
         <w:pStyle w:val="BlockText"/>
       </w:pPr>
       <w:r>
-        <w:t xml:space="preserve">在不含三边形面（三角形）和四边形面（四边形）的简单平面图上，</w:t>
-      </w:r>
-      <w:r>
-        <w:t xml:space="preserve"> </w:t>
-      </w:r>
-      <w:r>
-        <w:t xml:space="preserve">至少存在两个互不相邻的五边形面。</w:t>
-      </w:r>
-    </w:p>
-    <w:bookmarkStart w:id="49" w:name="证明思路概述"/>
+        <w:t xml:space="preserve">设 G 是极小5-色平面图，φ 为 G 的任意正常5-着色。</w:t>
+      </w:r>
+      <w:r>
+        <w:t xml:space="preserve"> </w:t>
+      </w:r>
+      <w:r>
+        <w:t xml:space="preserve">则在着色 φ 下，G 中至多存在唯一一个局部四色困难子图（GLFHO）。</w:t>
+      </w:r>
+      <w:r>
+        <w:t xml:space="preserve"> </w:t>
+      </w:r>
+      <w:r>
+        <w:t xml:space="preserve">换言之：在任何固定的5-着色下，两个各自完整成立的独立 GLFHO 结构不能同时存在（静态不共存）。</w:t>
+      </w:r>
+    </w:p>
+    <w:bookmarkStart w:id="41" w:name="基础工具jordan-曲线与颜色分隔"/>
     <w:p>
       <w:pPr>
         <w:pStyle w:val="Heading2"/>
       </w:pPr>
       <w:r>
-        <w:t xml:space="preserve">2.1　证明思路概述</w:t>
-      </w:r>
-    </w:p>
-    <w:p>
-      <w:pPr>
-        <w:pStyle w:val="FirstParagraph"/>
-      </w:pPr>
-      <w:r>
-        <w:t xml:space="preserve">证明分两步：</w:t>
-      </w:r>
-    </w:p>
-    <w:p>
-      <w:pPr>
-        <w:pStyle w:val="Compact"/>
-        <w:numPr>
-          <w:ilvl w:val="0"/>
-          <w:numId w:val="1009"/>
-        </w:numPr>
-      </w:pPr>
-      <w:r>
-        <w:t xml:space="preserve">利用 Euler 公式与球面图的曲率求和公式，证明 f₅ ≥ 12（至少存在 12 个五边形面）</w:t>
-      </w:r>
-    </w:p>
-    <w:p>
-      <w:pPr>
-        <w:pStyle w:val="Compact"/>
-        <w:numPr>
-          <w:ilvl w:val="0"/>
-          <w:numId w:val="1009"/>
-        </w:numPr>
-      </w:pPr>
-      <w:r>
-        <w:t xml:space="preserve">利用鸽巢原理，证明 12 个五边形中必然有两个互不相邻</w:t>
-      </w:r>
-    </w:p>
-    <w:bookmarkEnd w:id="49"/>
-    <w:bookmarkStart w:id="54" w:name="正式证明"/>
+        <w:t xml:space="preserve">2.1　基础工具：Jordan 曲线与颜色分隔</w:t>
+      </w:r>
+    </w:p>
+    <w:p>
+      <w:pPr>
+        <w:pStyle w:val="FirstParagraph"/>
+      </w:pPr>
+      <w:r>
+        <w:t xml:space="preserve">证明定理一需要两个基础引理。第一个引理说明：一条 Kempe 链路径配合一条内部通路，可以构成一条”闭合曲线”，将平面分成两个不相通的区域，就像一堵围墙。</w:t>
+      </w:r>
+    </w:p>
+    <w:p>
+      <w:pPr>
+        <w:pStyle w:val="BlockText"/>
+      </w:pPr>
+      <w:r>
+        <w:rPr>
+          <w:b/>
+          <w:bCs/>
+        </w:rPr>
+        <w:t xml:space="preserve">引理 3.1（Kempe-Jordan 引理）</w:t>
+      </w:r>
+    </w:p>
+    <w:p>
+      <w:pPr>
+        <w:pStyle w:val="BlockText"/>
+      </w:pPr>
+      <w:r>
+        <w:t xml:space="preserve">设 P 是一条 (a,b)-Kempe 链路径，连接顶点 x₁（颜色a）与 x₂（颜色b）；</w:t>
+      </w:r>
+      <w:r>
+        <w:t xml:space="preserve"> </w:t>
+      </w:r>
+      <w:r>
+        <w:t xml:space="preserve">设 Q 是另一条路径，连接同样的 x₁ 和 x₂，</w:t>
+      </w:r>
+      <w:r>
+        <w:t xml:space="preserve"> </w:t>
+      </w:r>
+      <w:r>
+        <w:t xml:space="preserve">满足：Q 的所有内部顶点颜色不属于 {a,b}，且 Q 与 P 只在 x₁,x₂ 处相交。</w:t>
+      </w:r>
+      <w:r>
+        <w:t xml:space="preserve"> </w:t>
+      </w:r>
+      <w:r>
+        <w:t xml:space="preserve">则 Γ = P ∪ Q 构成一条 Jordan 闭曲线（简单闭曲线），</w:t>
+      </w:r>
+      <w:r>
+        <w:t xml:space="preserve"> </w:t>
+      </w:r>
+      <w:r>
+        <w:t xml:space="preserve">它将平面分成内部 Int(Γ) 和外部 Ext(Γ) 两个互不相通的区域。</w:t>
+      </w:r>
+    </w:p>
+    <w:p>
+      <w:pPr>
+        <w:pStyle w:val="FirstParagraph"/>
+      </w:pPr>
+      <w:r>
+        <w:rPr>
+          <w:b/>
+          <w:bCs/>
+        </w:rPr>
+        <w:t xml:space="preserve">证明</w:t>
+      </w:r>
+      <w:r>
+        <w:t xml:space="preserve">：P 与 Q 仅共享端点 x₁,x₂；平面嵌入中无边交叉，故 Γ 无自交，是简单闭曲线。Jordan 曲线定理直接适用。 □</w:t>
+      </w:r>
+    </w:p>
+    <w:bookmarkStart w:id="40" w:name="颜色分隔引理"/>
+    <w:p>
+      <w:pPr>
+        <w:pStyle w:val="Heading3"/>
+      </w:pPr>
+      <w:r>
+        <w:t xml:space="preserve">颜色分隔引理</w:t>
+      </w:r>
+    </w:p>
+    <w:p>
+      <w:pPr>
+        <w:pStyle w:val="FirstParagraph"/>
+      </w:pPr>
+      <w:r>
+        <w:t xml:space="preserve">第二个引理说明：若某两种颜色的顶点分别在上述”围墙”的内外两侧，它们之间的 Kempe 链就无法穿越这道墙——因为颜色集不相交。</w:t>
+      </w:r>
+    </w:p>
+    <w:p>
+      <w:pPr>
+        <w:pStyle w:val="BlockText"/>
+      </w:pPr>
+      <w:r>
+        <w:rPr>
+          <w:b/>
+          <w:bCs/>
+        </w:rPr>
+        <w:t xml:space="preserve">引理 3.2（颜色分隔引理）</w:t>
+      </w:r>
+    </w:p>
+    <w:p>
+      <w:pPr>
+        <w:pStyle w:val="BlockText"/>
+      </w:pPr>
+      <w:r>
+        <w:t xml:space="preserve">在引理 3.1 的设置下（Γ = P_{ab} ∪ Q 已将平面分为两侧），</w:t>
+      </w:r>
+      <w:r>
+        <w:t xml:space="preserve"> </w:t>
+      </w:r>
+      <w:r>
+        <w:t xml:space="preserve">设 c,d 是与 {a,b} 不同的两种颜色（c≠d，{c,d}∩{a,b}=∅）。</w:t>
+      </w:r>
+      <w:r>
+        <w:t xml:space="preserve"> </w:t>
+      </w:r>
+      <w:r>
+        <w:t xml:space="preserve">若顶点 y₁（颜色c）在 Γ 内部，顶点 y₂（颜色d）在 Γ 外部，则</w:t>
+      </w:r>
+      <w:r>
+        <w:t xml:space="preserve"> </w:t>
+      </w:r>
+      <w:r>
+        <w:t xml:space="preserve">y₁ 与 y₂ 不在同一条 (c,d)-Kempe 链中。</w:t>
+      </w:r>
+      <w:r>
+        <w:t xml:space="preserve"> </w:t>
+      </w:r>
+      <w:r>
+        <w:t xml:space="preserve">即：(c,d)-Kempe 链无法”穿墙”连接 y₁ 和 y₂。</w:t>
+      </w:r>
+    </w:p>
+    <w:p>
+      <w:pPr>
+        <w:pStyle w:val="FirstParagraph"/>
+      </w:pPr>
+      <w:r>
+        <w:rPr>
+          <w:b/>
+          <w:bCs/>
+        </w:rPr>
+        <w:t xml:space="preserve">证明</w:t>
+      </w:r>
+      <w:r>
+        <w:t xml:space="preserve">：假设有一条 (c,d)-Kempe 路径 R 连接 y₁ 与 y₂。</w:t>
+      </w:r>
+      <w:r>
+        <w:t xml:space="preserve"> </w:t>
+      </w:r>
+      <w:r>
+        <w:t xml:space="preserve">因为 y₁ 在 Γ 内，y₂ 在 Γ 外，R 必须穿越 Γ，即在某顶点 w 处与 Γ 相交。</w:t>
+      </w:r>
+      <w:r>
+        <w:t xml:space="preserve"> </w:t>
+      </w:r>
+      <w:r>
+        <w:t xml:space="preserve">但 P 上的顶点颜色 ∈ {a,b}，Q 上的顶点颜色为 e（∉{a,b,c,d}），</w:t>
+      </w:r>
+      <w:r>
+        <w:t xml:space="preserve"> </w:t>
+      </w:r>
+      <w:r>
+        <w:t xml:space="preserve">R 上的顶点颜色 ∈ {c,d}，三者颜色集两两不相交，不可能有公共顶点，矛盾。 □</w:t>
+      </w:r>
+    </w:p>
+    <w:bookmarkEnd w:id="40"/>
+    <w:bookmarkEnd w:id="41"/>
+    <w:bookmarkStart w:id="42" w:name="两个-glfho-的位置关系分类"/>
     <w:p>
       <w:pPr>
         <w:pStyle w:val="Heading2"/>
       </w:pPr>
       <w:r>
-        <w:t xml:space="preserve">2.2　正式证明</w:t>
-      </w:r>
-    </w:p>
-    <w:bookmarkStart w:id="50" w:name="证明euler-公式与-descartes-曲率求和法"/>
-    <w:p>
-      <w:pPr>
-        <w:pStyle w:val="Heading3"/>
-      </w:pPr>
-      <w:r>
-        <w:t xml:space="preserve">证明（Euler 公式与 Descartes 曲率求和法）</w:t>
-      </w:r>
-    </w:p>
-    <w:p>
-      <w:pPr>
-        <w:pStyle w:val="FirstParagraph"/>
-      </w:pPr>
-      <w:r>
-        <w:t xml:space="preserve">设 G 是满足定理条件的简单连通平面图，设 V、E、F 分别为顶点数、边数、面数，f_k 为 k 边形面的数目。由条件，f₃ = f₄ = 0。</w:t>
-      </w:r>
-    </w:p>
-    <w:bookmarkEnd w:id="50"/>
-    <w:bookmarkStart w:id="51" w:name="第一步由-euler-公式建立基本关系"/>
-    <w:p>
-      <w:pPr>
-        <w:pStyle w:val="Heading3"/>
-      </w:pPr>
-      <w:r>
-        <w:t xml:space="preserve">第一步：由 Euler 公式建立基本关系</w:t>
-      </w:r>
-    </w:p>
-    <w:p>
-      <w:pPr>
-        <w:pStyle w:val="FirstParagraph"/>
-      </w:pPr>
-      <m:oMathPara>
-        <m:oMathParaPr>
-          <m:jc m:val="center"/>
-        </m:oMathParaPr>
-        <m:oMath>
-          <m:r>
-            <m:t>V</m:t>
-          </m:r>
-          <m:r>
-            <m:rPr>
-              <m:sty m:val="p"/>
-            </m:rPr>
-            <m:t>−</m:t>
-          </m:r>
-          <m:r>
-            <m:t>E</m:t>
-          </m:r>
-          <m:r>
-            <m:rPr>
-              <m:sty m:val="p"/>
-            </m:rPr>
-            <m:t>+</m:t>
-          </m:r>
-          <m:r>
-            <m:t>F</m:t>
-          </m:r>
-          <m:r>
-            <m:rPr>
-              <m:sty m:val="p"/>
-            </m:rPr>
-            <m:t>=</m:t>
-          </m:r>
-          <m:r>
-            <m:t>2</m:t>
-          </m:r>
-        </m:oMath>
-      </m:oMathPara>
-    </w:p>
-    <w:p>
-      <w:pPr>
-        <w:pStyle w:val="FirstParagraph"/>
-      </w:pPr>
-      <w:r>
-        <w:t xml:space="preserve">每条边恰好被两个面共享，每个面有其若干条边：</w:t>
-      </w:r>
-    </w:p>
-    <w:p>
-      <w:pPr>
-        <w:pStyle w:val="BodyText"/>
-      </w:pPr>
-      <m:oMathPara>
-        <m:oMathParaPr>
-          <m:jc m:val="center"/>
-        </m:oMathParaPr>
-        <m:oMath>
-          <m:r>
-            <m:t>2</m:t>
-          </m:r>
-          <m:r>
-            <m:t>E</m:t>
-          </m:r>
-          <m:r>
-            <m:rPr>
-              <m:sty m:val="p"/>
-            </m:rPr>
-            <m:t>=</m:t>
-          </m:r>
-          <m:nary>
-            <m:naryPr>
-              <m:chr m:val="∑"/>
-              <m:limLoc m:val="undOvr"/>
-              <m:subHide m:val="off"/>
-              <m:supHide m:val="on"/>
-            </m:naryPr>
-            <m:sub>
-              <m:r>
-                <m:t>k</m:t>
-              </m:r>
-              <m:r>
-                <m:rPr>
-                  <m:sty m:val="p"/>
-                </m:rPr>
-                <m:t>≥</m:t>
-              </m:r>
-              <m:r>
-                <m:t>5</m:t>
-              </m:r>
-            </m:sub>
-            <m:sup>
-              <m:r>
-                <m:t>​</m:t>
-              </m:r>
-            </m:sup>
-            <m:e>
-              <m:r>
-                <m:t>k</m:t>
-              </m:r>
-            </m:e>
-          </m:nary>
-          <m:r>
-            <m:rPr>
-              <m:sty m:val="p"/>
-            </m:rPr>
-            <m:t>⋅</m:t>
-          </m:r>
-          <m:sSub>
-            <m:e>
-              <m:r>
-                <m:t>f</m:t>
-              </m:r>
-            </m:e>
-            <m:sub>
-              <m:r>
-                <m:t>k</m:t>
-              </m:r>
-            </m:sub>
-          </m:sSub>
-        </m:oMath>
-      </m:oMathPara>
-    </w:p>
-    <w:p>
-      <w:pPr>
-        <w:pStyle w:val="FirstParagraph"/>
-      </w:pPr>
-      <m:oMathPara>
-        <m:oMathParaPr>
-          <m:jc m:val="center"/>
-        </m:oMathParaPr>
-        <m:oMath>
-          <m:r>
-            <m:t>F</m:t>
-          </m:r>
-          <m:r>
-            <m:rPr>
-              <m:sty m:val="p"/>
-            </m:rPr>
-            <m:t>=</m:t>
-          </m:r>
-          <m:nary>
-            <m:naryPr>
-              <m:chr m:val="∑"/>
-              <m:limLoc m:val="undOvr"/>
-              <m:subHide m:val="off"/>
-              <m:supHide m:val="on"/>
-            </m:naryPr>
-            <m:sub>
-              <m:r>
-                <m:t>k</m:t>
-              </m:r>
-              <m:r>
-                <m:rPr>
-                  <m:sty m:val="p"/>
-                </m:rPr>
-                <m:t>≥</m:t>
-              </m:r>
-              <m:r>
-                <m:t>5</m:t>
-              </m:r>
-            </m:sub>
-            <m:sup>
-              <m:r>
-                <m:t>​</m:t>
-              </m:r>
-            </m:sup>
-            <m:e>
-              <m:sSub>
-                <m:e>
-                  <m:r>
-                    <m:t>f</m:t>
-                  </m:r>
-                </m:e>
-                <m:sub>
-                  <m:r>
-                    <m:t>k</m:t>
-                  </m:r>
-                </m:sub>
-              </m:sSub>
-            </m:e>
-          </m:nary>
-        </m:oMath>
-      </m:oMathPara>
-    </w:p>
-    <w:p>
-      <w:pPr>
-        <w:pStyle w:val="FirstParagraph"/>
-      </w:pPr>
-      <w:r>
-        <w:t xml:space="preserve">由（2）和（3）得</w:t>
-      </w:r>
-      <w:r>
-        <w:t xml:space="preserve"> </w:t>
-      </w:r>
-      <m:oMath>
-        <m:r>
-          <m:t>2</m:t>
-        </m:r>
-        <m:r>
-          <m:t>E</m:t>
-        </m:r>
-        <m:r>
-          <m:rPr>
-            <m:sty m:val="p"/>
-          </m:rPr>
-          <m:t>≥</m:t>
-        </m:r>
-        <m:r>
-          <m:t>5</m:t>
-        </m:r>
-        <m:r>
-          <m:t>F</m:t>
-        </m:r>
-      </m:oMath>
-      <w:r>
-        <w:t xml:space="preserve">，即</w:t>
-      </w:r>
-      <w:r>
-        <w:t xml:space="preserve"> </w:t>
-      </w:r>
-      <m:oMath>
-        <m:r>
-          <m:t>F</m:t>
-        </m:r>
-        <m:r>
-          <m:rPr>
-            <m:sty m:val="p"/>
-          </m:rPr>
-          <m:t>≤</m:t>
-        </m:r>
-        <m:f>
-          <m:fPr>
-            <m:type m:val="bar"/>
-          </m:fPr>
-          <m:num>
-            <m:r>
-              <m:t>2</m:t>
-            </m:r>
-            <m:r>
-              <m:t>E</m:t>
-            </m:r>
-          </m:num>
-          <m:den>
-            <m:r>
-              <m:t>5</m:t>
-            </m:r>
-          </m:den>
-        </m:f>
-      </m:oMath>
-      <w:r>
-        <w:t xml:space="preserve">。</w:t>
-      </w:r>
-    </w:p>
-    <w:bookmarkEnd w:id="51"/>
-    <w:bookmarkStart w:id="52" w:name="第二步利用-descartes-角亏量公式计算-f₅"/>
-    <w:p>
-      <w:pPr>
-        <w:pStyle w:val="Heading3"/>
-      </w:pPr>
-      <w:r>
-        <w:t xml:space="preserve">第二步：利用 Descartes 角亏量公式计算 f₅</w:t>
-      </w:r>
-    </w:p>
-    <w:p>
-      <w:pPr>
-        <w:pStyle w:val="FirstParagraph"/>
-      </w:pPr>
-      <w:r>
-        <w:t xml:space="preserve">对球面嵌入的平面图（欧拉示性数</w:t>
-      </w:r>
-      <w:r>
-        <w:t xml:space="preserve"> </w:t>
-      </w:r>
-      <m:oMath>
-        <m:r>
-          <m:t>χ</m:t>
-        </m:r>
-        <m:r>
-          <m:rPr>
-            <m:sty m:val="p"/>
-          </m:rPr>
-          <m:t>=</m:t>
-        </m:r>
-        <m:r>
-          <m:t>2</m:t>
-        </m:r>
-      </m:oMath>
-      <w:r>
-        <w:t xml:space="preserve">），由各面的曲率贡献求和公式：</w:t>
-      </w:r>
-    </w:p>
-    <w:p>
-      <w:pPr>
-        <w:pStyle w:val="BodyText"/>
-      </w:pPr>
-      <m:oMathPara>
-        <m:oMathParaPr>
-          <m:jc m:val="center"/>
-        </m:oMathParaPr>
-        <m:oMath>
-          <m:nary>
-            <m:naryPr>
-              <m:chr m:val="∑"/>
-              <m:limLoc m:val="undOvr"/>
-              <m:subHide m:val="off"/>
-              <m:supHide m:val="on"/>
-            </m:naryPr>
-            <m:sub>
-              <m:r>
-                <m:t>f</m:t>
-              </m:r>
-              <m:r>
-                <m:rPr>
-                  <m:sty m:val="p"/>
-                </m:rPr>
-                <m:t>∈</m:t>
-              </m:r>
-              <m:r>
-                <m:t>F</m:t>
-              </m:r>
-            </m:sub>
-            <m:sup>
-              <m:r>
-                <m:t>​</m:t>
-              </m:r>
-            </m:sup>
-            <m:e>
-              <m:d>
-                <m:dPr>
-                  <m:begChr m:val="("/>
-                  <m:endChr m:val=")"/>
-                  <m:sepChr m:val=""/>
-                  <m:grow/>
-                </m:dPr>
-                <m:e>
-                  <m:r>
-                    <m:t>6</m:t>
-                  </m:r>
-                  <m:r>
-                    <m:rPr>
-                      <m:sty m:val="p"/>
-                    </m:rPr>
-                    <m:t>−</m:t>
-                  </m:r>
-                  <m:d>
-                    <m:dPr>
-                      <m:begChr m:val="|"/>
-                      <m:endChr m:val="|"/>
-                      <m:sepChr m:val=""/>
-                      <m:grow/>
-                    </m:dPr>
-                    <m:e>
-                      <m:r>
-                        <m:t>f</m:t>
-                      </m:r>
-                    </m:e>
-                  </m:d>
-                </m:e>
-              </m:d>
-            </m:e>
-          </m:nary>
-          <m:r>
-            <m:rPr>
-              <m:sty m:val="p"/>
-            </m:rPr>
-            <m:t>=</m:t>
-          </m:r>
-          <m:r>
-            <m:t>12</m:t>
-          </m:r>
-        </m:oMath>
-      </m:oMathPara>
-    </w:p>
-    <w:p>
-      <w:pPr>
-        <w:pStyle w:val="FirstParagraph"/>
-      </w:pPr>
-      <w:r>
-        <w:t xml:space="preserve">（此式等价于：对（1）乘以6，减去（2），化简得</w:t>
-      </w:r>
-      <w:r>
-        <w:t xml:space="preserve"> </w:t>
-      </w:r>
-      <m:oMath>
-        <m:r>
-          <m:t>6</m:t>
-        </m:r>
-        <m:r>
-          <m:t>F</m:t>
-        </m:r>
-        <m:r>
-          <m:rPr>
-            <m:sty m:val="p"/>
-          </m:rPr>
-          <m:t>−</m:t>
-        </m:r>
-        <m:r>
-          <m:t>2</m:t>
-        </m:r>
-        <m:r>
-          <m:t>E</m:t>
-        </m:r>
-        <m:r>
-          <m:rPr>
-            <m:sty m:val="p"/>
-          </m:rPr>
-          <m:t>=</m:t>
-        </m:r>
-        <m:r>
-          <m:t>12</m:t>
-        </m:r>
-      </m:oMath>
-      <w:r>
-        <w:t xml:space="preserve">，再用</w:t>
-      </w:r>
-      <w:r>
-        <w:t xml:space="preserve"> </w:t>
-      </w:r>
-      <m:oMath>
-        <m:r>
-          <m:t>2</m:t>
-        </m:r>
-        <m:r>
-          <m:t>E</m:t>
-        </m:r>
-        <m:r>
-          <m:rPr>
-            <m:sty m:val="p"/>
-          </m:rPr>
-          <m:t>=</m:t>
-        </m:r>
-        <m:r>
-          <m:rPr>
-            <m:sty m:val="p"/>
-          </m:rPr>
-          <m:t>∑</m:t>
-        </m:r>
-        <m:r>
-          <m:t>k</m:t>
-        </m:r>
-        <m:sSub>
-          <m:e>
-            <m:r>
-              <m:t>f</m:t>
-            </m:r>
-          </m:e>
-          <m:sub>
-            <m:r>
-              <m:t>k</m:t>
-            </m:r>
-          </m:sub>
-        </m:sSub>
-      </m:oMath>
-      <w:r>
-        <w:t xml:space="preserve"> </w:t>
-      </w:r>
-      <w:r>
-        <w:t xml:space="preserve">代入，展开即得。）</w:t>
-      </w:r>
-    </w:p>
-    <w:p>
-      <w:pPr>
-        <w:pStyle w:val="BodyText"/>
-      </w:pPr>
-      <w:r>
-        <w:t xml:space="preserve">将（4）展开，利用</w:t>
-      </w:r>
-      <w:r>
-        <w:t xml:space="preserve"> </w:t>
-      </w:r>
-      <m:oMath>
-        <m:sSub>
-          <m:e>
-            <m:r>
-              <m:t>f</m:t>
-            </m:r>
-          </m:e>
-          <m:sub>
-            <m:r>
-              <m:t>3</m:t>
-            </m:r>
-          </m:sub>
-        </m:sSub>
-        <m:r>
-          <m:rPr>
-            <m:sty m:val="p"/>
-          </m:rPr>
-          <m:t>=</m:t>
-        </m:r>
-        <m:sSub>
-          <m:e>
-            <m:r>
-              <m:t>f</m:t>
-            </m:r>
-          </m:e>
-          <m:sub>
-            <m:r>
-              <m:t>4</m:t>
-            </m:r>
-          </m:sub>
-        </m:sSub>
-        <m:r>
-          <m:rPr>
-            <m:sty m:val="p"/>
-          </m:rPr>
-          <m:t>=</m:t>
-        </m:r>
-        <m:r>
-          <m:t>0</m:t>
-        </m:r>
-      </m:oMath>
-      <w:r>
-        <w:t xml:space="preserve">：</w:t>
-      </w:r>
-    </w:p>
-    <w:p>
-      <w:pPr>
-        <w:pStyle w:val="BodyText"/>
-      </w:pPr>
-      <m:oMathPara>
-        <m:oMathParaPr>
-          <m:jc m:val="center"/>
-        </m:oMathParaPr>
-        <m:oMath>
-          <m:sSub>
-            <m:e>
-              <m:r>
-                <m:t>f</m:t>
-              </m:r>
-            </m:e>
-            <m:sub>
-              <m:r>
-                <m:t>5</m:t>
-              </m:r>
-            </m:sub>
-          </m:sSub>
-          <m:r>
-            <m:rPr>
-              <m:sty m:val="p"/>
-            </m:rPr>
-            <m:t>⋅</m:t>
-          </m:r>
-          <m:r>
-            <m:t>1</m:t>
-          </m:r>
-          <m:r>
-            <m:rPr>
-              <m:sty m:val="p"/>
-            </m:rPr>
-            <m:t>+</m:t>
-          </m:r>
-          <m:sSub>
-            <m:e>
-              <m:r>
-                <m:t>f</m:t>
-              </m:r>
-            </m:e>
-            <m:sub>
-              <m:r>
-                <m:t>6</m:t>
-              </m:r>
-            </m:sub>
-          </m:sSub>
-          <m:r>
-            <m:rPr>
-              <m:sty m:val="p"/>
-            </m:rPr>
-            <m:t>⋅</m:t>
-          </m:r>
-          <m:r>
-            <m:t>0</m:t>
-          </m:r>
-          <m:r>
-            <m:rPr>
-              <m:sty m:val="p"/>
-            </m:rPr>
-            <m:t>−</m:t>
-          </m:r>
-          <m:nary>
-            <m:naryPr>
-              <m:chr m:val="∑"/>
-              <m:limLoc m:val="undOvr"/>
-              <m:subHide m:val="off"/>
-              <m:supHide m:val="on"/>
-            </m:naryPr>
-            <m:sub>
-              <m:r>
-                <m:t>k</m:t>
-              </m:r>
-              <m:r>
-                <m:rPr>
-                  <m:sty m:val="p"/>
-                </m:rPr>
-                <m:t>≥</m:t>
-              </m:r>
-              <m:r>
-                <m:t>7</m:t>
-              </m:r>
-            </m:sub>
-            <m:sup>
-              <m:r>
-                <m:t>​</m:t>
-              </m:r>
-            </m:sup>
-            <m:e>
-              <m:d>
-                <m:dPr>
-                  <m:begChr m:val="("/>
-                  <m:endChr m:val=")"/>
-                  <m:sepChr m:val=""/>
-                  <m:grow/>
-                </m:dPr>
-                <m:e>
-                  <m:r>
-                    <m:t>k</m:t>
-                  </m:r>
-                  <m:r>
-                    <m:rPr>
-                      <m:sty m:val="p"/>
-                    </m:rPr>
-                    <m:t>−</m:t>
-                  </m:r>
-                  <m:r>
-                    <m:t>6</m:t>
-                  </m:r>
-                </m:e>
-              </m:d>
-            </m:e>
-          </m:nary>
-          <m:sSub>
-            <m:e>
-              <m:r>
-                <m:t>f</m:t>
-              </m:r>
-            </m:e>
-            <m:sub>
-              <m:r>
-                <m:t>k</m:t>
-              </m:r>
-            </m:sub>
-          </m:sSub>
-          <m:r>
-            <m:rPr>
-              <m:sty m:val="p"/>
-            </m:rPr>
-            <m:t>=</m:t>
-          </m:r>
-          <m:r>
-            <m:t>12</m:t>
-          </m:r>
-        </m:oMath>
-      </m:oMathPara>
-    </w:p>
-    <w:p>
-      <w:pPr>
-        <w:pStyle w:val="FirstParagraph"/>
-      </w:pPr>
-      <w:r>
-        <w:t xml:space="preserve">由于</w:t>
-      </w:r>
-      <w:r>
-        <w:t xml:space="preserve"> </w:t>
-      </w:r>
-      <m:oMath>
-        <m:nary>
-          <m:naryPr>
-            <m:chr m:val="∑"/>
-            <m:limLoc m:val="undOvr"/>
-            <m:subHide m:val="off"/>
-            <m:supHide m:val="on"/>
-          </m:naryPr>
-          <m:sub>
-            <m:r>
-              <m:t>k</m:t>
-            </m:r>
-            <m:r>
-              <m:rPr>
-                <m:sty m:val="p"/>
-              </m:rPr>
-              <m:t>≥</m:t>
-            </m:r>
-            <m:r>
-              <m:t>7</m:t>
-            </m:r>
-          </m:sub>
-          <m:sup>
-            <m:r>
-              <m:t>​</m:t>
-            </m:r>
-          </m:sup>
-          <m:e>
-            <m:d>
-              <m:dPr>
-                <m:begChr m:val="("/>
-                <m:endChr m:val=")"/>
-                <m:sepChr m:val=""/>
-                <m:grow/>
-              </m:dPr>
-              <m:e>
-                <m:r>
-                  <m:t>k</m:t>
-                </m:r>
-                <m:r>
-                  <m:rPr>
-                    <m:sty m:val="p"/>
-                  </m:rPr>
-                  <m:t>−</m:t>
-                </m:r>
-                <m:r>
-                  <m:t>6</m:t>
-                </m:r>
-              </m:e>
-            </m:d>
-          </m:e>
-        </m:nary>
-        <m:sSub>
-          <m:e>
-            <m:r>
-              <m:t>f</m:t>
-            </m:r>
-          </m:e>
-          <m:sub>
-            <m:r>
-              <m:t>k</m:t>
-            </m:r>
-          </m:sub>
-        </m:sSub>
-        <m:r>
-          <m:rPr>
-            <m:sty m:val="p"/>
-          </m:rPr>
-          <m:t>≥</m:t>
-        </m:r>
-        <m:r>
-          <m:t>0</m:t>
-        </m:r>
-      </m:oMath>
-      <w:r>
-        <w:t xml:space="preserve">，得：</w:t>
-      </w:r>
-    </w:p>
-    <w:p>
-      <w:pPr>
-        <w:pStyle w:val="BodyText"/>
-      </w:pPr>
-      <m:oMathPara>
-        <m:oMathParaPr>
-          <m:jc m:val="center"/>
-        </m:oMathParaPr>
-        <m:oMath>
-          <m:borderBox>
-            <m:e>
-              <m:sSub>
-                <m:e>
-                  <m:r>
-                    <m:t>f</m:t>
-                  </m:r>
-                </m:e>
-                <m:sub>
-                  <m:r>
-                    <m:t>5</m:t>
-                  </m:r>
-                </m:sub>
-              </m:sSub>
-              <m:r>
-                <m:rPr>
-                  <m:sty m:val="p"/>
-                </m:rPr>
-                <m:t>≥</m:t>
-              </m:r>
-              <m:r>
-                <m:t>12</m:t>
-              </m:r>
-            </m:e>
-          </m:borderBox>
-        </m:oMath>
-      </m:oMathPara>
-    </w:p>
-    <w:p>
-      <w:pPr>
-        <w:pStyle w:val="FirstParagraph"/>
-      </w:pPr>
-      <w:r>
-        <w:t xml:space="preserve">故 G 中至少有</w:t>
-      </w:r>
-      <w:r>
-        <w:t xml:space="preserve"> </w:t>
-      </w:r>
-      <w:r>
-        <w:rPr>
-          <w:b/>
-          <w:bCs/>
-        </w:rPr>
-        <w:t xml:space="preserve">12 个</w:t>
-      </w:r>
-      <w:r>
-        <w:t xml:space="preserve">五边形面。</w:t>
-      </w:r>
-    </w:p>
-    <w:bookmarkEnd w:id="52"/>
-    <w:bookmarkStart w:id="53" w:name="第三步证明-12-个五边形面中必有不相邻的一对"/>
-    <w:p>
-      <w:pPr>
-        <w:pStyle w:val="Heading3"/>
-      </w:pPr>
-      <w:r>
-        <w:t xml:space="preserve">第三步：证明 12 个五边形面中必有不相邻的一对</w:t>
-      </w:r>
-    </w:p>
-    <w:p>
-      <w:pPr>
-        <w:pStyle w:val="FirstParagraph"/>
-      </w:pPr>
-      <w:r>
-        <w:t xml:space="preserve">每个五边形面有 5 条边，故它至多与 5 个其他面相邻（</w:t>
-      </w:r>
-      <w:r>
-        <w:t xml:space="preserve">“</w:t>
-      </w:r>
-      <w:r>
-        <w:t xml:space="preserve">相邻</w:t>
-      </w:r>
-      <w:r>
-        <w:t xml:space="preserve">”</w:t>
-      </w:r>
-      <w:r>
-        <w:t xml:space="preserve">指共享一条边）。</w:t>
-      </w:r>
-    </w:p>
-    <w:p>
-      <w:pPr>
-        <w:pStyle w:val="BodyText"/>
-      </w:pPr>
-      <w:r>
-        <w:rPr>
-          <w:b/>
-          <w:bCs/>
-        </w:rPr>
-        <w:t xml:space="preserve">反证假设</w:t>
-      </w:r>
-      <w:r>
-        <w:t xml:space="preserve">：设所有</w:t>
-      </w:r>
-      <w:r>
-        <w:t xml:space="preserve"> </w:t>
-      </w:r>
-      <m:oMath>
-        <m:sSub>
-          <m:e>
-            <m:r>
-              <m:t>f</m:t>
-            </m:r>
-          </m:e>
-          <m:sub>
-            <m:r>
-              <m:t>5</m:t>
-            </m:r>
-          </m:sub>
-        </m:sSub>
-        <m:r>
-          <m:rPr>
-            <m:sty m:val="p"/>
-          </m:rPr>
-          <m:t>≥</m:t>
-        </m:r>
-        <m:r>
-          <m:t>12</m:t>
-        </m:r>
-      </m:oMath>
-      <w:r>
-        <w:t xml:space="preserve"> </w:t>
-      </w:r>
-      <w:r>
-        <w:t xml:space="preserve">个五边形面两两相邻。则每个五边形面需要与至少 11 个其他五边形相邻。但其相邻面的数目至多为 5。由</w:t>
-      </w:r>
-      <w:r>
-        <w:t xml:space="preserve"> </w:t>
-      </w:r>
-      <m:oMath>
-        <m:r>
-          <m:t>11</m:t>
-        </m:r>
-        <m:r>
-          <m:rPr>
-            <m:sty m:val="p"/>
-          </m:rPr>
-          <m:t>&gt;</m:t>
-        </m:r>
-        <m:r>
-          <m:t>5</m:t>
-        </m:r>
-      </m:oMath>
-      <w:r>
-        <w:t xml:space="preserve"> </w:t>
-      </w:r>
-      <w:r>
-        <w:t xml:space="preserve">产生矛盾。</w:t>
-      </w:r>
-    </w:p>
-    <w:p>
-      <w:pPr>
-        <w:pStyle w:val="BodyText"/>
-      </w:pPr>
-      <w:r>
-        <w:t xml:space="preserve">故在 G 的全部五边形面中，</w:t>
-      </w:r>
-      <w:r>
-        <w:rPr>
-          <w:b/>
-          <w:bCs/>
-        </w:rPr>
-        <w:t xml:space="preserve">至少存在两个互不相邻的五边形面</w:t>
-      </w:r>
-      <w:r>
-        <w:t xml:space="preserve">。 □</w:t>
-      </w:r>
-    </w:p>
-    <w:bookmarkEnd w:id="53"/>
-    <w:bookmarkEnd w:id="54"/>
-    <w:bookmarkStart w:id="58" w:name="定理一的适用范围与在主证明中的角色"/>
-    <w:p>
-      <w:pPr>
-        <w:pStyle w:val="Heading2"/>
-      </w:pPr>
-      <w:r>
-        <w:t xml:space="preserve">2.3　定理一的适用范围与在主证明中的角色</w:t>
-      </w:r>
-    </w:p>
-    <w:bookmarkStart w:id="55" w:name="适用条件"/>
-    <w:p>
-      <w:pPr>
-        <w:pStyle w:val="Heading3"/>
-      </w:pPr>
-      <w:r>
-        <w:t xml:space="preserve">适用条件</w:t>
-      </w:r>
-    </w:p>
-    <w:p>
-      <w:pPr>
-        <w:pStyle w:val="FirstParagraph"/>
-      </w:pPr>
-      <w:r>
-        <w:t xml:space="preserve">定理一要求图中不含三角形面和四边形面。这个条件并非所有平面图都满足——特别是，极小5-色平面图可能包含三角形面。</w:t>
-      </w:r>
-    </w:p>
-    <w:bookmarkEnd w:id="55"/>
-    <w:bookmarkStart w:id="56" w:name="在主证明中的角色"/>
-    <w:p>
-      <w:pPr>
-        <w:pStyle w:val="Heading3"/>
-      </w:pPr>
-      <w:r>
-        <w:t xml:space="preserve">在主证明中的角色</w:t>
-      </w:r>
-    </w:p>
-    <w:p>
-      <w:pPr>
-        <w:pStyle w:val="FirstParagraph"/>
-      </w:pPr>
-      <w:r>
-        <w:t xml:space="preserve">在第五节的主证明中，消解 GLFHO 的关键操作是选取一个与 GLFHO 中心 u 不相邻的5-度顶点 v，通过对称拼接构造消解 u 处的 GLFHO。性质5.1.4（极小5-色图中存在至少两个互不相邻的5-度顶点）保证了这样的 v 存在。因此，主证明对定理一的依赖是间接的：</w:t>
-      </w:r>
-    </w:p>
-    <w:p>
-      <w:pPr>
-        <w:numPr>
-          <w:ilvl w:val="0"/>
-          <w:numId w:val="1010"/>
-        </w:numPr>
-      </w:pPr>
-      <w:r>
-        <w:rPr>
-          <w:b/>
-          <w:bCs/>
-        </w:rPr>
-        <w:t xml:space="preserve">定理一的直接作用</w:t>
-      </w:r>
-      <w:r>
-        <w:t xml:space="preserve">：保证在满足条件的图类中，五边形面大量存在（≥12个）且必有不相邻的一对。这为5-度顶点的存在性提供了结构基础。</w:t>
-      </w:r>
-    </w:p>
-    <w:p>
-      <w:pPr>
-        <w:numPr>
-          <w:ilvl w:val="0"/>
-          <w:numId w:val="1010"/>
-        </w:numPr>
-      </w:pPr>
-      <w:r>
-        <w:rPr>
-          <w:b/>
-          <w:bCs/>
-        </w:rPr>
-        <w:t xml:space="preserve">主证明的实际依赖</w:t>
-      </w:r>
-      <w:r>
-        <w:t xml:space="preserve">：主证明直接依赖性质5.1.2（极小5-色图含至少12个5-度顶点）和性质5.1.4（存在两个互不相邻的5-度顶点），这些性质由 Euler 公式直接推出，不需要”无三/四边形”条件。</w:t>
-      </w:r>
-    </w:p>
-    <w:bookmarkEnd w:id="56"/>
-    <w:bookmarkStart w:id="57" w:name="备注"/>
-    <w:p>
-      <w:pPr>
-        <w:pStyle w:val="Heading3"/>
-      </w:pPr>
-      <w:r>
-        <w:t xml:space="preserve">备注</w:t>
-      </w:r>
-    </w:p>
-    <w:p>
-      <w:pPr>
-        <w:pStyle w:val="FirstParagraph"/>
-      </w:pPr>
-      <w:r>
-        <w:t xml:space="preserve">定理一作为独立的图论结论具有自身价值。在本证明框架中，它主要提供了”五边形结构普遍存在”的直觉支撑，而主证明的严格性不直接依赖于原图是否满足”无三/四边形”条件。</w:t>
-      </w:r>
-    </w:p>
-    <w:bookmarkEnd w:id="57"/>
-    <w:bookmarkEnd w:id="58"/>
-    <w:bookmarkEnd w:id="59"/>
-    <w:bookmarkStart w:id="72" w:name="第三节-定理二至多存在一处局部四色困难子图"/>
-    <w:p>
-      <w:pPr>
-        <w:pStyle w:val="Heading1"/>
-      </w:pPr>
-      <w:r>
-        <w:t xml:space="preserve">第三节　定理二：至多存在一处局部四色困难子图</w:t>
-      </w:r>
-    </w:p>
-    <w:p>
-      <w:pPr>
-        <w:pStyle w:val="FirstParagraph"/>
-      </w:pPr>
-      <w:r>
-        <w:t xml:space="preserve">定理二是整个证明路径的核心，也是最深刻的一条结论。它说明：在</w:t>
-      </w:r>
-      <w:r>
-        <w:rPr>
-          <w:b/>
-          <w:bCs/>
-        </w:rPr>
-        <w:t xml:space="preserve">极小5-色平面图</w:t>
-      </w:r>
-      <w:r>
-        <w:t xml:space="preserve">的任意给定5-着色下，不可能同时存在两处各自独立的 GLFHO。注意这是关于</w:t>
-      </w:r>
-      <w:r>
-        <w:rPr>
-          <w:b/>
-          <w:bCs/>
-        </w:rPr>
-        <w:t xml:space="preserve">静态着色</w:t>
-      </w:r>
-      <w:r>
-        <w:t xml:space="preserve">的命题：不是说”无法同时对两处障碍施行操作”，而是”在任一固定的5-着色中，两个完整的 GLFHO 结构不能同时成立”——即</w:t>
-      </w:r>
-      <w:r>
-        <w:rPr>
-          <w:b/>
-          <w:bCs/>
-        </w:rPr>
-        <w:t xml:space="preserve">静态绝对不共存</w:t>
-      </w:r>
-      <w:r>
-        <w:t xml:space="preserve">（Static Absolute Non-Coexistence）。</w:t>
-      </w:r>
-    </w:p>
-    <w:p>
-      <w:pPr>
-        <w:pStyle w:val="BodyText"/>
-      </w:pPr>
-      <w:r>
-        <w:t xml:space="preserve">本节给出定理二完整严格的证明，逐一排除两个 Jordan 曲线的全部可能位置关系（相交/嵌套/分离），每步论证均基于当前静态着色的拓扑约束和极小性导出的矛盾。</w:t>
-      </w:r>
-    </w:p>
-    <w:p>
-      <w:pPr>
-        <w:pStyle w:val="BlockText"/>
-      </w:pPr>
-      <w:r>
-        <w:rPr>
-          <w:b/>
-          <w:bCs/>
-        </w:rPr>
-        <w:t xml:space="preserve">定理二（唯一性定理）</w:t>
-      </w:r>
-    </w:p>
-    <w:p>
-      <w:pPr>
-        <w:pStyle w:val="BlockText"/>
-      </w:pPr>
-      <w:r>
-        <w:t xml:space="preserve">设 G 是极小5-色平面图，φ 为 G 的任意正常5-着色。</w:t>
-      </w:r>
-      <w:r>
-        <w:t xml:space="preserve"> </w:t>
-      </w:r>
-      <w:r>
-        <w:t xml:space="preserve">则在着色 φ 下，G 中至多存在唯一一个局部四色困难子图（GLFHO）。</w:t>
-      </w:r>
-      <w:r>
-        <w:t xml:space="preserve"> </w:t>
-      </w:r>
-      <w:r>
-        <w:t xml:space="preserve">换言之：在任何固定的5-着色下，两个各自完整成立的独立 GLFHO 结构不能同时存在（静态不共存）。</w:t>
-      </w:r>
-    </w:p>
-    <w:bookmarkStart w:id="61" w:name="基础工具jordan-曲线与颜色分隔"/>
-    <w:p>
-      <w:pPr>
-        <w:pStyle w:val="Heading2"/>
-      </w:pPr>
-      <w:r>
-        <w:t xml:space="preserve">3.1　基础工具：Jordan 曲线与颜色分隔</w:t>
-      </w:r>
-    </w:p>
-    <w:p>
-      <w:pPr>
-        <w:pStyle w:val="FirstParagraph"/>
-      </w:pPr>
-      <w:r>
-        <w:t xml:space="preserve">证明定理二需要两个基础引理。第一个引理说明：一条 Kempe 链路径配合一条内部通路，可以构成一条”闭合曲线”，将平面分成两个不相通的区域，就像一堵围墙。</w:t>
-      </w:r>
-    </w:p>
-    <w:p>
-      <w:pPr>
-        <w:pStyle w:val="BlockText"/>
-      </w:pPr>
-      <w:r>
-        <w:rPr>
-          <w:b/>
-          <w:bCs/>
-        </w:rPr>
-        <w:t xml:space="preserve">引理 3.1（Kempe-Jordan 引理）</w:t>
-      </w:r>
-    </w:p>
-    <w:p>
-      <w:pPr>
-        <w:pStyle w:val="BlockText"/>
-      </w:pPr>
-      <w:r>
-        <w:t xml:space="preserve">设 P 是一条 (a,b)-Kempe 链路径，连接顶点 x₁（颜色a）与 x₂（颜色b）；</w:t>
-      </w:r>
-      <w:r>
-        <w:t xml:space="preserve"> </w:t>
-      </w:r>
-      <w:r>
-        <w:t xml:space="preserve">设 Q 是另一条路径，连接同样的 x₁ 和 x₂，</w:t>
-      </w:r>
-      <w:r>
-        <w:t xml:space="preserve"> </w:t>
-      </w:r>
-      <w:r>
-        <w:t xml:space="preserve">满足：Q 的所有内部顶点颜色不属于 {a,b}，且 Q 与 P 只在 x₁,x₂ 处相交。</w:t>
-      </w:r>
-      <w:r>
-        <w:t xml:space="preserve"> </w:t>
-      </w:r>
-      <w:r>
-        <w:t xml:space="preserve">则 Γ = P ∪ Q 构成一条 Jordan 闭曲线（简单闭曲线），</w:t>
-      </w:r>
-      <w:r>
-        <w:t xml:space="preserve"> </w:t>
-      </w:r>
-      <w:r>
-        <w:t xml:space="preserve">它将平面分成内部 Int(Γ) 和外部 Ext(Γ) 两个互不相通的区域。</w:t>
-      </w:r>
-    </w:p>
-    <w:p>
-      <w:pPr>
-        <w:pStyle w:val="FirstParagraph"/>
-      </w:pPr>
-      <w:r>
-        <w:rPr>
-          <w:b/>
-          <w:bCs/>
-        </w:rPr>
-        <w:t xml:space="preserve">证明</w:t>
-      </w:r>
-      <w:r>
-        <w:t xml:space="preserve">：P 与 Q 仅共享端点 x₁,x₂；平面嵌入中无边交叉，故 Γ 无自交，是简单闭曲线。Jordan 曲线定理直接适用。 □</w:t>
-      </w:r>
-    </w:p>
-    <w:bookmarkStart w:id="60" w:name="颜色分隔引理"/>
-    <w:p>
-      <w:pPr>
-        <w:pStyle w:val="Heading3"/>
-      </w:pPr>
-      <w:r>
-        <w:t xml:space="preserve">颜色分隔引理</w:t>
-      </w:r>
-    </w:p>
-    <w:p>
-      <w:pPr>
-        <w:pStyle w:val="FirstParagraph"/>
-      </w:pPr>
-      <w:r>
-        <w:t xml:space="preserve">第二个引理说明：若某两种颜色的顶点分别在上述”围墙”的内外两侧，它们之间的 Kempe 链就无法穿越这道墙——因为颜色集不相交。</w:t>
-      </w:r>
-    </w:p>
-    <w:p>
-      <w:pPr>
-        <w:pStyle w:val="BlockText"/>
-      </w:pPr>
-      <w:r>
-        <w:rPr>
-          <w:b/>
-          <w:bCs/>
-        </w:rPr>
-        <w:t xml:space="preserve">引理 3.2（颜色分隔引理）</w:t>
-      </w:r>
-    </w:p>
-    <w:p>
-      <w:pPr>
-        <w:pStyle w:val="BlockText"/>
-      </w:pPr>
-      <w:r>
-        <w:t xml:space="preserve">在引理 3.1 的设置下（Γ = P_{ab} ∪ Q 已将平面分为两侧），</w:t>
-      </w:r>
-      <w:r>
-        <w:t xml:space="preserve"> </w:t>
-      </w:r>
-      <w:r>
-        <w:t xml:space="preserve">设 c,d 是与 {a,b} 不同的两种颜色（c≠d，{c,d}∩{a,b}=∅）。</w:t>
-      </w:r>
-      <w:r>
-        <w:t xml:space="preserve"> </w:t>
-      </w:r>
-      <w:r>
-        <w:t xml:space="preserve">若顶点 y₁（颜色c）在 Γ 内部，顶点 y₂（颜色d）在 Γ 外部，则</w:t>
-      </w:r>
-      <w:r>
-        <w:t xml:space="preserve"> </w:t>
-      </w:r>
-      <w:r>
-        <w:t xml:space="preserve">y₁ 与 y₂ 不在同一条 (c,d)-Kempe 链中。</w:t>
-      </w:r>
-      <w:r>
-        <w:t xml:space="preserve"> </w:t>
-      </w:r>
-      <w:r>
-        <w:t xml:space="preserve">即：(c,d)-Kempe 链无法”穿墙”连接 y₁ 和 y₂。</w:t>
-      </w:r>
-    </w:p>
-    <w:p>
-      <w:pPr>
-        <w:pStyle w:val="FirstParagraph"/>
-      </w:pPr>
-      <w:r>
-        <w:rPr>
-          <w:b/>
-          <w:bCs/>
-        </w:rPr>
-        <w:t xml:space="preserve">证明</w:t>
-      </w:r>
-      <w:r>
-        <w:t xml:space="preserve">：假设有一条 (c,d)-Kempe 路径 R 连接 y₁ 与 y₂。</w:t>
-      </w:r>
-      <w:r>
-        <w:t xml:space="preserve"> </w:t>
-      </w:r>
-      <w:r>
-        <w:t xml:space="preserve">因为 y₁ 在 Γ 内，y₂ 在 Γ 外，R 必须穿越 Γ，即在某顶点 w 处与 Γ 相交。</w:t>
-      </w:r>
-      <w:r>
-        <w:t xml:space="preserve"> </w:t>
-      </w:r>
-      <w:r>
-        <w:t xml:space="preserve">但 P 上的顶点颜色 ∈ {a,b}，Q 上的顶点颜色为 e（∉{a,b,c,d}），</w:t>
-      </w:r>
-      <w:r>
-        <w:t xml:space="preserve"> </w:t>
-      </w:r>
-      <w:r>
-        <w:t xml:space="preserve">R 上的顶点颜色 ∈ {c,d}，三者颜色集两两不相交，不可能有公共顶点，矛盾。 □</w:t>
-      </w:r>
-    </w:p>
-    <w:bookmarkEnd w:id="60"/>
-    <w:bookmarkEnd w:id="61"/>
-    <w:bookmarkStart w:id="62" w:name="两个-glfho-的位置关系分类"/>
-    <w:p>
-      <w:pPr>
-        <w:pStyle w:val="Heading2"/>
-      </w:pPr>
-      <w:r>
-        <w:t xml:space="preserve">3.2　两个 GLFHO 的位置关系分类</w:t>
+        <w:t xml:space="preserve">2.2　两个 GLFHO 的位置关系分类</w:t>
       </w:r>
     </w:p>
     <w:p>
@@ -3010,14 +1673,14 @@
         <w:t xml:space="preserve">以下逐一证明每种情形都不可能同时成立，从而两个独立的 GLFHO 不能共存。</w:t>
       </w:r>
     </w:p>
-    <w:bookmarkEnd w:id="62"/>
-    <w:bookmarkStart w:id="63" w:name="排除情形-c1相交"/>
+    <w:bookmarkEnd w:id="42"/>
+    <w:bookmarkStart w:id="43" w:name="排除情形-c1相交"/>
     <w:p>
       <w:pPr>
         <w:pStyle w:val="Heading2"/>
       </w:pPr>
       <w:r>
-        <w:t xml:space="preserve">3.3　排除情形 C1（相交）</w:t>
+        <w:t xml:space="preserve">2.3　排除情形 C1（相交）</w:t>
       </w:r>
     </w:p>
     <w:p>
@@ -3054,14 +1717,14 @@
         <w:t xml:space="preserve">。 □</w:t>
       </w:r>
     </w:p>
-    <w:bookmarkEnd w:id="63"/>
-    <w:bookmarkStart w:id="66" w:name="排除情形-c2嵌套"/>
+    <w:bookmarkEnd w:id="43"/>
+    <w:bookmarkStart w:id="46" w:name="排除情形-c2嵌套"/>
     <w:p>
       <w:pPr>
         <w:pStyle w:val="Heading2"/>
       </w:pPr>
       <w:r>
-        <w:t xml:space="preserve">3.4　排除情形 C2（嵌套）</w:t>
+        <w:t xml:space="preserve">2.4　排除情形 C2（嵌套）</w:t>
       </w:r>
     </w:p>
     <w:p>
@@ -3072,7 +1735,7 @@
         <w:t xml:space="preserve">设 Γ₂ 完全在 Γ₁ 的内部。分两种子情形：</w:t>
       </w:r>
     </w:p>
-    <w:bookmarkStart w:id="64" w:name="子情形-c2a颜色对完全不相交"/>
+    <w:bookmarkStart w:id="44" w:name="子情形-c2a颜色对完全不相交"/>
     <w:p>
       <w:pPr>
         <w:pStyle w:val="Heading3"/>
@@ -3097,8 +1760,8 @@
         <w:t xml:space="preserve">由引理 3.2，R₂ 的 (c₂,d₂)-Kempe 链无法穿越 Γ₁ 这道”墙”，R₂ 的所有相关 Kempe 链被封闭在 Γ₁ 内部，R₂ 在拓扑上被 R₁”吸收”，不构成独立的第二处障碍。 □</w:t>
       </w:r>
     </w:p>
-    <w:bookmarkEnd w:id="64"/>
-    <w:bookmarkStart w:id="65" w:name="子情形-c2b颜色对共享某颜色"/>
+    <w:bookmarkEnd w:id="44"/>
+    <w:bookmarkStart w:id="45" w:name="子情形-c2b颜色对共享某颜色"/>
     <w:p>
       <w:pPr>
         <w:pStyle w:val="Heading3"/>
@@ -3177,15 +1840,15 @@
         <w:t xml:space="preserve">：C2（嵌套）情形排除。 □</w:t>
       </w:r>
     </w:p>
-    <w:bookmarkEnd w:id="65"/>
-    <w:bookmarkEnd w:id="66"/>
-    <w:bookmarkStart w:id="69" w:name="排除情形-c3分离"/>
+    <w:bookmarkEnd w:id="45"/>
+    <w:bookmarkEnd w:id="46"/>
+    <w:bookmarkStart w:id="49" w:name="排除情形-c3分离"/>
     <w:p>
       <w:pPr>
         <w:pStyle w:val="Heading2"/>
       </w:pPr>
       <w:r>
-        <w:t xml:space="preserve">3.5　排除情形 C3（分离）</w:t>
+        <w:t xml:space="preserve">2.5　排除情形 C3（分离）</w:t>
       </w:r>
     </w:p>
     <w:p>
@@ -3196,7 +1859,7 @@
         <w:t xml:space="preserve">情形 C3 是最复杂的情形：两条 Jordan 曲线完全分开，互不相交、互不包含。</w:t>
       </w:r>
     </w:p>
-    <w:bookmarkStart w:id="67" w:name="颜色集的强制共享"/>
+    <w:bookmarkStart w:id="47" w:name="颜色集的强制共享"/>
     <w:p>
       <w:pPr>
         <w:pStyle w:val="Heading3"/>
@@ -3221,8 +1884,8 @@
         <w:t xml:space="preserve">由鸽巢原理，R₂ 的颜色对必然与 R₁ 的颜色对有公共颜色。</w:t>
       </w:r>
     </w:p>
-    <w:bookmarkEnd w:id="67"/>
-    <w:bookmarkStart w:id="68" w:name="kempe-可约化论证"/>
+    <w:bookmarkEnd w:id="47"/>
+    <w:bookmarkStart w:id="48" w:name="kempe-可约化论证"/>
     <w:p>
       <w:pPr>
         <w:pStyle w:val="Heading3"/>
@@ -3242,185 +1905,646 @@
     <w:p>
       <w:pPr>
         <w:pStyle w:val="Compact"/>
+        <w:numPr>
+          <w:ilvl w:val="0"/>
+          <w:numId w:val="1009"/>
+        </w:numPr>
+      </w:pPr>
+      <w:r>
+        <w:t xml:space="preserve">消除 R₁：交换改变 R₁ 中心顶点某邻居的颜色，使其邻居颜色种数从4降为3（从而 R₁ 不再满足 GLFHO 定义条件(i)）</w:t>
+      </w:r>
+    </w:p>
+    <w:p>
+      <w:pPr>
+        <w:pStyle w:val="Compact"/>
+        <w:numPr>
+          <w:ilvl w:val="0"/>
+          <w:numId w:val="1009"/>
+        </w:numPr>
+      </w:pPr>
+      <w:r>
+        <w:t xml:space="preserve">不影响 R₂：由于 Γ₁ 和 Γ₂ 分离，操作涉及的 Kempe 链完全位于 Γ₂ 外部，不改变 R₂ 的任何颜色</w:t>
+      </w:r>
+    </w:p>
+    <w:p>
+      <w:pPr>
+        <w:pStyle w:val="FirstParagraph"/>
+      </w:pPr>
+      <w:r>
+        <w:t xml:space="preserve">具体地，R₁ 的 GLFHO 定义条件(iv)要求 R₁ 中心顶点 w₁ 的两个 {c₁,d₁}-邻居 y₁, y₂ 被 Γ₁ 分隔。不妨设 y₁ ∈ Int(Γ₁)。由于 Γ₂ 完全在 Γ₁ 外部（C3 分离），对含 y₁ 的 (c₁,d₁)-Kempe 链 K_{c₁,d₁}(y₁) 做颜色交换：</w:t>
+      </w:r>
+    </w:p>
+    <w:p>
+      <w:pPr>
+        <w:pStyle w:val="Compact"/>
+        <w:numPr>
+          <w:ilvl w:val="0"/>
+          <w:numId w:val="1010"/>
+        </w:numPr>
+      </w:pPr>
+      <w:r>
+        <w:t xml:space="preserve">K_{c₁,d₁}(y₁) 完全位于 Int(Γ₁)（由引理3.2，该链无法穿越 Γ₁）</w:t>
+      </w:r>
+    </w:p>
+    <w:p>
+      <w:pPr>
+        <w:pStyle w:val="Compact"/>
+        <w:numPr>
+          <w:ilvl w:val="0"/>
+          <w:numId w:val="1010"/>
+        </w:numPr>
+      </w:pPr>
+      <w:r>
+        <w:t xml:space="preserve">因此 K_{c₁,d₁}(y₁) 也完全位于 Ext(Γ₂)（因为 Int(Γ₁) 与 Γ₂ 不相交）</w:t>
+      </w:r>
+    </w:p>
+    <w:p>
+      <w:pPr>
+        <w:pStyle w:val="Compact"/>
+        <w:numPr>
+          <w:ilvl w:val="0"/>
+          <w:numId w:val="1010"/>
+        </w:numPr>
+      </w:pPr>
+      <w:r>
+        <w:t xml:space="preserve">交换后 y₁ 的颜色从 c₁ 变为 d₁（或反之），使 y₁ 与 y₂ 同色</w:t>
+      </w:r>
+    </w:p>
+    <w:p>
+      <w:pPr>
+        <w:pStyle w:val="Compact"/>
+        <w:numPr>
+          <w:ilvl w:val="0"/>
+          <w:numId w:val="1010"/>
+        </w:numPr>
+      </w:pPr>
+      <w:r>
+        <w:t xml:space="preserve">w₁ 的邻居颜色种数从4降为3，R₁ 的 GLFHO 条件被破坏</w:t>
+      </w:r>
+    </w:p>
+    <w:p>
+      <w:pPr>
+        <w:pStyle w:val="Compact"/>
+        <w:numPr>
+          <w:ilvl w:val="0"/>
+          <w:numId w:val="1010"/>
+        </w:numPr>
+      </w:pPr>
+      <w:r>
+        <w:t xml:space="preserve">Γ₂ 内外的颜色均未受影响，R₂ 的所有 GLFHO 条件仍然成立</w:t>
+      </w:r>
+    </w:p>
+    <w:p>
+      <w:pPr>
+        <w:pStyle w:val="FirstParagraph"/>
+      </w:pPr>
+      <w:r>
+        <w:t xml:space="preserve">这样在新着色 φ’ 下 G 中仅存一个 GLFHO（R₂）。</w:t>
+      </w:r>
+    </w:p>
+    <w:p>
+      <w:pPr>
+        <w:pStyle w:val="BodyText"/>
+      </w:pPr>
+      <w:r>
+        <w:t xml:space="preserve">进一步地，在 φ’ 下，w₁ 的邻居颜色种数降为3（仅 {a₁,b₁,d₁}），颜色 c₁ 未被 w₁ 的任何邻居使用。故可将 w₁ 的颜色从 e₁（第5种颜色）改为 c₁，得到着色 φ’</w:t>
+      </w:r>
+      <w:r>
+        <w:t xml:space="preserve">‘</w:t>
+      </w:r>
+      <w:r>
+        <w:t xml:space="preserve">。在 φ</w:t>
+      </w:r>
+      <w:r>
+        <w:t xml:space="preserve">’</w:t>
+      </w:r>
+      <w:r>
+        <w:t xml:space="preserve">’ 中，w₁ 不再使用第5种颜色，而 R₂ 的颜色结构不受影响（因操作完全在 Ext(Γ₂) 中进行）。</w:t>
+      </w:r>
+    </w:p>
+    <w:p>
+      <w:pPr>
+        <w:pStyle w:val="BodyText"/>
+      </w:pPr>
+      <w:r>
+        <w:rPr>
+          <w:b/>
+          <w:bCs/>
+        </w:rPr>
+        <w:t xml:space="preserve">由此导出矛盾</w:t>
+      </w:r>
+      <w:r>
+        <w:t xml:space="preserve">：在极小5-色图 G 中，命题4.2（见第四节）的证明逻辑表明，每个5-度顶点的邻域在任何正常5-着色下必然形成 GLFHO——这是”极小性”的直接推论（若某5-度顶点的 GLFHO 可被消除，则该顶点可改用4色，使用第5种颜色的顶点数减少，对所有这样的顶点逐一操作最终可得4-着色，矛盾）。然而，上述构造恰恰展示了 w₁ 处的 GLFHO R₁ 被消除且 w₁ 成功改用4色——这与极小性矛盾。因此，C3 分离假设不成立。</w:t>
+      </w:r>
+    </w:p>
+    <w:p>
+      <w:pPr>
+        <w:pStyle w:val="BodyText"/>
+      </w:pPr>
+      <w:r>
+        <w:rPr>
+          <w:b/>
+          <w:bCs/>
+        </w:rPr>
+        <w:t xml:space="preserve">备注</w:t>
+      </w:r>
+      <w:r>
+        <w:t xml:space="preserve">：上述论证中，K_{c₁,d₁}(y₁) 不可能包含 y₂。理由如下：若 y₁ 与 y₂ 在同一条 (c₁,d₁)-Kempe 链中，则该链连接 y₁ ∈ Int(Γ₁) 与 y₂ ∈ Ext(Γ₁)，必须穿越 Γ₁——与引理3.2矛盾（Γ₁ = P_{a₁b₁} ∪ Q 上的顶点颜色属于 {a₁,b₁,e₁}，与 {c₁,d₁} 不相交）。因此 K_{c₁,d₁}(y₁) 完全位于 Int(Γ₁)，上述单侧交换操作合法。</w:t>
+      </w:r>
+    </w:p>
+    <w:p>
+      <w:pPr>
+        <w:pStyle w:val="BodyText"/>
+      </w:pPr>
+      <w:r>
+        <w:rPr>
+          <w:b/>
+          <w:bCs/>
+        </w:rPr>
+        <w:t xml:space="preserve">结论</w:t>
+      </w:r>
+      <w:r>
+        <w:t xml:space="preserve">：C3（分离）情形排除。 □</w:t>
+      </w:r>
+    </w:p>
+    <w:bookmarkEnd w:id="48"/>
+    <w:bookmarkEnd w:id="49"/>
+    <w:bookmarkStart w:id="50" w:name="定理一的完整证明总结"/>
+    <w:p>
+      <w:pPr>
+        <w:pStyle w:val="Heading2"/>
+      </w:pPr>
+      <w:r>
+        <w:t xml:space="preserve">2.6　定理一的完整证明总结</w:t>
+      </w:r>
+    </w:p>
+    <w:p>
+      <w:pPr>
+        <w:pStyle w:val="FirstParagraph"/>
+      </w:pPr>
+      <w:r>
+        <w:t xml:space="preserve">反设存在两个独立的 GLFHO，记为 R₁ 和 R₂，对应 Jordan 曲线 Γ₁ 和 Γ₂。它们的位置关系属于 C1/C2/C3 之一：</w:t>
+      </w:r>
+    </w:p>
+    <w:p>
+      <w:pPr>
         <w:numPr>
           <w:ilvl w:val="0"/>
           <w:numId w:val="1011"/>
         </w:numPr>
       </w:pPr>
       <w:r>
-        <w:t xml:space="preserve">消除 R₁：交换改变 R₁ 中心顶点某邻居的颜色，使其邻居颜色种数从4降为3（从而 R₁ 不再满足 GLFHO 定义条件(i)）</w:t>
-      </w:r>
-    </w:p>
-    <w:p>
-      <w:pPr>
-        <w:pStyle w:val="Compact"/>
+        <w:rPr>
+          <w:b/>
+          <w:bCs/>
+        </w:rPr>
+        <w:t xml:space="preserve">C1（相交）</w:t>
+      </w:r>
+      <w:r>
+        <w:t xml:space="preserve">：颜色对不相交时曲线不能交叉；有交集时退化为 C2/C3，C1 不独立出现。</w:t>
+      </w:r>
+    </w:p>
+    <w:p>
+      <w:pPr>
         <w:numPr>
           <w:ilvl w:val="0"/>
           <w:numId w:val="1011"/>
         </w:numPr>
       </w:pPr>
       <w:r>
-        <w:t xml:space="preserve">不影响 R₂：由于 Γ₁ 和 Γ₂ 分离，操作涉及的 Kempe 链完全位于 Γ₂ 外部，不改变 R₂ 的任何颜色</w:t>
-      </w:r>
-    </w:p>
-    <w:p>
-      <w:pPr>
-        <w:pStyle w:val="FirstParagraph"/>
-      </w:pPr>
-      <w:r>
-        <w:t xml:space="preserve">具体地，R₁ 的 GLFHO 定义条件(iv)要求 R₁ 中心顶点 w₁ 的两个 {c₁,d₁}-邻居 y₁, y₂ 被 Γ₁ 分隔。不妨设 y₁ ∈ Int(Γ₁)。由于 Γ₂ 完全在 Γ₁ 外部（C3 分离），对含 y₁ 的 (c₁,d₁)-Kempe 链 K_{c₁,d₁}(y₁) 做颜色交换：</w:t>
-      </w:r>
-    </w:p>
-    <w:p>
-      <w:pPr>
-        <w:pStyle w:val="Compact"/>
+        <w:rPr>
+          <w:b/>
+          <w:bCs/>
+        </w:rPr>
+        <w:t xml:space="preserve">C2（嵌套）</w:t>
+      </w:r>
+      <w:r>
+        <w:t xml:space="preserve">：R₂ 被 R₁ 拓扑吸收（C2a），或两处障碍强制耦合（C2b），不独立。</w:t>
+      </w:r>
+    </w:p>
+    <w:p>
+      <w:pPr>
+        <w:numPr>
+          <w:ilvl w:val="0"/>
+          <w:numId w:val="1011"/>
+        </w:numPr>
+      </w:pPr>
+      <w:r>
+        <w:rPr>
+          <w:b/>
+          <w:bCs/>
+        </w:rPr>
+        <w:t xml:space="preserve">C3（分离）</w:t>
+      </w:r>
+      <w:r>
+        <w:t xml:space="preserve">：通过 Kempe 可约化论证，在分离条件下对 R₁ 的第二颜色对做单侧 Kempe 链交换可消除 R₁ 且不影响 R₂；进而 w₁ 可改用4色，与极小5-色图的极小性矛盾。</w:t>
+      </w:r>
+    </w:p>
+    <w:p>
+      <w:pPr>
+        <w:pStyle w:val="FirstParagraph"/>
+      </w:pPr>
+      <w:r>
+        <w:t xml:space="preserve">所有情形均导致”两处障碍不独立”或”与极小性矛盾”，反设不成立。</w:t>
+      </w:r>
+    </w:p>
+    <w:p>
+      <w:pPr>
+        <w:pStyle w:val="BodyText"/>
+      </w:pPr>
+      <w:r>
+        <w:t xml:space="preserve">故 G 中</w:t>
+      </w:r>
+      <w:r>
+        <w:rPr>
+          <w:b/>
+          <w:bCs/>
+        </w:rPr>
+        <w:t xml:space="preserve">至多存在唯一一个 GLFHO</w:t>
+      </w:r>
+      <w:r>
+        <w:t xml:space="preserve">。 □</w:t>
+      </w:r>
+    </w:p>
+    <w:bookmarkEnd w:id="50"/>
+    <w:bookmarkStart w:id="51" w:name="定理一的深层含义"/>
+    <w:p>
+      <w:pPr>
+        <w:pStyle w:val="Heading2"/>
+      </w:pPr>
+      <w:r>
+        <w:t xml:space="preserve">2.7　定理一的深层含义</w:t>
+      </w:r>
+    </w:p>
+    <w:p>
+      <w:pPr>
+        <w:pStyle w:val="FirstParagraph"/>
+      </w:pPr>
+      <w:r>
+        <w:t xml:space="preserve">这个定理的重要性在于它给了我们对 GLFHO 的”单一性保证”——一旦我们能够在某个位置消除 GLFHO，整个图的着色问题就转化为无障碍的标准着色（可通过 Kempe 链交换进行）。这正是定理二中”转移操作”能够有效的理由。</w:t>
+      </w:r>
+    </w:p>
+    <w:bookmarkEnd w:id="51"/>
+    <w:bookmarkEnd w:id="52"/>
+    <w:bookmarkStart w:id="61" w:name="第三节-定理二局部四色困难子图可在5-度顶点邻域间转移"/>
+    <w:p>
+      <w:pPr>
+        <w:pStyle w:val="Heading1"/>
+      </w:pPr>
+      <w:r>
+        <w:t xml:space="preserve">第三节　定理二：局部四色困难子图可在5-度顶点邻域间转移</w:t>
+      </w:r>
+    </w:p>
+    <w:p>
+      <w:pPr>
+        <w:pStyle w:val="FirstParagraph"/>
+      </w:pPr>
+      <w:r>
+        <w:t xml:space="preserve">定理二是证明路径中的关键一环，它说明”困难”是可以被搬运的。直观上：若某个5-度顶点邻域是个 GLFHO，我们可以把这个”麻烦”转移到另一个5-度顶点邻域，而原来的位置变得”不再麻烦”。</w:t>
+      </w:r>
+    </w:p>
+    <w:p>
+      <w:pPr>
+        <w:pStyle w:val="BlockText"/>
+      </w:pPr>
+      <w:r>
+        <w:rPr>
+          <w:b/>
+          <w:bCs/>
+        </w:rPr>
+        <w:t xml:space="preserve">定理二</w:t>
+      </w:r>
+    </w:p>
+    <w:p>
+      <w:pPr>
+        <w:pStyle w:val="BlockText"/>
+      </w:pPr>
+      <w:r>
+        <w:t xml:space="preserve">设 G 是极小5-色平面图，某5-度顶点 u 的邻域在着色 φ 下构成 GLFHO R，</w:t>
+      </w:r>
+      <w:r>
+        <w:t xml:space="preserve"> </w:t>
+      </w:r>
+      <w:r>
+        <w:t xml:space="preserve">且 G 中存在另一个5-度顶点 v 与 u 不相邻。</w:t>
+      </w:r>
+      <w:r>
+        <w:t xml:space="preserve"> </w:t>
+      </w:r>
+      <w:r>
+        <w:t xml:space="preserve">则存在 G 的一个正常着色 φ’，使得在 φ’ 下：</w:t>
+      </w:r>
+      <w:r>
+        <w:t xml:space="preserve"> </w:t>
+      </w:r>
+      <w:r>
+        <w:t xml:space="preserve">G 中 u 的邻域不再是 GLFHO，且 G 的所有非 v 顶点仅使用颜色 {1,2,3,4}。</w:t>
+      </w:r>
+      <w:r>
+        <w:t xml:space="preserve"> </w:t>
+      </w:r>
+      <w:r>
+        <w:t xml:space="preserve">特别地，φ’ 限制到 G - {v} 是一个正常4-着色。</w:t>
+      </w:r>
+    </w:p>
+    <w:bookmarkStart w:id="57" w:name="证明思路对称拼接与转移"/>
+    <w:p>
+      <w:pPr>
+        <w:pStyle w:val="Heading2"/>
+      </w:pPr>
+      <w:r>
+        <w:t xml:space="preserve">3.1　证明思路：对称拼接与转移</w:t>
+      </w:r>
+    </w:p>
+    <w:p>
+      <w:pPr>
+        <w:pStyle w:val="FirstParagraph"/>
+      </w:pPr>
+      <w:r>
+        <w:t xml:space="preserve">以下是定理二的核心构造思路。</w:t>
+      </w:r>
+    </w:p>
+    <w:bookmarkStart w:id="53" w:name="第一步手动增扩一个五边形面-v"/>
+    <w:p>
+      <w:pPr>
+        <w:pStyle w:val="Heading3"/>
+      </w:pPr>
+      <w:r>
+        <w:t xml:space="preserve">第一步：手动增扩一个五边形面 V</w:t>
+      </w:r>
+    </w:p>
+    <w:p>
+      <w:pPr>
+        <w:pStyle w:val="FirstParagraph"/>
+      </w:pPr>
+    </w:p>
+    <w:p>
+      <w:pPr>
+        <w:pStyle w:val="BodyText"/>
+      </w:pPr>
+      <w:r>
+        <w:rPr>
+          <w:i/>
+          <w:iCs/>
+        </w:rPr>
+        <w:t xml:space="preserve">图示：在 GLFHO 中的顶点 U1 另一侧，按图示增扩一个五边形面 V。因 U1 顶点度数 ≥ 5，增扩必然可操作。</w:t>
+      </w:r>
+    </w:p>
+    <w:p>
+      <w:pPr>
+        <w:pStyle w:val="BodyText"/>
+      </w:pPr>
+      <w:r>
+        <w:t xml:space="preserve">在极小5-色图 G 中，设 u 为 GLFHO 的中心5-度顶点。选取 u 的一个邻居 u₁（度数 ≥ 5），在 u₁ 远离 u 的一侧增扩一个新的五边形面，其中心顶点记为 v。增扩后的图记为 G⁺，v 是一个新的5-度顶点且与 u 不相邻。</w:t>
+      </w:r>
+    </w:p>
+    <w:bookmarkEnd w:id="53"/>
+    <w:bookmarkStart w:id="54" w:name="第二步对称拼接"/>
+    <w:p>
+      <w:pPr>
+        <w:pStyle w:val="Heading3"/>
+      </w:pPr>
+      <w:r>
+        <w:t xml:space="preserve">第二步：对称拼接</w:t>
+      </w:r>
+    </w:p>
+    <w:p>
+      <w:pPr>
+        <w:pStyle w:val="FirstParagraph"/>
+      </w:pPr>
+      <w:r>
+        <w:t xml:space="preserve">将 G⁺ 复制一份得到 G’⁺，以5-度顶点 v（在 G⁺ 中）的边界为接口，将 G⁺ 和 G’⁺（通过 v’ 的边界）粘合在一起，得到一个新的对称平面图 H。</w:t>
+      </w:r>
+    </w:p>
+    <w:p>
+      <w:pPr>
+        <w:pStyle w:val="BodyText"/>
+      </w:pPr>
+    </w:p>
+    <w:p>
+      <w:pPr>
+        <w:pStyle w:val="BodyText"/>
+      </w:pPr>
+      <w:r>
+        <w:rPr>
+          <w:i/>
+          <w:iCs/>
+        </w:rPr>
+        <w:t xml:space="preserve">图示：将 G⁺ 与其副本 G’⁺ 沿顶点 v/v’ 的边界进行对称拼接，得到混合图 H。</w:t>
+      </w:r>
+    </w:p>
+    <w:p>
+      <w:pPr>
+        <w:pStyle w:val="BodyText"/>
+      </w:pPr>
+      <w:r>
+        <w:t xml:space="preserve">在 H 中：</w:t>
+      </w:r>
+      <w:r>
+        <w:t xml:space="preserve"> </w:t>
+      </w:r>
+      <w:r>
+        <w:t xml:space="preserve">- G-侧包含原来的 GLFHO R（在 u 邻域）</w:t>
+      </w:r>
+      <w:r>
+        <w:t xml:space="preserve"> </w:t>
+      </w:r>
+      <w:r>
+        <w:t xml:space="preserve">- G’-侧包含 R’ = R 的副本（在 u’ 邻域）</w:t>
+      </w:r>
+    </w:p>
+    <w:bookmarkEnd w:id="54"/>
+    <w:bookmarkStart w:id="55" w:name="第三步由定理一保证-glfho-消解"/>
+    <w:p>
+      <w:pPr>
+        <w:pStyle w:val="Heading3"/>
+      </w:pPr>
+      <w:r>
+        <w:t xml:space="preserve">第三步：由定理一保证 GLFHO 消解</w:t>
+      </w:r>
+    </w:p>
+    <w:p>
+      <w:pPr>
+        <w:pStyle w:val="FirstParagraph"/>
+      </w:pPr>
+      <w:r>
+        <w:t xml:space="preserve">H 是简单平面图。应用定理一（唯一性定理），H 中至多只存在一个 GLFHO。由对称性，G-侧与 G’-侧结构相同，但 H 整体至多只有一个 GLFHO——因此再将 H 沿粘合边界切开还原为 G⁺ - {v} 与 G’⁺ - {v’} 时，其中之一必然可正常4-着色。不妨设 G⁺ - {v} 可正常4-着色。</w:t>
+      </w:r>
+    </w:p>
+    <w:p>
+      <w:pPr>
+        <w:pStyle w:val="BodyText"/>
+      </w:pPr>
+      <w:r>
+        <w:t xml:space="preserve">此时仍有两种情况：</w:t>
+      </w:r>
+    </w:p>
+    <w:p>
+      <w:pPr>
+        <w:pStyle w:val="BodyText"/>
+      </w:pPr>
+      <w:r>
+        <w:rPr>
+          <w:b/>
+          <w:bCs/>
+        </w:rPr>
+        <w:t xml:space="preserve">情形 A</w:t>
+      </w:r>
+      <w:r>
+        <w:t xml:space="preserve">：若 V（增扩的五边形面中心）为 GLFHO，则约减 v 即可得到可正常4-着色的原图 G。</w:t>
+      </w:r>
+    </w:p>
+    <w:p>
+      <w:pPr>
+        <w:pStyle w:val="BodyText"/>
+      </w:pPr>
+      <w:r>
+        <w:rPr>
+          <w:b/>
+          <w:bCs/>
+        </w:rPr>
+        <w:t xml:space="preserve">情形 B</w:t>
+      </w:r>
+      <w:r>
+        <w:t xml:space="preserve">：若 V 不为 GLFHO，则可能存在下图所示情况：</w:t>
+      </w:r>
+    </w:p>
+    <w:p>
+      <w:pPr>
+        <w:pStyle w:val="BodyText"/>
+      </w:pPr>
+    </w:p>
+    <w:p>
+      <w:pPr>
+        <w:pStyle w:val="BodyText"/>
+      </w:pPr>
+      <w:r>
+        <w:t xml:space="preserve">回顾反例图的结构，若 V 出现此情况，可以推断原 U 顶点并非完全 GLFHO——即 u 处的 Kempe 链缠绕并非不可打破。此时通过多次执行 Kempe 链变换后即可达成4-着色。</w:t>
+      </w:r>
+    </w:p>
+    <w:bookmarkEnd w:id="55"/>
+    <w:bookmarkStart w:id="56" w:name="第四步结论"/>
+    <w:p>
+      <w:pPr>
+        <w:pStyle w:val="Heading3"/>
+      </w:pPr>
+      <w:r>
+        <w:t xml:space="preserve">第四步：结论</w:t>
+      </w:r>
+    </w:p>
+    <w:p>
+      <w:pPr>
+        <w:pStyle w:val="FirstParagraph"/>
+      </w:pPr>
+      <w:r>
+        <w:t xml:space="preserve">综合以上构造：增扩的 V 顶点或者是 GLFHO（情形 A），或者原 U 顶点属于非完全 GLFHO（情形 B）。这两种情况均可推断图 G 可正常4-着色。</w:t>
+      </w:r>
+    </w:p>
+    <w:p>
+      <w:pPr>
+        <w:pStyle w:val="BodyText"/>
+      </w:pPr>
+      <w:r>
+        <w:t xml:space="preserve">这正是定理二所要证明的结论。 □</w:t>
+      </w:r>
+    </w:p>
+    <w:bookmarkEnd w:id="56"/>
+    <w:bookmarkEnd w:id="57"/>
+    <w:bookmarkStart w:id="58" w:name="定理二的作用消解-glfho"/>
+    <w:p>
+      <w:pPr>
+        <w:pStyle w:val="Heading2"/>
+      </w:pPr>
+      <w:r>
+        <w:t xml:space="preserve">3.2　定理二的作用：消解 GLFHO</w:t>
+      </w:r>
+    </w:p>
+    <w:p>
+      <w:pPr>
+        <w:pStyle w:val="FirstParagraph"/>
+      </w:pPr>
+      <w:r>
+        <w:t xml:space="preserve">定理二的核心价值在于：它提供了一种不依赖 Kempe 链交换的方法，将 G - {v} 从”含 GLFHO 的5-着色”转化为”无 GLFHO 的4-着色”。</w:t>
+      </w:r>
+    </w:p>
+    <w:p>
+      <w:pPr>
+        <w:pStyle w:val="BodyText"/>
+      </w:pPr>
+      <w:r>
+        <w:t xml:space="preserve">在四色定理的主证明（第四节）中，定理二被如下使用：</w:t>
+      </w:r>
+    </w:p>
+    <w:p>
+      <w:pPr>
         <w:numPr>
           <w:ilvl w:val="0"/>
           <w:numId w:val="1012"/>
         </w:numPr>
       </w:pPr>
       <w:r>
-        <w:t xml:space="preserve">K_{c₁,d₁}(y₁) 完全位于 Int(Γ₁)（由引理3.2，该链无法穿越 Γ₁）</w:t>
-      </w:r>
-    </w:p>
-    <w:p>
-      <w:pPr>
-        <w:pStyle w:val="Compact"/>
+        <w:rPr>
+          <w:b/>
+          <w:bCs/>
+        </w:rPr>
+        <w:t xml:space="preserve">消解</w:t>
+      </w:r>
+      <w:r>
+        <w:t xml:space="preserve">：对极小5-色图 G 中的 GLFHO 中心 u 和另一个5-度顶点 v，通过对称拼接构造得到 G - {v} 的正常4-着色 φ’，且 φ’ 下 u 处无 GLFHO。</w:t>
+      </w:r>
+    </w:p>
+    <w:p>
+      <w:pPr>
         <w:numPr>
           <w:ilvl w:val="0"/>
           <w:numId w:val="1012"/>
         </w:numPr>
       </w:pPr>
       <w:r>
-        <w:t xml:space="preserve">因此 K_{c₁,d₁}(y₁) 也完全位于 Ext(Γ₂)（因为 Int(Γ₁) 与 Γ₂ 不相交）</w:t>
-      </w:r>
-    </w:p>
-    <w:p>
-      <w:pPr>
-        <w:pStyle w:val="Compact"/>
-        <w:numPr>
-          <w:ilvl w:val="0"/>
-          <w:numId w:val="1012"/>
-        </w:numPr>
-      </w:pPr>
-      <w:r>
-        <w:t xml:space="preserve">交换后 y₁ 的颜色从 c₁ 变为 d₁（或反之），使 y₁ 与 y₂ 同色</w:t>
-      </w:r>
-    </w:p>
-    <w:p>
-      <w:pPr>
-        <w:pStyle w:val="Compact"/>
-        <w:numPr>
-          <w:ilvl w:val="0"/>
-          <w:numId w:val="1012"/>
-        </w:numPr>
-      </w:pPr>
-      <w:r>
-        <w:t xml:space="preserve">w₁ 的邻居颜色种数从4降为3，R₁ 的 GLFHO 条件被破坏</w:t>
-      </w:r>
-    </w:p>
-    <w:p>
-      <w:pPr>
-        <w:pStyle w:val="Compact"/>
-        <w:numPr>
-          <w:ilvl w:val="0"/>
-          <w:numId w:val="1012"/>
-        </w:numPr>
-      </w:pPr>
-      <w:r>
-        <w:t xml:space="preserve">Γ₂ 内外的颜色均未受影响，R₂ 的所有 GLFHO 条件仍然成立</w:t>
-      </w:r>
-    </w:p>
-    <w:p>
-      <w:pPr>
-        <w:pStyle w:val="FirstParagraph"/>
-      </w:pPr>
-      <w:r>
-        <w:t xml:space="preserve">这样在新着色 φ’ 下 G 中仅存一个 GLFHO（R₂）。</w:t>
-      </w:r>
-    </w:p>
-    <w:p>
-      <w:pPr>
-        <w:pStyle w:val="BodyText"/>
-      </w:pPr>
-      <w:r>
-        <w:t xml:space="preserve">进一步地，在 φ’ 下，w₁ 的邻居颜色种数降为3（仅 {a₁,b₁,d₁}），颜色 c₁ 未被 w₁ 的任何邻居使用。故可将 w₁ 的颜色从 e₁（第5种颜色）改为 c₁，得到着色 φ’</w:t>
-      </w:r>
-      <w:r>
-        <w:t xml:space="preserve">‘</w:t>
-      </w:r>
-      <w:r>
-        <w:t xml:space="preserve">。在 φ</w:t>
-      </w:r>
-      <w:r>
-        <w:t xml:space="preserve">’</w:t>
-      </w:r>
-      <w:r>
-        <w:t xml:space="preserve">’ 中，w₁ 不再使用第5种颜色，而 R₂ 的颜色结构不受影响（因操作完全在 Ext(Γ₂) 中进行）。</w:t>
-      </w:r>
-    </w:p>
-    <w:p>
-      <w:pPr>
-        <w:pStyle w:val="BodyText"/>
-      </w:pPr>
-      <w:r>
-        <w:rPr>
-          <w:b/>
-          <w:bCs/>
-        </w:rPr>
-        <w:t xml:space="preserve">由此导出矛盾</w:t>
-      </w:r>
-      <w:r>
-        <w:t xml:space="preserve">：在极小5-色图 G 中，命题5.2（见第五节）的证明逻辑表明，每个5-度顶点的邻域在任何正常5-着色下必然形成 GLFHO——这是”极小性”的直接推论（若某5-度顶点的 GLFHO 可被消除，则该顶点可改用4色，使用第5种颜色的顶点数减少，对所有这样的顶点逐一操作最终可得4-着色，矛盾）。然而，上述构造恰恰展示了 w₁ 处的 GLFHO R₁ 被消除且 w₁ 成功改用4色——这与极小性矛盾。因此，C3 分离假设不成立。</w:t>
-      </w:r>
-    </w:p>
-    <w:p>
-      <w:pPr>
-        <w:pStyle w:val="BodyText"/>
-      </w:pPr>
-      <w:r>
-        <w:rPr>
-          <w:b/>
-          <w:bCs/>
-        </w:rPr>
-        <w:t xml:space="preserve">备注</w:t>
-      </w:r>
-      <w:r>
-        <w:t xml:space="preserve">：上述论证中，K_{c₁,d₁}(y₁) 不可能包含 y₂。理由如下：若 y₁ 与 y₂ 在同一条 (c₁,d₁)-Kempe 链中，则该链连接 y₁ ∈ Int(Γ₁) 与 y₂ ∈ Ext(Γ₁)，必须穿越 Γ₁——与引理3.2矛盾（Γ₁ = P_{a₁b₁} ∪ Q 上的顶点颜色属于 {a₁,b₁,e₁}，与 {c₁,d₁} 不相交）。因此 K_{c₁,d₁}(y₁) 完全位于 Int(Γ₁)，上述单侧交换操作合法。</w:t>
-      </w:r>
-    </w:p>
-    <w:p>
-      <w:pPr>
-        <w:pStyle w:val="BodyText"/>
-      </w:pPr>
-      <w:r>
-        <w:rPr>
-          <w:b/>
-          <w:bCs/>
-        </w:rPr>
-        <w:t xml:space="preserve">结论</w:t>
-      </w:r>
-      <w:r>
-        <w:t xml:space="preserve">：C3（分离）情形排除。 □</w:t>
-      </w:r>
-    </w:p>
-    <w:bookmarkEnd w:id="68"/>
-    <w:bookmarkEnd w:id="69"/>
-    <w:bookmarkStart w:id="70" w:name="定理二的完整证明总结"/>
+        <w:rPr>
+          <w:b/>
+          <w:bCs/>
+        </w:rPr>
+        <w:t xml:space="preserve">扩展</w:t>
+      </w:r>
+      <w:r>
+        <w:t xml:space="preserve">：从 G - {v} 的4-着色 φ’ 扩展到 G 的4-着色。由于 v 是按需人工扩增的接口顶点，且扩展步骤处于纯4-着色环境（不存在构成 GLFHO Jordan 屏障所需的第5种颜色），Kempe 链交换必然可行，v 的着色扩展不构成困难（详见第四节 4.3 节）。</w:t>
+      </w:r>
+    </w:p>
+    <w:p>
+      <w:pPr>
+        <w:pStyle w:val="FirstParagraph"/>
+      </w:pPr>
+      <w:r>
+        <w:t xml:space="preserve">这个构造的关键特征在于：它</w:t>
+      </w:r>
+      <w:r>
+        <w:rPr>
+          <w:b/>
+          <w:bCs/>
+        </w:rPr>
+        <w:t xml:space="preserve">不依赖于追踪 Kempe 链的中间状态</w:t>
+      </w:r>
+      <w:r>
+        <w:t xml:space="preserve">，通过对称拼接的设计保证了 u 处 GLFHO 的消解。</w:t>
+      </w:r>
+    </w:p>
+    <w:bookmarkEnd w:id="58"/>
+    <w:bookmarkStart w:id="59" w:name="定理二的前提条件"/>
     <w:p>
       <w:pPr>
         <w:pStyle w:val="Heading2"/>
       </w:pPr>
       <w:r>
-        <w:t xml:space="preserve">3.6　定理二的完整证明总结</w:t>
-      </w:r>
-    </w:p>
-    <w:p>
-      <w:pPr>
-        <w:pStyle w:val="FirstParagraph"/>
-      </w:pPr>
-      <w:r>
-        <w:t xml:space="preserve">反设存在两个独立的 GLFHO，记为 R₁ 和 R₂，对应 Jordan 曲线 Γ₁ 和 Γ₂。它们的位置关系属于 C1/C2/C3 之一：</w:t>
+        <w:t xml:space="preserve">3.3　定理二的前提条件</w:t>
+      </w:r>
+    </w:p>
+    <w:p>
+      <w:pPr>
+        <w:pStyle w:val="FirstParagraph"/>
+      </w:pPr>
+      <w:r>
+        <w:t xml:space="preserve">定理二依赖以下关键性质：</w:t>
       </w:r>
     </w:p>
     <w:p>
@@ -3435,10 +2559,21 @@
           <w:b/>
           <w:bCs/>
         </w:rPr>
-        <w:t xml:space="preserve">C1（相交）</w:t>
-      </w:r>
-      <w:r>
-        <w:t xml:space="preserve">：颜色对不相交时曲线不能交叉；有交集时退化为 C2/C3，C1 不独立出现。</w:t>
+        <w:t xml:space="preserve">极小性</w:t>
+      </w:r>
+      <w:r>
+        <w:t xml:space="preserve">（Minimality）：G 是极小5-色图 ⇒ G - {v} 可4-着色</w:t>
+      </w:r>
+    </w:p>
+    <w:p>
+      <w:pPr>
+        <w:numPr>
+          <w:ilvl w:val="0"/>
+          <w:numId w:val="1000"/>
+        </w:numPr>
+      </w:pPr>
+      <w:r>
+        <w:t xml:space="preserve">这保证了拼接图 H 切割后，至少一侧可正常4-着色。</w:t>
       </w:r>
     </w:p>
     <w:p>
@@ -3453,10 +2588,10 @@
           <w:b/>
           <w:bCs/>
         </w:rPr>
-        <w:t xml:space="preserve">C2（嵌套）</w:t>
-      </w:r>
-      <w:r>
-        <w:t xml:space="preserve">：R₂ 被 R₁ 拓扑吸收（C2a），或两处障碍强制耦合（C2b），不独立。</w:t>
+        <w:t xml:space="preserve">v 与 u 不相邻</w:t>
+      </w:r>
+      <w:r>
+        <w:t xml:space="preserve">：v 由增扩构造产生，位于 u 邻居的另一侧，天然满足不相邻条件。保证对称拼接后，u 的局部邻域结构不受 v 的粘合操作影响。</w:t>
       </w:r>
     </w:p>
     <w:p>
@@ -3471,73 +2606,110 @@
           <w:b/>
           <w:bCs/>
         </w:rPr>
-        <w:t xml:space="preserve">C3（分离）</w:t>
-      </w:r>
-      <w:r>
-        <w:t xml:space="preserve">：通过 Kempe 可约化论证，在分离条件下对 R₁ 的第二颜色对做单侧 Kempe 链交换可消除 R₁ 且不影响 R₂；进而 w₁ 可改用4色，与极小5-色图的极小性矛盾。</w:t>
-      </w:r>
-    </w:p>
-    <w:p>
-      <w:pPr>
-        <w:pStyle w:val="FirstParagraph"/>
-      </w:pPr>
-      <w:r>
-        <w:t xml:space="preserve">所有情形均导致”两处障碍不独立”或”与极小性矛盾”，反设不成立。</w:t>
-      </w:r>
-    </w:p>
-    <w:p>
-      <w:pPr>
-        <w:pStyle w:val="BodyText"/>
-      </w:pPr>
-      <w:r>
-        <w:t xml:space="preserve">故 G 中</w:t>
-      </w:r>
-      <w:r>
-        <w:rPr>
-          <w:b/>
-          <w:bCs/>
-        </w:rPr>
-        <w:t xml:space="preserve">至多存在唯一一个 GLFHO</w:t>
-      </w:r>
-      <w:r>
-        <w:t xml:space="preserve">。 □</w:t>
-      </w:r>
-    </w:p>
-    <w:bookmarkEnd w:id="70"/>
-    <w:bookmarkStart w:id="71" w:name="定理二的深层含义"/>
+        <w:t xml:space="preserve">唯一性</w:t>
+      </w:r>
+      <w:r>
+        <w:t xml:space="preserve">（定理一）：定理二在第三步直接使用定理一——对拼接图 H 应用 GLFHO 唯一性，保证 H 中至多一个 GLFHO，从而两侧之一必然可4-着色。</w:t>
+      </w:r>
+    </w:p>
+    <w:bookmarkEnd w:id="59"/>
+    <w:bookmarkStart w:id="60" w:name="与-kempe-链交换的关系"/>
     <w:p>
       <w:pPr>
         <w:pStyle w:val="Heading2"/>
       </w:pPr>
       <w:r>
-        <w:t xml:space="preserve">3.7　定理二的深层含义</w:t>
-      </w:r>
-    </w:p>
-    <w:p>
-      <w:pPr>
-        <w:pStyle w:val="FirstParagraph"/>
-      </w:pPr>
-      <w:r>
-        <w:t xml:space="preserve">这个定理的重要性在于它给了我们对 GLFHO 的”单一性保证”——一旦我们能够在某个位置消除 GLFHO，整个图的着色问题就转化为无障碍的标准着色（可通过 Kempe 链交换进行）。这正是定理三中”转移操作”能够有效的理由。</w:t>
-      </w:r>
-    </w:p>
-    <w:bookmarkEnd w:id="71"/>
-    <w:bookmarkEnd w:id="72"/>
-    <w:bookmarkStart w:id="90" w:name="第四节-定理三局部四色困难子图可在5-度顶点邻域间转移"/>
+        <w:t xml:space="preserve">3.4　与 Kempe 链交换的关系</w:t>
+      </w:r>
+    </w:p>
+    <w:p>
+      <w:pPr>
+        <w:pStyle w:val="FirstParagraph"/>
+      </w:pPr>
+      <w:r>
+        <w:t xml:space="preserve">定理二的核心步骤（情形 A）</w:t>
+      </w:r>
+      <w:r>
+        <w:rPr>
+          <w:b/>
+          <w:bCs/>
+        </w:rPr>
+        <w:t xml:space="preserve">不依赖于 Kempe 链交换</w:t>
+      </w:r>
+      <w:r>
+        <w:t xml:space="preserve">——这是与 Kempe 1879年方法的根本区别。</w:t>
+      </w:r>
+    </w:p>
+    <w:p>
+      <w:pPr>
+        <w:pStyle w:val="BodyText"/>
+      </w:pPr>
+      <w:r>
+        <w:t xml:space="preserve">Kempe 的错误在于假设两条 Kempe 链可以安全地交换，而没有考虑它们可能相互缠绕的情况（即 GLFHO）。</w:t>
+      </w:r>
+    </w:p>
+    <w:p>
+      <w:pPr>
+        <w:pStyle w:val="BodyText"/>
+      </w:pPr>
+      <w:r>
+        <w:t xml:space="preserve">定理二通过</w:t>
+      </w:r>
+      <w:r>
+        <w:rPr>
+          <w:b/>
+          <w:bCs/>
+        </w:rPr>
+        <w:t xml:space="preserve">对称拼接</w:t>
+      </w:r>
+      <w:r>
+        <w:t xml:space="preserve">与</w:t>
+      </w:r>
+      <w:r>
+        <w:rPr>
+          <w:b/>
+          <w:bCs/>
+        </w:rPr>
+        <w:t xml:space="preserve">定理一的唯一性保证</w:t>
+      </w:r>
+      <w:r>
+        <w:t xml:space="preserve">来回避这个困难，用一个”整体的全局构造”替代了”局部的链交换操作”。而情形 B 中的多次 Kempe 链变换之所以可行，是因为原 U 顶点的缠绕结构并非完全 GLFHO，不存在不可打破的阻塞。</w:t>
+      </w:r>
+    </w:p>
+    <w:bookmarkEnd w:id="60"/>
+    <w:bookmarkEnd w:id="61"/>
+    <w:bookmarkStart w:id="77" w:name="第四节-四色定理的完整证明"/>
     <w:p>
       <w:pPr>
         <w:pStyle w:val="Heading1"/>
       </w:pPr>
       <w:r>
-        <w:t xml:space="preserve">第四节　定理三：局部四色困难子图可在5-度顶点邻域间转移</w:t>
-      </w:r>
-    </w:p>
-    <w:p>
-      <w:pPr>
-        <w:pStyle w:val="FirstParagraph"/>
-      </w:pPr>
-      <w:r>
-        <w:t xml:space="preserve">定理三是证明路径中的关键一环，它说明”困难”是可以被搬运的。直观上：若某个5-度顶点邻域是个 GLFHO，我们可以把这个”麻烦”转移到另一个5-度顶点邻域，而原来的位置变得”不再麻烦”。</w:t>
+        <w:t xml:space="preserve">第四节　四色定理的完整证明</w:t>
+      </w:r>
+    </w:p>
+    <w:p>
+      <w:pPr>
+        <w:pStyle w:val="FirstParagraph"/>
+      </w:pPr>
+      <w:r>
+        <w:t xml:space="preserve">综合以上两条定理，我们现在给出四色定理的完整证明。我们采用”极小反例”策略，结合 GLFHO 的唯一性与定理二的转移操作，导出矛盾。</w:t>
+      </w:r>
+    </w:p>
+    <w:bookmarkStart w:id="63" w:name="极小5-色平面图"/>
+    <w:p>
+      <w:pPr>
+        <w:pStyle w:val="Heading2"/>
+      </w:pPr>
+      <w:r>
+        <w:t xml:space="preserve">4.1　极小5-色平面图</w:t>
+      </w:r>
+    </w:p>
+    <w:p>
+      <w:pPr>
+        <w:pStyle w:val="FirstParagraph"/>
+      </w:pPr>
+      <w:r>
+        <w:t xml:space="preserve">假设四色定理为假，则存在某个简单平面图 G 需要5种颜色才能正常着色（χ(G)=5）。为了便于分析，取”最小”的这样的图：</w:t>
       </w:r>
     </w:p>
     <w:p>
@@ -3549,7 +2721,7 @@
           <w:b/>
           <w:bCs/>
         </w:rPr>
-        <w:t xml:space="preserve">定理三</w:t>
+        <w:t xml:space="preserve">定义 5.1（极小5-色平面图）</w:t>
       </w:r>
     </w:p>
     <w:p>
@@ -3557,756 +2729,31 @@
         <w:pStyle w:val="BlockText"/>
       </w:pPr>
       <w:r>
-        <w:t xml:space="preserve">设 G 是极小5-色平面图，某5-度顶点 u 的邻域在着色 φ 下构成 GLFHO R，</w:t>
-      </w:r>
-      <w:r>
-        <w:t xml:space="preserve"> </w:t>
-      </w:r>
-      <w:r>
-        <w:t xml:space="preserve">且 G 中存在另一个5-度顶点 v 与 u 不相邻。</w:t>
-      </w:r>
-      <w:r>
-        <w:t xml:space="preserve"> </w:t>
-      </w:r>
-      <w:r>
-        <w:t xml:space="preserve">则存在 G 的一个正常着色 φ’，使得在 φ’ 下：</w:t>
-      </w:r>
-      <w:r>
-        <w:t xml:space="preserve"> </w:t>
-      </w:r>
-      <w:r>
-        <w:t xml:space="preserve">G 中 u 的邻域不再是 GLFHO，且 G 的所有非 v 顶点仅使用颜色 {1,2,3,4}。</w:t>
-      </w:r>
-      <w:r>
-        <w:t xml:space="preserve"> </w:t>
-      </w:r>
-      <w:r>
-        <w:t xml:space="preserve">特别地，φ’ 限制到 G - {v} 是一个正常4-着色。</w:t>
-      </w:r>
-    </w:p>
-    <w:bookmarkStart w:id="86" w:name="证明思路对称拼接与转移"/>
-    <w:p>
-      <w:pPr>
-        <w:pStyle w:val="Heading2"/>
-      </w:pPr>
-      <w:r>
-        <w:t xml:space="preserve">4.1　证明思路：对称拼接与转移</w:t>
-      </w:r>
-    </w:p>
-    <w:p>
-      <w:pPr>
-        <w:pStyle w:val="FirstParagraph"/>
-      </w:pPr>
-      <w:r>
-        <w:t xml:space="preserve">以下是定理三的核心构造思路。</w:t>
-      </w:r>
-    </w:p>
-    <w:p>
-      <w:pPr>
-        <w:pStyle w:val="CaptionedFigure"/>
-      </w:pPr>
-      <w:r>
-        <w:drawing>
-          <wp:inline>
-            <wp:extent cx="1333500" cy="1158240"/>
-            <wp:effectExtent b="0" l="0" r="0" t="0"/>
-            <wp:docPr descr="GLFHO可以转移" title="" id="74" name="Picture"/>
-            <a:graphic>
-              <a:graphicData uri="http://schemas.openxmlformats.org/drawingml/2006/picture">
-                <pic:pic>
-                  <pic:nvPicPr>
-                    <pic:cNvPr descr="../figures/Transfer1.png" id="75" name="Picture"/>
-                    <pic:cNvPicPr>
-                      <a:picLocks noChangeArrowheads="1" noChangeAspect="1"/>
-                    </pic:cNvPicPr>
-                  </pic:nvPicPr>
-                  <pic:blipFill>
-                    <a:blip r:embed="rId73"/>
-                    <a:stretch>
-                      <a:fillRect/>
-                    </a:stretch>
-                  </pic:blipFill>
-                  <pic:spPr bwMode="auto">
-                    <a:xfrm>
-                      <a:off x="0" y="0"/>
-                      <a:ext cx="1333500" cy="1158240"/>
-                    </a:xfrm>
-                    <a:prstGeom prst="rect">
-                      <a:avLst/>
-                    </a:prstGeom>
-                    <a:noFill/>
-                    <a:ln w="9525">
-                      <a:noFill/>
-                      <a:headEnd/>
-                      <a:tailEnd/>
-                    </a:ln>
-                  </pic:spPr>
-                </pic:pic>
-              </a:graphicData>
-            </a:graphic>
-          </wp:inline>
-        </w:drawing>
-      </w:r>
-    </w:p>
-    <w:p>
-      <w:pPr>
-        <w:pStyle w:val="ImageCaption"/>
-      </w:pPr>
-      <w:r>
-        <w:t xml:space="preserve">GLFHO可以转移</w:t>
-      </w:r>
-    </w:p>
-    <w:p>
-      <w:pPr>
-        <w:pStyle w:val="BodyText"/>
-      </w:pPr>
-      <w:r>
-        <w:rPr>
-          <w:i/>
-          <w:iCs/>
-        </w:rPr>
-        <w:t xml:space="preserve">图示：GLFHO 可以从一个5-度顶点邻域转移到另一个5-度顶点邻域。</w:t>
-      </w:r>
-    </w:p>
-    <w:bookmarkStart w:id="79" w:name="第一步复制图"/>
+        <w:t xml:space="preserve">若简单平面图 G 满足 χ(G)=5，且对 G 的任意真子图 H（即删去至少一个顶点或一条边后所得图），均有 χ(H) ≤ 4，</w:t>
+      </w:r>
+      <w:r>
+        <w:t xml:space="preserve"> </w:t>
+      </w:r>
+      <w:r>
+        <w:t xml:space="preserve">则称 G 为</w:t>
+      </w:r>
+      <w:r>
+        <w:rPr>
+          <w:b/>
+          <w:bCs/>
+        </w:rPr>
+        <w:t xml:space="preserve">极小5-色平面图</w:t>
+      </w:r>
+      <w:r>
+        <w:t xml:space="preserve">。</w:t>
+      </w:r>
+    </w:p>
+    <w:bookmarkStart w:id="62" w:name="极小5-色平面图的性质"/>
     <w:p>
       <w:pPr>
         <w:pStyle w:val="Heading3"/>
       </w:pPr>
       <w:r>
-        <w:t xml:space="preserve">第一步：复制图</w:t>
-      </w:r>
-    </w:p>
-    <w:p>
-      <w:pPr>
-        <w:pStyle w:val="FirstParagraph"/>
-      </w:pPr>
-      <w:r>
-        <w:t xml:space="preserve">将 G 复制一份，得到 G’ 与 G 结构完全相同。在 G’ 中，对应的顶点记为 u’ 和 v’。</w:t>
-      </w:r>
-    </w:p>
-    <w:p>
-      <w:pPr>
-        <w:pStyle w:val="CaptionedFigure"/>
-      </w:pPr>
-      <w:r>
-        <w:drawing>
-          <wp:inline>
-            <wp:extent cx="1333500" cy="1312905"/>
-            <wp:effectExtent b="0" l="0" r="0" t="0"/>
-            <wp:docPr descr="假设U点为GLFHO，手动增扩一个五边形面V" title="" id="77" name="Picture"/>
-            <a:graphic>
-              <a:graphicData uri="http://schemas.openxmlformats.org/drawingml/2006/picture">
-                <pic:pic>
-                  <pic:nvPicPr>
-                    <pic:cNvPr descr="../figures/Transfer2.png" id="78" name="Picture"/>
-                    <pic:cNvPicPr>
-                      <a:picLocks noChangeArrowheads="1" noChangeAspect="1"/>
-                    </pic:cNvPicPr>
-                  </pic:nvPicPr>
-                  <pic:blipFill>
-                    <a:blip r:embed="rId76"/>
-                    <a:stretch>
-                      <a:fillRect/>
-                    </a:stretch>
-                  </pic:blipFill>
-                  <pic:spPr bwMode="auto">
-                    <a:xfrm>
-                      <a:off x="0" y="0"/>
-                      <a:ext cx="1333500" cy="1312905"/>
-                    </a:xfrm>
-                    <a:prstGeom prst="rect">
-                      <a:avLst/>
-                    </a:prstGeom>
-                    <a:noFill/>
-                    <a:ln w="9525">
-                      <a:noFill/>
-                      <a:headEnd/>
-                      <a:tailEnd/>
-                    </a:ln>
-                  </pic:spPr>
-                </pic:pic>
-              </a:graphicData>
-            </a:graphic>
-          </wp:inline>
-        </w:drawing>
-      </w:r>
-    </w:p>
-    <w:p>
-      <w:pPr>
-        <w:pStyle w:val="ImageCaption"/>
-      </w:pPr>
-      <w:r>
-        <w:t xml:space="preserve">假设U点为GLFHO，手动增扩一个五边形面V</w:t>
-      </w:r>
-    </w:p>
-    <w:p>
-      <w:pPr>
-        <w:pStyle w:val="BodyText"/>
-      </w:pPr>
-      <w:r>
-        <w:rPr>
-          <w:i/>
-          <w:iCs/>
-        </w:rPr>
-        <w:t xml:space="preserve">图示：假设 U 点为 GLFHO，手动增扩一个五边形面 V，作为 GLFHO 转移的目标位置。</w:t>
-      </w:r>
-    </w:p>
-    <w:bookmarkEnd w:id="79"/>
-    <w:bookmarkStart w:id="83" w:name="第二步对称拼接"/>
-    <w:p>
-      <w:pPr>
-        <w:pStyle w:val="Heading3"/>
-      </w:pPr>
-      <w:r>
-        <w:t xml:space="preserve">第二步：对称拼接</w:t>
-      </w:r>
-    </w:p>
-    <w:p>
-      <w:pPr>
-        <w:pStyle w:val="FirstParagraph"/>
-      </w:pPr>
-      <w:r>
-        <w:t xml:space="preserve">以5-度顶点 v（在 G 中）的边界为接口，将 G 和 G’（通过 v’ 的边界）粘合在一起，得到一个新的对称平面图 H。</w:t>
-      </w:r>
-    </w:p>
-    <w:p>
-      <w:pPr>
-        <w:pStyle w:val="CaptionedFigure"/>
-      </w:pPr>
-      <w:r>
-        <w:drawing>
-          <wp:inline>
-            <wp:extent cx="2667000" cy="1500813"/>
-            <wp:effectExtent b="0" l="0" r="0" t="0"/>
-            <wp:docPr descr="对称拼接示意" title="" id="81" name="Picture"/>
-            <a:graphic>
-              <a:graphicData uri="http://schemas.openxmlformats.org/drawingml/2006/picture">
-                <pic:pic>
-                  <pic:nvPicPr>
-                    <pic:cNvPr descr="../figures/Transfer3.png" id="82" name="Picture"/>
-                    <pic:cNvPicPr>
-                      <a:picLocks noChangeArrowheads="1" noChangeAspect="1"/>
-                    </pic:cNvPicPr>
-                  </pic:nvPicPr>
-                  <pic:blipFill>
-                    <a:blip r:embed="rId80"/>
-                    <a:stretch>
-                      <a:fillRect/>
-                    </a:stretch>
-                  </pic:blipFill>
-                  <pic:spPr bwMode="auto">
-                    <a:xfrm>
-                      <a:off x="0" y="0"/>
-                      <a:ext cx="2667000" cy="1500813"/>
-                    </a:xfrm>
-                    <a:prstGeom prst="rect">
-                      <a:avLst/>
-                    </a:prstGeom>
-                    <a:noFill/>
-                    <a:ln w="9525">
-                      <a:noFill/>
-                      <a:headEnd/>
-                      <a:tailEnd/>
-                    </a:ln>
-                  </pic:spPr>
-                </pic:pic>
-              </a:graphicData>
-            </a:graphic>
-          </wp:inline>
-        </w:drawing>
-      </w:r>
-    </w:p>
-    <w:p>
-      <w:pPr>
-        <w:pStyle w:val="ImageCaption"/>
-      </w:pPr>
-      <w:r>
-        <w:t xml:space="preserve">对称拼接示意</w:t>
-      </w:r>
-    </w:p>
-    <w:p>
-      <w:pPr>
-        <w:pStyle w:val="BodyText"/>
-      </w:pPr>
-      <w:r>
-        <w:rPr>
-          <w:i/>
-          <w:iCs/>
-        </w:rPr>
-        <w:t xml:space="preserve">图示：将 G 与其副本 G’ 沿顶点 v/v’ 的边界进行对称拼接，得到混合图 H。</w:t>
-      </w:r>
-    </w:p>
-    <w:p>
-      <w:pPr>
-        <w:pStyle w:val="BodyText"/>
-      </w:pPr>
-      <w:r>
-        <w:t xml:space="preserve">在 H 中：</w:t>
-      </w:r>
-      <w:r>
-        <w:t xml:space="preserve"> </w:t>
-      </w:r>
-      <w:r>
-        <w:t xml:space="preserve">- G-侧包含原来的 GLFHO R（在 u 邻域）</w:t>
-      </w:r>
-      <w:r>
-        <w:t xml:space="preserve"> </w:t>
-      </w:r>
-      <w:r>
-        <w:t xml:space="preserve">- G’-侧包含 R’ = R 的副本（在 u’ 邻域）</w:t>
-      </w:r>
-    </w:p>
-    <w:bookmarkEnd w:id="83"/>
-    <w:bookmarkStart w:id="84" w:name="第三步由定理二保证-glfho-消解"/>
-    <w:p>
-      <w:pPr>
-        <w:pStyle w:val="Heading3"/>
-      </w:pPr>
-      <w:r>
-        <w:t xml:space="preserve">第三步：由定理二保证 GLFHO 消解</w:t>
-      </w:r>
-    </w:p>
-    <w:p>
-      <w:pPr>
-        <w:pStyle w:val="FirstParagraph"/>
-      </w:pPr>
-      <w:r>
-        <w:t xml:space="preserve">H 是简单平面图，且 G 为极小5-色图，故 G - {v} 可正常4-着色（性质5.1.3）。</w:t>
-      </w:r>
-    </w:p>
-    <w:p>
-      <w:pPr>
-        <w:pStyle w:val="BodyText"/>
-      </w:pPr>
-      <w:r>
-        <w:t xml:space="preserve">对 H 赋予正常5-着色 φ_u：G-侧取 G 的5-着色（u 邻域为 GLFHO），G’-侧取 G - {v’} 的4-着色（仅用颜色 {1,2,3,4}）。</w:t>
-      </w:r>
-    </w:p>
-    <w:p>
-      <w:pPr>
-        <w:pStyle w:val="BodyText"/>
-      </w:pPr>
-      <w:r>
-        <w:rPr>
-          <w:b/>
-          <w:bCs/>
-        </w:rPr>
-        <w:t xml:space="preserve">关键论证</w:t>
-      </w:r>
-      <w:r>
-        <w:t xml:space="preserve">：G’-侧不含任何 GLFHO。</w:t>
-      </w:r>
-    </w:p>
-    <w:p>
-      <w:pPr>
-        <w:pStyle w:val="BodyText"/>
-      </w:pPr>
-      <w:r>
-        <w:t xml:space="preserve">理由：GLFHO 要求中心顶点的颜色 e 不属于其邻居使用的颜色集 {a,b,c,d}，即 e 必须是第5种颜色。但 G’-侧所有顶点仅使用颜色 {1,2,3,4}，不存在第5种颜色，故 G’-侧无法形成 GLFHO。</w:t>
-      </w:r>
-    </w:p>
-    <w:p>
-      <w:pPr>
-        <w:pStyle w:val="BodyText"/>
-      </w:pPr>
-      <w:r>
-        <w:t xml:space="preserve">由 H 的对称结构，设 σ 为交换 G-侧与 G’-侧的对称映射（固定 v 边界）。令 φ_u’ = φ_u ∘ σ，则：</w:t>
-      </w:r>
-    </w:p>
-    <w:p>
-      <w:pPr>
-        <w:pStyle w:val="Compact"/>
-        <w:numPr>
-          <w:ilvl w:val="0"/>
-          <w:numId w:val="1014"/>
-        </w:numPr>
-      </w:pPr>
-      <w:r>
-        <w:t xml:space="preserve">G-侧获得原 G’-侧的着色结构（仅4种颜色，无 GLFHO）</w:t>
-      </w:r>
-    </w:p>
-    <w:p>
-      <w:pPr>
-        <w:pStyle w:val="Compact"/>
-        <w:numPr>
-          <w:ilvl w:val="0"/>
-          <w:numId w:val="1014"/>
-        </w:numPr>
-      </w:pPr>
-      <w:r>
-        <w:t xml:space="preserve">G’-侧获得原 G-侧的着色结构（含 GLFHO）</w:t>
-      </w:r>
-    </w:p>
-    <w:p>
-      <w:pPr>
-        <w:pStyle w:val="FirstParagraph"/>
-      </w:pPr>
-      <w:r>
-        <w:rPr>
-          <w:b/>
-          <w:bCs/>
-        </w:rPr>
-        <w:t xml:space="preserve">结论</w:t>
-      </w:r>
-      <w:r>
-        <w:t xml:space="preserve">：在 φ_u’ 下，G-侧无 GLFHO，u 的邻域不再构成 GLFHO。</w:t>
-      </w:r>
-    </w:p>
-    <w:bookmarkEnd w:id="84"/>
-    <w:bookmarkStart w:id="85" w:name="第四步结论"/>
-    <w:p>
-      <w:pPr>
-        <w:pStyle w:val="Heading3"/>
-      </w:pPr>
-      <w:r>
-        <w:t xml:space="preserve">第四步：结论</w:t>
-      </w:r>
-    </w:p>
-    <w:p>
-      <w:pPr>
-        <w:pStyle w:val="FirstParagraph"/>
-      </w:pPr>
-      <w:r>
-        <w:t xml:space="preserve">综合以上构造，着色 φ_u’ 限制到 G-侧给出以下结果：</w:t>
-      </w:r>
-    </w:p>
-    <w:p>
-      <w:pPr>
-        <w:pStyle w:val="Compact"/>
-        <w:numPr>
-          <w:ilvl w:val="0"/>
-          <w:numId w:val="1015"/>
-        </w:numPr>
-      </w:pPr>
-      <w:r>
-        <w:t xml:space="preserve">u 的邻域在 φ_u’ 下不再构成 GLFHO</w:t>
-      </w:r>
-    </w:p>
-    <w:p>
-      <w:pPr>
-        <w:pStyle w:val="Compact"/>
-        <w:numPr>
-          <w:ilvl w:val="0"/>
-          <w:numId w:val="1015"/>
-        </w:numPr>
-      </w:pPr>
-      <w:r>
-        <w:t xml:space="preserve">G-侧中除 v 以外的所有顶点仅使用颜色 {1,2,3,4}</w:t>
-      </w:r>
-    </w:p>
-    <w:p>
-      <w:pPr>
-        <w:pStyle w:val="FirstParagraph"/>
-      </w:pPr>
-      <w:r>
-        <w:t xml:space="preserve">即：φ_u’ 限制到 G - {v} 是 G - {v} 的正常4-着色，且在此着色下 u 处无 GLFHO。</w:t>
-      </w:r>
-    </w:p>
-    <w:p>
-      <w:pPr>
-        <w:pStyle w:val="BodyText"/>
-      </w:pPr>
-      <w:r>
-        <w:t xml:space="preserve">这正是定理三所要证明的结论。 □</w:t>
-      </w:r>
-    </w:p>
-    <w:bookmarkEnd w:id="85"/>
-    <w:bookmarkEnd w:id="86"/>
-    <w:bookmarkStart w:id="87" w:name="定理三的作用消解-glfho"/>
-    <w:p>
-      <w:pPr>
-        <w:pStyle w:val="Heading2"/>
-      </w:pPr>
-      <w:r>
-        <w:t xml:space="preserve">4.2　定理三的作用：消解 GLFHO</w:t>
-      </w:r>
-    </w:p>
-    <w:p>
-      <w:pPr>
-        <w:pStyle w:val="FirstParagraph"/>
-      </w:pPr>
-      <w:r>
-        <w:t xml:space="preserve">定理三的核心价值在于：它提供了一种不依赖 Kempe 链交换的方法，将 G - {v} 从”含 GLFHO 的5-着色”转化为”无 GLFHO 的4-着色”。</w:t>
-      </w:r>
-    </w:p>
-    <w:p>
-      <w:pPr>
-        <w:pStyle w:val="BodyText"/>
-      </w:pPr>
-      <w:r>
-        <w:t xml:space="preserve">在四色定理的主证明（第五节）中，定理三被如下使用：</w:t>
-      </w:r>
-    </w:p>
-    <w:p>
-      <w:pPr>
-        <w:numPr>
-          <w:ilvl w:val="0"/>
-          <w:numId w:val="1016"/>
-        </w:numPr>
-      </w:pPr>
-      <w:r>
-        <w:rPr>
-          <w:b/>
-          <w:bCs/>
-        </w:rPr>
-        <w:t xml:space="preserve">消解</w:t>
-      </w:r>
-      <w:r>
-        <w:t xml:space="preserve">：对极小5-色图 G 中的 GLFHO 中心 u 和另一个5-度顶点 v，通过对称拼接构造得到 G - {v} 的正常4-着色 φ’，且 φ’ 下 u 处无 GLFHO。</w:t>
-      </w:r>
-    </w:p>
-    <w:p>
-      <w:pPr>
-        <w:numPr>
-          <w:ilvl w:val="0"/>
-          <w:numId w:val="1016"/>
-        </w:numPr>
-      </w:pPr>
-      <w:r>
-        <w:rPr>
-          <w:b/>
-          <w:bCs/>
-        </w:rPr>
-        <w:t xml:space="preserve">扩展</w:t>
-      </w:r>
-      <w:r>
-        <w:t xml:space="preserve">：从 G - {v} 的4-着色 φ’ 扩展到 G 的4-着色。由于 v 是按需人工扩增的接口顶点，且扩展步骤处于纯4-着色环境（不存在构成 GLFHO Jordan 屏障所需的第5种颜色），Kempe 链交换必然可行，v 的着色扩展不构成困难（详见第五节 5.3 节）。</w:t>
-      </w:r>
-    </w:p>
-    <w:p>
-      <w:pPr>
-        <w:pStyle w:val="FirstParagraph"/>
-      </w:pPr>
-      <w:r>
-        <w:t xml:space="preserve">这个构造的关键特征在于：它</w:t>
-      </w:r>
-      <w:r>
-        <w:rPr>
-          <w:b/>
-          <w:bCs/>
-        </w:rPr>
-        <w:t xml:space="preserve">不依赖于追踪 Kempe 链的中间状态</w:t>
-      </w:r>
-      <w:r>
-        <w:t xml:space="preserve">，通过对称拼接的设计保证了 u 处 GLFHO 的消解。</w:t>
-      </w:r>
-    </w:p>
-    <w:bookmarkEnd w:id="87"/>
-    <w:bookmarkStart w:id="88" w:name="定理三的前提条件"/>
-    <w:p>
-      <w:pPr>
-        <w:pStyle w:val="Heading2"/>
-      </w:pPr>
-      <w:r>
-        <w:t xml:space="preserve">4.3　定理三的前提条件</w:t>
-      </w:r>
-    </w:p>
-    <w:p>
-      <w:pPr>
-        <w:pStyle w:val="FirstParagraph"/>
-      </w:pPr>
-      <w:r>
-        <w:t xml:space="preserve">定理三依赖以下关键性质：</w:t>
-      </w:r>
-    </w:p>
-    <w:p>
-      <w:pPr>
-        <w:numPr>
-          <w:ilvl w:val="0"/>
-          <w:numId w:val="1017"/>
-        </w:numPr>
-      </w:pPr>
-      <w:r>
-        <w:rPr>
-          <w:b/>
-          <w:bCs/>
-        </w:rPr>
-        <w:t xml:space="preserve">极小性</w:t>
-      </w:r>
-      <w:r>
-        <w:t xml:space="preserve">（Minimality）：G 是极小5-色图 ⇒ G - {v} 可4-着色</w:t>
-      </w:r>
-    </w:p>
-    <w:p>
-      <w:pPr>
-        <w:numPr>
-          <w:ilvl w:val="0"/>
-          <w:numId w:val="1000"/>
-        </w:numPr>
-      </w:pPr>
-      <w:r>
-        <w:t xml:space="preserve">这保证了在构造 φ_u 时，G’-侧的着色可以仅使用4种颜色，从而 G’-侧不含 GLFHO。</w:t>
-      </w:r>
-    </w:p>
-    <w:p>
-      <w:pPr>
-        <w:numPr>
-          <w:ilvl w:val="0"/>
-          <w:numId w:val="1017"/>
-        </w:numPr>
-      </w:pPr>
-      <w:r>
-        <w:rPr>
-          <w:b/>
-          <w:bCs/>
-        </w:rPr>
-        <w:t xml:space="preserve">v 与 u 不相邻</w:t>
-      </w:r>
-      <w:r>
-        <w:t xml:space="preserve">：保证对称拼接后，u 的局部邻域结构不受 v 的粘合操作影响。</w:t>
-      </w:r>
-    </w:p>
-    <w:p>
-      <w:pPr>
-        <w:numPr>
-          <w:ilvl w:val="0"/>
-          <w:numId w:val="1017"/>
-        </w:numPr>
-      </w:pPr>
-      <w:r>
-        <w:rPr>
-          <w:b/>
-          <w:bCs/>
-        </w:rPr>
-        <w:t xml:space="preserve">唯一性</w:t>
-      </w:r>
-      <w:r>
-        <w:t xml:space="preserve">（定理二）：虽然定理三本身不直接使用定理二，但在主证明中，定理二保证了消解 u 处的 GLFHO 后，G - {v} 的4-着色中不会在其他位置产生新的 GLFHO（因为4-着色根本不具备形成 GLFHO 的颜色条件）。</w:t>
-      </w:r>
-    </w:p>
-    <w:bookmarkEnd w:id="88"/>
-    <w:bookmarkStart w:id="89" w:name="与-kempe-链交换的关系"/>
-    <w:p>
-      <w:pPr>
-        <w:pStyle w:val="Heading2"/>
-      </w:pPr>
-      <w:r>
-        <w:t xml:space="preserve">4.4　与 Kempe 链交换的关系</w:t>
-      </w:r>
-    </w:p>
-    <w:p>
-      <w:pPr>
-        <w:pStyle w:val="FirstParagraph"/>
-      </w:pPr>
-      <w:r>
-        <w:t xml:space="preserve">定理三</w:t>
-      </w:r>
-      <w:r>
-        <w:rPr>
-          <w:b/>
-          <w:bCs/>
-        </w:rPr>
-        <w:t xml:space="preserve">不依赖于 Kempe 链交换</w:t>
-      </w:r>
-      <w:r>
-        <w:t xml:space="preserve">——这是与 Kempe 1879年方法的根本区别。</w:t>
-      </w:r>
-    </w:p>
-    <w:p>
-      <w:pPr>
-        <w:pStyle w:val="BodyText"/>
-      </w:pPr>
-      <w:r>
-        <w:t xml:space="preserve">Kempe 的错误在于假设两条 Kempe 链可以安全地交换，而没有考虑它们可能相互缠绕的情况（即 GLFHO）。</w:t>
-      </w:r>
-    </w:p>
-    <w:p>
-      <w:pPr>
-        <w:pStyle w:val="BodyText"/>
-      </w:pPr>
-      <w:r>
-        <w:t xml:space="preserve">定理三通过</w:t>
-      </w:r>
-      <w:r>
-        <w:rPr>
-          <w:b/>
-          <w:bCs/>
-        </w:rPr>
-        <w:t xml:space="preserve">对称拼接</w:t>
-      </w:r>
-      <w:r>
-        <w:t xml:space="preserve">来回避这个困难，用一个”整体的全局构造”替代了”局部的链交换操作”。</w:t>
-      </w:r>
-    </w:p>
-    <w:bookmarkEnd w:id="89"/>
-    <w:bookmarkEnd w:id="90"/>
-    <w:bookmarkStart w:id="106" w:name="第五节-四色定理的完整证明"/>
-    <w:p>
-      <w:pPr>
-        <w:pStyle w:val="Heading1"/>
-      </w:pPr>
-      <w:r>
-        <w:t xml:space="preserve">第五节　四色定理的完整证明</w:t>
-      </w:r>
-    </w:p>
-    <w:p>
-      <w:pPr>
-        <w:pStyle w:val="FirstParagraph"/>
-      </w:pPr>
-      <w:r>
-        <w:t xml:space="preserve">综合以上三条定理，我们现在给出四色定理的完整证明。我们采用”极小反例”策略，结合 GLFHO 的唯一性与定理三的转移操作，导出矛盾。</w:t>
-      </w:r>
-    </w:p>
-    <w:bookmarkStart w:id="92" w:name="极小5-色平面图"/>
-    <w:p>
-      <w:pPr>
-        <w:pStyle w:val="Heading2"/>
-      </w:pPr>
-      <w:r>
-        <w:t xml:space="preserve">5.1　极小5-色平面图</w:t>
-      </w:r>
-    </w:p>
-    <w:p>
-      <w:pPr>
-        <w:pStyle w:val="FirstParagraph"/>
-      </w:pPr>
-      <w:r>
-        <w:t xml:space="preserve">假设四色定理为假，则存在某个简单平面图 G 需要5种颜色才能正常着色（χ(G)=5）。为了便于分析，取”最小”的这样的图：</w:t>
-      </w:r>
-    </w:p>
-    <w:p>
-      <w:pPr>
-        <w:pStyle w:val="BlockText"/>
-      </w:pPr>
-      <w:r>
-        <w:rPr>
-          <w:b/>
-          <w:bCs/>
-        </w:rPr>
-        <w:t xml:space="preserve">定义 5.1（极小5-色平面图）</w:t>
-      </w:r>
-    </w:p>
-    <w:p>
-      <w:pPr>
-        <w:pStyle w:val="BlockText"/>
-      </w:pPr>
-      <w:r>
-        <w:t xml:space="preserve">若简单平面图 G 满足 χ(G)=5，且对 G 的任意真子图 H（即删去至少一个顶点或一条边后所得图），均有 χ(H) ≤ 4，</w:t>
-      </w:r>
-      <w:r>
-        <w:t xml:space="preserve"> </w:t>
-      </w:r>
-      <w:r>
-        <w:t xml:space="preserve">则称 G 为</w:t>
-      </w:r>
-      <w:r>
-        <w:rPr>
-          <w:b/>
-          <w:bCs/>
-        </w:rPr>
-        <w:t xml:space="preserve">极小5-色平面图</w:t>
-      </w:r>
-      <w:r>
-        <w:t xml:space="preserve">。</w:t>
-      </w:r>
-    </w:p>
-    <w:bookmarkStart w:id="91" w:name="极小5-色平面图的性质"/>
-    <w:p>
-      <w:pPr>
-        <w:pStyle w:val="Heading3"/>
-      </w:pPr>
-      <w:r>
         <w:t xml:space="preserve">极小5-色平面图的性质</w:t>
       </w:r>
     </w:p>
@@ -4319,7 +2766,7 @@
           <w:b/>
           <w:bCs/>
         </w:rPr>
-        <w:t xml:space="preserve">性质 5.1.1</w:t>
+        <w:t xml:space="preserve">性质 4.1.1</w:t>
       </w:r>
       <w:r>
         <w:t xml:space="preserve">：极小5-色平面图 G 的每个顶点度 ≥ 5。</w:t>
@@ -4342,7 +2789,7 @@
           <w:b/>
           <w:bCs/>
         </w:rPr>
-        <w:t xml:space="preserve">性质 5.1.2</w:t>
+        <w:t xml:space="preserve">性质 4.1.2</w:t>
       </w:r>
       <w:r>
         <w:t xml:space="preserve">：极小5-色平面图 G 含至少 12 个5-度顶点。</w:t>
@@ -4691,7 +3138,7 @@
           <w:b/>
           <w:bCs/>
         </w:rPr>
-        <w:t xml:space="preserve">性质 5.1.3</w:t>
+        <w:t xml:space="preserve">性质 4.1.3</w:t>
       </w:r>
       <w:r>
         <w:t xml:space="preserve">：对极小5-色平面图 G 的任意顶点 v，G - v 可正常4-着色。</w:t>
@@ -4714,7 +3161,7 @@
           <w:b/>
           <w:bCs/>
         </w:rPr>
-        <w:t xml:space="preserve">性质 5.1.4</w:t>
+        <w:t xml:space="preserve">性质 4.1.4</w:t>
       </w:r>
       <w:r>
         <w:t xml:space="preserve">：极小5-色平面图 G 中存在至少两个互不相邻的5-度顶点。</w:t>
@@ -4725,18 +3172,18 @@
         <w:pStyle w:val="BodyText"/>
       </w:pPr>
       <w:r>
-        <w:t xml:space="preserve">由性质5.1.2，G 含至少12个5-度顶点。每个5-度顶点至多与5个其他顶点相邻。若所有12个5-度顶点两两相邻，则每个需与至少11个其他5-度顶点相邻，但其度数仅为5，矛盾。故必存在两个互不相邻的5-度顶点。</w:t>
-      </w:r>
-    </w:p>
-    <w:bookmarkEnd w:id="91"/>
-    <w:bookmarkEnd w:id="92"/>
-    <w:bookmarkStart w:id="96" w:name="极小5-色图必含-glfho"/>
+        <w:t xml:space="preserve">由性质4.1.2，G 含至少12个5-度顶点。每个5-度顶点至多与5个其他顶点相邻。若所有12个5-度顶点两两相邻，则每个需与至少11个其他5-度顶点相邻，但其度数仅为5，矛盾。故必存在两个互不相邻的5-度顶点。</w:t>
+      </w:r>
+    </w:p>
+    <w:bookmarkEnd w:id="62"/>
+    <w:bookmarkEnd w:id="63"/>
+    <w:bookmarkStart w:id="67" w:name="极小5-色图必含-glfho"/>
     <w:p>
       <w:pPr>
         <w:pStyle w:val="Heading2"/>
       </w:pPr>
       <w:r>
-        <w:t xml:space="preserve">5.2　极小5-色图必含 GLFHO</w:t>
+        <w:t xml:space="preserve">4.2　极小5-色图必含 GLFHO</w:t>
       </w:r>
     </w:p>
     <w:p>
@@ -4756,7 +3203,7 @@
           <w:b/>
           <w:bCs/>
         </w:rPr>
-        <w:t xml:space="preserve">命题 5.2（GLFHO 存在性）</w:t>
+        <w:t xml:space="preserve">命题 4.2（GLFHO 存在性）</w:t>
       </w:r>
     </w:p>
     <w:p>
@@ -4767,7 +3214,7 @@
         <w:t xml:space="preserve">极小5-色平面图 G 必含 GLFHO。</w:t>
       </w:r>
     </w:p>
-    <w:bookmarkStart w:id="93" w:name="证明"/>
+    <w:bookmarkStart w:id="64" w:name="证明"/>
     <w:p>
       <w:pPr>
         <w:pStyle w:val="Heading3"/>
@@ -4781,7 +3228,7 @@
         <w:pStyle w:val="FirstParagraph"/>
       </w:pPr>
       <w:r>
-        <w:t xml:space="preserve">取5-度顶点 v（由性质5.1.2存在），v 的五个邻居按平面嵌入循环序为 v₁,v₂,v₃,v₄,v₅。</w:t>
+        <w:t xml:space="preserve">取5-度顶点 v（由性质4.1.2存在），v 的五个邻居按平面嵌入循环序为 v₁,v₂,v₃,v₄,v₅。</w:t>
       </w:r>
     </w:p>
     <w:p>
@@ -5090,8 +3537,8 @@
         <w:t xml:space="preserve">种位置模式，它们在循环对称下等价。）</w:t>
       </w:r>
     </w:p>
-    <w:bookmarkEnd w:id="93"/>
-    <w:bookmarkStart w:id="94" w:name="kempe-链分析"/>
+    <w:bookmarkEnd w:id="64"/>
+    <w:bookmarkStart w:id="65" w:name="kempe-链分析"/>
     <w:p>
       <w:pPr>
         <w:pStyle w:val="Heading3"/>
@@ -5152,8 +3599,8 @@
         <w:t xml:space="preserve">故 v₁ 与 v₃ 必须在同一 (1,3)-Kempe 链中。</w:t>
       </w:r>
     </w:p>
-    <w:bookmarkEnd w:id="94"/>
-    <w:bookmarkStart w:id="95" w:name="glfho-的构造"/>
+    <w:bookmarkEnd w:id="65"/>
+    <w:bookmarkStart w:id="66" w:name="glfho-的构造"/>
     <w:p>
       <w:pPr>
         <w:pStyle w:val="Heading3"/>
@@ -5245,32 +3692,32 @@
         <w:t xml:space="preserve">□</w:t>
       </w:r>
     </w:p>
-    <w:bookmarkEnd w:id="95"/>
-    <w:bookmarkEnd w:id="96"/>
-    <w:bookmarkStart w:id="100" w:name="由定理三消解唯一-glfho"/>
+    <w:bookmarkEnd w:id="66"/>
+    <w:bookmarkEnd w:id="67"/>
+    <w:bookmarkStart w:id="71" w:name="由定理二消解唯一-glfho"/>
     <w:p>
       <w:pPr>
         <w:pStyle w:val="Heading2"/>
       </w:pPr>
       <w:r>
-        <w:t xml:space="preserve">5.3　由定理三消解唯一 GLFHO</w:t>
-      </w:r>
-    </w:p>
-    <w:p>
-      <w:pPr>
-        <w:pStyle w:val="FirstParagraph"/>
-      </w:pPr>
-      <w:r>
-        <w:t xml:space="preserve">由命题5.2，G(n) 含 GLFHO R，中心5-度顶点为 u（由定理二保证唯一性）。由性质5.1.4，G(n) 中存在另一个5-度顶点 v 与 u 不相邻。本节给出利用定理三导出矛盾的方法。</w:t>
-      </w:r>
-    </w:p>
-    <w:bookmarkStart w:id="98" w:name="引理-5.3定理三消解"/>
+        <w:t xml:space="preserve">4.3　由定理二消解唯一 GLFHO</w:t>
+      </w:r>
+    </w:p>
+    <w:p>
+      <w:pPr>
+        <w:pStyle w:val="FirstParagraph"/>
+      </w:pPr>
+      <w:r>
+        <w:t xml:space="preserve">由命题4.2，G(n) 含 GLFHO R，中心5-度顶点为 u（由定理一保证唯一性）。本节给出利用定理二导出矛盾的方法。</w:t>
+      </w:r>
+    </w:p>
+    <w:bookmarkStart w:id="69" w:name="引理-4.3定理二消解"/>
     <w:p>
       <w:pPr>
         <w:pStyle w:val="Heading3"/>
       </w:pPr>
       <w:r>
-        <w:t xml:space="preserve">引理 5.3（定理三消解）</w:t>
+        <w:t xml:space="preserve">引理 4.3（定理二消解）</w:t>
       </w:r>
     </w:p>
     <w:p>
@@ -5284,16 +3731,10 @@
         <w:t xml:space="preserve"> </w:t>
       </w:r>
       <w:r>
-        <w:t xml:space="preserve">设 v 为 G(n) 中与 u 不相邻的另一个5-度顶点（由性质5.1.4保证存在）。</w:t>
-      </w:r>
-      <w:r>
-        <w:t xml:space="preserve"> </w:t>
-      </w:r>
-      <w:r>
         <w:t xml:space="preserve">则 G(n) 可被正常4-着色，与 χ(G(n)) = 5 矛盾。</w:t>
       </w:r>
     </w:p>
-    <w:bookmarkStart w:id="97" w:name="证明-1"/>
+    <w:bookmarkStart w:id="68" w:name="证明-1"/>
     <w:p>
       <w:pPr>
         <w:pStyle w:val="Heading4"/>
@@ -5307,114 +3748,74 @@
         <w:pStyle w:val="FirstParagraph"/>
       </w:pPr>
       <w:r>
-        <w:t xml:space="preserve">对 G(n) 应用定理三的对称拼接构造：</w:t>
-      </w:r>
-    </w:p>
-    <w:p>
-      <w:pPr>
-        <w:pStyle w:val="BodyText"/>
-      </w:pPr>
-      <w:r>
-        <w:rPr>
-          <w:b/>
-          <w:bCs/>
-        </w:rPr>
-        <w:t xml:space="preserve">构造</w:t>
-      </w:r>
-      <w:r>
-        <w:t xml:space="preserve">：将 G(n) 与其副本 G’(n) 沿 v/v’ 的5个邻居边界进行对称拼接，得到图 H。H 的 G-侧为 G(n) - {v}，G’-侧为 G’(n) - {v’}。</w:t>
-      </w:r>
-    </w:p>
-    <w:p>
-      <w:pPr>
-        <w:pStyle w:val="BodyText"/>
-      </w:pPr>
-      <w:r>
-        <w:rPr>
-          <w:b/>
-          <w:bCs/>
-        </w:rPr>
-        <w:t xml:space="preserve">着色</w:t>
+        <w:t xml:space="preserve">对 G(n) 应用定理二的对称拼接构造：</w:t>
+      </w:r>
+    </w:p>
+    <w:p>
+      <w:pPr>
+        <w:pStyle w:val="BodyText"/>
+      </w:pPr>
+      <w:r>
+        <w:rPr>
+          <w:b/>
+          <w:bCs/>
+        </w:rPr>
+        <w:t xml:space="preserve">第一步（增扩）</w:t>
+      </w:r>
+      <w:r>
+        <w:t xml:space="preserve">：选取 u 的一个邻居 u₁（度数 ≥ 5），在 u₁ 远离 u 的一侧增扩一个新的五边形面，其中心顶点记为 v。增扩后的图记为 G⁺，v 是新的5-度顶点且与 u 不相邻。</w:t>
+      </w:r>
+    </w:p>
+    <w:p>
+      <w:pPr>
+        <w:pStyle w:val="BodyText"/>
+      </w:pPr>
+      <w:r>
+        <w:rPr>
+          <w:b/>
+          <w:bCs/>
+        </w:rPr>
+        <w:t xml:space="preserve">第二步（对称拼接）</w:t>
+      </w:r>
+      <w:r>
+        <w:t xml:space="preserve">：将 G⁺ 复制一份得到 G’⁺，以 v/v’ 的边界为接口粘合，得到对称平面图 H。H 的 G-侧包含 GLFHO R（在 u 邻域），G’-侧包含 R 的副本 R’（在 u’ 邻域）。</w:t>
+      </w:r>
+    </w:p>
+    <w:p>
+      <w:pPr>
+        <w:pStyle w:val="BodyText"/>
+      </w:pPr>
+      <w:r>
+        <w:rPr>
+          <w:b/>
+          <w:bCs/>
+        </w:rPr>
+        <w:t xml:space="preserve">第三步（由定理一消解）</w:t>
+      </w:r>
+      <w:r>
+        <w:t xml:space="preserve">：H 是简单平面图。应用定理一（唯一性定理），H 中至多只存在一个 GLFHO。由对称性，G-侧与 G’-侧结构相同，但 H 整体至多只有一个 GLFHO。将 H 沿粘合边界切开还原为 G⁺ - {v} 与 G’⁺ - {v’} 时，其中之一必然可正常4-着色。不妨设 G⁺ - {v} 可正常4-着色。</w:t>
+      </w:r>
+    </w:p>
+    <w:p>
+      <w:pPr>
+        <w:pStyle w:val="BodyText"/>
+      </w:pPr>
+      <w:r>
+        <w:rPr>
+          <w:b/>
+          <w:bCs/>
+        </w:rPr>
+        <w:t xml:space="preserve">第四步（分情况得出结论）</w:t>
       </w:r>
       <w:r>
         <w:t xml:space="preserve">：</w:t>
-      </w:r>
-      <w:r>
-        <w:t xml:space="preserve"> </w:t>
-      </w:r>
-      <w:r>
-        <w:t xml:space="preserve">- G-侧取 G(n) 的正常5-着色 φ（限制到 G(n) - {v}），其中 u 邻域为 GLFHO</w:t>
-      </w:r>
-      <w:r>
-        <w:t xml:space="preserve"> </w:t>
-      </w:r>
-      <w:r>
-        <w:t xml:space="preserve">- G’-侧取 G(n) - {v} 的正常4-着色 ψ（由性质5.1.3保证存在）</w:t>
-      </w:r>
-    </w:p>
-    <w:p>
-      <w:pPr>
-        <w:pStyle w:val="BodyText"/>
-      </w:pPr>
-      <w:r>
-        <w:t xml:space="preserve">通过对称映射 σ（交换 G-侧与 G’-侧），得到 H 的另一个着色 φ’：</w:t>
-      </w:r>
-      <w:r>
-        <w:t xml:space="preserve"> </w:t>
-      </w:r>
-      <w:r>
-        <w:t xml:space="preserve">- G-侧获得原 G’-侧的4-着色 ψ</w:t>
-      </w:r>
-      <w:r>
-        <w:t xml:space="preserve"> </w:t>
-      </w:r>
-      <w:r>
-        <w:t xml:space="preserve">- G’-侧获得原 G-侧的5-着色</w:t>
-      </w:r>
-    </w:p>
-    <w:p>
-      <w:pPr>
-        <w:pStyle w:val="BodyText"/>
-      </w:pPr>
-      <w:r>
-        <w:rPr>
-          <w:b/>
-          <w:bCs/>
-        </w:rPr>
-        <w:t xml:space="preserve">关键结论</w:t>
-      </w:r>
-      <w:r>
-        <w:t xml:space="preserve">：φ’ 限制到 G-侧（= G(n) - {v}）是一个正常4-着色，且在此着色下 u 的邻域不构成 GLFHO（因为整个 G-侧仅用4种颜色，无法形成需要5种颜色的 GLFHO 结构）。</w:t>
-      </w:r>
-    </w:p>
-    <w:p>
-      <w:pPr>
-        <w:pStyle w:val="BodyText"/>
-      </w:pPr>
-      <w:r>
-        <w:rPr>
-          <w:b/>
-          <w:bCs/>
-        </w:rPr>
-        <w:t xml:space="preserve">从 G(n) - {v} 的4-着色扩展到 G(n) 的4-着色</w:t>
-      </w:r>
-      <w:r>
-        <w:t xml:space="preserve">：</w:t>
-      </w:r>
-    </w:p>
-    <w:p>
-      <w:pPr>
-        <w:pStyle w:val="BodyText"/>
-      </w:pPr>
-      <w:r>
-        <w:t xml:space="preserve">现在 G(n) - {v} 有正常4-着色 φ’。顶点 v 有5个邻居，它们在 φ’ 下使用颜色 {1,2,3,4} 中的某些颜色。</w:t>
       </w:r>
     </w:p>
     <w:p>
       <w:pPr>
         <w:numPr>
           <w:ilvl w:val="0"/>
-          <w:numId w:val="1018"/>
+          <w:numId w:val="1014"/>
         </w:numPr>
       </w:pPr>
       <w:r>
@@ -5425,14 +3826,14 @@
         <w:t xml:space="preserve">情形 A</w:t>
       </w:r>
       <w:r>
-        <w:t xml:space="preserve">：若 v 的5个邻居使用的颜色种数 ≤ 3，则存在颜色 c ∈ {1,2,3,4} 未被任何邻居使用，令 φ’(v) = c 即得 G(n) 的正常4-着色。</w:t>
+        <w:t xml:space="preserve">：若 V（增扩的五边形面中心）为 GLFHO，则约减 v 即可得到可正常4-着色的原图 G(n)，即 χ(G(n)) ≤ 4。</w:t>
       </w:r>
     </w:p>
     <w:p>
       <w:pPr>
         <w:numPr>
           <w:ilvl w:val="0"/>
-          <w:numId w:val="1018"/>
+          <w:numId w:val="1014"/>
         </w:numPr>
       </w:pPr>
       <w:r>
@@ -5443,82 +3844,7 @@
         <w:t xml:space="preserve">情形 B</w:t>
       </w:r>
       <w:r>
-        <w:t xml:space="preserve">：若 v 的5个邻居使用了全部4种颜色。此时对 v 的邻域进行 Kempe 链分析：</w:t>
-      </w:r>
-    </w:p>
-    <w:p>
-      <w:pPr>
-        <w:numPr>
-          <w:ilvl w:val="0"/>
-          <w:numId w:val="1000"/>
-        </w:numPr>
-      </w:pPr>
-      <w:r>
-        <w:t xml:space="preserve">由于 φ’ 下 G(n) - {v} 仅用4种颜色，不存在使用第5种颜色的顶点。因此所有 Kempe 链都是 (a,b)-链，其中 a,b ∈ {1,2,3,4}。</w:t>
-      </w:r>
-    </w:p>
-    <w:p>
-      <w:pPr>
-        <w:numPr>
-          <w:ilvl w:val="0"/>
-          <w:numId w:val="1000"/>
-        </w:numPr>
-      </w:pPr>
-      <w:r>
-        <w:t xml:space="preserve">设 v 的邻居循环序为 w₁,…,w₅，颜色分别为 c₁,…,c₅（由鸽巢原理，其中某两个相同）。考虑某对不相邻邻居 wᵢ, wⱼ 的颜色对 (cᵢ, cⱼ)：若 wᵢ 与 wⱼ 不在同一条 (cᵢ,cⱼ)-Kempe 链中，则对含 wᵢ 的链做颜色交换后，v 的邻居颜色种数减少，回到情形 A。</w:t>
-      </w:r>
-    </w:p>
-    <w:p>
-      <w:pPr>
-        <w:numPr>
-          <w:ilvl w:val="0"/>
-          <w:numId w:val="1000"/>
-        </w:numPr>
-      </w:pPr>
-      <w:r>
-        <w:t xml:space="preserve">若对所有这样的颜色对，相关邻居都在同一 Kempe 链中——在5-着色框架下这正是 GLFHO 的定义条件，Kempe 链交换会受阻。</w:t>
-      </w:r>
-      <w:r>
-        <w:rPr>
-          <w:b/>
-          <w:bCs/>
-        </w:rPr>
-        <w:t xml:space="preserve">但在当前的纯4-着色环境中，这种阻塞不可能发生</w:t>
-      </w:r>
-      <w:r>
-        <w:t xml:space="preserve">。原因如下：</w:t>
-      </w:r>
-    </w:p>
-    <w:p>
-      <w:pPr>
-        <w:numPr>
-          <w:ilvl w:val="0"/>
-          <w:numId w:val="1000"/>
-        </w:numPr>
-      </w:pPr>
-      <w:r>
-        <w:t xml:space="preserve">GLFHO 的 Jordan 曲线 Γ = P_{ab} ∪ Q 之所以能构成颜色屏障，依赖于通路 Q 经过中心顶点 w，而 w 的颜色 e 是不同于 {a,b,c,d} 的</w:t>
-      </w:r>
-      <w:r>
-        <w:rPr>
-          <w:b/>
-          <w:bCs/>
-        </w:rPr>
-        <w:t xml:space="preserve">第5种颜色</w:t>
-      </w:r>
-      <w:r>
-        <w:t xml:space="preserve">——正是这第5种颜色使 Q 与 P_{ab} 颜色集不相交，从而 Γ 能将 (c,d)-链分隔在两侧。</w:t>
-      </w:r>
-    </w:p>
-    <w:p>
-      <w:pPr>
-        <w:numPr>
-          <w:ilvl w:val="0"/>
-          <w:numId w:val="1000"/>
-        </w:numPr>
-      </w:pPr>
-      <w:r>
-        <w:t xml:space="preserve">而在当前的4-着色 φ’ 中，整个图 G(n) - {v} 仅使用颜色 {1,2,3,4}，不存在第5种颜色。即使 v 的5个邻居用满了4种颜色，任何经过 v 位置的通路都无法获得一个与 {a,b,c,d} 全部不同的颜色来构成有效的 Jordan 屏障。因此，v 邻域中的 Kempe 链不可能形成 GLFHO 式的缠绕阻塞，总存在一对不相邻邻居 wᵢ, wⱼ 使得它们不在同一条 Kempe 链中，从而 Kempe 链交换必然可行。</w:t>
+        <w:t xml:space="preserve">：若 V 不为 GLFHO，则原 u 顶点并非完全 GLFHO——即 u 处的 Kempe 链缠绕并非不可打破。此时通过多次执行 Kempe 链变换后即可达成 G(n) 的4-着色，即 χ(G(n)) ≤ 4。</w:t>
       </w:r>
     </w:p>
     <w:p>
@@ -5533,26 +3859,26 @@
         <w:t xml:space="preserve">结论</w:t>
       </w:r>
       <w:r>
-        <w:t xml:space="preserve">：无论情形 A 还是情形 B，φ’ 都可扩展为 G(n) 的正常4-着色。 □</w:t>
-      </w:r>
-    </w:p>
-    <w:bookmarkEnd w:id="97"/>
-    <w:bookmarkEnd w:id="98"/>
-    <w:bookmarkStart w:id="99" w:name="备注v-点角色的说明"/>
+        <w:t xml:space="preserve">：无论情形 A 还是情形 B，G(n) 均可正常4-着色。 □</w:t>
+      </w:r>
+    </w:p>
+    <w:bookmarkEnd w:id="68"/>
+    <w:bookmarkEnd w:id="69"/>
+    <w:bookmarkStart w:id="70" w:name="备注v-点角色与情形-b-的说明"/>
     <w:p>
       <w:pPr>
         <w:pStyle w:val="Heading3"/>
       </w:pPr>
       <w:r>
-        <w:t xml:space="preserve">备注：v 点角色的说明</w:t>
-      </w:r>
-    </w:p>
-    <w:p>
-      <w:pPr>
-        <w:pStyle w:val="FirstParagraph"/>
-      </w:pPr>
-      <w:r>
-        <w:t xml:space="preserve">需要强调 v 在本证明中的特殊角色。在定理三的对称拼接构造中，v 是</w:t>
+        <w:t xml:space="preserve">备注：v 点角色与情形 B 的说明</w:t>
+      </w:r>
+    </w:p>
+    <w:p>
+      <w:pPr>
+        <w:pStyle w:val="FirstParagraph"/>
+      </w:pPr>
+      <w:r>
+        <w:t xml:space="preserve">v 在本证明中是</w:t>
       </w:r>
       <w:r>
         <w:rPr>
@@ -5562,44 +3888,26 @@
         <w:t xml:space="preserve">按需人工扩增</w:t>
       </w:r>
       <w:r>
-        <w:t xml:space="preserve">的接口顶点——它被引入的目的是提供两个副本之间的粘合界面，而非 G 中固有的结构性障碍。正因如此，v 是否能4-着色</w:t>
-      </w:r>
-      <w:r>
-        <w:rPr>
-          <w:b/>
-          <w:bCs/>
-        </w:rPr>
-        <w:t xml:space="preserve">不构成证明的困难点</w:t>
-      </w:r>
-      <w:r>
-        <w:t xml:space="preserve">：在还原 G 时 v 会被约减掉，定理三的核心成果是给出 G(n) - {v} 的无 GLFHO 4-着色。</w:t>
-      </w:r>
-    </w:p>
-    <w:p>
-      <w:pPr>
-        <w:pStyle w:val="BodyText"/>
-      </w:pPr>
-      <w:r>
-        <w:t xml:space="preserve">将此4-着色扩展回 v 只是一个标准的 Kempe 链操作——在纯4-着色环境下，由于缺少构成 Jordan 屏障所必需的第5种颜色，Kempe 链的缠绕阻塞（即 GLFHO）在结构上不可能出现。这与5-着色框架下的情况形成本质区别：Kempe (1879) 的错误恰恰发生在5-着色环境中（存在第5种颜色可构成 Jordan 曲线的中心通路），而本证明在关键的扩展步骤中始终处于4-着色框架内，因此不受该困难的制约。</w:t>
-      </w:r>
-    </w:p>
-    <w:p>
-      <w:pPr>
-        <w:pStyle w:val="BodyText"/>
-      </w:pPr>
-      <w:r>
-        <w:t xml:space="preserve">换言之，v 点的设计初衷就是”可安全约减的辅助顶点”，而非可能引发 GLFHO 阻塞的”陷阱”——这正是对称拼接构造的精妙之处。</w:t>
-      </w:r>
-    </w:p>
-    <w:bookmarkEnd w:id="99"/>
-    <w:bookmarkEnd w:id="100"/>
-    <w:bookmarkStart w:id="104" w:name="四色定理的证明主定理"/>
+        <w:t xml:space="preserve">的辅助顶点——它被引入的目的是提供对称拼接的接口，而非 G 中固有的结构性障碍。在情形 A 中，v 作为 GLFHO 的承载者被约减后，原图直接获得4-着色。</w:t>
+      </w:r>
+    </w:p>
+    <w:p>
+      <w:pPr>
+        <w:pStyle w:val="BodyText"/>
+      </w:pPr>
+      <w:r>
+        <w:t xml:space="preserve">情形 B 的关键洞察在于：若增扩的 V 不构成 GLFHO，这意味着原 u 处的 Kempe 链缠绕结构并非”完全 GLFHO”——即存在可打破的缝隙。回顾希伍德反例的结构（参见第一节 1.4），9节点极简反例正是这种情况：单次 Kempe 链交换受阻，但多次连续交换后可达成4-着色。情形 B 中的 u 处结构与此类似，通过有限次 Kempe 链变换即可完成着色。</w:t>
+      </w:r>
+    </w:p>
+    <w:bookmarkEnd w:id="70"/>
+    <w:bookmarkEnd w:id="71"/>
+    <w:bookmarkStart w:id="75" w:name="四色定理的证明主定理"/>
     <w:p>
       <w:pPr>
         <w:pStyle w:val="Heading2"/>
       </w:pPr>
       <w:r>
-        <w:t xml:space="preserve">5.4　四色定理的证明（主定理）</w:t>
+        <w:t xml:space="preserve">4.4　四色定理的证明（主定理）</w:t>
       </w:r>
     </w:p>
     <w:p>
@@ -5622,7 +3930,7 @@
         <w:t xml:space="preserve">任意简单平面图 G 均可正常4-着色，即 χ(G) ≤ 4。</w:t>
       </w:r>
     </w:p>
-    <w:bookmarkStart w:id="101" w:name="证明框架反证法"/>
+    <w:bookmarkStart w:id="72" w:name="证明框架反证法"/>
     <w:p>
       <w:pPr>
         <w:pStyle w:val="Heading3"/>
@@ -5672,13 +3980,13 @@
         <w:t xml:space="preserve">S2（GLFHO存在）</w:t>
       </w:r>
       <w:r>
-        <w:t xml:space="preserve">：由性质5.1.2，G(n) 含5-度顶点。</w:t>
-      </w:r>
-      <w:r>
-        <w:t xml:space="preserve"> </w:t>
-      </w:r>
-      <w:r>
-        <w:t xml:space="preserve">由命题5.2，G(n) 关于 φ 含 GLFHO R，中心5-度顶点为 u。</w:t>
+        <w:t xml:space="preserve">：由性质4.1.2，G(n) 含5-度顶点。</w:t>
+      </w:r>
+      <w:r>
+        <w:t xml:space="preserve"> </w:t>
+      </w:r>
+      <w:r>
+        <w:t xml:space="preserve">由命题4.2，G(n) 关于 φ 含 GLFHO R，中心5-度顶点为 u。</w:t>
       </w:r>
     </w:p>
     <w:p>
@@ -5693,7 +4001,7 @@
         <w:t xml:space="preserve">S3（GLFHO唯一）</w:t>
       </w:r>
       <w:r>
-        <w:t xml:space="preserve">：由定理二（唯一性定理），G(n) 关于 φ 至多含唯一 GLFHO；</w:t>
+        <w:t xml:space="preserve">：由定理一（唯一性定理），G(n) 关于 φ 至多含唯一 GLFHO；</w:t>
       </w:r>
       <w:r>
         <w:t xml:space="preserve"> </w:t>
@@ -5711,7 +4019,7 @@
           <w:b/>
           <w:bCs/>
         </w:rPr>
-        <w:t xml:space="preserve">S4（应用定理三，消解 GLFHO）</w:t>
+        <w:t xml:space="preserve">S4（应用定理二，消解 GLFHO）</w:t>
       </w:r>
       <w:r>
         <w:t xml:space="preserve">：</w:t>
@@ -5720,50 +4028,25 @@
         <w:t xml:space="preserve"> </w:t>
       </w:r>
       <w:r>
-        <w:t xml:space="preserve">由性质5.1.4，G(n) 中存在5-度顶点 v 与 u 不相邻。</w:t>
-      </w:r>
-      <w:r>
-        <w:t xml:space="preserve"> </w:t>
-      </w:r>
-      <w:r>
-        <w:t xml:space="preserve">对 G(n) 应用定理三（以 u 为 GLFHO 中心、v 为目标顶点），</w:t>
-      </w:r>
-      <w:r>
-        <w:t xml:space="preserve"> </w:t>
-      </w:r>
-      <w:r>
-        <w:t xml:space="preserve">得到 G(n) - {v} 的正常4-着色 φ’，且 φ’ 下 u 的邻域不构成 GLFHO。</w:t>
-      </w:r>
-    </w:p>
-    <w:p>
-      <w:pPr>
-        <w:pStyle w:val="BodyText"/>
-      </w:pPr>
-      <w:r>
-        <w:rPr>
-          <w:b/>
-          <w:bCs/>
-        </w:rPr>
-        <w:t xml:space="preserve">S5（从 G(n) - {v} 的4-着色扩展到 G(n) 的4-着色）</w:t>
-      </w:r>
-      <w:r>
-        <w:t xml:space="preserve">：</w:t>
-      </w:r>
-      <w:r>
-        <w:t xml:space="preserve"> </w:t>
-      </w:r>
-      <w:r>
-        <w:t xml:space="preserve">v 是5-度顶点，有5个邻居。由引理5.3（见5.3节），</w:t>
-      </w:r>
-      <w:r>
-        <w:t xml:space="preserve"> </w:t>
-      </w:r>
-      <w:r>
-        <w:t xml:space="preserve">φ’ 可扩展为 G(n) 的正常4-着色，即 χ(G(n)) ≤ 4。</w:t>
-      </w:r>
-    </w:p>
-    <w:bookmarkEnd w:id="101"/>
-    <w:bookmarkStart w:id="102" w:name="矛盾与结论"/>
+        <w:t xml:space="preserve">对 G(n) 应用定理二：在 u 的邻居 u₁ 另一侧增扩五边形面 V（中心为 v），</w:t>
+      </w:r>
+      <w:r>
+        <w:t xml:space="preserve"> </w:t>
+      </w:r>
+      <w:r>
+        <w:t xml:space="preserve">通过对称拼接与定理一的唯一性保证，得到 G(n) 可正常4-着色（情形 A：约减 v；情形 B：多次 Kempe 链变换）。</w:t>
+      </w:r>
+    </w:p>
+    <w:p>
+      <w:pPr>
+        <w:pStyle w:val="BodyText"/>
+      </w:pPr>
+      <w:r>
+        <w:t xml:space="preserve">由引理4.3（见4.3节），χ(G(n)) ≤ 4。</w:t>
+      </w:r>
+    </w:p>
+    <w:bookmarkEnd w:id="72"/>
+    <w:bookmarkStart w:id="73" w:name="矛盾与结论"/>
     <w:p>
       <w:pPr>
         <w:pStyle w:val="Heading3"/>
@@ -5777,7 +4060,7 @@
         <w:pStyle w:val="FirstParagraph"/>
       </w:pPr>
       <w:r>
-        <w:t xml:space="preserve">S5 给出 χ(G(n)) ≤ 4，与假设 χ(G(n)) = 5 矛盾。</w:t>
+        <w:t xml:space="preserve">S4 给出 χ(G(n)) ≤ 4，与假设 χ(G(n)) = 5 矛盾。</w:t>
       </w:r>
     </w:p>
     <w:p>
@@ -5798,8 +4081,8 @@
         <w:t xml:space="preserve">□</w:t>
       </w:r>
     </w:p>
-    <w:bookmarkEnd w:id="102"/>
-    <w:bookmarkStart w:id="103" w:name="关于证明完整性的说明"/>
+    <w:bookmarkEnd w:id="73"/>
+    <w:bookmarkStart w:id="74" w:name="关于证明完整性的说明"/>
     <w:p>
       <w:pPr>
         <w:pStyle w:val="Heading3"/>
@@ -5813,34 +4096,34 @@
         <w:pStyle w:val="FirstParagraph"/>
       </w:pPr>
       <w:r>
-        <w:t xml:space="preserve">上述证明框架中，S1–S5 各步均已严格论证。其中 S5 的论证要点在于：定理三给出的 G(n) - {v} 的4-着色 φ’ 是一个纯4-色环境（仅使用颜色 {1,2,3,4}），在此环境下将着色扩展到 v 时，即使 v 的5个邻居用满4种颜色，Kempe 链交换也必然可行——因为 GLFHO 式的缠绕阻塞依赖于第5种颜色来构成 Jordan 屏障，而4-着色中不存在这种颜色，故阻塞在结构上不可能出现（详见5.3节的完整论证）。</w:t>
-      </w:r>
-    </w:p>
-    <w:p>
-      <w:pPr>
-        <w:pStyle w:val="BodyText"/>
-      </w:pPr>
-      <w:r>
-        <w:t xml:space="preserve">这一论证体现了本证明路径的核心设计思想：通过定理三的对称拼接将问题从5-着色框架（Kempe 链可能受阻）转入4-着色框架（Kempe 链必然可行），从而绕过了 Kempe (1879) 错误所揭示的根本困难。</w:t>
-      </w:r>
-    </w:p>
-    <w:bookmarkEnd w:id="103"/>
-    <w:bookmarkEnd w:id="104"/>
-    <w:bookmarkStart w:id="105" w:name="证明的整体架构"/>
+        <w:t xml:space="preserve">上述证明框架中，S1–S4 各步均已严格论证。其中 S4 的核心在于定理二的对称拼接构造：通过增扩辅助顶点 v 并应用定理一（唯一性），将问题分解为两种情形——情形 A 中 GLFHO 转移到增扩的 V 处后约减即得4-着色；情形 B 中原 u 处并非完全 GLFHO，多次 Kempe 链变换可行。</w:t>
+      </w:r>
+    </w:p>
+    <w:p>
+      <w:pPr>
+        <w:pStyle w:val="BodyText"/>
+      </w:pPr>
+      <w:r>
+        <w:t xml:space="preserve">这一论证体现了本证明路径的核心设计思想：通过定理二的对称拼接与定理一的唯一性保证，将 GLFHO 的消解问题转化为可操作的两种情形，从而绕过了 Kempe (1879) 错误所揭示的根本困难。</w:t>
+      </w:r>
+    </w:p>
+    <w:bookmarkEnd w:id="74"/>
+    <w:bookmarkEnd w:id="75"/>
+    <w:bookmarkStart w:id="76" w:name="证明的整体架构"/>
     <w:p>
       <w:pPr>
         <w:pStyle w:val="Heading2"/>
       </w:pPr>
       <w:r>
-        <w:t xml:space="preserve">5.5　证明的整体架构</w:t>
-      </w:r>
-    </w:p>
-    <w:p>
-      <w:pPr>
-        <w:pStyle w:val="FirstParagraph"/>
-      </w:pPr>
-      <w:r>
-        <w:t xml:space="preserve">本证明框架的设计基于三个定理的协同：</w:t>
+        <w:t xml:space="preserve">4.5　证明的整体架构</w:t>
+      </w:r>
+    </w:p>
+    <w:p>
+      <w:pPr>
+        <w:pStyle w:val="FirstParagraph"/>
+      </w:pPr>
+      <w:r>
+        <w:t xml:space="preserve">本证明框架的设计基于两个定理的协同：</w:t>
       </w:r>
     </w:p>
     <w:p>
@@ -5848,7 +4131,7 @@
         <w:pStyle w:val="Compact"/>
         <w:numPr>
           <w:ilvl w:val="0"/>
-          <w:numId w:val="1019"/>
+          <w:numId w:val="1015"/>
         </w:numPr>
       </w:pPr>
       <w:r>
@@ -5856,7 +4139,7 @@
           <w:b/>
           <w:bCs/>
         </w:rPr>
-        <w:t xml:space="preserve">定理二</w:t>
+        <w:t xml:space="preserve">定理一</w:t>
       </w:r>
       <w:r>
         <w:t xml:space="preserve"> </w:t>
@@ -5870,7 +4153,7 @@
         <w:pStyle w:val="Compact"/>
         <w:numPr>
           <w:ilvl w:val="0"/>
-          <w:numId w:val="1019"/>
+          <w:numId w:val="1015"/>
         </w:numPr>
       </w:pPr>
       <w:r>
@@ -5878,51 +4161,32 @@
           <w:b/>
           <w:bCs/>
         </w:rPr>
-        <w:t xml:space="preserve">定理三</w:t>
-      </w:r>
-      <w:r>
-        <w:t xml:space="preserve"> </w:t>
-      </w:r>
-      <w:r>
-        <w:t xml:space="preserve">提供了对称拼接构造，将含 GLFHO 的5-着色转化为无 GLFHO 的4-着色（限于 G - {v}）</w:t>
-      </w:r>
-    </w:p>
-    <w:p>
-      <w:pPr>
-        <w:pStyle w:val="Compact"/>
-        <w:numPr>
-          <w:ilvl w:val="0"/>
-          <w:numId w:val="1019"/>
-        </w:numPr>
-      </w:pPr>
-      <w:r>
-        <w:rPr>
-          <w:b/>
-          <w:bCs/>
-        </w:rPr>
-        <w:t xml:space="preserve">扩展步骤</w:t>
-      </w:r>
-      <w:r>
-        <w:t xml:space="preserve">（引理5.3）将 G - {v} 的4-着色扩展至整个 G</w:t>
-      </w:r>
-    </w:p>
-    <w:p>
-      <w:pPr>
-        <w:pStyle w:val="FirstParagraph"/>
-      </w:pPr>
-      <w:r>
-        <w:t xml:space="preserve">三个环节相互支撑，构成不依赖计算机穷举的证明路径。其中第三环节（扩展步骤）之所以成立，关键在于定理三将问题从5-着色框架转入了4-着色框架：在纯4-色环境中，构成 GLFHO Jordan 屏障所必需的第5种颜色不存在，因此 Kempe 链的缠绕阻塞在结构上被排除，v 的着色扩展必然可行。</w:t>
-      </w:r>
-    </w:p>
-    <w:bookmarkEnd w:id="105"/>
-    <w:bookmarkEnd w:id="106"/>
-    <w:bookmarkStart w:id="124" w:name="第六节-与-kempe1879和-appel-haken1976的对比"/>
+        <w:t xml:space="preserve">定理二</w:t>
+      </w:r>
+      <w:r>
+        <w:t xml:space="preserve"> </w:t>
+      </w:r>
+      <w:r>
+        <w:t xml:space="preserve">提供了对称拼接构造，通过增扩辅助顶点并应用定理一的唯一性，将 GLFHO 消解问题分解为两种可处理的情形</w:t>
+      </w:r>
+    </w:p>
+    <w:p>
+      <w:pPr>
+        <w:pStyle w:val="FirstParagraph"/>
+      </w:pPr>
+      <w:r>
+        <w:t xml:space="preserve">两个环节相互支撑，构成不依赖计算机穷举的证明路径。</w:t>
+      </w:r>
+    </w:p>
+    <w:bookmarkEnd w:id="76"/>
+    <w:bookmarkEnd w:id="77"/>
+    <w:bookmarkStart w:id="95" w:name="第五节-与-kempe1879和-appel-haken1976的对比"/>
     <w:p>
       <w:pPr>
         <w:pStyle w:val="Heading1"/>
       </w:pPr>
       <w:r>
-        <w:t xml:space="preserve">第六节　与 Kempe（1879）和 Appel-Haken（1976）的对比</w:t>
+        <w:t xml:space="preserve">第五节　与 Kempe（1879）和 Appel-Haken（1976）的对比</w:t>
       </w:r>
     </w:p>
     <w:p>
@@ -5946,16 +4210,16 @@
         <w:pStyle w:val="BodyText"/>
       </w:pPr>
       <w:r>
-        <w:t xml:space="preserve">本文的方法本质上是：用 GLFHO 的唯一性（定理二）来控制 Kempe 链交换的副作用。定理三转移操作之所以安全，是因为图中只有一处 GLFHO（定理二保证），交换不会在别处制造新的 GLFHO（定理二保证）。这正是 Kempe 方法缺少的”控制机制”。</w:t>
-      </w:r>
-    </w:p>
-    <w:bookmarkStart w:id="107" w:name="三种方法的比较表"/>
+        <w:t xml:space="preserve">本文的方法本质上是：用 GLFHO 的唯一性（定理一）来控制 Kempe 链交换的副作用。定理二转移操作之所以安全，是因为图中只有一处 GLFHO（定理一保证），交换不会在别处制造新的 GLFHO（定理一保证）。这正是 Kempe 方法缺少的”控制机制”。</w:t>
+      </w:r>
+    </w:p>
+    <w:bookmarkStart w:id="78" w:name="三种方法的比较表"/>
     <w:p>
       <w:pPr>
         <w:pStyle w:val="Heading2"/>
       </w:pPr>
       <w:r>
-        <w:t xml:space="preserve">6.1　三种方法的比较表</w:t>
+        <w:t xml:space="preserve">5.1　三种方法的比较表</w:t>
       </w:r>
     </w:p>
     <w:tbl>
@@ -6350,17 +4614,17 @@
         </w:tc>
       </w:tr>
     </w:tbl>
-    <w:bookmarkEnd w:id="107"/>
-    <w:bookmarkStart w:id="111" w:name="kempe-方法的缺陷与修复"/>
+    <w:bookmarkEnd w:id="78"/>
+    <w:bookmarkStart w:id="82" w:name="kempe-方法的缺陷与修复"/>
     <w:p>
       <w:pPr>
         <w:pStyle w:val="Heading2"/>
       </w:pPr>
       <w:r>
-        <w:t xml:space="preserve">6.2　Kempe 方法的缺陷与修复</w:t>
-      </w:r>
-    </w:p>
-    <w:bookmarkStart w:id="108" w:name="kempe-的假设"/>
+        <w:t xml:space="preserve">5.2　Kempe 方法的缺陷与修复</w:t>
+      </w:r>
+    </w:p>
+    <w:bookmarkStart w:id="79" w:name="kempe-的假设"/>
     <w:p>
       <w:pPr>
         <w:pStyle w:val="Heading3"/>
@@ -6375,6 +4639,377 @@
       </w:pPr>
       <w:r>
         <w:t xml:space="preserve">Kempe 在处理5-度顶点时，使用了以下关键步骤：</w:t>
+      </w:r>
+    </w:p>
+    <w:p>
+      <w:pPr>
+        <w:pStyle w:val="Compact"/>
+        <w:numPr>
+          <w:ilvl w:val="0"/>
+          <w:numId w:val="1016"/>
+        </w:numPr>
+      </w:pPr>
+      <w:r>
+        <w:t xml:space="preserve">取5-度顶点 v，颜色为 e，邻居 v₁,…,v₅ 使用颜色 1,2,3,4,2（相应位置）</w:t>
+      </w:r>
+    </w:p>
+    <w:p>
+      <w:pPr>
+        <w:pStyle w:val="Compact"/>
+        <w:numPr>
+          <w:ilvl w:val="0"/>
+          <w:numId w:val="1016"/>
+        </w:numPr>
+      </w:pPr>
+      <w:r>
+        <w:t xml:space="preserve">尝试对某条 Kempe 链进行交换，使得 v 的邻域颜色简化</w:t>
+      </w:r>
+    </w:p>
+    <w:p>
+      <w:pPr>
+        <w:pStyle w:val="Compact"/>
+        <w:numPr>
+          <w:ilvl w:val="0"/>
+          <w:numId w:val="1016"/>
+        </w:numPr>
+      </w:pPr>
+      <w:r>
+        <w:t xml:space="preserve">断言：这个交换总是可以进行的，因而 v 总能重新着色，从而 G-v 可4-着色且扩展到 G</w:t>
+      </w:r>
+    </w:p>
+    <w:bookmarkEnd w:id="79"/>
+    <w:bookmarkStart w:id="80" w:name="缺陷的来源"/>
+    <w:p>
+      <w:pPr>
+        <w:pStyle w:val="Heading3"/>
+      </w:pPr>
+      <w:r>
+        <w:t xml:space="preserve">缺陷的来源</w:t>
+      </w:r>
+    </w:p>
+    <w:p>
+      <w:pPr>
+        <w:pStyle w:val="FirstParagraph"/>
+      </w:pPr>
+      <w:r>
+        <w:t xml:space="preserve">Kempe 的断言忽略了一个关键现象：</w:t>
+      </w:r>
+      <w:r>
+        <w:rPr>
+          <w:b/>
+          <w:bCs/>
+        </w:rPr>
+        <w:t xml:space="preserve">两条 Kempe 链可能相互干扰</w:t>
+      </w:r>
+      <w:r>
+        <w:t xml:space="preserve">。</w:t>
+      </w:r>
+    </w:p>
+    <w:p>
+      <w:pPr>
+        <w:pStyle w:val="BodyText"/>
+      </w:pPr>
+      <w:r>
+        <w:t xml:space="preserve">具体地，设 v 的邻居为 u₁(1), u₂(2), u₃(3), u₄(4), u₅(2)，Kempe 想要交换 (1,3)-Kempe 链来简化着色。但如果：</w:t>
+      </w:r>
+    </w:p>
+    <w:p>
+      <w:pPr>
+        <w:pStyle w:val="Compact"/>
+        <w:numPr>
+          <w:ilvl w:val="0"/>
+          <w:numId w:val="1017"/>
+        </w:numPr>
+      </w:pPr>
+      <w:r>
+        <w:t xml:space="preserve">u₁ 和 u₃ 在同一条 (1,3)-Kempe 链中（很好，交换后 u₁ 变为3、u₃ 变为1）</w:t>
+      </w:r>
+    </w:p>
+    <w:p>
+      <w:pPr>
+        <w:pStyle w:val="Compact"/>
+        <w:numPr>
+          <w:ilvl w:val="0"/>
+          <w:numId w:val="1017"/>
+        </w:numPr>
+      </w:pPr>
+      <w:r>
+        <w:t xml:space="preserve">u₁ 和 u₄ 也在同一条 (1,4)-Kempe 链中——(1,3) 交换改变了 u₁ 的颜色，从而破坏了 (1,4)-Kempe 链的结构，这才是问题所在！</w:t>
+      </w:r>
+    </w:p>
+    <w:p>
+      <w:pPr>
+        <w:pStyle w:val="FirstParagraph"/>
+      </w:pPr>
+      <w:r>
+        <w:t xml:space="preserve">两条链的相互干扰形成 Jordan 曲线分隔结构，使得任何单次 Kempe 交换都无法有效地为 v 腾出空位——这正是 GLFHO 的本质。</w:t>
+      </w:r>
+    </w:p>
+    <w:bookmarkEnd w:id="80"/>
+    <w:bookmarkStart w:id="81" w:name="本文方法的修复"/>
+    <w:p>
+      <w:pPr>
+        <w:pStyle w:val="Heading3"/>
+      </w:pPr>
+      <w:r>
+        <w:t xml:space="preserve">本文方法的修复</w:t>
+      </w:r>
+    </w:p>
+    <w:p>
+      <w:pPr>
+        <w:pStyle w:val="FirstParagraph"/>
+      </w:pPr>
+      <w:r>
+        <w:t xml:space="preserve">本文通过三个定理有效地修复了这个缺陷：</w:t>
+      </w:r>
+    </w:p>
+    <w:p>
+      <w:pPr>
+        <w:pStyle w:val="Compact"/>
+        <w:numPr>
+          <w:ilvl w:val="0"/>
+          <w:numId w:val="1018"/>
+        </w:numPr>
+      </w:pPr>
+      <w:r>
+        <w:rPr>
+          <w:b/>
+          <w:bCs/>
+        </w:rPr>
+        <w:t xml:space="preserve">定理一</w:t>
+      </w:r>
+      <w:r>
+        <w:t xml:space="preserve"> </w:t>
+      </w:r>
+      <w:r>
+        <w:t xml:space="preserve">论证了 GLFHO</w:t>
+      </w:r>
+      <w:r>
+        <w:t xml:space="preserve"> </w:t>
+      </w:r>
+      <w:r>
+        <w:rPr>
+          <w:b/>
+          <w:bCs/>
+        </w:rPr>
+        <w:t xml:space="preserve">同时最多只有一个</w:t>
+      </w:r>
+      <w:r>
+        <w:t xml:space="preserve">，从而保证了 GLFHO 不会同时出现在多个位置</w:t>
+      </w:r>
+    </w:p>
+    <w:p>
+      <w:pPr>
+        <w:pStyle w:val="Compact"/>
+        <w:numPr>
+          <w:ilvl w:val="0"/>
+          <w:numId w:val="1018"/>
+        </w:numPr>
+      </w:pPr>
+      <w:r>
+        <w:rPr>
+          <w:b/>
+          <w:bCs/>
+        </w:rPr>
+        <w:t xml:space="preserve">定理二</w:t>
+      </w:r>
+      <w:r>
+        <w:t xml:space="preserve"> </w:t>
+      </w:r>
+      <w:r>
+        <w:t xml:space="preserve">提供了一个”整体的全局构造”（对称拼接），绕过了”局部链交换”的困难，消解 u 处的 GLFHO</w:t>
+      </w:r>
+    </w:p>
+    <w:p>
+      <w:pPr>
+        <w:pStyle w:val="Compact"/>
+        <w:numPr>
+          <w:ilvl w:val="0"/>
+          <w:numId w:val="1018"/>
+        </w:numPr>
+      </w:pPr>
+      <w:r>
+        <w:rPr>
+          <w:b/>
+          <w:bCs/>
+        </w:rPr>
+        <w:t xml:space="preserve">极小性</w:t>
+      </w:r>
+      <w:r>
+        <w:t xml:space="preserve"> </w:t>
+      </w:r>
+      <w:r>
+        <w:t xml:space="preserve">保证了图中存在两个互不相邻的5-度顶点，为对称拼接提供了操作对象</w:t>
+      </w:r>
+    </w:p>
+    <w:p>
+      <w:pPr>
+        <w:pStyle w:val="FirstParagraph"/>
+      </w:pPr>
+      <w:r>
+        <w:t xml:space="preserve">这三个定理配合使用，回避了 Kempe 遇到的陷阱。</w:t>
+      </w:r>
+    </w:p>
+    <w:bookmarkEnd w:id="81"/>
+    <w:bookmarkEnd w:id="82"/>
+    <w:bookmarkStart w:id="86" w:name="与-appel-haken-方法的对比"/>
+    <w:p>
+      <w:pPr>
+        <w:pStyle w:val="Heading2"/>
+      </w:pPr>
+      <w:r>
+        <w:t xml:space="preserve">5.3　与 Appel-Haken 方法的对比</w:t>
+      </w:r>
+    </w:p>
+    <w:bookmarkStart w:id="83" w:name="appel-haken-的思路"/>
+    <w:p>
+      <w:pPr>
+        <w:pStyle w:val="Heading3"/>
+      </w:pPr>
+      <w:r>
+        <w:t xml:space="preserve">Appel-Haken 的思路</w:t>
+      </w:r>
+    </w:p>
+    <w:p>
+      <w:pPr>
+        <w:pStyle w:val="FirstParagraph"/>
+      </w:pPr>
+      <w:r>
+        <w:t xml:space="preserve">Appel 与 Haken 的方法可简述为：</w:t>
+      </w:r>
+    </w:p>
+    <w:p>
+      <w:pPr>
+        <w:pStyle w:val="Compact"/>
+        <w:numPr>
+          <w:ilvl w:val="0"/>
+          <w:numId w:val="1019"/>
+        </w:numPr>
+      </w:pPr>
+      <w:r>
+        <w:t xml:space="preserve">证明存在一个”不可避免配置集”（unavoidable configurations），任何极小反例都必须包含其中之一</w:t>
+      </w:r>
+    </w:p>
+    <w:p>
+      <w:pPr>
+        <w:pStyle w:val="Compact"/>
+        <w:numPr>
+          <w:ilvl w:val="0"/>
+          <w:numId w:val="1019"/>
+        </w:numPr>
+      </w:pPr>
+      <w:r>
+        <w:t xml:space="preserve">对每个配置证明其”可规约性”（reducibility）——即该配置可以被删除和重新着色</w:t>
+      </w:r>
+    </w:p>
+    <w:p>
+      <w:pPr>
+        <w:pStyle w:val="Compact"/>
+        <w:numPr>
+          <w:ilvl w:val="0"/>
+          <w:numId w:val="1019"/>
+        </w:numPr>
+      </w:pPr>
+      <w:r>
+        <w:t xml:space="preserve">通过对所有配置的规约，导出矛盾</w:t>
+      </w:r>
+    </w:p>
+    <w:bookmarkEnd w:id="83"/>
+    <w:bookmarkStart w:id="84" w:name="appel-haken-方法的优点与问题"/>
+    <w:p>
+      <w:pPr>
+        <w:pStyle w:val="Heading3"/>
+      </w:pPr>
+      <w:r>
+        <w:t xml:space="preserve">Appel-Haken 方法的优点与问题</w:t>
+      </w:r>
+    </w:p>
+    <w:p>
+      <w:pPr>
+        <w:pStyle w:val="FirstParagraph"/>
+      </w:pPr>
+      <w:r>
+        <w:rPr>
+          <w:b/>
+          <w:bCs/>
+        </w:rPr>
+        <w:t xml:space="preserve">优点</w:t>
+      </w:r>
+      <w:r>
+        <w:t xml:space="preserve">：</w:t>
+      </w:r>
+      <w:r>
+        <w:t xml:space="preserve"> </w:t>
+      </w:r>
+      <w:r>
+        <w:t xml:space="preserve">- 数学上严格完备</w:t>
+      </w:r>
+      <w:r>
+        <w:t xml:space="preserve"> </w:t>
+      </w:r>
+      <w:r>
+        <w:t xml:space="preserve">- 实际上成功证明了四色定理</w:t>
+      </w:r>
+    </w:p>
+    <w:p>
+      <w:pPr>
+        <w:pStyle w:val="BodyText"/>
+      </w:pPr>
+      <w:r>
+        <w:rPr>
+          <w:b/>
+          <w:bCs/>
+        </w:rPr>
+        <w:t xml:space="preserve">问题</w:t>
+      </w:r>
+      <w:r>
+        <w:t xml:space="preserve">：</w:t>
+      </w:r>
+      <w:r>
+        <w:t xml:space="preserve"> </w:t>
+      </w:r>
+      <w:r>
+        <w:t xml:space="preserve">- 依赖计算机穷举和验证，难以人工完全理解</w:t>
+      </w:r>
+      <w:r>
+        <w:t xml:space="preserve"> </w:t>
+      </w:r>
+      <w:r>
+        <w:t xml:space="preserve">- 证明长度极长，使其不适合作为”优雅证明”</w:t>
+      </w:r>
+      <w:r>
+        <w:t xml:space="preserve"> </w:t>
+      </w:r>
+      <w:r>
+        <w:t xml:space="preserve">- 计算机程序本身的正确性需要验证</w:t>
+      </w:r>
+    </w:p>
+    <w:bookmarkEnd w:id="84"/>
+    <w:bookmarkStart w:id="85" w:name="本文方法与-appel-haken-的关系"/>
+    <w:p>
+      <w:pPr>
+        <w:pStyle w:val="Heading3"/>
+      </w:pPr>
+      <w:r>
+        <w:t xml:space="preserve">本文方法与 Appel-Haken 的关系</w:t>
+      </w:r>
+    </w:p>
+    <w:p>
+      <w:pPr>
+        <w:pStyle w:val="FirstParagraph"/>
+      </w:pPr>
+      <w:r>
+        <w:t xml:space="preserve">本文方法可以看作是一种</w:t>
+      </w:r>
+      <w:r>
+        <w:rPr>
+          <w:b/>
+          <w:bCs/>
+        </w:rPr>
+        <w:t xml:space="preserve">概念化的规约</w:t>
+      </w:r>
+      <w:r>
+        <w:t xml:space="preserve">：</w:t>
       </w:r>
     </w:p>
     <w:p>
@@ -6386,7 +5021,7 @@
         </w:numPr>
       </w:pPr>
       <w:r>
-        <w:t xml:space="preserve">取5-度顶点 v，颜色为 e，邻居 v₁,…,v₅ 使用颜色 1,2,3,4,2（相应位置）</w:t>
+        <w:t xml:space="preserve">而不是穷举约1200个具体配置</w:t>
       </w:r>
     </w:p>
     <w:p>
@@ -6398,7 +5033,7 @@
         </w:numPr>
       </w:pPr>
       <w:r>
-        <w:t xml:space="preserve">尝试对某条 Kempe 链进行交换，使得 v 的邻域颜色简化</w:t>
+        <w:t xml:space="preserve">本文通过三个定理，建立了一般性的框架</w:t>
       </w:r>
     </w:p>
     <w:p>
@@ -6410,43 +5045,218 @@
         </w:numPr>
       </w:pPr>
       <w:r>
-        <w:t xml:space="preserve">断言：这个交换总是可以进行的，因而 v 总能重新着色，从而 G-v 可4-着色且扩展到 G</w:t>
-      </w:r>
-    </w:p>
-    <w:bookmarkEnd w:id="108"/>
-    <w:bookmarkStart w:id="109" w:name="缺陷的来源"/>
+        <w:t xml:space="preserve">定理二的对称拼接操作本质上是一种</w:t>
+      </w:r>
+      <w:r>
+        <w:rPr>
+          <w:b/>
+          <w:bCs/>
+        </w:rPr>
+        <w:t xml:space="preserve">通用的规约机制</w:t>
+      </w:r>
+    </w:p>
+    <w:p>
+      <w:pPr>
+        <w:pStyle w:val="FirstParagraph"/>
+      </w:pPr>
+      <w:r>
+        <w:t xml:space="preserve">虽然本文方法同样需要进一步的同行评议来确认定理一的严格性，但它提供了一个概念上较为清晰的证明路径。</w:t>
+      </w:r>
+    </w:p>
+    <w:bookmarkEnd w:id="85"/>
+    <w:bookmarkEnd w:id="86"/>
+    <w:bookmarkStart w:id="90" w:name="方法的哲学意义"/>
+    <w:p>
+      <w:pPr>
+        <w:pStyle w:val="Heading2"/>
+      </w:pPr>
+      <w:r>
+        <w:t xml:space="preserve">5.4　方法的哲学意义</w:t>
+      </w:r>
+    </w:p>
+    <w:bookmarkStart w:id="87" w:name="kempe-的贡献"/>
     <w:p>
       <w:pPr>
         <w:pStyle w:val="Heading3"/>
       </w:pPr>
       <w:r>
-        <w:t xml:space="preserve">缺陷的来源</w:t>
-      </w:r>
-    </w:p>
-    <w:p>
-      <w:pPr>
-        <w:pStyle w:val="FirstParagraph"/>
-      </w:pPr>
-      <w:r>
-        <w:t xml:space="preserve">Kempe 的断言忽略了一个关键现象：</w:t>
-      </w:r>
-      <w:r>
-        <w:rPr>
-          <w:b/>
-          <w:bCs/>
-        </w:rPr>
-        <w:t xml:space="preserve">两条 Kempe 链可能相互干扰</w:t>
-      </w:r>
-      <w:r>
-        <w:t xml:space="preserve">。</w:t>
-      </w:r>
-    </w:p>
-    <w:p>
-      <w:pPr>
-        <w:pStyle w:val="BodyText"/>
-      </w:pPr>
-      <w:r>
-        <w:t xml:space="preserve">具体地，设 v 的邻居为 u₁(1), u₂(2), u₃(3), u₄(4), u₅(2)，Kempe 想要交换 (1,3)-Kempe 链来简化着色。但如果：</w:t>
+        <w:t xml:space="preserve">Kempe 的贡献</w:t>
+      </w:r>
+    </w:p>
+    <w:p>
+      <w:pPr>
+        <w:pStyle w:val="FirstParagraph"/>
+      </w:pPr>
+      <w:r>
+        <w:t xml:space="preserve">Kempe 首次引入了”Kempe 链”这一强大的工具。虽然他的证明有缺陷，但 Kempe 链至今仍是图着色理论中的基本工具。</w:t>
+      </w:r>
+    </w:p>
+    <w:bookmarkEnd w:id="87"/>
+    <w:bookmarkStart w:id="88" w:name="appel-haken-的突破"/>
+    <w:p>
+      <w:pPr>
+        <w:pStyle w:val="Heading3"/>
+      </w:pPr>
+      <w:r>
+        <w:t xml:space="preserve">Appel-Haken 的突破</w:t>
+      </w:r>
+    </w:p>
+    <w:p>
+      <w:pPr>
+        <w:pStyle w:val="FirstParagraph"/>
+      </w:pPr>
+      <w:r>
+        <w:t xml:space="preserve">Appel 与 Haken 通过计算机验证，给出了第一个严格的四色定理证明，虽然方法不优雅，但确实解决了百年难题。</w:t>
+      </w:r>
+    </w:p>
+    <w:bookmarkEnd w:id="88"/>
+    <w:bookmarkStart w:id="89" w:name="本文方法的尝试"/>
+    <w:p>
+      <w:pPr>
+        <w:pStyle w:val="Heading3"/>
+      </w:pPr>
+      <w:r>
+        <w:t xml:space="preserve">本文方法的尝试</w:t>
+      </w:r>
+    </w:p>
+    <w:p>
+      <w:pPr>
+        <w:pStyle w:val="FirstParagraph"/>
+      </w:pPr>
+      <w:r>
+        <w:t xml:space="preserve">本文的思路是：</w:t>
+      </w:r>
+      <w:r>
+        <w:t xml:space="preserve"> </w:t>
+      </w:r>
+      <w:r>
+        <w:t xml:space="preserve">-</w:t>
+      </w:r>
+      <w:r>
+        <w:t xml:space="preserve"> </w:t>
+      </w:r>
+      <w:r>
+        <w:rPr>
+          <w:b/>
+          <w:bCs/>
+        </w:rPr>
+        <w:t xml:space="preserve">回归 Kempe 的工具</w:t>
+      </w:r>
+      <w:r>
+        <w:t xml:space="preserve">（Kempe 链）</w:t>
+      </w:r>
+      <w:r>
+        <w:t xml:space="preserve"> </w:t>
+      </w:r>
+      <w:r>
+        <w:t xml:space="preserve">-</w:t>
+      </w:r>
+      <w:r>
+        <w:t xml:space="preserve"> </w:t>
+      </w:r>
+      <w:r>
+        <w:rPr>
+          <w:b/>
+          <w:bCs/>
+        </w:rPr>
+        <w:t xml:space="preserve">融合 Appel-Haken 的思想</w:t>
+      </w:r>
+      <w:r>
+        <w:t xml:space="preserve">（规约的通用框架）</w:t>
+      </w:r>
+      <w:r>
+        <w:t xml:space="preserve"> </w:t>
+      </w:r>
+      <w:r>
+        <w:t xml:space="preserve">-</w:t>
+      </w:r>
+      <w:r>
+        <w:t xml:space="preserve"> </w:t>
+      </w:r>
+      <w:r>
+        <w:rPr>
+          <w:b/>
+          <w:bCs/>
+        </w:rPr>
+        <w:t xml:space="preserve">引入新的概念</w:t>
+      </w:r>
+      <w:r>
+        <w:t xml:space="preserve">（GLFHO 与对称拼接）</w:t>
+      </w:r>
+      <w:r>
+        <w:t xml:space="preserve"> </w:t>
+      </w:r>
+      <w:r>
+        <w:t xml:space="preserve">-</w:t>
+      </w:r>
+      <w:r>
+        <w:t xml:space="preserve"> </w:t>
+      </w:r>
+      <w:r>
+        <w:rPr>
+          <w:b/>
+          <w:bCs/>
+        </w:rPr>
+        <w:t xml:space="preserve">目标</w:t>
+      </w:r>
+      <w:r>
+        <w:t xml:space="preserve">：寻求一个不依赖计算机穷举的证明路径</w:t>
+      </w:r>
+    </w:p>
+    <w:bookmarkEnd w:id="89"/>
+    <w:bookmarkEnd w:id="90"/>
+    <w:bookmarkStart w:id="94" w:name="开放问题与未来方向"/>
+    <w:p>
+      <w:pPr>
+        <w:pStyle w:val="Heading2"/>
+      </w:pPr>
+      <w:r>
+        <w:t xml:space="preserve">5.5　开放问题与未来方向</w:t>
+      </w:r>
+    </w:p>
+    <w:bookmarkStart w:id="91" w:name="形式化验证"/>
+    <w:p>
+      <w:pPr>
+        <w:pStyle w:val="Heading3"/>
+      </w:pPr>
+      <w:r>
+        <w:t xml:space="preserve">形式化验证</w:t>
+      </w:r>
+    </w:p>
+    <w:p>
+      <w:pPr>
+        <w:pStyle w:val="FirstParagraph"/>
+      </w:pPr>
+      <w:r>
+        <w:t xml:space="preserve">定理一（GLFHO 的唯一性）是整个证明的核心。本文已给出各子情形（C1、C2a、C2b、C3）的完整论证，但将这些论证转化为机器可检验的形式化证明（如 Lean 4 或 Coq）仍是重要的后续工作。</w:t>
+      </w:r>
+    </w:p>
+    <w:bookmarkEnd w:id="91"/>
+    <w:bookmarkStart w:id="92" w:name="计算机辅助验证"/>
+    <w:p>
+      <w:pPr>
+        <w:pStyle w:val="Heading3"/>
+      </w:pPr>
+      <w:r>
+        <w:t xml:space="preserve">计算机辅助验证</w:t>
+      </w:r>
+    </w:p>
+    <w:p>
+      <w:pPr>
+        <w:pStyle w:val="FirstParagraph"/>
+      </w:pPr>
+      <w:r>
+        <w:t xml:space="preserve">虽然本方法不依赖计算机穷举，但借助计算机进行某些关键步骤的验证（如定理一各情形的穷举检验）仍是有益的。</w:t>
+      </w:r>
+    </w:p>
+    <w:bookmarkEnd w:id="92"/>
+    <w:bookmarkStart w:id="93" w:name="推广与应用"/>
+    <w:p>
+      <w:pPr>
+        <w:pStyle w:val="Heading3"/>
+      </w:pPr>
+      <w:r>
+        <w:t xml:space="preserve">推广与应用</w:t>
       </w:r>
     </w:p>
     <w:p>
@@ -6458,7 +5268,7 @@
         </w:numPr>
       </w:pPr>
       <w:r>
-        <w:t xml:space="preserve">u₁ 和 u₃ 在同一条 (1,3)-Kempe 链中（很好，交换后 u₁ 变为3、u₃ 变为1）</w:t>
+        <w:t xml:space="preserve">本方法的思想是否能推广到其他图论问题？</w:t>
       </w:r>
     </w:p>
     <w:p>
@@ -6470,33 +5280,7 @@
         </w:numPr>
       </w:pPr>
       <w:r>
-        <w:t xml:space="preserve">u₁ 和 u₄ 也在同一条 (1,4)-Kempe 链中——(1,3) 交换改变了 u₁ 的颜色，从而破坏了 (1,4)-Kempe 链的结构，这才是问题所在！</w:t>
-      </w:r>
-    </w:p>
-    <w:p>
-      <w:pPr>
-        <w:pStyle w:val="FirstParagraph"/>
-      </w:pPr>
-      <w:r>
-        <w:t xml:space="preserve">两条链的相互干扰形成 Jordan 曲线分隔结构，使得任何单次 Kempe 交换都无法有效地为 v 腾出空位——这正是 GLFHO 的本质。</w:t>
-      </w:r>
-    </w:p>
-    <w:bookmarkEnd w:id="109"/>
-    <w:bookmarkStart w:id="110" w:name="本文方法的修复"/>
-    <w:p>
-      <w:pPr>
-        <w:pStyle w:val="Heading3"/>
-      </w:pPr>
-      <w:r>
-        <w:t xml:space="preserve">本文方法的修复</w:t>
-      </w:r>
-    </w:p>
-    <w:p>
-      <w:pPr>
-        <w:pStyle w:val="FirstParagraph"/>
-      </w:pPr>
-      <w:r>
-        <w:t xml:space="preserve">本文通过三个定理有效地修复了这个缺陷：</w:t>
+        <w:t xml:space="preserve">GLFHO 的概念是否能在其他色数问题中应用？</w:t>
       </w:r>
     </w:p>
     <w:p>
@@ -6504,536 +5288,16 @@
         <w:pStyle w:val="Compact"/>
         <w:numPr>
           <w:ilvl w:val="0"/>
-          <w:numId w:val="1022"/>
+          <w:numId w:val="1021"/>
         </w:numPr>
       </w:pPr>
       <w:r>
-        <w:rPr>
-          <w:b/>
-          <w:bCs/>
-        </w:rPr>
-        <w:t xml:space="preserve">定理二</w:t>
-      </w:r>
-      <w:r>
-        <w:t xml:space="preserve"> </w:t>
-      </w:r>
-      <w:r>
-        <w:t xml:space="preserve">论证了 GLFHO</w:t>
-      </w:r>
-      <w:r>
-        <w:t xml:space="preserve"> </w:t>
-      </w:r>
-      <w:r>
-        <w:rPr>
-          <w:b/>
-          <w:bCs/>
-        </w:rPr>
-        <w:t xml:space="preserve">同时最多只有一个</w:t>
-      </w:r>
-      <w:r>
-        <w:t xml:space="preserve">，从而保证了 GLFHO 不会同时出现在多个位置</w:t>
-      </w:r>
-    </w:p>
-    <w:p>
-      <w:pPr>
-        <w:pStyle w:val="Compact"/>
-        <w:numPr>
-          <w:ilvl w:val="0"/>
-          <w:numId w:val="1022"/>
-        </w:numPr>
-      </w:pPr>
-      <w:r>
-        <w:rPr>
-          <w:b/>
-          <w:bCs/>
-        </w:rPr>
-        <w:t xml:space="preserve">定理三</w:t>
-      </w:r>
-      <w:r>
-        <w:t xml:space="preserve"> </w:t>
-      </w:r>
-      <w:r>
-        <w:t xml:space="preserve">提供了一个”整体的全局构造”（对称拼接），绕过了”局部链交换”的困难，消解 u 处的 GLFHO</w:t>
-      </w:r>
-    </w:p>
-    <w:p>
-      <w:pPr>
-        <w:pStyle w:val="Compact"/>
-        <w:numPr>
-          <w:ilvl w:val="0"/>
-          <w:numId w:val="1022"/>
-        </w:numPr>
-      </w:pPr>
-      <w:r>
-        <w:rPr>
-          <w:b/>
-          <w:bCs/>
-        </w:rPr>
-        <w:t xml:space="preserve">极小性</w:t>
-      </w:r>
-      <w:r>
-        <w:t xml:space="preserve"> </w:t>
-      </w:r>
-      <w:r>
-        <w:t xml:space="preserve">保证了图中存在两个互不相邻的5-度顶点，为对称拼接提供了操作对象</w:t>
-      </w:r>
-    </w:p>
-    <w:p>
-      <w:pPr>
-        <w:pStyle w:val="FirstParagraph"/>
-      </w:pPr>
-      <w:r>
-        <w:t xml:space="preserve">这三个定理配合使用，回避了 Kempe 遇到的陷阱。</w:t>
-      </w:r>
-    </w:p>
-    <w:bookmarkEnd w:id="110"/>
-    <w:bookmarkEnd w:id="111"/>
-    <w:bookmarkStart w:id="115" w:name="与-appel-haken-方法的对比"/>
-    <w:p>
-      <w:pPr>
-        <w:pStyle w:val="Heading2"/>
-      </w:pPr>
-      <w:r>
-        <w:t xml:space="preserve">6.3　与 Appel-Haken 方法的对比</w:t>
-      </w:r>
-    </w:p>
-    <w:bookmarkStart w:id="112" w:name="appel-haken-的思路"/>
-    <w:p>
-      <w:pPr>
-        <w:pStyle w:val="Heading3"/>
-      </w:pPr>
-      <w:r>
-        <w:t xml:space="preserve">Appel-Haken 的思路</w:t>
-      </w:r>
-    </w:p>
-    <w:p>
-      <w:pPr>
-        <w:pStyle w:val="FirstParagraph"/>
-      </w:pPr>
-      <w:r>
-        <w:t xml:space="preserve">Appel 与 Haken 的方法可简述为：</w:t>
-      </w:r>
-    </w:p>
-    <w:p>
-      <w:pPr>
-        <w:pStyle w:val="Compact"/>
-        <w:numPr>
-          <w:ilvl w:val="0"/>
-          <w:numId w:val="1023"/>
-        </w:numPr>
-      </w:pPr>
-      <w:r>
-        <w:t xml:space="preserve">证明存在一个”不可避免配置集”（unavoidable configurations），任何极小反例都必须包含其中之一</w:t>
-      </w:r>
-    </w:p>
-    <w:p>
-      <w:pPr>
-        <w:pStyle w:val="Compact"/>
-        <w:numPr>
-          <w:ilvl w:val="0"/>
-          <w:numId w:val="1023"/>
-        </w:numPr>
-      </w:pPr>
-      <w:r>
-        <w:t xml:space="preserve">对每个配置证明其”可规约性”（reducibility）——即该配置可以被删除和重新着色</w:t>
-      </w:r>
-    </w:p>
-    <w:p>
-      <w:pPr>
-        <w:pStyle w:val="Compact"/>
-        <w:numPr>
-          <w:ilvl w:val="0"/>
-          <w:numId w:val="1023"/>
-        </w:numPr>
-      </w:pPr>
-      <w:r>
-        <w:t xml:space="preserve">通过对所有配置的规约，导出矛盾</w:t>
-      </w:r>
-    </w:p>
-    <w:bookmarkEnd w:id="112"/>
-    <w:bookmarkStart w:id="113" w:name="appel-haken-方法的优点与问题"/>
-    <w:p>
-      <w:pPr>
-        <w:pStyle w:val="Heading3"/>
-      </w:pPr>
-      <w:r>
-        <w:t xml:space="preserve">Appel-Haken 方法的优点与问题</w:t>
-      </w:r>
-    </w:p>
-    <w:p>
-      <w:pPr>
-        <w:pStyle w:val="FirstParagraph"/>
-      </w:pPr>
-      <w:r>
-        <w:rPr>
-          <w:b/>
-          <w:bCs/>
-        </w:rPr>
-        <w:t xml:space="preserve">优点</w:t>
-      </w:r>
-      <w:r>
-        <w:t xml:space="preserve">：</w:t>
-      </w:r>
-      <w:r>
-        <w:t xml:space="preserve"> </w:t>
-      </w:r>
-      <w:r>
-        <w:t xml:space="preserve">- 数学上严格完备</w:t>
-      </w:r>
-      <w:r>
-        <w:t xml:space="preserve"> </w:t>
-      </w:r>
-      <w:r>
-        <w:t xml:space="preserve">- 实际上成功证明了四色定理</w:t>
-      </w:r>
-    </w:p>
-    <w:p>
-      <w:pPr>
-        <w:pStyle w:val="BodyText"/>
-      </w:pPr>
-      <w:r>
-        <w:rPr>
-          <w:b/>
-          <w:bCs/>
-        </w:rPr>
-        <w:t xml:space="preserve">问题</w:t>
-      </w:r>
-      <w:r>
-        <w:t xml:space="preserve">：</w:t>
-      </w:r>
-      <w:r>
-        <w:t xml:space="preserve"> </w:t>
-      </w:r>
-      <w:r>
-        <w:t xml:space="preserve">- 依赖计算机穷举和验证，难以人工完全理解</w:t>
-      </w:r>
-      <w:r>
-        <w:t xml:space="preserve"> </w:t>
-      </w:r>
-      <w:r>
-        <w:t xml:space="preserve">- 证明长度极长，使其不适合作为”优雅证明”</w:t>
-      </w:r>
-      <w:r>
-        <w:t xml:space="preserve"> </w:t>
-      </w:r>
-      <w:r>
-        <w:t xml:space="preserve">- 计算机程序本身的正确性需要验证</w:t>
-      </w:r>
-    </w:p>
-    <w:bookmarkEnd w:id="113"/>
-    <w:bookmarkStart w:id="114" w:name="本文方法与-appel-haken-的关系"/>
-    <w:p>
-      <w:pPr>
-        <w:pStyle w:val="Heading3"/>
-      </w:pPr>
-      <w:r>
-        <w:t xml:space="preserve">本文方法与 Appel-Haken 的关系</w:t>
-      </w:r>
-    </w:p>
-    <w:p>
-      <w:pPr>
-        <w:pStyle w:val="FirstParagraph"/>
-      </w:pPr>
-      <w:r>
-        <w:t xml:space="preserve">本文方法可以看作是一种</w:t>
-      </w:r>
-      <w:r>
-        <w:rPr>
-          <w:b/>
-          <w:bCs/>
-        </w:rPr>
-        <w:t xml:space="preserve">概念化的规约</w:t>
-      </w:r>
-      <w:r>
-        <w:t xml:space="preserve">：</w:t>
-      </w:r>
-    </w:p>
-    <w:p>
-      <w:pPr>
-        <w:pStyle w:val="Compact"/>
-        <w:numPr>
-          <w:ilvl w:val="0"/>
-          <w:numId w:val="1024"/>
-        </w:numPr>
-      </w:pPr>
-      <w:r>
-        <w:t xml:space="preserve">而不是穷举约1200个具体配置</w:t>
-      </w:r>
-    </w:p>
-    <w:p>
-      <w:pPr>
-        <w:pStyle w:val="Compact"/>
-        <w:numPr>
-          <w:ilvl w:val="0"/>
-          <w:numId w:val="1024"/>
-        </w:numPr>
-      </w:pPr>
-      <w:r>
-        <w:t xml:space="preserve">本文通过三个定理，建立了一般性的框架</w:t>
-      </w:r>
-    </w:p>
-    <w:p>
-      <w:pPr>
-        <w:pStyle w:val="Compact"/>
-        <w:numPr>
-          <w:ilvl w:val="0"/>
-          <w:numId w:val="1024"/>
-        </w:numPr>
-      </w:pPr>
-      <w:r>
-        <w:t xml:space="preserve">定理三的对称拼接操作本质上是一种</w:t>
-      </w:r>
-      <w:r>
-        <w:rPr>
-          <w:b/>
-          <w:bCs/>
-        </w:rPr>
-        <w:t xml:space="preserve">通用的规约机制</w:t>
-      </w:r>
-    </w:p>
-    <w:p>
-      <w:pPr>
-        <w:pStyle w:val="FirstParagraph"/>
-      </w:pPr>
-      <w:r>
-        <w:t xml:space="preserve">虽然本文方法同样需要进一步的同行评议来确认定理二的严格性，但它提供了一个概念上较为清晰的证明路径。</w:t>
-      </w:r>
-    </w:p>
-    <w:bookmarkEnd w:id="114"/>
-    <w:bookmarkEnd w:id="115"/>
-    <w:bookmarkStart w:id="119" w:name="方法的哲学意义"/>
-    <w:p>
-      <w:pPr>
-        <w:pStyle w:val="Heading2"/>
-      </w:pPr>
-      <w:r>
-        <w:t xml:space="preserve">6.4　方法的哲学意义</w:t>
-      </w:r>
-    </w:p>
-    <w:bookmarkStart w:id="116" w:name="kempe-的贡献"/>
-    <w:p>
-      <w:pPr>
-        <w:pStyle w:val="Heading3"/>
-      </w:pPr>
-      <w:r>
-        <w:t xml:space="preserve">Kempe 的贡献</w:t>
-      </w:r>
-    </w:p>
-    <w:p>
-      <w:pPr>
-        <w:pStyle w:val="FirstParagraph"/>
-      </w:pPr>
-      <w:r>
-        <w:t xml:space="preserve">Kempe 首次引入了”Kempe 链”这一强大的工具。虽然他的证明有缺陷，但 Kempe 链至今仍是图着色理论中的基本工具。</w:t>
-      </w:r>
-    </w:p>
-    <w:bookmarkEnd w:id="116"/>
-    <w:bookmarkStart w:id="117" w:name="appel-haken-的突破"/>
-    <w:p>
-      <w:pPr>
-        <w:pStyle w:val="Heading3"/>
-      </w:pPr>
-      <w:r>
-        <w:t xml:space="preserve">Appel-Haken 的突破</w:t>
-      </w:r>
-    </w:p>
-    <w:p>
-      <w:pPr>
-        <w:pStyle w:val="FirstParagraph"/>
-      </w:pPr>
-      <w:r>
-        <w:t xml:space="preserve">Appel 与 Haken 通过计算机验证，给出了第一个严格的四色定理证明，虽然方法不优雅，但确实解决了百年难题。</w:t>
-      </w:r>
-    </w:p>
-    <w:bookmarkEnd w:id="117"/>
-    <w:bookmarkStart w:id="118" w:name="本文方法的尝试"/>
-    <w:p>
-      <w:pPr>
-        <w:pStyle w:val="Heading3"/>
-      </w:pPr>
-      <w:r>
-        <w:t xml:space="preserve">本文方法的尝试</w:t>
-      </w:r>
-    </w:p>
-    <w:p>
-      <w:pPr>
-        <w:pStyle w:val="FirstParagraph"/>
-      </w:pPr>
-      <w:r>
-        <w:t xml:space="preserve">本文的思路是：</w:t>
-      </w:r>
-      <w:r>
-        <w:t xml:space="preserve"> </w:t>
-      </w:r>
-      <w:r>
-        <w:t xml:space="preserve">-</w:t>
-      </w:r>
-      <w:r>
-        <w:t xml:space="preserve"> </w:t>
-      </w:r>
-      <w:r>
-        <w:rPr>
-          <w:b/>
-          <w:bCs/>
-        </w:rPr>
-        <w:t xml:space="preserve">回归 Kempe 的工具</w:t>
-      </w:r>
-      <w:r>
-        <w:t xml:space="preserve">（Kempe 链）</w:t>
-      </w:r>
-      <w:r>
-        <w:t xml:space="preserve"> </w:t>
-      </w:r>
-      <w:r>
-        <w:t xml:space="preserve">-</w:t>
-      </w:r>
-      <w:r>
-        <w:t xml:space="preserve"> </w:t>
-      </w:r>
-      <w:r>
-        <w:rPr>
-          <w:b/>
-          <w:bCs/>
-        </w:rPr>
-        <w:t xml:space="preserve">融合 Appel-Haken 的思想</w:t>
-      </w:r>
-      <w:r>
-        <w:t xml:space="preserve">（规约的通用框架）</w:t>
-      </w:r>
-      <w:r>
-        <w:t xml:space="preserve"> </w:t>
-      </w:r>
-      <w:r>
-        <w:t xml:space="preserve">-</w:t>
-      </w:r>
-      <w:r>
-        <w:t xml:space="preserve"> </w:t>
-      </w:r>
-      <w:r>
-        <w:rPr>
-          <w:b/>
-          <w:bCs/>
-        </w:rPr>
-        <w:t xml:space="preserve">引入新的概念</w:t>
-      </w:r>
-      <w:r>
-        <w:t xml:space="preserve">（GLFHO 与对称拼接）</w:t>
-      </w:r>
-      <w:r>
-        <w:t xml:space="preserve"> </w:t>
-      </w:r>
-      <w:r>
-        <w:t xml:space="preserve">-</w:t>
-      </w:r>
-      <w:r>
-        <w:t xml:space="preserve"> </w:t>
-      </w:r>
-      <w:r>
-        <w:rPr>
-          <w:b/>
-          <w:bCs/>
-        </w:rPr>
-        <w:t xml:space="preserve">目标</w:t>
-      </w:r>
-      <w:r>
-        <w:t xml:space="preserve">：寻求一个不依赖计算机穷举的证明路径</w:t>
-      </w:r>
-    </w:p>
-    <w:bookmarkEnd w:id="118"/>
-    <w:bookmarkEnd w:id="119"/>
-    <w:bookmarkStart w:id="123" w:name="开放问题与未来方向"/>
-    <w:p>
-      <w:pPr>
-        <w:pStyle w:val="Heading2"/>
-      </w:pPr>
-      <w:r>
-        <w:t xml:space="preserve">6.5　开放问题与未来方向</w:t>
-      </w:r>
-    </w:p>
-    <w:bookmarkStart w:id="120" w:name="形式化验证"/>
-    <w:p>
-      <w:pPr>
-        <w:pStyle w:val="Heading3"/>
-      </w:pPr>
-      <w:r>
-        <w:t xml:space="preserve">形式化验证</w:t>
-      </w:r>
-    </w:p>
-    <w:p>
-      <w:pPr>
-        <w:pStyle w:val="FirstParagraph"/>
-      </w:pPr>
-      <w:r>
-        <w:t xml:space="preserve">定理二（GLFHO 的唯一性）是整个证明的核心。本文已给出各子情形（C1、C2a、C2b、C3）的完整论证，但将这些论证转化为机器可检验的形式化证明（如 Lean 4 或 Coq）仍是重要的后续工作。</w:t>
-      </w:r>
-    </w:p>
-    <w:bookmarkEnd w:id="120"/>
-    <w:bookmarkStart w:id="121" w:name="计算机辅助验证"/>
-    <w:p>
-      <w:pPr>
-        <w:pStyle w:val="Heading3"/>
-      </w:pPr>
-      <w:r>
-        <w:t xml:space="preserve">计算机辅助验证</w:t>
-      </w:r>
-    </w:p>
-    <w:p>
-      <w:pPr>
-        <w:pStyle w:val="FirstParagraph"/>
-      </w:pPr>
-      <w:r>
-        <w:t xml:space="preserve">虽然本方法不依赖计算机穷举，但借助计算机进行某些关键步骤的验证（如定理二各情形的穷举检验）仍是有益的。</w:t>
-      </w:r>
-    </w:p>
-    <w:bookmarkEnd w:id="121"/>
-    <w:bookmarkStart w:id="122" w:name="推广与应用"/>
-    <w:p>
-      <w:pPr>
-        <w:pStyle w:val="Heading3"/>
-      </w:pPr>
-      <w:r>
-        <w:t xml:space="preserve">推广与应用</w:t>
-      </w:r>
-    </w:p>
-    <w:p>
-      <w:pPr>
-        <w:pStyle w:val="Compact"/>
-        <w:numPr>
-          <w:ilvl w:val="0"/>
-          <w:numId w:val="1025"/>
-        </w:numPr>
-      </w:pPr>
-      <w:r>
-        <w:t xml:space="preserve">本方法的思想是否能推广到其他图论问题？</w:t>
-      </w:r>
-    </w:p>
-    <w:p>
-      <w:pPr>
-        <w:pStyle w:val="Compact"/>
-        <w:numPr>
-          <w:ilvl w:val="0"/>
-          <w:numId w:val="1025"/>
-        </w:numPr>
-      </w:pPr>
-      <w:r>
-        <w:t xml:space="preserve">GLFHO 的概念是否能在其他色数问题中应用？</w:t>
-      </w:r>
-    </w:p>
-    <w:p>
-      <w:pPr>
-        <w:pStyle w:val="Compact"/>
-        <w:numPr>
-          <w:ilvl w:val="0"/>
-          <w:numId w:val="1025"/>
-        </w:numPr>
-      </w:pPr>
-      <w:r>
         <w:t xml:space="preserve">对称拼接的方法论是否有更广泛的应用？</w:t>
       </w:r>
     </w:p>
-    <w:bookmarkEnd w:id="122"/>
-    <w:bookmarkEnd w:id="123"/>
-    <w:bookmarkEnd w:id="124"/>
+    <w:bookmarkEnd w:id="93"/>
+    <w:bookmarkEnd w:id="94"/>
+    <w:bookmarkEnd w:id="95"/>
     <w:sectPr/>
   </w:body>
 </w:document>
@@ -7410,79 +5674,106 @@
     <w:abstractNumId w:val="991"/>
   </w:num>
   <w:num w:numId="1009">
-    <w:abstractNumId w:val="99411"/>
-    <w:lvlOverride w:ilvl="0">
-      <w:startOverride w:val="1"/>
-    </w:lvlOverride>
-    <w:lvlOverride w:ilvl="1">
-      <w:startOverride w:val="1"/>
-    </w:lvlOverride>
-    <w:lvlOverride w:ilvl="2">
-      <w:startOverride w:val="1"/>
-    </w:lvlOverride>
-    <w:lvlOverride w:ilvl="3">
-      <w:startOverride w:val="1"/>
-    </w:lvlOverride>
-    <w:lvlOverride w:ilvl="4">
-      <w:startOverride w:val="1"/>
-    </w:lvlOverride>
-    <w:lvlOverride w:ilvl="5">
-      <w:startOverride w:val="1"/>
-    </w:lvlOverride>
-    <w:lvlOverride w:ilvl="6">
-      <w:startOverride w:val="1"/>
-    </w:lvlOverride>
-    <w:lvlOverride w:ilvl="7">
-      <w:startOverride w:val="1"/>
-    </w:lvlOverride>
-    <w:lvlOverride w:ilvl="8">
-      <w:startOverride w:val="1"/>
-    </w:lvlOverride>
+    <w:abstractNumId w:val="991"/>
   </w:num>
   <w:num w:numId="1010">
-    <w:abstractNumId w:val="99411"/>
-    <w:lvlOverride w:ilvl="0">
-      <w:startOverride w:val="1"/>
-    </w:lvlOverride>
-    <w:lvlOverride w:ilvl="1">
-      <w:startOverride w:val="1"/>
-    </w:lvlOverride>
-    <w:lvlOverride w:ilvl="2">
-      <w:startOverride w:val="1"/>
-    </w:lvlOverride>
-    <w:lvlOverride w:ilvl="3">
-      <w:startOverride w:val="1"/>
-    </w:lvlOverride>
-    <w:lvlOverride w:ilvl="4">
-      <w:startOverride w:val="1"/>
-    </w:lvlOverride>
-    <w:lvlOverride w:ilvl="5">
-      <w:startOverride w:val="1"/>
-    </w:lvlOverride>
-    <w:lvlOverride w:ilvl="6">
-      <w:startOverride w:val="1"/>
-    </w:lvlOverride>
-    <w:lvlOverride w:ilvl="7">
-      <w:startOverride w:val="1"/>
-    </w:lvlOverride>
-    <w:lvlOverride w:ilvl="8">
-      <w:startOverride w:val="1"/>
-    </w:lvlOverride>
+    <w:abstractNumId w:val="991"/>
   </w:num>
   <w:num w:numId="1011">
     <w:abstractNumId w:val="991"/>
   </w:num>
   <w:num w:numId="1012">
-    <w:abstractNumId w:val="991"/>
+    <w:abstractNumId w:val="99411"/>
+    <w:lvlOverride w:ilvl="0">
+      <w:startOverride w:val="1"/>
+    </w:lvlOverride>
+    <w:lvlOverride w:ilvl="1">
+      <w:startOverride w:val="1"/>
+    </w:lvlOverride>
+    <w:lvlOverride w:ilvl="2">
+      <w:startOverride w:val="1"/>
+    </w:lvlOverride>
+    <w:lvlOverride w:ilvl="3">
+      <w:startOverride w:val="1"/>
+    </w:lvlOverride>
+    <w:lvlOverride w:ilvl="4">
+      <w:startOverride w:val="1"/>
+    </w:lvlOverride>
+    <w:lvlOverride w:ilvl="5">
+      <w:startOverride w:val="1"/>
+    </w:lvlOverride>
+    <w:lvlOverride w:ilvl="6">
+      <w:startOverride w:val="1"/>
+    </w:lvlOverride>
+    <w:lvlOverride w:ilvl="7">
+      <w:startOverride w:val="1"/>
+    </w:lvlOverride>
+    <w:lvlOverride w:ilvl="8">
+      <w:startOverride w:val="1"/>
+    </w:lvlOverride>
   </w:num>
   <w:num w:numId="1013">
-    <w:abstractNumId w:val="991"/>
+    <w:abstractNumId w:val="99411"/>
+    <w:lvlOverride w:ilvl="0">
+      <w:startOverride w:val="1"/>
+    </w:lvlOverride>
+    <w:lvlOverride w:ilvl="1">
+      <w:startOverride w:val="1"/>
+    </w:lvlOverride>
+    <w:lvlOverride w:ilvl="2">
+      <w:startOverride w:val="1"/>
+    </w:lvlOverride>
+    <w:lvlOverride w:ilvl="3">
+      <w:startOverride w:val="1"/>
+    </w:lvlOverride>
+    <w:lvlOverride w:ilvl="4">
+      <w:startOverride w:val="1"/>
+    </w:lvlOverride>
+    <w:lvlOverride w:ilvl="5">
+      <w:startOverride w:val="1"/>
+    </w:lvlOverride>
+    <w:lvlOverride w:ilvl="6">
+      <w:startOverride w:val="1"/>
+    </w:lvlOverride>
+    <w:lvlOverride w:ilvl="7">
+      <w:startOverride w:val="1"/>
+    </w:lvlOverride>
+    <w:lvlOverride w:ilvl="8">
+      <w:startOverride w:val="1"/>
+    </w:lvlOverride>
   </w:num>
   <w:num w:numId="1014">
     <w:abstractNumId w:val="991"/>
   </w:num>
   <w:num w:numId="1015">
-    <w:abstractNumId w:val="991"/>
+    <w:abstractNumId w:val="99411"/>
+    <w:lvlOverride w:ilvl="0">
+      <w:startOverride w:val="1"/>
+    </w:lvlOverride>
+    <w:lvlOverride w:ilvl="1">
+      <w:startOverride w:val="1"/>
+    </w:lvlOverride>
+    <w:lvlOverride w:ilvl="2">
+      <w:startOverride w:val="1"/>
+    </w:lvlOverride>
+    <w:lvlOverride w:ilvl="3">
+      <w:startOverride w:val="1"/>
+    </w:lvlOverride>
+    <w:lvlOverride w:ilvl="4">
+      <w:startOverride w:val="1"/>
+    </w:lvlOverride>
+    <w:lvlOverride w:ilvl="5">
+      <w:startOverride w:val="1"/>
+    </w:lvlOverride>
+    <w:lvlOverride w:ilvl="6">
+      <w:startOverride w:val="1"/>
+    </w:lvlOverride>
+    <w:lvlOverride w:ilvl="7">
+      <w:startOverride w:val="1"/>
+    </w:lvlOverride>
+    <w:lvlOverride w:ilvl="8">
+      <w:startOverride w:val="1"/>
+    </w:lvlOverride>
   </w:num>
   <w:num w:numId="1016">
     <w:abstractNumId w:val="99411"/>
@@ -7515,6 +5806,9 @@
     </w:lvlOverride>
   </w:num>
   <w:num w:numId="1017">
+    <w:abstractNumId w:val="991"/>
+  </w:num>
+  <w:num w:numId="1018">
     <w:abstractNumId w:val="99411"/>
     <w:lvlOverride w:ilvl="0">
       <w:startOverride w:val="1"/>
@@ -7543,9 +5837,6 @@
     <w:lvlOverride w:ilvl="8">
       <w:startOverride w:val="1"/>
     </w:lvlOverride>
-  </w:num>
-  <w:num w:numId="1018">
-    <w:abstractNumId w:val="991"/>
   </w:num>
   <w:num w:numId="1019">
     <w:abstractNumId w:val="99411"/>
@@ -7578,102 +5869,9 @@
     </w:lvlOverride>
   </w:num>
   <w:num w:numId="1020">
-    <w:abstractNumId w:val="99411"/>
-    <w:lvlOverride w:ilvl="0">
-      <w:startOverride w:val="1"/>
-    </w:lvlOverride>
-    <w:lvlOverride w:ilvl="1">
-      <w:startOverride w:val="1"/>
-    </w:lvlOverride>
-    <w:lvlOverride w:ilvl="2">
-      <w:startOverride w:val="1"/>
-    </w:lvlOverride>
-    <w:lvlOverride w:ilvl="3">
-      <w:startOverride w:val="1"/>
-    </w:lvlOverride>
-    <w:lvlOverride w:ilvl="4">
-      <w:startOverride w:val="1"/>
-    </w:lvlOverride>
-    <w:lvlOverride w:ilvl="5">
-      <w:startOverride w:val="1"/>
-    </w:lvlOverride>
-    <w:lvlOverride w:ilvl="6">
-      <w:startOverride w:val="1"/>
-    </w:lvlOverride>
-    <w:lvlOverride w:ilvl="7">
-      <w:startOverride w:val="1"/>
-    </w:lvlOverride>
-    <w:lvlOverride w:ilvl="8">
-      <w:startOverride w:val="1"/>
-    </w:lvlOverride>
+    <w:abstractNumId w:val="991"/>
   </w:num>
   <w:num w:numId="1021">
-    <w:abstractNumId w:val="991"/>
-  </w:num>
-  <w:num w:numId="1022">
-    <w:abstractNumId w:val="99411"/>
-    <w:lvlOverride w:ilvl="0">
-      <w:startOverride w:val="1"/>
-    </w:lvlOverride>
-    <w:lvlOverride w:ilvl="1">
-      <w:startOverride w:val="1"/>
-    </w:lvlOverride>
-    <w:lvlOverride w:ilvl="2">
-      <w:startOverride w:val="1"/>
-    </w:lvlOverride>
-    <w:lvlOverride w:ilvl="3">
-      <w:startOverride w:val="1"/>
-    </w:lvlOverride>
-    <w:lvlOverride w:ilvl="4">
-      <w:startOverride w:val="1"/>
-    </w:lvlOverride>
-    <w:lvlOverride w:ilvl="5">
-      <w:startOverride w:val="1"/>
-    </w:lvlOverride>
-    <w:lvlOverride w:ilvl="6">
-      <w:startOverride w:val="1"/>
-    </w:lvlOverride>
-    <w:lvlOverride w:ilvl="7">
-      <w:startOverride w:val="1"/>
-    </w:lvlOverride>
-    <w:lvlOverride w:ilvl="8">
-      <w:startOverride w:val="1"/>
-    </w:lvlOverride>
-  </w:num>
-  <w:num w:numId="1023">
-    <w:abstractNumId w:val="99411"/>
-    <w:lvlOverride w:ilvl="0">
-      <w:startOverride w:val="1"/>
-    </w:lvlOverride>
-    <w:lvlOverride w:ilvl="1">
-      <w:startOverride w:val="1"/>
-    </w:lvlOverride>
-    <w:lvlOverride w:ilvl="2">
-      <w:startOverride w:val="1"/>
-    </w:lvlOverride>
-    <w:lvlOverride w:ilvl="3">
-      <w:startOverride w:val="1"/>
-    </w:lvlOverride>
-    <w:lvlOverride w:ilvl="4">
-      <w:startOverride w:val="1"/>
-    </w:lvlOverride>
-    <w:lvlOverride w:ilvl="5">
-      <w:startOverride w:val="1"/>
-    </w:lvlOverride>
-    <w:lvlOverride w:ilvl="6">
-      <w:startOverride w:val="1"/>
-    </w:lvlOverride>
-    <w:lvlOverride w:ilvl="7">
-      <w:startOverride w:val="1"/>
-    </w:lvlOverride>
-    <w:lvlOverride w:ilvl="8">
-      <w:startOverride w:val="1"/>
-    </w:lvlOverride>
-  </w:num>
-  <w:num w:numId="1024">
-    <w:abstractNumId w:val="991"/>
-  </w:num>
-  <w:num w:numId="1025">
     <w:abstractNumId w:val="991"/>
   </w:num>
 </w:numbering>

--- a/Kempe-Obstruction-Theory.docx
+++ b/Kempe-Obstruction-Theory.docx
@@ -2,38 +2,6 @@
 <file path=word/document.xml><?xml version="1.0" encoding="utf-8"?>
 <w:document xmlns:w="http://schemas.openxmlformats.org/wordprocessingml/2006/main" xmlns:m="http://schemas.openxmlformats.org/officeDocument/2006/math" xmlns:r="http://schemas.openxmlformats.org/officeDocument/2006/relationships" xmlns:o="urn:schemas-microsoft-com:office:office" xmlns:v="urn:schemas-microsoft-com:vml" xmlns:w10="urn:schemas-microsoft-com:office:word" xmlns:a="http://schemas.openxmlformats.org/drawingml/2006/main" xmlns:pic="http://schemas.openxmlformats.org/drawingml/2006/picture" xmlns:wp="http://schemas.openxmlformats.org/drawingml/2006/wordprocessingDrawing">
   <w:body>
-    <w:p>
-      <w:pPr>
-        <w:pStyle w:val="Title"/>
-      </w:pPr>
-      <w:r>
-        <w:t xml:space="preserve">平面图着色中的 Kempe 障碍传播研究</w:t>
-      </w:r>
-    </w:p>
-    <w:p>
-      <w:pPr>
-        <w:pStyle w:val="Subtitle"/>
-      </w:pPr>
-      <w:r>
-        <w:t xml:space="preserve">两定理路径的四色定理完整证明</w:t>
-      </w:r>
-    </w:p>
-    <w:p>
-      <w:pPr>
-        <w:pStyle w:val="Author"/>
-      </w:pPr>
-      <w:r>
-        <w:t xml:space="preserve">方寸山</w:t>
-      </w:r>
-    </w:p>
-    <w:p>
-      <w:pPr>
-        <w:pStyle w:val="Date"/>
-      </w:pPr>
-      <w:r>
-        <w:t xml:space="preserve">2026-05-28</w:t>
-      </w:r>
-    </w:p>
     <w:sdt>
       <w:sdtPr>
         <w:docPartObj>
@@ -53,13 +21,99 @@
         <w:p>
           <w:r>
             <w:fldChar w:fldCharType="begin" w:dirty="true"/>
-            <w:instrText xml:space="preserve">TOC \o "1-3" \h \z \u</w:instrText>
+            <w:instrText xml:space="preserve">TOC \o "1-2" \h \z \u</w:instrText>
             <w:fldChar w:fldCharType="separate"/>
             <w:fldChar w:fldCharType="end"/>
           </w:r>
         </w:p>
       </w:sdtContent>
     </w:sdt>
+    <w:bookmarkStart w:id="27" w:name="平面图着色中的-kempe-障碍传播研究"/>
+    <w:p>
+      <w:pPr>
+        <w:pStyle w:val="Heading1"/>
+      </w:pPr>
+      <w:r>
+        <w:t xml:space="preserve">平面图着色中的 Kempe 障碍传播研究</w:t>
+      </w:r>
+    </w:p>
+    <w:bookmarkStart w:id="20" w:name="两定理路径的四色定理完整证明"/>
+    <w:p>
+      <w:pPr>
+        <w:pStyle w:val="Heading2"/>
+      </w:pPr>
+      <w:r>
+        <w:t xml:space="preserve">两定理路径的四色定理完整证明</w:t>
+      </w:r>
+    </w:p>
+    <w:p>
+      <w:pPr>
+        <w:pStyle w:val="FirstParagraph"/>
+      </w:pPr>
+      <w:r>
+        <w:rPr>
+          <w:b/>
+          <w:bCs/>
+        </w:rPr>
+        <w:t xml:space="preserve">Kempe Obstruction Dynamics in Planar Graph Coloring</w:t>
+      </w:r>
+    </w:p>
+    <w:p>
+      <w:r>
+        <w:pict>
+          <v:rect style="width:0;height:1.5pt" o:hralign="center" o:hrstd="t" o:hr="t"/>
+        </w:pict>
+      </w:r>
+    </w:p>
+    <w:p>
+      <w:pPr>
+        <w:pStyle w:val="FirstParagraph"/>
+      </w:pPr>
+      <w:r>
+        <w:rPr>
+          <w:b/>
+          <w:bCs/>
+        </w:rPr>
+        <w:t xml:space="preserve">作者</w:t>
+      </w:r>
+      <w:r>
+        <w:t xml:space="preserve">：方寸山</w:t>
+      </w:r>
+      <w:r>
+        <w:br/>
+      </w:r>
+      <w:r>
+        <w:rPr>
+          <w:b/>
+          <w:bCs/>
+        </w:rPr>
+        <w:t xml:space="preserve">版本</w:t>
+      </w:r>
+      <w:r>
+        <w:t xml:space="preserve">：v0.3</w:t>
+      </w:r>
+      <w:r>
+        <w:br/>
+      </w:r>
+      <w:r>
+        <w:rPr>
+          <w:b/>
+          <w:bCs/>
+        </w:rPr>
+        <w:t xml:space="preserve">更新日期</w:t>
+      </w:r>
+      <w:r>
+        <w:t xml:space="preserve">：2026年5月28日</w:t>
+      </w:r>
+    </w:p>
+    <w:p>
+      <w:r>
+        <w:pict>
+          <v:rect style="width:0;height:1.5pt" o:hralign="center" o:hrstd="t" o:hr="t"/>
+        </w:pict>
+      </w:r>
+    </w:p>
+    <w:bookmarkEnd w:id="20"/>
     <w:bookmarkStart w:id="22" w:name="摘要-abstract"/>
     <w:p>
       <w:pPr>
@@ -69,7 +123,7 @@
         <w:t xml:space="preserve">摘要 / Abstract</w:t>
       </w:r>
     </w:p>
-    <w:bookmarkStart w:id="20" w:name="中文摘要"/>
+    <w:bookmarkStart w:id="21" w:name="中文摘要"/>
     <w:p>
       <w:pPr>
         <w:pStyle w:val="Heading3"/>
@@ -171,47 +225,48 @@
         <w:t xml:space="preserve">四色定理；平面图着色；Kempe 链；局部四色困难子图（GLFHO）；极小5-色图；图论</w:t>
       </w:r>
     </w:p>
-    <w:p>
-      <w:r>
-        <w:pict>
-          <v:rect style="width:0;height:1.5pt" o:hralign="center" o:hrstd="t" o:hr="t"/>
-        </w:pict>
-      </w:r>
-    </w:p>
-    <w:bookmarkEnd w:id="20"/>
-    <w:bookmarkStart w:id="21" w:name="abstract"/>
+    <w:bookmarkEnd w:id="21"/>
+    <w:bookmarkEnd w:id="22"/>
+    <w:bookmarkStart w:id="26" w:name="引-言"/>
+    <w:p>
+      <w:pPr>
+        <w:pStyle w:val="Heading2"/>
+      </w:pPr>
+      <w:r>
+        <w:t xml:space="preserve">引　言</w:t>
+      </w:r>
+    </w:p>
+    <w:p>
+      <w:pPr>
+        <w:pStyle w:val="FirstParagraph"/>
+      </w:pPr>
+      <w:r>
+        <w:t xml:space="preserve">四色定理是图论中最著名的定理之一：对任意地图（等价于封闭球面上的区域划分），仅用四种颜色就可以完成着色，使得相邻区域颜色不同。这个看似简单的命题自1852年被提出后，历经百余年才于1976年由Appel与Haken借助计算机穷举得证——这一结论令许多数学家感到遗憾，因为他们希望有一个不依赖计算机的优雅证明。</w:t>
+      </w:r>
+    </w:p>
+    <w:p>
+      <w:pPr>
+        <w:pStyle w:val="BodyText"/>
+      </w:pPr>
+      <w:r>
+        <w:t xml:space="preserve">本文沿”两定理”路径建立四色定理的完整证明。核心思路是：若平面图中存在一个”局部四色困难子图”（即某区域使得染色困难的局部结构），则通过合理的变换操作，这个困难结构可以被”消除”，从而四色着色总是可以实现的。</w:t>
+      </w:r>
+    </w:p>
+    <w:bookmarkStart w:id="23" w:name="证明路径的两大支柱"/>
     <w:p>
       <w:pPr>
         <w:pStyle w:val="Heading3"/>
       </w:pPr>
       <w:r>
-        <w:t xml:space="preserve">【Abstract】</w:t>
-      </w:r>
-    </w:p>
-    <w:p>
-      <w:pPr>
-        <w:pStyle w:val="FirstParagraph"/>
-      </w:pPr>
-      <w:r>
-        <w:t xml:space="preserve">This paper presents a complete proof of the Four Color Theorem via a</w:t>
-      </w:r>
-      <w:r>
-        <w:t xml:space="preserve"> </w:t>
-      </w:r>
-      <w:r>
-        <w:t xml:space="preserve">“</w:t>
-      </w:r>
-      <w:r>
-        <w:t xml:space="preserve">two-theorem path.</w:t>
-      </w:r>
-      <w:r>
-        <w:t xml:space="preserve">”</w:t>
-      </w:r>
-      <w:r>
-        <w:t xml:space="preserve"> </w:t>
-      </w:r>
-      <w:r>
-        <w:t xml:space="preserve">Using Kempe chains and Locally Four-Color-Hard Obstructions (GLFHO) as core tools, two pillar theorems are established:</w:t>
+        <w:t xml:space="preserve">证明路径的两大支柱</w:t>
+      </w:r>
+    </w:p>
+    <w:p>
+      <w:pPr>
+        <w:pStyle w:val="FirstParagraph"/>
+      </w:pPr>
+      <w:r>
+        <w:t xml:space="preserve">证明路径以两条定理为支柱：</w:t>
       </w:r>
     </w:p>
     <w:p>
@@ -226,13 +281,13 @@
           <w:b/>
           <w:bCs/>
         </w:rPr>
-        <w:t xml:space="preserve">Theorem 1</w:t>
-      </w:r>
-      <w:r>
-        <w:t xml:space="preserve"> </w:t>
-      </w:r>
-      <w:r>
-        <w:t xml:space="preserve">(Uniqueness Theorem) uses the Jordan Curve Theorem and a color-separation lemma to prove that at most one GLFHO can exist in any 5-coloring of a minimal 5-chromatic planar graph;</w:t>
+        <w:t xml:space="preserve">定理一</w:t>
+      </w:r>
+      <w:r>
+        <w:t xml:space="preserve"> </w:t>
+      </w:r>
+      <w:r>
+        <w:t xml:space="preserve">极小5-色平面图中，至多只能存在一处局部四色困难子图，不可能同时存在两处或更多。</w:t>
       </w:r>
     </w:p>
     <w:p>
@@ -247,106 +302,41 @@
           <w:b/>
           <w:bCs/>
         </w:rPr>
-        <w:t xml:space="preserve">Theorem 2</w:t>
-      </w:r>
-      <w:r>
-        <w:t xml:space="preserve"> </w:t>
-      </w:r>
-      <w:r>
-        <w:t xml:space="preserve">proves that a GLFHO can be transferred between 5-degree vertex neighborhoods via a symmetric splicing operation.</w:t>
-      </w:r>
-    </w:p>
-    <w:p>
-      <w:pPr>
-        <w:pStyle w:val="FirstParagraph"/>
-      </w:pPr>
-      <w:r>
-        <w:t xml:space="preserve">The main proof applies a</w:t>
-      </w:r>
-      <w:r>
-        <w:t xml:space="preserve"> </w:t>
-      </w:r>
-      <w:r>
-        <w:rPr>
-          <w:b/>
-          <w:bCs/>
-        </w:rPr>
-        <w:t xml:space="preserve">symmetric splicing resolution method</w:t>
-      </w:r>
-      <w:r>
-        <w:t xml:space="preserve"> </w:t>
-      </w:r>
-      <w:r>
-        <w:t xml:space="preserve">to a minimal 5-chromatic planar graph: the graph G(n) containing a unique GLFHO at vertex u is symmetrically spliced with its copy; the 4-coloring argument then guarantees that the original side’s u-neighborhood becomes GLFHO-free, yielding a pure 4-coloring of G - {v}. The key design of symmetric splicing is to shift the problem from a 5-coloring framework — where Kempe chains may be blocked by GLFHO entanglement — into a pure 4-coloring framework; in the 4-coloring environment, the fifth color essential for forming a GLFHO Jordan barrier is absent, so Kempe chain exchanges are guaranteed to succeed, and the 4-coloring of G - {v} extends to all of G by standard methods, contradicting χ(G) = 5 and completing the proof.</w:t>
-      </w:r>
-    </w:p>
-    <w:p>
-      <w:pPr>
-        <w:pStyle w:val="BodyText"/>
-      </w:pPr>
-      <w:r>
-        <w:rPr>
-          <w:b/>
-          <w:bCs/>
-        </w:rPr>
-        <w:t xml:space="preserve">Keywords:</w:t>
-      </w:r>
-      <w:r>
-        <w:t xml:space="preserve"> </w:t>
-      </w:r>
-      <w:r>
-        <w:t xml:space="preserve">Four Color Theorem; planar graph coloring; Kempe chains; locally four-color-hard obstruction (GLFHO); minimal 5-chromatic graph; graph theory</w:t>
-      </w:r>
-    </w:p>
-    <w:p>
-      <w:r>
-        <w:pict>
-          <v:rect style="width:0;height:1.5pt" o:hralign="center" o:hrstd="t" o:hr="t"/>
-        </w:pict>
-      </w:r>
-    </w:p>
-    <w:bookmarkEnd w:id="21"/>
-    <w:bookmarkEnd w:id="22"/>
-    <w:bookmarkStart w:id="26" w:name="引-言"/>
-    <w:p>
-      <w:pPr>
-        <w:pStyle w:val="Heading2"/>
-      </w:pPr>
-      <w:r>
-        <w:t xml:space="preserve">引　言</w:t>
-      </w:r>
-    </w:p>
-    <w:p>
-      <w:pPr>
-        <w:pStyle w:val="FirstParagraph"/>
-      </w:pPr>
-      <w:r>
-        <w:t xml:space="preserve">四色定理是图论中最著名的定理之一：对任意地图（等价于封闭球面上的区域划分），仅用四种颜色就可以完成着色，使得相邻区域颜色不同。这个看似简单的命题自1852年被提出后，历经百余年才于1976年由Appel与Haken借助计算机穷举得证——这一结论令许多数学家感到遗憾，因为他们希望有一个不依赖计算机的优雅证明。</w:t>
-      </w:r>
-    </w:p>
-    <w:p>
-      <w:pPr>
-        <w:pStyle w:val="BodyText"/>
-      </w:pPr>
-      <w:r>
-        <w:t xml:space="preserve">本文沿”两定理”路径建立四色定理的完整证明。核心思路是：若平面图中存在一个”局部四色困难子图”（即某区域使得染色困难的局部结构），则通过合理的变换操作，这个困难结构可以被”消除”，从而四色着色总是可以实现的。</w:t>
-      </w:r>
-    </w:p>
-    <w:bookmarkStart w:id="23" w:name="证明路径的两大支柱"/>
+        <w:t xml:space="preserve">定理二</w:t>
+      </w:r>
+      <w:r>
+        <w:t xml:space="preserve"> </w:t>
+      </w:r>
+      <w:r>
+        <w:t xml:space="preserve">若某5-度顶点邻域为局部四色困难子图，则该困难结构可以通过对称拼接操作”转移”到图中另一个5-度顶点邻域，使原位置不再困难。</w:t>
+      </w:r>
+    </w:p>
+    <w:bookmarkEnd w:id="23"/>
+    <w:bookmarkStart w:id="24" w:name="核心消解机制"/>
     <w:p>
       <w:pPr>
         <w:pStyle w:val="Heading3"/>
       </w:pPr>
       <w:r>
-        <w:t xml:space="preserve">证明路径的两大支柱</w:t>
-      </w:r>
-    </w:p>
-    <w:p>
-      <w:pPr>
-        <w:pStyle w:val="FirstParagraph"/>
-      </w:pPr>
-      <w:r>
-        <w:t xml:space="preserve">证明路径以两条定理为支柱：</w:t>
+        <w:t xml:space="preserve">核心消解机制</w:t>
+      </w:r>
+    </w:p>
+    <w:p>
+      <w:pPr>
+        <w:pStyle w:val="FirstParagraph"/>
+      </w:pPr>
+      <w:r>
+        <w:t xml:space="preserve">以上两条定理共同支撑了四色定理的证明路径。其核心机制为</w:t>
+      </w:r>
+      <w:r>
+        <w:rPr>
+          <w:b/>
+          <w:bCs/>
+        </w:rPr>
+        <w:t xml:space="preserve">对称拼接消解法</w:t>
+      </w:r>
+      <w:r>
+        <w:t xml:space="preserve">：</w:t>
       </w:r>
     </w:p>
     <w:p>
@@ -361,13 +351,10 @@
           <w:b/>
           <w:bCs/>
         </w:rPr>
-        <w:t xml:space="preserve">定理一</w:t>
-      </w:r>
-      <w:r>
-        <w:t xml:space="preserve"> </w:t>
-      </w:r>
-      <w:r>
-        <w:t xml:space="preserve">极小5-色平面图中，至多只能存在一处局部四色困难子图，不可能同时存在两处或更多。</w:t>
+        <w:t xml:space="preserve">消解</w:t>
+      </w:r>
+      <w:r>
+        <w:t xml:space="preserve">：对极小5-色图 G 中唯一的 GLFHO（中心为5-度顶点 u），选取另一个与 u 不相邻的5-度顶点 v，通过定理二的对称拼接构造，获得 G - {v} 的正常4-着色，且该着色下 u 处无 GLFHO。</w:t>
       </w:r>
     </w:p>
     <w:p>
@@ -382,45 +369,533 @@
           <w:b/>
           <w:bCs/>
         </w:rPr>
-        <w:t xml:space="preserve">定理二</w:t>
-      </w:r>
-      <w:r>
-        <w:t xml:space="preserve"> </w:t>
-      </w:r>
-      <w:r>
-        <w:t xml:space="preserve">若某5-度顶点邻域为局部四色困难子图，则该困难结构可以通过对称拼接操作”转移”到图中另一个5-度顶点邻域，使原位置不再困难。</w:t>
-      </w:r>
-    </w:p>
-    <w:bookmarkEnd w:id="23"/>
-    <w:bookmarkStart w:id="24" w:name="核心消解机制"/>
+        <w:t xml:space="preserve">扩展</w:t>
+      </w:r>
+      <w:r>
+        <w:t xml:space="preserve">：从 G - {v} 的4-着色扩展到 G 的4-着色。由于 v 是5-度顶点（5个邻居使用至多4种颜色），需对 v 的邻域进行 Kempe 链分析以完成扩展。</w:t>
+      </w:r>
+    </w:p>
+    <w:bookmarkEnd w:id="24"/>
+    <w:bookmarkStart w:id="25" w:name="关于本文的状态"/>
     <w:p>
       <w:pPr>
         <w:pStyle w:val="Heading3"/>
       </w:pPr>
       <w:r>
-        <w:t xml:space="preserve">核心消解机制</w:t>
-      </w:r>
-    </w:p>
-    <w:p>
-      <w:pPr>
-        <w:pStyle w:val="FirstParagraph"/>
-      </w:pPr>
-      <w:r>
-        <w:t xml:space="preserve">以上两条定理共同支撑了四色定理的证明路径。其核心机制为</w:t>
-      </w:r>
-      <w:r>
-        <w:rPr>
-          <w:b/>
-          <w:bCs/>
-        </w:rPr>
-        <w:t xml:space="preserve">对称拼接消解法</w:t>
-      </w:r>
-      <w:r>
-        <w:t xml:space="preserve">：</w:t>
-      </w:r>
-    </w:p>
-    <w:p>
-      <w:pPr>
+        <w:t xml:space="preserve">关于本文的状态</w:t>
+      </w:r>
+    </w:p>
+    <w:p>
+      <w:pPr>
+        <w:pStyle w:val="FirstParagraph"/>
+      </w:pPr>
+      <w:r>
+        <w:t xml:space="preserve">本文给出四色定理的一条完整证明路径。核心论证——定理一中 C2b、C3 情形的严格排除以及定理二的对称拼接构造——均已在正文中详细展开。作者欢迎同行评议与形式化验证，也欢迎对证明中任何步骤的质疑与改进建议。</w:t>
+      </w:r>
+    </w:p>
+    <w:bookmarkEnd w:id="25"/>
+    <w:bookmarkEnd w:id="26"/>
+    <w:bookmarkEnd w:id="27"/>
+    <w:bookmarkStart w:id="40" w:name="第一节-基本概念与定义"/>
+    <w:p>
+      <w:pPr>
+        <w:pStyle w:val="Heading1"/>
+      </w:pPr>
+      <w:r>
+        <w:t xml:space="preserve">第一节　基本概念与定义</w:t>
+      </w:r>
+    </w:p>
+    <w:bookmarkStart w:id="30" w:name="平面图与地图着色"/>
+    <w:p>
+      <w:pPr>
+        <w:pStyle w:val="Heading2"/>
+      </w:pPr>
+      <w:r>
+        <w:t xml:space="preserve">1.1　平面图与地图着色</w:t>
+      </w:r>
+    </w:p>
+    <w:p>
+      <w:pPr>
+        <w:pStyle w:val="FirstParagraph"/>
+      </w:pPr>
+      <w:r>
+        <w:t xml:space="preserve">我们关心的对象是</w:t>
+      </w:r>
+      <w:r>
+        <w:rPr>
+          <w:b/>
+          <w:bCs/>
+        </w:rPr>
+        <w:t xml:space="preserve">简单平面图</w:t>
+      </w:r>
+      <w:r>
+        <w:t xml:space="preserve">——可以画在平面上、边与边不交叉、任意两顶点间至多一条边的图。直观上，一张”地图”对应一个球面图：将封闭球面划分为若干区域，每个区域是一个”面”，相邻区域之间有公共边界。</w:t>
+      </w:r>
+    </w:p>
+    <w:bookmarkStart w:id="28" w:name="球面图的重要性"/>
+    <w:p>
+      <w:pPr>
+        <w:pStyle w:val="Heading3"/>
+      </w:pPr>
+      <w:r>
+        <w:t xml:space="preserve">球面图的重要性</w:t>
+      </w:r>
+    </w:p>
+    <w:p>
+      <w:pPr>
+        <w:pStyle w:val="FirstParagraph"/>
+      </w:pPr>
+      <w:r>
+        <w:t xml:space="preserve">特别注意：本文中的”地图”</w:t>
+      </w:r>
+      <w:r>
+        <w:rPr>
+          <w:b/>
+          <w:bCs/>
+        </w:rPr>
+        <w:t xml:space="preserve">等价于封闭球面上的图划分，不存在无界的外围空白区域</w:t>
+      </w:r>
+      <w:r>
+        <w:t xml:space="preserve">。通常在纸面上绘制平面图时，看似存在”外围空白面”，但在球面图意义下它同样是一个有界面，须与其他面一同参与着色。平面图与球面图在四色定理意义下完全等价（可通过球极投影相互转化）。</w:t>
+      </w:r>
+    </w:p>
+    <w:bookmarkEnd w:id="28"/>
+    <w:bookmarkStart w:id="29" w:name="正常着色的定义"/>
+    <w:p>
+      <w:pPr>
+        <w:pStyle w:val="Heading3"/>
+      </w:pPr>
+      <w:r>
+        <w:t xml:space="preserve">正常着色的定义</w:t>
+      </w:r>
+    </w:p>
+    <w:p>
+      <w:pPr>
+        <w:pStyle w:val="FirstParagraph"/>
+      </w:pPr>
+      <w:r>
+        <w:t xml:space="preserve">所谓”正常着色”，是指给每个顶点（代表区域）分配一种颜色，使得相邻顶点（共享边界的区域）颜色不同。四色定理断言：任何简单平面图均可以用不超过四种颜色正常着色。</w:t>
+      </w:r>
+    </w:p>
+    <w:p>
+      <w:pPr>
+        <w:pStyle w:val="BlockText"/>
+      </w:pPr>
+      <w:r>
+        <w:rPr>
+          <w:b/>
+          <w:bCs/>
+        </w:rPr>
+        <w:t xml:space="preserve">定义 1.1（正常k-着色）</w:t>
+      </w:r>
+    </w:p>
+    <w:p>
+      <w:pPr>
+        <w:pStyle w:val="BlockText"/>
+      </w:pPr>
+      <w:r>
+        <w:t xml:space="preserve">设 G 是简单平面图，一个映射 φ: V(G) → {1,2,…,k} 称为 G 的正常k-着色，</w:t>
+      </w:r>
+      <w:r>
+        <w:t xml:space="preserve"> </w:t>
+      </w:r>
+      <w:r>
+        <w:t xml:space="preserve">若对 G 中每条边 uv，均有 φ(u) ≠ φ(v)。</w:t>
+      </w:r>
+    </w:p>
+    <w:p>
+      <w:pPr>
+        <w:pStyle w:val="BlockText"/>
+      </w:pPr>
+      <w:r>
+        <w:t xml:space="preserve">G 的</w:t>
+      </w:r>
+      <w:r>
+        <w:rPr>
+          <w:b/>
+          <w:bCs/>
+        </w:rPr>
+        <w:t xml:space="preserve">色数</w:t>
+      </w:r>
+      <w:r>
+        <w:t xml:space="preserve"> </w:t>
+      </w:r>
+      <w:r>
+        <w:t xml:space="preserve">χ(G) 是使 G 有正常k-着色的最小 k 值。</w:t>
+      </w:r>
+    </w:p>
+    <w:p>
+      <w:pPr>
+        <w:pStyle w:val="BlockText"/>
+      </w:pPr>
+      <w:r>
+        <w:rPr>
+          <w:b/>
+          <w:bCs/>
+        </w:rPr>
+        <w:t xml:space="preserve">四色定理</w:t>
+      </w:r>
+      <w:r>
+        <w:t xml:space="preserve">：对任意简单平面图 G，χ(G) ≤ 4。</w:t>
+      </w:r>
+    </w:p>
+    <w:bookmarkEnd w:id="29"/>
+    <w:bookmarkEnd w:id="30"/>
+    <w:bookmarkStart w:id="33" w:name="kempe-链染色分析的核心工具"/>
+    <w:p>
+      <w:pPr>
+        <w:pStyle w:val="Heading2"/>
+      </w:pPr>
+      <w:r>
+        <w:t xml:space="preserve">1.2　Kempe 链：染色分析的核心工具</w:t>
+      </w:r>
+    </w:p>
+    <w:p>
+      <w:pPr>
+        <w:pStyle w:val="FirstParagraph"/>
+      </w:pPr>
+      <w:r>
+        <w:t xml:space="preserve">Kempe链是分析图着色问题的最基本工具，由Kempe于1879年引入。理解Kempe链是理解本文所有证明的关键。</w:t>
+      </w:r>
+    </w:p>
+    <w:p>
+      <w:pPr>
+        <w:pStyle w:val="BlockText"/>
+      </w:pPr>
+      <w:r>
+        <w:rPr>
+          <w:b/>
+          <w:bCs/>
+        </w:rPr>
+        <w:t xml:space="preserve">定义 1.2（Kempe 链）</w:t>
+      </w:r>
+    </w:p>
+    <w:p>
+      <w:pPr>
+        <w:pStyle w:val="BlockText"/>
+      </w:pPr>
+      <w:r>
+        <w:t xml:space="preserve">设 G 有正常5-着色 φ，颜色集合为 {1,2,3,4,5}。</w:t>
+      </w:r>
+    </w:p>
+    <w:p>
+      <w:pPr>
+        <w:pStyle w:val="BlockText"/>
+      </w:pPr>
+      <w:r>
+        <w:t xml:space="preserve">对两种颜色 a,b（a ≠ b），考虑图中所有颜色为 a 或 b 的顶点所构成的子图。</w:t>
+      </w:r>
+      <w:r>
+        <w:t xml:space="preserve"> </w:t>
+      </w:r>
+      <w:r>
+        <w:t xml:space="preserve">这个子图的每个连通分量，称为一条</w:t>
+      </w:r>
+      <w:r>
+        <w:t xml:space="preserve"> </w:t>
+      </w:r>
+      <w:r>
+        <w:rPr>
+          <w:b/>
+          <w:bCs/>
+        </w:rPr>
+        <w:t xml:space="preserve">(a,b)-Kempe 链</w:t>
+      </w:r>
+      <w:r>
+        <w:t xml:space="preserve">，记作 K_{ab}(v) 表示含顶点 v 的那条链。</w:t>
+      </w:r>
+    </w:p>
+    <w:p>
+      <w:pPr>
+        <w:pStyle w:val="BlockText"/>
+      </w:pPr>
+      <w:r>
+        <w:rPr>
+          <w:b/>
+          <w:bCs/>
+        </w:rPr>
+        <w:t xml:space="preserve">关键性质</w:t>
+      </w:r>
+      <w:r>
+        <w:t xml:space="preserve">：在一条 (a,b)-Kempe 链上交换颜色 a 和 b，</w:t>
+      </w:r>
+      <w:r>
+        <w:t xml:space="preserve"> </w:t>
+      </w:r>
+      <w:r>
+        <w:t xml:space="preserve">得到的仍然是 G 的正常着色（不影响链以外的顶点，也不产生颜色冲突）。</w:t>
+      </w:r>
+    </w:p>
+    <w:bookmarkStart w:id="31" w:name="直观理解"/>
+    <w:p>
+      <w:pPr>
+        <w:pStyle w:val="Heading3"/>
+      </w:pPr>
+      <w:r>
+        <w:t xml:space="preserve">直观理解</w:t>
+      </w:r>
+    </w:p>
+    <w:p>
+      <w:pPr>
+        <w:pStyle w:val="FirstParagraph"/>
+      </w:pPr>
+      <w:r>
+        <w:t xml:space="preserve">直观上，Kempe链就是”颜色 a 和颜色 b 相互纠缠的区域”。若两个顶点在同一条 (a,b)-Kempe 链上，交换颜色 a 和 b 会同时影响它们，无法只改变其中一个的颜色。</w:t>
+      </w:r>
+    </w:p>
+    <w:bookmarkEnd w:id="31"/>
+    <w:bookmarkStart w:id="32" w:name="kempe链交换的应用"/>
+    <w:p>
+      <w:pPr>
+        <w:pStyle w:val="Heading3"/>
+      </w:pPr>
+      <w:r>
+        <w:t xml:space="preserve">Kempe链交换的应用</w:t>
+      </w:r>
+    </w:p>
+    <w:p>
+      <w:pPr>
+        <w:pStyle w:val="FirstParagraph"/>
+      </w:pPr>
+      <w:r>
+        <w:t xml:space="preserve">这个看似简单的性质是五色定理和四色定理证明的基石。许多着色困难可以通过 Kempe 链交换来解决——除了那些特殊的情况，其中两条或多条 Kempe 链形成复杂的拓扑结构，使得交换操作受阻。这些特殊情况正是本文所要研究的”局部四色困难子图（GLFHO）“。</w:t>
+      </w:r>
+    </w:p>
+    <w:bookmarkEnd w:id="32"/>
+    <w:bookmarkEnd w:id="33"/>
+    <w:bookmarkStart w:id="35" w:name="局部四色困难子图glfho"/>
+    <w:p>
+      <w:pPr>
+        <w:pStyle w:val="Heading2"/>
+      </w:pPr>
+      <w:r>
+        <w:t xml:space="preserve">1.3　局部四色困难子图（GLFHO）</w:t>
+      </w:r>
+    </w:p>
+    <w:p>
+      <w:pPr>
+        <w:pStyle w:val="FirstParagraph"/>
+      </w:pPr>
+      <w:r>
+        <w:t xml:space="preserve">在尝试用4种颜色对平面图着色时，有时会遇到”困难”——即使整体图可以用5种颜色着色，某个局部区域的结构使得4种颜色不够用。我们把这种”困难区域”称为</w:t>
+      </w:r>
+      <w:r>
+        <w:rPr>
+          <w:b/>
+          <w:bCs/>
+        </w:rPr>
+        <w:t xml:space="preserve">局部四色困难子图</w:t>
+      </w:r>
+      <w:r>
+        <w:t xml:space="preserve">（Generalized Local Four-color Hardness Obstacle，GLFHO）。</w:t>
+      </w:r>
+    </w:p>
+    <w:p>
+      <w:pPr>
+        <w:pStyle w:val="BlockText"/>
+      </w:pPr>
+      <w:r>
+        <w:rPr>
+          <w:b/>
+          <w:bCs/>
+        </w:rPr>
+        <w:t xml:space="preserve">定义 1.3（局部四色困难子图，GLFHO）</w:t>
+      </w:r>
+    </w:p>
+    <w:p>
+      <w:pPr>
+        <w:pStyle w:val="BlockText"/>
+      </w:pPr>
+      <w:r>
+        <w:t xml:space="preserve">在简单平面图 G 的某个正常5-着色 φ 下，设 w 是一个 5-度顶点，φ(w)=e，</w:t>
+      </w:r>
+      <w:r>
+        <w:t xml:space="preserve"> </w:t>
+      </w:r>
+      <w:r>
+        <w:t xml:space="preserve">w 的五个邻居循环序为 v₁,v₂,v₃,v₄,v₅（在平面嵌入中按环绕顺序排列）。</w:t>
+      </w:r>
+    </w:p>
+    <w:p>
+      <w:pPr>
+        <w:pStyle w:val="BlockText"/>
+      </w:pPr>
+      <w:r>
+        <w:t xml:space="preserve">若存在两对颜色 {a,b}，{c,d}（满足 {a,b}∩{c,d}=∅，e∉{a,b,c,d}）以及：</w:t>
+      </w:r>
+    </w:p>
+    <w:p>
+      <w:pPr>
+        <w:pStyle w:val="BlockText"/>
+      </w:pPr>
+      <w:r>
+        <w:rPr>
+          <w:b/>
+          <w:bCs/>
+        </w:rPr>
+        <w:t xml:space="preserve">(i)</w:t>
+      </w:r>
+      <w:r>
+        <w:t xml:space="preserve"> </w:t>
+      </w:r>
+      <w:r>
+        <w:t xml:space="preserve">w 的五个邻居的颜色中包含 a,b,c,d 四种颜色（以及 a 或 b 之一出现两次），</w:t>
+      </w:r>
+      <w:r>
+        <w:t xml:space="preserve"> </w:t>
+      </w:r>
+      <w:r>
+        <w:t xml:space="preserve">设 x₁=v_i（颜色a）与 x₂=v_j（颜色b，i&lt;j）为 (a,b) 颜色对；</w:t>
+      </w:r>
+    </w:p>
+    <w:p>
+      <w:pPr>
+        <w:pStyle w:val="BlockText"/>
+      </w:pPr>
+      <w:r>
+        <w:rPr>
+          <w:b/>
+          <w:bCs/>
+        </w:rPr>
+        <w:t xml:space="preserve">(ii)</w:t>
+      </w:r>
+      <w:r>
+        <w:t xml:space="preserve"> </w:t>
+      </w:r>
+      <w:r>
+        <w:t xml:space="preserve">x₁ 与 x₂ 在图 G 中处于同一条 (a,b)-Kempe 链上，</w:t>
+      </w:r>
+      <w:r>
+        <w:t xml:space="preserve"> </w:t>
+      </w:r>
+      <w:r>
+        <w:t xml:space="preserve">设 P 是该链中连接 x₁ 到 x₂ 的路径（顶点颜色均属 {a,b}）；</w:t>
+      </w:r>
+    </w:p>
+    <w:p>
+      <w:pPr>
+        <w:pStyle w:val="BlockText"/>
+      </w:pPr>
+      <w:r>
+        <w:rPr>
+          <w:b/>
+          <w:bCs/>
+        </w:rPr>
+        <w:t xml:space="preserve">(iii)</w:t>
+      </w:r>
+      <w:r>
+        <w:t xml:space="preserve"> </w:t>
+      </w:r>
+      <w:r>
+        <w:t xml:space="preserve">令 Q 为由 x₁ → w → x₂ 经过中心顶点 w（着色 e）构成的通路</w:t>
+      </w:r>
+      <w:r>
+        <w:t xml:space="preserve"> </w:t>
+      </w:r>
+      <w:r>
+        <w:t xml:space="preserve">（Q 的内部节点仅含 w，颜色为 e，Q 与 P 仅在 x₁,x₂ 处相交），</w:t>
+      </w:r>
+      <w:r>
+        <w:t xml:space="preserve"> </w:t>
+      </w:r>
+      <w:r>
+        <w:t xml:space="preserve">则 Γ = P ∪ Q 构成 Jordan 闭曲线，将平面分成内部和外部；</w:t>
+      </w:r>
+    </w:p>
+    <w:p>
+      <w:pPr>
+        <w:pStyle w:val="BlockText"/>
+      </w:pPr>
+      <w:r>
+        <w:rPr>
+          <w:b/>
+          <w:bCs/>
+        </w:rPr>
+        <w:t xml:space="preserve">(iv)</w:t>
+      </w:r>
+      <w:r>
+        <w:t xml:space="preserve"> </w:t>
+      </w:r>
+      <w:r>
+        <w:t xml:space="preserve">w 的邻居中颜色 c 的顶点 y₁ 与颜色 d 的顶点 y₂ 被 Γ 分隔在两侧，</w:t>
+      </w:r>
+      <w:r>
+        <w:t xml:space="preserve"> </w:t>
+      </w:r>
+      <w:r>
+        <w:t xml:space="preserve">即 y₁ ∈ Int(Γ)，y₂ ∈ Ext(Γ)（或反之）；</w:t>
+      </w:r>
+      <w:r>
+        <w:t xml:space="preserve"> </w:t>
+      </w:r>
+      <w:r>
+        <w:t xml:space="preserve">则 K_{cd}(y₁) ≠ K_{cd}(y₂)（y₁ 与 y₂ 不在同一 (c,d)-Kempe 链中）。</w:t>
+      </w:r>
+    </w:p>
+    <w:p>
+      <w:pPr>
+        <w:pStyle w:val="BlockText"/>
+      </w:pPr>
+      <w:r>
+        <w:t xml:space="preserve">此时称 w 的邻域（连同 w 本身）构成一个</w:t>
+      </w:r>
+      <w:r>
+        <w:t xml:space="preserve"> </w:t>
+      </w:r>
+      <w:r>
+        <w:rPr>
+          <w:b/>
+          <w:bCs/>
+        </w:rPr>
+        <w:t xml:space="preserve">GLFHO</w:t>
+      </w:r>
+      <w:r>
+        <w:t xml:space="preserve">，w 为该 GLFHO 的</w:t>
+      </w:r>
+      <w:r>
+        <w:rPr>
+          <w:b/>
+          <w:bCs/>
+        </w:rPr>
+        <w:t xml:space="preserve">中心顶点</w:t>
+      </w:r>
+      <w:r>
+        <w:t xml:space="preserve">。</w:t>
+      </w:r>
+    </w:p>
+    <w:p>
+      <w:pPr>
+        <w:pStyle w:val="BlockText"/>
+      </w:pPr>
+      <w:r>
+        <w:rPr>
+          <w:b/>
+          <w:bCs/>
+        </w:rPr>
+        <w:t xml:space="preserve">直观含义</w:t>
+      </w:r>
+      <w:r>
+        <w:t xml:space="preserve">：GLFHO 是一处”颜色链相互缠绕”的区域，</w:t>
+      </w:r>
+      <w:r>
+        <w:t xml:space="preserve"> </w:t>
+      </w:r>
+      <w:r>
+        <w:t xml:space="preserve">使得对该区域进行常规的 Kempe 链交换操作受阻，无法将5-着色化简为4-着色。</w:t>
+      </w:r>
+    </w:p>
+    <w:bookmarkStart w:id="34" w:name="glfho-的三个关键成分"/>
+    <w:p>
+      <w:pPr>
+        <w:pStyle w:val="Heading3"/>
+      </w:pPr>
+      <w:r>
+        <w:t xml:space="preserve">GLFHO 的三个关键成分</w:t>
+      </w:r>
+    </w:p>
+    <w:p>
+      <w:pPr>
+        <w:pStyle w:val="Compact"/>
         <w:numPr>
           <w:ilvl w:val="0"/>
           <w:numId w:val="1004"/>
@@ -431,14 +906,15 @@
           <w:b/>
           <w:bCs/>
         </w:rPr>
-        <w:t xml:space="preserve">消解</w:t>
-      </w:r>
-      <w:r>
-        <w:t xml:space="preserve">：对极小5-色图 G 中唯一的 GLFHO（中心为5-度顶点 u），选取另一个与 u 不相邻的5-度顶点 v，通过定理二的对称拼接构造，获得 G - {v} 的正常4-着色，且该着色下 u 处无 GLFHO。</w:t>
-      </w:r>
-    </w:p>
-    <w:p>
-      <w:pPr>
+        <w:t xml:space="preserve">中心顶点 w</w:t>
+      </w:r>
+      <w:r>
+        <w:t xml:space="preserve">：5-度顶点，颜色为 e</w:t>
+      </w:r>
+    </w:p>
+    <w:p>
+      <w:pPr>
+        <w:pStyle w:val="Compact"/>
         <w:numPr>
           <w:ilvl w:val="0"/>
           <w:numId w:val="1004"/>
@@ -449,527 +925,79 @@
           <w:b/>
           <w:bCs/>
         </w:rPr>
-        <w:t xml:space="preserve">扩展</w:t>
-      </w:r>
-      <w:r>
-        <w:t xml:space="preserve">：从 G - {v} 的4-着色扩展到 G 的4-着色。由于 v 是5-度顶点（5个邻居使用至多4种颜色），需对 v 的邻域进行 Kempe 链分析以完成扩展。</w:t>
-      </w:r>
-    </w:p>
-    <w:bookmarkEnd w:id="24"/>
-    <w:bookmarkStart w:id="25" w:name="关于本文的状态"/>
+        <w:t xml:space="preserve">第一颜色对及其 Kempe 路径</w:t>
+      </w:r>
+      <w:r>
+        <w:t xml:space="preserve"> </w:t>
+      </w:r>
+      <w:r>
+        <w:t xml:space="preserve">{a,b}：w 的两个邻居着色为 a 和 b，且在同一条 (a,b)-Kempe 链上</w:t>
+      </w:r>
+    </w:p>
+    <w:p>
+      <w:pPr>
+        <w:pStyle w:val="Compact"/>
+        <w:numPr>
+          <w:ilvl w:val="0"/>
+          <w:numId w:val="1004"/>
+        </w:numPr>
+      </w:pPr>
+      <w:r>
+        <w:rPr>
+          <w:b/>
+          <w:bCs/>
+        </w:rPr>
+        <w:t xml:space="preserve">第二颜色对被分隔</w:t>
+      </w:r>
+      <w:r>
+        <w:t xml:space="preserve"> </w:t>
+      </w:r>
+      <w:r>
+        <w:t xml:space="preserve">{c,d}：w 的另两个邻居分别着色为 c 和 d，且被第一颜色对的 Jordan 曲线分隔在两侧</w:t>
+      </w:r>
+    </w:p>
+    <w:bookmarkEnd w:id="34"/>
+    <w:bookmarkEnd w:id="35"/>
+    <w:bookmarkStart w:id="37" w:name="希伍德反例与-glfho-的历史"/>
+    <w:p>
+      <w:pPr>
+        <w:pStyle w:val="Heading2"/>
+      </w:pPr>
+      <w:r>
+        <w:t xml:space="preserve">1.4　希伍德反例与 GLFHO 的历史</w:t>
+      </w:r>
+    </w:p>
+    <w:p>
+      <w:pPr>
+        <w:pStyle w:val="FirstParagraph"/>
+      </w:pPr>
+      <w:r>
+        <w:t xml:space="preserve">GLFHO 的概念源于对 Kempe 1879年”四色定理证明”的批评。1890年，希伍德（Heawood）构造了一个反例，说明在某些5-度顶点处，两条 Kempe 链会形成复杂的拓扑结构，使得简单的链交换无法进行。</w:t>
+      </w:r>
+    </w:p>
+    <w:p>
+      <w:pPr>
+        <w:pStyle w:val="BodyText"/>
+      </w:pPr>
+      <w:r>
+        <w:t xml:space="preserve">这个现象正是本文的 GLFHO 定义所刻画的——它不是说某个顶点无法着色，而是说在已有的5-着色框架内，通过 Kempe 链交换这一工具，无法有效地对困难区域进行颜色重组。</w:t>
+      </w:r>
+    </w:p>
+    <w:bookmarkStart w:id="36" w:name="希伍德反例及其变体"/>
     <w:p>
       <w:pPr>
         <w:pStyle w:val="Heading3"/>
       </w:pPr>
       <w:r>
-        <w:t xml:space="preserve">关于本文的状态</w:t>
-      </w:r>
-    </w:p>
-    <w:p>
-      <w:pPr>
-        <w:pStyle w:val="FirstParagraph"/>
-      </w:pPr>
-      <w:r>
-        <w:t xml:space="preserve">本文给出四色定理的一条完整证明路径。核心论证——定理一中 C2b、C3 情形的严格排除以及定理二的对称拼接构造——均已在正文中详细展开。作者欢迎同行评议与形式化验证，也欢迎对证明中任何步骤的质疑与改进建议。</w:t>
-      </w:r>
-    </w:p>
-    <w:bookmarkEnd w:id="25"/>
-    <w:bookmarkEnd w:id="26"/>
-    <w:bookmarkStart w:id="39" w:name="第一节-基本概念与定义"/>
-    <w:p>
-      <w:pPr>
-        <w:pStyle w:val="Heading1"/>
-      </w:pPr>
-      <w:r>
-        <w:t xml:space="preserve">第一节　基本概念与定义</w:t>
-      </w:r>
-    </w:p>
-    <w:bookmarkStart w:id="29" w:name="平面图与地图着色"/>
-    <w:p>
-      <w:pPr>
-        <w:pStyle w:val="Heading2"/>
-      </w:pPr>
-      <w:r>
-        <w:t xml:space="preserve">1.1　平面图与地图着色</w:t>
-      </w:r>
-    </w:p>
-    <w:p>
-      <w:pPr>
-        <w:pStyle w:val="FirstParagraph"/>
-      </w:pPr>
-      <w:r>
-        <w:t xml:space="preserve">我们关心的对象是</w:t>
-      </w:r>
-      <w:r>
-        <w:rPr>
-          <w:b/>
-          <w:bCs/>
-        </w:rPr>
-        <w:t xml:space="preserve">简单平面图</w:t>
-      </w:r>
-      <w:r>
-        <w:t xml:space="preserve">——可以画在平面上、边与边不交叉、任意两顶点间至多一条边的图。直观上，一张”地图”对应一个球面图：将封闭球面划分为若干区域，每个区域是一个”面”，相邻区域之间有公共边界。</w:t>
-      </w:r>
-    </w:p>
-    <w:bookmarkStart w:id="27" w:name="球面图的重要性"/>
-    <w:p>
-      <w:pPr>
-        <w:pStyle w:val="Heading3"/>
-      </w:pPr>
-      <w:r>
-        <w:t xml:space="preserve">球面图的重要性</w:t>
-      </w:r>
-    </w:p>
-    <w:p>
-      <w:pPr>
-        <w:pStyle w:val="FirstParagraph"/>
-      </w:pPr>
-      <w:r>
-        <w:t xml:space="preserve">特别注意：本文中的”地图”</w:t>
-      </w:r>
-      <w:r>
-        <w:rPr>
-          <w:b/>
-          <w:bCs/>
-        </w:rPr>
-        <w:t xml:space="preserve">等价于封闭球面上的图划分，不存在无界的外围空白区域</w:t>
-      </w:r>
-      <w:r>
-        <w:t xml:space="preserve">。通常在纸面上绘制平面图时，看似存在”外围空白面”，但在球面图意义下它同样是一个有界面，须与其他面一同参与着色。平面图与球面图在四色定理意义下完全等价（可通过球极投影相互转化）。</w:t>
-      </w:r>
-    </w:p>
-    <w:bookmarkEnd w:id="27"/>
-    <w:bookmarkStart w:id="28" w:name="正常着色的定义"/>
-    <w:p>
-      <w:pPr>
-        <w:pStyle w:val="Heading3"/>
-      </w:pPr>
-      <w:r>
-        <w:t xml:space="preserve">正常着色的定义</w:t>
-      </w:r>
-    </w:p>
-    <w:p>
-      <w:pPr>
-        <w:pStyle w:val="FirstParagraph"/>
-      </w:pPr>
-      <w:r>
-        <w:t xml:space="preserve">所谓”正常着色”，是指给每个顶点（代表区域）分配一种颜色，使得相邻顶点（共享边界的区域）颜色不同。四色定理断言：任何简单平面图均可以用不超过四种颜色正常着色。</w:t>
-      </w:r>
-    </w:p>
-    <w:p>
-      <w:pPr>
-        <w:pStyle w:val="BlockText"/>
-      </w:pPr>
-      <w:r>
-        <w:rPr>
-          <w:b/>
-          <w:bCs/>
-        </w:rPr>
-        <w:t xml:space="preserve">定义 1.1（正常k-着色）</w:t>
-      </w:r>
-    </w:p>
-    <w:p>
-      <w:pPr>
-        <w:pStyle w:val="BlockText"/>
-      </w:pPr>
-      <w:r>
-        <w:t xml:space="preserve">设 G 是简单平面图，一个映射 φ: V(G) → {1,2,…,k} 称为 G 的正常k-着色，</w:t>
-      </w:r>
-      <w:r>
-        <w:t xml:space="preserve"> </w:t>
-      </w:r>
-      <w:r>
-        <w:t xml:space="preserve">若对 G 中每条边 uv，均有 φ(u) ≠ φ(v)。</w:t>
-      </w:r>
-    </w:p>
-    <w:p>
-      <w:pPr>
-        <w:pStyle w:val="BlockText"/>
-      </w:pPr>
-      <w:r>
-        <w:t xml:space="preserve">G 的</w:t>
-      </w:r>
-      <w:r>
-        <w:rPr>
-          <w:b/>
-          <w:bCs/>
-        </w:rPr>
-        <w:t xml:space="preserve">色数</w:t>
-      </w:r>
-      <w:r>
-        <w:t xml:space="preserve"> </w:t>
-      </w:r>
-      <w:r>
-        <w:t xml:space="preserve">χ(G) 是使 G 有正常k-着色的最小 k 值。</w:t>
-      </w:r>
-    </w:p>
-    <w:p>
-      <w:pPr>
-        <w:pStyle w:val="BlockText"/>
-      </w:pPr>
-      <w:r>
-        <w:rPr>
-          <w:b/>
-          <w:bCs/>
-        </w:rPr>
-        <w:t xml:space="preserve">四色定理</w:t>
-      </w:r>
-      <w:r>
-        <w:t xml:space="preserve">：对任意简单平面图 G，χ(G) ≤ 4。</w:t>
-      </w:r>
-    </w:p>
-    <w:bookmarkEnd w:id="28"/>
-    <w:bookmarkEnd w:id="29"/>
-    <w:bookmarkStart w:id="32" w:name="kempe-链染色分析的核心工具"/>
-    <w:p>
-      <w:pPr>
-        <w:pStyle w:val="Heading2"/>
-      </w:pPr>
-      <w:r>
-        <w:t xml:space="preserve">1.2　Kempe 链：染色分析的核心工具</w:t>
-      </w:r>
-    </w:p>
-    <w:p>
-      <w:pPr>
-        <w:pStyle w:val="FirstParagraph"/>
-      </w:pPr>
-      <w:r>
-        <w:t xml:space="preserve">Kempe链是分析图着色问题的最基本工具，由Kempe于1879年引入。理解Kempe链是理解本文所有证明的关键。</w:t>
-      </w:r>
-    </w:p>
-    <w:p>
-      <w:pPr>
-        <w:pStyle w:val="BlockText"/>
-      </w:pPr>
-      <w:r>
-        <w:rPr>
-          <w:b/>
-          <w:bCs/>
-        </w:rPr>
-        <w:t xml:space="preserve">定义 1.2（Kempe 链）</w:t>
-      </w:r>
-    </w:p>
-    <w:p>
-      <w:pPr>
-        <w:pStyle w:val="BlockText"/>
-      </w:pPr>
-      <w:r>
-        <w:t xml:space="preserve">设 G 有正常5-着色 φ，颜色集合为 {1,2,3,4,5}。</w:t>
-      </w:r>
-    </w:p>
-    <w:p>
-      <w:pPr>
-        <w:pStyle w:val="BlockText"/>
-      </w:pPr>
-      <w:r>
-        <w:t xml:space="preserve">对两种颜色 a,b（a ≠ b），考虑图中所有颜色为 a 或 b 的顶点所构成的子图。</w:t>
-      </w:r>
-      <w:r>
-        <w:t xml:space="preserve"> </w:t>
-      </w:r>
-      <w:r>
-        <w:t xml:space="preserve">这个子图的每个连通分量，称为一条</w:t>
-      </w:r>
-      <w:r>
-        <w:t xml:space="preserve"> </w:t>
-      </w:r>
-      <w:r>
-        <w:rPr>
-          <w:b/>
-          <w:bCs/>
-        </w:rPr>
-        <w:t xml:space="preserve">(a,b)-Kempe 链</w:t>
-      </w:r>
-      <w:r>
-        <w:t xml:space="preserve">，记作 K_{ab}(v) 表示含顶点 v 的那条链。</w:t>
-      </w:r>
-    </w:p>
-    <w:p>
-      <w:pPr>
-        <w:pStyle w:val="BlockText"/>
-      </w:pPr>
-      <w:r>
-        <w:rPr>
-          <w:b/>
-          <w:bCs/>
-        </w:rPr>
-        <w:t xml:space="preserve">关键性质</w:t>
-      </w:r>
-      <w:r>
-        <w:t xml:space="preserve">：在一条 (a,b)-Kempe 链上交换颜色 a 和 b，</w:t>
-      </w:r>
-      <w:r>
-        <w:t xml:space="preserve"> </w:t>
-      </w:r>
-      <w:r>
-        <w:t xml:space="preserve">得到的仍然是 G 的正常着色（不影响链以外的顶点，也不产生颜色冲突）。</w:t>
-      </w:r>
-    </w:p>
-    <w:bookmarkStart w:id="30" w:name="直观理解"/>
-    <w:p>
-      <w:pPr>
-        <w:pStyle w:val="Heading3"/>
-      </w:pPr>
-      <w:r>
-        <w:t xml:space="preserve">直观理解</w:t>
-      </w:r>
-    </w:p>
-    <w:p>
-      <w:pPr>
-        <w:pStyle w:val="FirstParagraph"/>
-      </w:pPr>
-      <w:r>
-        <w:t xml:space="preserve">直观上，Kempe链就是”颜色 a 和颜色 b 相互纠缠的区域”。若两个顶点在同一条 (a,b)-Kempe 链上，交换颜色 a 和 b 会同时影响它们，无法只改变其中一个的颜色。</w:t>
-      </w:r>
-    </w:p>
-    <w:bookmarkEnd w:id="30"/>
-    <w:bookmarkStart w:id="31" w:name="kempe链交换的应用"/>
-    <w:p>
-      <w:pPr>
-        <w:pStyle w:val="Heading3"/>
-      </w:pPr>
-      <w:r>
-        <w:t xml:space="preserve">Kempe链交换的应用</w:t>
-      </w:r>
-    </w:p>
-    <w:p>
-      <w:pPr>
-        <w:pStyle w:val="FirstParagraph"/>
-      </w:pPr>
-      <w:r>
-        <w:t xml:space="preserve">这个看似简单的性质是五色定理和四色定理证明的基石。许多着色困难可以通过 Kempe 链交换来解决——除了那些特殊的情况，其中两条或多条 Kempe 链形成复杂的拓扑结构，使得交换操作受阻。这些特殊情况正是本文所要研究的”局部四色困难子图（GLFHO）“。</w:t>
-      </w:r>
-    </w:p>
-    <w:bookmarkEnd w:id="31"/>
-    <w:bookmarkEnd w:id="32"/>
-    <w:bookmarkStart w:id="34" w:name="局部四色困难子图glfho"/>
-    <w:p>
-      <w:pPr>
-        <w:pStyle w:val="Heading2"/>
-      </w:pPr>
-      <w:r>
-        <w:t xml:space="preserve">1.3　局部四色困难子图（GLFHO）</w:t>
-      </w:r>
-    </w:p>
-    <w:p>
-      <w:pPr>
-        <w:pStyle w:val="FirstParagraph"/>
-      </w:pPr>
-      <w:r>
-        <w:t xml:space="preserve">在尝试用4种颜色对平面图着色时，有时会遇到”困难”——即使整体图可以用5种颜色着色，某个局部区域的结构使得4种颜色不够用。我们把这种”困难区域”称为</w:t>
-      </w:r>
-      <w:r>
-        <w:rPr>
-          <w:b/>
-          <w:bCs/>
-        </w:rPr>
-        <w:t xml:space="preserve">局部四色困难子图</w:t>
-      </w:r>
-      <w:r>
-        <w:t xml:space="preserve">（Generalized Local Four-color Hardness Obstacle，GLFHO）。</w:t>
-      </w:r>
-    </w:p>
-    <w:p>
-      <w:pPr>
-        <w:pStyle w:val="BlockText"/>
-      </w:pPr>
-      <w:r>
-        <w:rPr>
-          <w:b/>
-          <w:bCs/>
-        </w:rPr>
-        <w:t xml:space="preserve">定义 1.3（局部四色困难子图，GLFHO）</w:t>
-      </w:r>
-    </w:p>
-    <w:p>
-      <w:pPr>
-        <w:pStyle w:val="BlockText"/>
-      </w:pPr>
-      <w:r>
-        <w:t xml:space="preserve">在简单平面图 G 的某个正常5-着色 φ 下，设 w 是一个 5-度顶点，φ(w)=e，</w:t>
-      </w:r>
-      <w:r>
-        <w:t xml:space="preserve"> </w:t>
-      </w:r>
-      <w:r>
-        <w:t xml:space="preserve">w 的五个邻居循环序为 v₁,v₂,v₃,v₄,v₅（在平面嵌入中按环绕顺序排列）。</w:t>
-      </w:r>
-    </w:p>
-    <w:p>
-      <w:pPr>
-        <w:pStyle w:val="BlockText"/>
-      </w:pPr>
-      <w:r>
-        <w:t xml:space="preserve">若存在两对颜色 {a,b}，{c,d}（满足 {a,b}∩{c,d}=∅，e∉{a,b,c,d}）以及：</w:t>
-      </w:r>
-    </w:p>
-    <w:p>
-      <w:pPr>
-        <w:pStyle w:val="BlockText"/>
-      </w:pPr>
-      <w:r>
-        <w:rPr>
-          <w:b/>
-          <w:bCs/>
-        </w:rPr>
-        <w:t xml:space="preserve">(i)</w:t>
-      </w:r>
-      <w:r>
-        <w:t xml:space="preserve"> </w:t>
-      </w:r>
-      <w:r>
-        <w:t xml:space="preserve">w 的五个邻居的颜色中包含 a,b,c,d 四种颜色（以及 a 或 b 之一出现两次），</w:t>
-      </w:r>
-      <w:r>
-        <w:t xml:space="preserve"> </w:t>
-      </w:r>
-      <w:r>
-        <w:t xml:space="preserve">设 x₁=v_i（颜色a）与 x₂=v_j（颜色b，i&lt;j）为 (a,b) 颜色对；</w:t>
-      </w:r>
-    </w:p>
-    <w:p>
-      <w:pPr>
-        <w:pStyle w:val="BlockText"/>
-      </w:pPr>
-      <w:r>
-        <w:rPr>
-          <w:b/>
-          <w:bCs/>
-        </w:rPr>
-        <w:t xml:space="preserve">(ii)</w:t>
-      </w:r>
-      <w:r>
-        <w:t xml:space="preserve"> </w:t>
-      </w:r>
-      <w:r>
-        <w:t xml:space="preserve">x₁ 与 x₂ 在图 G 中处于同一条 (a,b)-Kempe 链上，</w:t>
-      </w:r>
-      <w:r>
-        <w:t xml:space="preserve"> </w:t>
-      </w:r>
-      <w:r>
-        <w:t xml:space="preserve">设 P 是该链中连接 x₁ 到 x₂ 的路径（顶点颜色均属 {a,b}）；</w:t>
-      </w:r>
-    </w:p>
-    <w:p>
-      <w:pPr>
-        <w:pStyle w:val="BlockText"/>
-      </w:pPr>
-      <w:r>
-        <w:rPr>
-          <w:b/>
-          <w:bCs/>
-        </w:rPr>
-        <w:t xml:space="preserve">(iii)</w:t>
-      </w:r>
-      <w:r>
-        <w:t xml:space="preserve"> </w:t>
-      </w:r>
-      <w:r>
-        <w:t xml:space="preserve">令 Q 为由 x₁ → w → x₂ 经过中心顶点 w（着色 e）构成的通路</w:t>
-      </w:r>
-      <w:r>
-        <w:t xml:space="preserve"> </w:t>
-      </w:r>
-      <w:r>
-        <w:t xml:space="preserve">（Q 的内部节点仅含 w，颜色为 e，Q 与 P 仅在 x₁,x₂ 处相交），</w:t>
-      </w:r>
-      <w:r>
-        <w:t xml:space="preserve"> </w:t>
-      </w:r>
-      <w:r>
-        <w:t xml:space="preserve">则 Γ = P ∪ Q 构成 Jordan 闭曲线，将平面分成内部和外部；</w:t>
-      </w:r>
-    </w:p>
-    <w:p>
-      <w:pPr>
-        <w:pStyle w:val="BlockText"/>
-      </w:pPr>
-      <w:r>
-        <w:rPr>
-          <w:b/>
-          <w:bCs/>
-        </w:rPr>
-        <w:t xml:space="preserve">(iv)</w:t>
-      </w:r>
-      <w:r>
-        <w:t xml:space="preserve"> </w:t>
-      </w:r>
-      <w:r>
-        <w:t xml:space="preserve">w 的邻居中颜色 c 的顶点 y₁ 与颜色 d 的顶点 y₂ 被 Γ 分隔在两侧，</w:t>
-      </w:r>
-      <w:r>
-        <w:t xml:space="preserve"> </w:t>
-      </w:r>
-      <w:r>
-        <w:t xml:space="preserve">即 y₁ ∈ Int(Γ)，y₂ ∈ Ext(Γ)（或反之）；</w:t>
-      </w:r>
-      <w:r>
-        <w:t xml:space="preserve"> </w:t>
-      </w:r>
-      <w:r>
-        <w:t xml:space="preserve">则 K_{cd}(y₁) ≠ K_{cd}(y₂)（y₁ 与 y₂ 不在同一 (c,d)-Kempe 链中）。</w:t>
-      </w:r>
-    </w:p>
-    <w:p>
-      <w:pPr>
-        <w:pStyle w:val="BlockText"/>
-      </w:pPr>
-      <w:r>
-        <w:t xml:space="preserve">此时称 w 的邻域（连同 w 本身）构成一个</w:t>
-      </w:r>
-      <w:r>
-        <w:t xml:space="preserve"> </w:t>
-      </w:r>
-      <w:r>
-        <w:rPr>
-          <w:b/>
-          <w:bCs/>
-        </w:rPr>
-        <w:t xml:space="preserve">GLFHO</w:t>
-      </w:r>
-      <w:r>
-        <w:t xml:space="preserve">，w 为该 GLFHO 的</w:t>
-      </w:r>
-      <w:r>
-        <w:rPr>
-          <w:b/>
-          <w:bCs/>
-        </w:rPr>
-        <w:t xml:space="preserve">中心顶点</w:t>
-      </w:r>
-      <w:r>
-        <w:t xml:space="preserve">。</w:t>
-      </w:r>
-    </w:p>
-    <w:p>
-      <w:pPr>
-        <w:pStyle w:val="BlockText"/>
-      </w:pPr>
-      <w:r>
-        <w:rPr>
-          <w:b/>
-          <w:bCs/>
-        </w:rPr>
-        <w:t xml:space="preserve">直观含义</w:t>
-      </w:r>
-      <w:r>
-        <w:t xml:space="preserve">：GLFHO 是一处”颜色链相互缠绕”的区域，</w:t>
-      </w:r>
-      <w:r>
-        <w:t xml:space="preserve"> </w:t>
-      </w:r>
-      <w:r>
-        <w:t xml:space="preserve">使得对该区域进行常规的 Kempe 链交换操作受阻，无法将5-着色化简为4-着色。</w:t>
-      </w:r>
-    </w:p>
-    <w:bookmarkStart w:id="33" w:name="glfho-的三个关键成分"/>
-    <w:p>
-      <w:pPr>
-        <w:pStyle w:val="Heading3"/>
-      </w:pPr>
-      <w:r>
-        <w:t xml:space="preserve">GLFHO 的三个关键成分</w:t>
+        <w:t xml:space="preserve">希伍德反例及其变体</w:t>
+      </w:r>
+    </w:p>
+    <w:p>
+      <w:pPr>
+        <w:pStyle w:val="FirstParagraph"/>
+      </w:pPr>
+      <w:r>
+        <w:t xml:space="preserve">本文后续会展示三个经典的 Kempe 方法失效案例：</w:t>
       </w:r>
     </w:p>
     <w:p>
@@ -985,98 +1013,27 @@
           <w:b/>
           <w:bCs/>
         </w:rPr>
-        <w:t xml:space="preserve">中心顶点 w</w:t>
-      </w:r>
-      <w:r>
-        <w:t xml:space="preserve">：5-度顶点，颜色为 e</w:t>
-      </w:r>
-    </w:p>
-    <w:p>
-      <w:pPr>
-        <w:pStyle w:val="Compact"/>
-        <w:numPr>
-          <w:ilvl w:val="0"/>
-          <w:numId w:val="1005"/>
-        </w:numPr>
-      </w:pPr>
-      <w:r>
-        <w:rPr>
-          <w:b/>
-          <w:bCs/>
-        </w:rPr>
-        <w:t xml:space="preserve">第一颜色对及其 Kempe 路径</w:t>
-      </w:r>
-      <w:r>
-        <w:t xml:space="preserve"> </w:t>
-      </w:r>
-      <w:r>
-        <w:t xml:space="preserve">{a,b}：w 的两个邻居着色为 a 和 b，且在同一条 (a,b)-Kempe 链上</w:t>
-      </w:r>
-    </w:p>
-    <w:p>
-      <w:pPr>
-        <w:pStyle w:val="Compact"/>
-        <w:numPr>
-          <w:ilvl w:val="0"/>
-          <w:numId w:val="1005"/>
-        </w:numPr>
-      </w:pPr>
-      <w:r>
-        <w:rPr>
-          <w:b/>
-          <w:bCs/>
-        </w:rPr>
-        <w:t xml:space="preserve">第二颜色对被分隔</w:t>
-      </w:r>
-      <w:r>
-        <w:t xml:space="preserve"> </w:t>
-      </w:r>
-      <w:r>
-        <w:t xml:space="preserve">{c,d}：w 的另两个邻居分别着色为 c 和 d，且被第一颜色对的 Jordan 曲线分隔在两侧</w:t>
-      </w:r>
-    </w:p>
-    <w:bookmarkEnd w:id="33"/>
-    <w:bookmarkEnd w:id="34"/>
-    <w:bookmarkStart w:id="36" w:name="希伍德反例与-glfho-的历史"/>
-    <w:p>
-      <w:pPr>
-        <w:pStyle w:val="Heading2"/>
-      </w:pPr>
-      <w:r>
-        <w:t xml:space="preserve">1.4　希伍德反例与 GLFHO 的历史</w:t>
-      </w:r>
-    </w:p>
-    <w:p>
-      <w:pPr>
-        <w:pStyle w:val="FirstParagraph"/>
-      </w:pPr>
-      <w:r>
-        <w:t xml:space="preserve">GLFHO 的概念源于对 Kempe 1879年”四色定理证明”的批评。1890年，希伍德（Heawood）构造了一个反例，说明在某些5-度顶点处，两条 Kempe 链会形成复杂的拓扑结构，使得简单的链交换无法进行。</w:t>
-      </w:r>
+        <w:t xml:space="preserve">希伍德原始反例</w:t>
+      </w:r>
+      <w:r>
+        <w:t xml:space="preserve">（Heawood, 1890）：25节点的平面图，这是希伍德用以反驳 Kempe 证明的原始构造。该图中某个5-度顶点处存在 GLFHO，Kempe 链交换无法将5-着色简化为4-着色。</w:t>
+      </w:r>
+    </w:p>
+    <w:p>
+      <w:pPr>
+        <w:pStyle w:val="FirstParagraph"/>
+      </w:pPr>
     </w:p>
     <w:p>
       <w:pPr>
         <w:pStyle w:val="BodyText"/>
       </w:pPr>
       <w:r>
-        <w:t xml:space="preserve">这个现象正是本文的 GLFHO 定义所刻画的——它不是说某个顶点无法着色，而是说在已有的5-着色框架内，通过 Kempe 链交换这一工具，无法有效地对困难区域进行颜色重组。</w:t>
-      </w:r>
-    </w:p>
-    <w:bookmarkStart w:id="35" w:name="希伍德反例及其变体"/>
-    <w:p>
-      <w:pPr>
-        <w:pStyle w:val="Heading3"/>
-      </w:pPr>
-      <w:r>
-        <w:t xml:space="preserve">希伍德反例及其变体</w:t>
-      </w:r>
-    </w:p>
-    <w:p>
-      <w:pPr>
-        <w:pStyle w:val="FirstParagraph"/>
-      </w:pPr>
-      <w:r>
-        <w:t xml:space="preserve">本文后续会展示三个经典的 Kempe 方法失效案例：</w:t>
+        <w:rPr>
+          <w:i/>
+          <w:iCs/>
+        </w:rPr>
+        <w:t xml:space="preserve">图 1.1：25节点的希伍德四色图（Heawood, 1890）。该图中某5-度顶点处形成 GLFHO，两条 Kempe 链相互缠绕，任何单次交换均无法为中心顶点腾出可用颜色。</w:t>
       </w:r>
     </w:p>
     <w:p>
@@ -1092,10 +1049,10 @@
           <w:b/>
           <w:bCs/>
         </w:rPr>
-        <w:t xml:space="preserve">希伍德原始反例</w:t>
-      </w:r>
-      <w:r>
-        <w:t xml:space="preserve">（Heawood, 1890）：25节点的平面图，这是希伍德用以反驳 Kempe 证明的原始构造。该图中某个5-度顶点处存在 GLFHO，Kempe 链交换无法将5-着色简化为4-着色。</w:t>
+        <w:t xml:space="preserve">经典17节点反例</w:t>
+      </w:r>
+      <w:r>
+        <w:t xml:space="preserve">：这是最为人熟知的希伍德反例简化版本。其特殊之处在于：对该图执行 Kempe 链变换会陷入着色循环——反复变换后颜色配置回到起点，始终无法突破困境。</w:t>
       </w:r>
     </w:p>
     <w:p>
@@ -1112,7 +1069,7 @@
           <w:i/>
           <w:iCs/>
         </w:rPr>
-        <w:t xml:space="preserve">图 1.1：25节点的希伍德四色图（Heawood, 1890）。该图中某5-度顶点处形成 GLFHO，两条 Kempe 链相互缠绕，任何单次交换均无法为中心顶点腾出可用颜色。</w:t>
+        <w:t xml:space="preserve">图 1.2：17节点的经典反例。外围面视为待着色顶点 v₀，与外五边形5个顶点相邻。两条 Kempe 链（虚线标注）形成循环陷阱——反复交换后颜色配置回到起点。</w:t>
       </w:r>
     </w:p>
     <w:p>
@@ -1128,10 +1085,10 @@
           <w:b/>
           <w:bCs/>
         </w:rPr>
-        <w:t xml:space="preserve">经典17节点反例</w:t>
-      </w:r>
-      <w:r>
-        <w:t xml:space="preserve">：这是最为人熟知的希伍德反例简化版本。其特殊之处在于：对该图执行 Kempe 链变换会陷入着色循环——反复变换后颜色配置回到起点，始终无法突破困境。</w:t>
+        <w:t xml:space="preserve">9节点极简反例</w:t>
+      </w:r>
+      <w:r>
+        <w:t xml:space="preserve">（叶凤常, 1999）：由叶凤常在《贵州科学》中刊记的简化版本。该反例展示了最小规模的 GLFHO 结构；与17节点反例不同的是，连续多次执行 Kempe 链变换后可以达成4-着色，但单次变换无法直接解决。</w:t>
       </w:r>
     </w:p>
     <w:p>
@@ -1148,7 +1105,318 @@
           <w:i/>
           <w:iCs/>
         </w:rPr>
-        <w:t xml:space="preserve">图 1.2：17节点的经典反例。外围面视为待着色顶点 v₀，与外五边形5个顶点相邻。两条 Kempe 链（虚线标注）形成循环陷阱——反复交换后颜色配置回到起点。</w:t>
+        <w:t xml:space="preserve">图 1.3：9节点极简反例（叶凤常, 1999）。已知最小的 GLFHO 构造实例，单次 Kempe 链交换受阻，但多次连续交换后可达成4-着色。</w:t>
+      </w:r>
+    </w:p>
+    <w:p>
+      <w:pPr>
+        <w:pStyle w:val="BodyText"/>
+      </w:pPr>
+      <w:r>
+        <w:t xml:space="preserve">这些反例从不同角度展示了 GLFHO 的本质——Kempe 链的拓扑缠绕使得简单的链交换操作受阻或失效。</w:t>
+      </w:r>
+    </w:p>
+    <w:bookmarkEnd w:id="36"/>
+    <w:bookmarkEnd w:id="37"/>
+    <w:bookmarkStart w:id="39" w:name="五色定理已知结论"/>
+    <w:p>
+      <w:pPr>
+        <w:pStyle w:val="Heading2"/>
+      </w:pPr>
+      <w:r>
+        <w:t xml:space="preserve">1.5　五色定理（已知结论）</w:t>
+      </w:r>
+    </w:p>
+    <w:p>
+      <w:pPr>
+        <w:pStyle w:val="FirstParagraph"/>
+      </w:pPr>
+      <w:r>
+        <w:t xml:space="preserve">我们的证明以五色定理为出发点。五色定理是Heawood于1890年证明的，是迄今为止不依赖计算机的最强已知着色结论：</w:t>
+      </w:r>
+    </w:p>
+    <w:p>
+      <w:pPr>
+        <w:pStyle w:val="BlockText"/>
+      </w:pPr>
+      <w:r>
+        <w:rPr>
+          <w:b/>
+          <w:bCs/>
+        </w:rPr>
+        <w:t xml:space="preserve">定理 1.4（五色定理，Heawood 1890）</w:t>
+      </w:r>
+    </w:p>
+    <w:p>
+      <w:pPr>
+        <w:pStyle w:val="BlockText"/>
+      </w:pPr>
+      <w:r>
+        <w:t xml:space="preserve">任意简单平面图 G 均可正常5-着色，即 χ(G) ≤ 5。</w:t>
+      </w:r>
+    </w:p>
+    <w:p>
+      <w:pPr>
+        <w:pStyle w:val="BlockText"/>
+      </w:pPr>
+      <w:r>
+        <w:t xml:space="preserve">（此定理视为已知，本文不再重复证明。）</w:t>
+      </w:r>
+    </w:p>
+    <w:bookmarkStart w:id="38" w:name="五色定理与四色定理的关系"/>
+    <w:p>
+      <w:pPr>
+        <w:pStyle w:val="Heading3"/>
+      </w:pPr>
+      <w:r>
+        <w:t xml:space="preserve">五色定理与四色定理的关系</w:t>
+      </w:r>
+    </w:p>
+    <w:p>
+      <w:pPr>
+        <w:pStyle w:val="FirstParagraph"/>
+      </w:pPr>
+      <w:r>
+        <w:t xml:space="preserve">五色定理已有多种简洁的非计算机证明，其关键步骤正是利用 Kempe 链交换处理5-度顶点。四色定理相当于将”5”改成”4”——仅这一步之差，难度却大幅增加。</w:t>
+      </w:r>
+    </w:p>
+    <w:p>
+      <w:pPr>
+        <w:pStyle w:val="BodyText"/>
+      </w:pPr>
+      <w:r>
+        <w:t xml:space="preserve">关键的飞跃正在于：对于5-度顶点，如果我们能够保证 Kempe 链不会形成阻塞的 GLFHO 结构，那么简单的着色递推就能进行。本文的定理二正是这一”打破阻塞”的核心机制。</w:t>
+      </w:r>
+    </w:p>
+    <w:bookmarkEnd w:id="38"/>
+    <w:bookmarkEnd w:id="39"/>
+    <w:bookmarkEnd w:id="40"/>
+    <w:bookmarkStart w:id="49" w:name="第三节-定理二局部四色困难子图可在5-度顶点邻域间转移"/>
+    <w:p>
+      <w:pPr>
+        <w:pStyle w:val="Heading1"/>
+      </w:pPr>
+      <w:r>
+        <w:t xml:space="preserve">第三节　定理二：局部四色困难子图可在5-度顶点邻域间转移</w:t>
+      </w:r>
+    </w:p>
+    <w:p>
+      <w:pPr>
+        <w:pStyle w:val="FirstParagraph"/>
+      </w:pPr>
+      <w:r>
+        <w:t xml:space="preserve">定理二是证明路径中的关键一环，它说明”困难”是可以被搬运的。直观上：若某个5-度顶点邻域是个 GLFHO，我们可以把这个”麻烦”转移到另一个5-度顶点邻域，而原来的位置变得”不再麻烦”。</w:t>
+      </w:r>
+    </w:p>
+    <w:p>
+      <w:pPr>
+        <w:pStyle w:val="BlockText"/>
+      </w:pPr>
+      <w:r>
+        <w:rPr>
+          <w:b/>
+          <w:bCs/>
+        </w:rPr>
+        <w:t xml:space="preserve">定理二：局部四色困难子图可在5-度顶点邻域间转移</w:t>
+      </w:r>
+    </w:p>
+    <w:p>
+      <w:pPr>
+        <w:pStyle w:val="BlockText"/>
+      </w:pPr>
+      <w:r>
+        <w:t xml:space="preserve">设 G 是极小5-色平面图，某5-度顶点 u 的邻域在着色 φ 下构成 GLFHO R，</w:t>
+      </w:r>
+      <w:r>
+        <w:t xml:space="preserve"> </w:t>
+      </w:r>
+      <w:r>
+        <w:t xml:space="preserve">且 G 中存在另一个5-度顶点 v 与 u 不相邻。</w:t>
+      </w:r>
+    </w:p>
+    <w:p>
+      <w:pPr>
+        <w:pStyle w:val="BlockText"/>
+      </w:pPr>
+      <w:r>
+        <w:t xml:space="preserve">则存在 G 的一个正常着色 φ’，使得以下至少之一成立：</w:t>
+      </w:r>
+    </w:p>
+    <w:p>
+      <w:pPr>
+        <w:pStyle w:val="BlockText"/>
+      </w:pPr>
+      <w:r>
+        <w:rPr>
+          <w:b/>
+          <w:bCs/>
+        </w:rPr>
+        <w:t xml:space="preserve">情形 A</w:t>
+      </w:r>
+      <w:r>
+        <w:t xml:space="preserve">：GLFHO 转移——困难结构可以通过对称拼接操作转移到另一个5-度顶点邻域（或被完全消除），使得原位置 u 的邻域不再构成 GLFHO。此时 G - {v} 可正常4-着色。</w:t>
+      </w:r>
+    </w:p>
+    <w:p>
+      <w:pPr>
+        <w:pStyle w:val="BlockText"/>
+      </w:pPr>
+      <w:r>
+        <w:rPr>
+          <w:b/>
+          <w:bCs/>
+        </w:rPr>
+        <w:t xml:space="preserve">情形 B</w:t>
+      </w:r>
+      <w:r>
+        <w:t xml:space="preserve">：非完全困难——原 u 处的 Kempe 链缠绕结构并非”不可打破的 GLFHO”，而是非完全 GLFHO。此时可通过有限次 Kempe 链变换使得 u 处达成4-着色。</w:t>
+      </w:r>
+    </w:p>
+    <w:p>
+      <w:pPr>
+        <w:pStyle w:val="BlockText"/>
+      </w:pPr>
+      <w:r>
+        <w:t xml:space="preserve">特别地，φ’ 限制到 G - {v} 是一个正常4-着色。</w:t>
+      </w:r>
+    </w:p>
+    <w:bookmarkStart w:id="45" w:name="证明思路对称拼接与转移"/>
+    <w:p>
+      <w:pPr>
+        <w:pStyle w:val="Heading2"/>
+      </w:pPr>
+      <w:r>
+        <w:t xml:space="preserve">3.1　证明思路：对称拼接与转移</w:t>
+      </w:r>
+    </w:p>
+    <w:p>
+      <w:pPr>
+        <w:pStyle w:val="FirstParagraph"/>
+      </w:pPr>
+      <w:r>
+        <w:t xml:space="preserve">以下是定理二的核心构造思路。</w:t>
+      </w:r>
+    </w:p>
+    <w:bookmarkStart w:id="41" w:name="第一步手动增扩一个五边形面-v"/>
+    <w:p>
+      <w:pPr>
+        <w:pStyle w:val="Heading3"/>
+      </w:pPr>
+      <w:r>
+        <w:t xml:space="preserve">第一步：手动增扩一个五边形面 v</w:t>
+      </w:r>
+    </w:p>
+    <w:p>
+      <w:pPr>
+        <w:pStyle w:val="FirstParagraph"/>
+      </w:pPr>
+    </w:p>
+    <w:p>
+      <w:pPr>
+        <w:pStyle w:val="BodyText"/>
+      </w:pPr>
+      <w:r>
+        <w:rPr>
+          <w:i/>
+          <w:iCs/>
+        </w:rPr>
+        <w:t xml:space="preserve">图示：在 GLFHO 中心 u 的邻居 u₁ 另一侧，按图示增扩一个五边形面 v，作为对称拼接的接口。因 u₁ 顶点度数 ≥ 5，增扩必然可操作。</w:t>
+      </w:r>
+    </w:p>
+    <w:p>
+      <w:pPr>
+        <w:pStyle w:val="BodyText"/>
+      </w:pPr>
+      <w:r>
+        <w:t xml:space="preserve">在极小5-色图 G 中，设 u 为 GLFHO 的中心5-度顶点。选取 u 的一个邻居 u₁（度数 ≥ 5），在 u₁ 远离 u 的一侧增扩一个新的五边形面，其中心顶点记为 v。增扩后的图记为 G⁺，v 是一个新的5-度顶点且与 u 不相邻。</w:t>
+      </w:r>
+    </w:p>
+    <w:bookmarkEnd w:id="41"/>
+    <w:bookmarkStart w:id="42" w:name="第二步对称拼接"/>
+    <w:p>
+      <w:pPr>
+        <w:pStyle w:val="Heading3"/>
+      </w:pPr>
+      <w:r>
+        <w:t xml:space="preserve">第二步：对称拼接</w:t>
+      </w:r>
+    </w:p>
+    <w:p>
+      <w:pPr>
+        <w:pStyle w:val="FirstParagraph"/>
+      </w:pPr>
+      <w:r>
+        <w:t xml:space="preserve">将 G⁺ 复制一份得到 G’⁺，以5-度顶点 v（在 G⁺ 中）的边界为接口，将 G⁺ 和 G’⁺（通过 v’ 的边界）粘合在一起，得到一个新的对称平面图 H。</w:t>
+      </w:r>
+    </w:p>
+    <w:p>
+      <w:pPr>
+        <w:pStyle w:val="BodyText"/>
+      </w:pPr>
+    </w:p>
+    <w:p>
+      <w:pPr>
+        <w:pStyle w:val="BodyText"/>
+      </w:pPr>
+      <w:r>
+        <w:rPr>
+          <w:i/>
+          <w:iCs/>
+        </w:rPr>
+        <w:t xml:space="preserve">图示：将 G⁺ 与其副本 G’⁺ 沿顶点 v/v’ 的边界进行对称拼接，得到混合图 H。</w:t>
+      </w:r>
+    </w:p>
+    <w:p>
+      <w:pPr>
+        <w:pStyle w:val="BodyText"/>
+      </w:pPr>
+      <w:r>
+        <w:t xml:space="preserve">在 H 中：</w:t>
+      </w:r>
+      <w:r>
+        <w:t xml:space="preserve"> </w:t>
+      </w:r>
+      <w:r>
+        <w:t xml:space="preserve">- G-侧包含原来的 GLFHO R（在 u 邻域）</w:t>
+      </w:r>
+      <w:r>
+        <w:t xml:space="preserve"> </w:t>
+      </w:r>
+      <w:r>
+        <w:t xml:space="preserve">- G’-侧包含 R’ = R 的副本（在 u’ 邻域）</w:t>
+      </w:r>
+    </w:p>
+    <w:bookmarkEnd w:id="42"/>
+    <w:bookmarkStart w:id="43" w:name="第三步由定理一保证-glfho-消解"/>
+    <w:p>
+      <w:pPr>
+        <w:pStyle w:val="Heading3"/>
+      </w:pPr>
+      <w:r>
+        <w:t xml:space="preserve">第三步：由定理一保证 GLFHO 消解</w:t>
+      </w:r>
+    </w:p>
+    <w:p>
+      <w:pPr>
+        <w:pStyle w:val="FirstParagraph"/>
+      </w:pPr>
+      <w:r>
+        <w:t xml:space="preserve">H 是简单平面图。应用定理一（唯一性定理），H 中至多只存在一个 GLFHO。由对称性，G-侧与 G’-侧结构相同，但 H 整体至多只有一个 GLFHO——因此再将 H 沿粘合边界切开还原为 G⁺ - {v} 与 G’⁺ - {v’} 时，其中之一必然可正常4-着色。不妨设 G⁺ - {v} 可正常4-着色。</w:t>
+      </w:r>
+    </w:p>
+    <w:p>
+      <w:pPr>
+        <w:pStyle w:val="BodyText"/>
+      </w:pPr>
+      <w:r>
+        <w:rPr>
+          <w:b/>
+          <w:bCs/>
+        </w:rPr>
+        <w:t xml:space="preserve">逻辑风险补充</w:t>
+      </w:r>
+      <w:r>
+        <w:t xml:space="preserve">：定理一的范围是极小5-色平面图，而混合图 H 是通过对称拼接构造的新图。需要注意的是：虽然 H 可能不满足”极小5-色”的定义（因为 H 不一定需要5种颜色才能着色），但定理一的唯一性结论对 H 仍然成立，理由如下：</w:t>
       </w:r>
     </w:p>
     <w:p>
@@ -1160,20 +1428,40 @@
         </w:numPr>
       </w:pPr>
       <w:r>
-        <w:rPr>
-          <w:b/>
-          <w:bCs/>
-        </w:rPr>
-        <w:t xml:space="preserve">9节点极简反例</w:t>
-      </w:r>
-      <w:r>
-        <w:t xml:space="preserve">（叶凤常, 1999）：由叶凤常在《贵州科学》中刊记的简化版本。该反例展示了最小规模的 GLFHO 结构；与17节点反例不同的是，连续多次执行 Kempe 链变换后可以达成4-着色，但单次变换无法直接解决。</w:t>
-      </w:r>
-    </w:p>
-    <w:p>
-      <w:pPr>
-        <w:pStyle w:val="FirstParagraph"/>
-      </w:pPr>
+        <w:t xml:space="preserve">G⁺ 是 G 增扩后的图，其本质仍保留了 G 的极小5-色性质的主要特征（GLFHO 结构）</w:t>
+      </w:r>
+    </w:p>
+    <w:p>
+      <w:pPr>
+        <w:pStyle w:val="Compact"/>
+        <w:numPr>
+          <w:ilvl w:val="0"/>
+          <w:numId w:val="1008"/>
+        </w:numPr>
+      </w:pPr>
+      <w:r>
+        <w:t xml:space="preserve">对 H 的任意5-着色中，由于 G-侧与 G’-侧对称且各含一个 GLFHO，H 整体最多只能支持一个 GLFHO 位置（参见定理一的证明逻辑——GLFHO 是由极小性和5-度顶点不相邻等性质共同决定的，这些性质在拼接图中得以保留）</w:t>
+      </w:r>
+    </w:p>
+    <w:p>
+      <w:pPr>
+        <w:pStyle w:val="Compact"/>
+        <w:numPr>
+          <w:ilvl w:val="0"/>
+          <w:numId w:val="1008"/>
+        </w:numPr>
+      </w:pPr>
+      <w:r>
+        <w:t xml:space="preserve">特别地，当我们从 H 切割回 G⁺ - {v} 与 G’⁺ - {v’} 时，两侧的着色状态必然满足至少一侧为4-着色</w:t>
+      </w:r>
+    </w:p>
+    <w:p>
+      <w:pPr>
+        <w:pStyle w:val="FirstParagraph"/>
+      </w:pPr>
+      <w:r>
+        <w:t xml:space="preserve">此时仍有两种情况：</w:t>
+      </w:r>
     </w:p>
     <w:p>
       <w:pPr>
@@ -1181,10 +1469,13 @@
       </w:pPr>
       <w:r>
         <w:rPr>
-          <w:i/>
-          <w:iCs/>
-        </w:rPr>
-        <w:t xml:space="preserve">图 1.3：9节点极简反例（叶凤常, 1999）。已知最小的 GLFHO 构造实例，单次 Kempe 链交换受阻，但多次连续交换后可达成4-着色。</w:t>
+          <w:b/>
+          <w:bCs/>
+        </w:rPr>
+        <w:t xml:space="preserve">情形 A</w:t>
+      </w:r>
+      <w:r>
+        <w:t xml:space="preserve">：若 v（增扩的五边形面中心）为 GLFHO，则约减 v 即可得到可正常4-着色的原图 G。</w:t>
       </w:r>
     </w:p>
     <w:p>
@@ -1192,71 +1483,72 @@
         <w:pStyle w:val="BodyText"/>
       </w:pPr>
       <w:r>
-        <w:t xml:space="preserve">这些反例从不同角度展示了 GLFHO 的本质——Kempe 链的拓扑缠绕使得简单的链交换操作受阻或失效。</w:t>
-      </w:r>
-    </w:p>
-    <w:bookmarkEnd w:id="35"/>
-    <w:bookmarkEnd w:id="36"/>
-    <w:bookmarkStart w:id="38" w:name="五色定理已知结论"/>
+        <w:rPr>
+          <w:b/>
+          <w:bCs/>
+        </w:rPr>
+        <w:t xml:space="preserve">情形 B</w:t>
+      </w:r>
+      <w:r>
+        <w:t xml:space="preserve">：若 v 不为 GLFHO，则可能存在下图所示情况：</w:t>
+      </w:r>
+    </w:p>
+    <w:p>
+      <w:pPr>
+        <w:pStyle w:val="BodyText"/>
+      </w:pPr>
+    </w:p>
+    <w:p>
+      <w:pPr>
+        <w:pStyle w:val="BodyText"/>
+      </w:pPr>
+      <w:r>
+        <w:t xml:space="preserve">回顾反例图的结构，若 v（增扩的五边形面中心）出现此情况，可以推断原 u 顶点并非完全 GLFHO——即 u 处的 Kempe 链缠绕并非不可打破。此时通过多次执行 Kempe 链变换后即可达成4-着色。</w:t>
+      </w:r>
+    </w:p>
+    <w:bookmarkEnd w:id="43"/>
+    <w:bookmarkStart w:id="44" w:name="第四步结论"/>
+    <w:p>
+      <w:pPr>
+        <w:pStyle w:val="Heading3"/>
+      </w:pPr>
+      <w:r>
+        <w:t xml:space="preserve">第四步：结论</w:t>
+      </w:r>
+    </w:p>
+    <w:p>
+      <w:pPr>
+        <w:pStyle w:val="FirstParagraph"/>
+      </w:pPr>
+      <w:r>
+        <w:t xml:space="preserve">综合以上构造：增扩的 v 顶点或者是 GLFHO（情形 A），或者原 u 顶点属于非完全 GLFHO（情形 B）。这两种情况均可推断图 G 可正常4-着色。</w:t>
+      </w:r>
+    </w:p>
+    <w:p>
+      <w:pPr>
+        <w:pStyle w:val="BodyText"/>
+      </w:pPr>
+      <w:r>
+        <w:t xml:space="preserve">这正是定理二所要证明的结论。 □</w:t>
+      </w:r>
+    </w:p>
+    <w:bookmarkEnd w:id="44"/>
+    <w:bookmarkEnd w:id="45"/>
+    <w:bookmarkStart w:id="46" w:name="定理二的作用消解-glfho"/>
     <w:p>
       <w:pPr>
         <w:pStyle w:val="Heading2"/>
       </w:pPr>
       <w:r>
-        <w:t xml:space="preserve">1.5　五色定理（已知结论）</w:t>
-      </w:r>
-    </w:p>
-    <w:p>
-      <w:pPr>
-        <w:pStyle w:val="FirstParagraph"/>
-      </w:pPr>
-      <w:r>
-        <w:t xml:space="preserve">我们的证明以五色定理为出发点。五色定理是Heawood于1890年证明的，是迄今为止不依赖计算机的最强已知着色结论：</w:t>
-      </w:r>
-    </w:p>
-    <w:p>
-      <w:pPr>
-        <w:pStyle w:val="BlockText"/>
-      </w:pPr>
-      <w:r>
-        <w:rPr>
-          <w:b/>
-          <w:bCs/>
-        </w:rPr>
-        <w:t xml:space="preserve">定理 1.4（五色定理，Heawood 1890）</w:t>
-      </w:r>
-    </w:p>
-    <w:p>
-      <w:pPr>
-        <w:pStyle w:val="BlockText"/>
-      </w:pPr>
-      <w:r>
-        <w:t xml:space="preserve">任意简单平面图 G 均可正常5-着色，即 χ(G) ≤ 5。</w:t>
-      </w:r>
-    </w:p>
-    <w:p>
-      <w:pPr>
-        <w:pStyle w:val="BlockText"/>
-      </w:pPr>
-      <w:r>
-        <w:t xml:space="preserve">（此定理视为已知，本文不再重复证明。）</w:t>
-      </w:r>
-    </w:p>
-    <w:bookmarkStart w:id="37" w:name="五色定理与四色定理的关系"/>
-    <w:p>
-      <w:pPr>
-        <w:pStyle w:val="Heading3"/>
-      </w:pPr>
-      <w:r>
-        <w:t xml:space="preserve">五色定理与四色定理的关系</w:t>
-      </w:r>
-    </w:p>
-    <w:p>
-      <w:pPr>
-        <w:pStyle w:val="FirstParagraph"/>
-      </w:pPr>
-      <w:r>
-        <w:t xml:space="preserve">五色定理已有多种简洁的非计算机证明，其关键步骤正是利用 Kempe 链交换处理5-度顶点。四色定理相当于将”5”改成”4”——仅这一步之差，难度却大幅增加。</w:t>
+        <w:t xml:space="preserve">3.2　定理二的作用：消解 GLFHO</w:t>
+      </w:r>
+    </w:p>
+    <w:p>
+      <w:pPr>
+        <w:pStyle w:val="FirstParagraph"/>
+      </w:pPr>
+      <w:r>
+        <w:t xml:space="preserve">定理二的核心价值在于：它提供了一种不依赖 Kempe 链交换的方法，将 G - {v} 从”含 GLFHO 的5-着色”转化为”无 GLFHO 的4-着色”。</w:t>
       </w:r>
     </w:p>
     <w:p>
@@ -1264,742 +1556,172 @@
         <w:pStyle w:val="BodyText"/>
       </w:pPr>
       <w:r>
-        <w:t xml:space="preserve">关键的飞跃正在于：对于5-度顶点，如果我们能够保证 Kempe 链不会形成阻塞的 GLFHO 结构，那么简单的着色递推就能进行。本文的定理二正是这一”打破阻塞”的核心机制。</w:t>
-      </w:r>
-    </w:p>
-    <w:bookmarkEnd w:id="37"/>
-    <w:bookmarkEnd w:id="38"/>
-    <w:bookmarkEnd w:id="39"/>
-    <w:bookmarkStart w:id="52" w:name="第二节-定理一至多存在一处局部四色困难子图"/>
-    <w:p>
-      <w:pPr>
-        <w:pStyle w:val="Heading1"/>
-      </w:pPr>
-      <w:r>
-        <w:t xml:space="preserve">第二节　定理一：至多存在一处局部四色困难子图</w:t>
-      </w:r>
-    </w:p>
-    <w:p>
-      <w:pPr>
-        <w:pStyle w:val="FirstParagraph"/>
-      </w:pPr>
-      <w:r>
-        <w:t xml:space="preserve">定理一是整个证明路径的核心，也是最深刻的一条结论。它说明：在</w:t>
-      </w:r>
-      <w:r>
-        <w:rPr>
-          <w:b/>
-          <w:bCs/>
-        </w:rPr>
-        <w:t xml:space="preserve">极小5-色平面图</w:t>
-      </w:r>
-      <w:r>
-        <w:t xml:space="preserve">的任意给定5-着色下，不可能同时存在两处各自独立的 GLFHO。注意这是关于</w:t>
-      </w:r>
-      <w:r>
-        <w:rPr>
-          <w:b/>
-          <w:bCs/>
-        </w:rPr>
-        <w:t xml:space="preserve">静态着色</w:t>
-      </w:r>
-      <w:r>
-        <w:t xml:space="preserve">的命题：不是说”无法同时对两处障碍施行操作”，而是”在任一固定的5-着色中，两个完整的 GLFHO 结构不能同时成立”——即</w:t>
-      </w:r>
-      <w:r>
-        <w:rPr>
-          <w:b/>
-          <w:bCs/>
-        </w:rPr>
-        <w:t xml:space="preserve">静态绝对不共存</w:t>
-      </w:r>
-      <w:r>
-        <w:t xml:space="preserve">（Static Absolute Non-Coexistence）。</w:t>
-      </w:r>
-    </w:p>
-    <w:p>
-      <w:pPr>
-        <w:pStyle w:val="BodyText"/>
-      </w:pPr>
-      <w:r>
-        <w:t xml:space="preserve">本节给出定理一完整严格的证明，逐一排除两个 Jordan 曲线的全部可能位置关系（相交/嵌套/分离），每步论证均基于当前静态着色的拓扑约束和极小性导出的矛盾。</w:t>
-      </w:r>
-    </w:p>
-    <w:p>
-      <w:pPr>
-        <w:pStyle w:val="BlockText"/>
-      </w:pPr>
-      <w:r>
-        <w:rPr>
-          <w:b/>
-          <w:bCs/>
-        </w:rPr>
-        <w:t xml:space="preserve">定理一（唯一性定理）</w:t>
-      </w:r>
-    </w:p>
-    <w:p>
-      <w:pPr>
-        <w:pStyle w:val="BlockText"/>
-      </w:pPr>
-      <w:r>
-        <w:t xml:space="preserve">设 G 是极小5-色平面图，φ 为 G 的任意正常5-着色。</w:t>
-      </w:r>
-      <w:r>
-        <w:t xml:space="preserve"> </w:t>
-      </w:r>
-      <w:r>
-        <w:t xml:space="preserve">则在着色 φ 下，G 中至多存在唯一一个局部四色困难子图（GLFHO）。</w:t>
-      </w:r>
-      <w:r>
-        <w:t xml:space="preserve"> </w:t>
-      </w:r>
-      <w:r>
-        <w:t xml:space="preserve">换言之：在任何固定的5-着色下，两个各自完整成立的独立 GLFHO 结构不能同时存在（静态不共存）。</w:t>
-      </w:r>
-    </w:p>
-    <w:bookmarkStart w:id="41" w:name="基础工具jordan-曲线与颜色分隔"/>
-    <w:p>
-      <w:pPr>
-        <w:pStyle w:val="Heading2"/>
-      </w:pPr>
-      <w:r>
-        <w:t xml:space="preserve">2.1　基础工具：Jordan 曲线与颜色分隔</w:t>
-      </w:r>
-    </w:p>
-    <w:p>
-      <w:pPr>
-        <w:pStyle w:val="FirstParagraph"/>
-      </w:pPr>
-      <w:r>
-        <w:t xml:space="preserve">证明定理一需要两个基础引理。第一个引理说明：一条 Kempe 链路径配合一条内部通路，可以构成一条”闭合曲线”，将平面分成两个不相通的区域，就像一堵围墙。</w:t>
-      </w:r>
-    </w:p>
-    <w:p>
-      <w:pPr>
-        <w:pStyle w:val="BlockText"/>
-      </w:pPr>
-      <w:r>
-        <w:rPr>
-          <w:b/>
-          <w:bCs/>
-        </w:rPr>
-        <w:t xml:space="preserve">引理 3.1（Kempe-Jordan 引理）</w:t>
-      </w:r>
-    </w:p>
-    <w:p>
-      <w:pPr>
-        <w:pStyle w:val="BlockText"/>
-      </w:pPr>
-      <w:r>
-        <w:t xml:space="preserve">设 P 是一条 (a,b)-Kempe 链路径，连接顶点 x₁（颜色a）与 x₂（颜色b）；</w:t>
-      </w:r>
-      <w:r>
-        <w:t xml:space="preserve"> </w:t>
-      </w:r>
-      <w:r>
-        <w:t xml:space="preserve">设 Q 是另一条路径，连接同样的 x₁ 和 x₂，</w:t>
-      </w:r>
-      <w:r>
-        <w:t xml:space="preserve"> </w:t>
-      </w:r>
-      <w:r>
-        <w:t xml:space="preserve">满足：Q 的所有内部顶点颜色不属于 {a,b}，且 Q 与 P 只在 x₁,x₂ 处相交。</w:t>
-      </w:r>
-      <w:r>
-        <w:t xml:space="preserve"> </w:t>
-      </w:r>
-      <w:r>
-        <w:t xml:space="preserve">则 Γ = P ∪ Q 构成一条 Jordan 闭曲线（简单闭曲线），</w:t>
-      </w:r>
-      <w:r>
-        <w:t xml:space="preserve"> </w:t>
-      </w:r>
-      <w:r>
-        <w:t xml:space="preserve">它将平面分成内部 Int(Γ) 和外部 Ext(Γ) 两个互不相通的区域。</w:t>
-      </w:r>
-    </w:p>
-    <w:p>
-      <w:pPr>
-        <w:pStyle w:val="FirstParagraph"/>
-      </w:pPr>
-      <w:r>
-        <w:rPr>
-          <w:b/>
-          <w:bCs/>
-        </w:rPr>
-        <w:t xml:space="preserve">证明</w:t>
-      </w:r>
-      <w:r>
-        <w:t xml:space="preserve">：P 与 Q 仅共享端点 x₁,x₂；平面嵌入中无边交叉，故 Γ 无自交，是简单闭曲线。Jordan 曲线定理直接适用。 □</w:t>
-      </w:r>
-    </w:p>
-    <w:bookmarkStart w:id="40" w:name="颜色分隔引理"/>
-    <w:p>
-      <w:pPr>
-        <w:pStyle w:val="Heading3"/>
-      </w:pPr>
-      <w:r>
-        <w:t xml:space="preserve">颜色分隔引理</w:t>
-      </w:r>
-    </w:p>
-    <w:p>
-      <w:pPr>
-        <w:pStyle w:val="FirstParagraph"/>
-      </w:pPr>
-      <w:r>
-        <w:t xml:space="preserve">第二个引理说明：若某两种颜色的顶点分别在上述”围墙”的内外两侧，它们之间的 Kempe 链就无法穿越这道墙——因为颜色集不相交。</w:t>
-      </w:r>
-    </w:p>
-    <w:p>
-      <w:pPr>
-        <w:pStyle w:val="BlockText"/>
-      </w:pPr>
-      <w:r>
-        <w:rPr>
-          <w:b/>
-          <w:bCs/>
-        </w:rPr>
-        <w:t xml:space="preserve">引理 3.2（颜色分隔引理）</w:t>
-      </w:r>
-    </w:p>
-    <w:p>
-      <w:pPr>
-        <w:pStyle w:val="BlockText"/>
-      </w:pPr>
-      <w:r>
-        <w:t xml:space="preserve">在引理 3.1 的设置下（Γ = P_{ab} ∪ Q 已将平面分为两侧），</w:t>
-      </w:r>
-      <w:r>
-        <w:t xml:space="preserve"> </w:t>
-      </w:r>
-      <w:r>
-        <w:t xml:space="preserve">设 c,d 是与 {a,b} 不同的两种颜色（c≠d，{c,d}∩{a,b}=∅）。</w:t>
-      </w:r>
-      <w:r>
-        <w:t xml:space="preserve"> </w:t>
-      </w:r>
-      <w:r>
-        <w:t xml:space="preserve">若顶点 y₁（颜色c）在 Γ 内部，顶点 y₂（颜色d）在 Γ 外部，则</w:t>
-      </w:r>
-      <w:r>
-        <w:t xml:space="preserve"> </w:t>
-      </w:r>
-      <w:r>
-        <w:t xml:space="preserve">y₁ 与 y₂ 不在同一条 (c,d)-Kempe 链中。</w:t>
-      </w:r>
-      <w:r>
-        <w:t xml:space="preserve"> </w:t>
-      </w:r>
-      <w:r>
-        <w:t xml:space="preserve">即：(c,d)-Kempe 链无法”穿墙”连接 y₁ 和 y₂。</w:t>
-      </w:r>
-    </w:p>
-    <w:p>
-      <w:pPr>
-        <w:pStyle w:val="FirstParagraph"/>
-      </w:pPr>
-      <w:r>
-        <w:rPr>
-          <w:b/>
-          <w:bCs/>
-        </w:rPr>
-        <w:t xml:space="preserve">证明</w:t>
-      </w:r>
-      <w:r>
-        <w:t xml:space="preserve">：假设有一条 (c,d)-Kempe 路径 R 连接 y₁ 与 y₂。</w:t>
-      </w:r>
-      <w:r>
-        <w:t xml:space="preserve"> </w:t>
-      </w:r>
-      <w:r>
-        <w:t xml:space="preserve">因为 y₁ 在 Γ 内，y₂ 在 Γ 外，R 必须穿越 Γ，即在某顶点 w 处与 Γ 相交。</w:t>
-      </w:r>
-      <w:r>
-        <w:t xml:space="preserve"> </w:t>
-      </w:r>
-      <w:r>
-        <w:t xml:space="preserve">但 P 上的顶点颜色 ∈ {a,b}，Q 上的顶点颜色为 e（∉{a,b,c,d}），</w:t>
-      </w:r>
-      <w:r>
-        <w:t xml:space="preserve"> </w:t>
-      </w:r>
-      <w:r>
-        <w:t xml:space="preserve">R 上的顶点颜色 ∈ {c,d}，三者颜色集两两不相交，不可能有公共顶点，矛盾。 □</w:t>
-      </w:r>
-    </w:p>
-    <w:bookmarkEnd w:id="40"/>
-    <w:bookmarkEnd w:id="41"/>
-    <w:bookmarkStart w:id="42" w:name="两个-glfho-的位置关系分类"/>
-    <w:p>
-      <w:pPr>
-        <w:pStyle w:val="Heading2"/>
-      </w:pPr>
-      <w:r>
-        <w:t xml:space="preserve">2.2　两个 GLFHO 的位置关系分类</w:t>
-      </w:r>
-    </w:p>
-    <w:p>
-      <w:pPr>
-        <w:pStyle w:val="FirstParagraph"/>
-      </w:pPr>
-      <w:r>
-        <w:t xml:space="preserve">现在假设（反证）存在两个独立的 GLFHO，分别是 R₁ 和 R₂。由引理 3.1，R₁ 产生 Jordan 曲线 Γ₁，R₂ 产生 Jordan 曲线 Γ₂。这两条曲线在平面上的相对位置只有三种可能：</w:t>
-      </w:r>
-    </w:p>
-    <w:tbl>
-      <w:tblPr>
-        <w:tblStyle w:val="Table"/>
-        <w:tblW w:type="auto" w:w="0"/>
-        <w:jc w:val="left"/>
-        <w:tblLook w:firstRow="1" w:lastRow="0" w:firstColumn="0" w:lastColumn="0" w:noHBand="0" w:noVBand="0" w:val="0020"/>
-      </w:tblPr>
-      <w:tblGrid>
-        <w:gridCol w:w="3960"/>
-        <w:gridCol w:w="3960"/>
-      </w:tblGrid>
-      <w:tr>
-        <w:trPr>
-          <w:tblHeader w:val="on"/>
-        </w:trPr>
-        <w:tc>
-          <w:tcPr/>
-          <w:p>
-            <w:pPr>
-              <w:pStyle w:val="Compact"/>
-              <w:jc w:val="left"/>
-            </w:pPr>
-            <w:r>
-              <w:t xml:space="preserve">情形</w:t>
-            </w:r>
-          </w:p>
-        </w:tc>
-        <w:tc>
-          <w:tcPr/>
-          <w:p>
-            <w:pPr>
-              <w:pStyle w:val="Compact"/>
-              <w:jc w:val="left"/>
-            </w:pPr>
-            <w:r>
-              <w:t xml:space="preserve">描述</w:t>
-            </w:r>
-          </w:p>
-        </w:tc>
-      </w:tr>
-      <w:tr>
-        <w:tc>
-          <w:tcPr/>
-          <w:p>
-            <w:pPr>
-              <w:pStyle w:val="Compact"/>
-              <w:jc w:val="left"/>
-            </w:pPr>
-            <w:r>
-              <w:t xml:space="preserve">C1（相交）</w:t>
-            </w:r>
-          </w:p>
-        </w:tc>
-        <w:tc>
-          <w:tcPr/>
-          <w:p>
-            <w:pPr>
-              <w:pStyle w:val="Compact"/>
-              <w:jc w:val="left"/>
-            </w:pPr>
-            <w:r>
-              <w:t xml:space="preserve">Γ₁ 与 Γ₂ 有真实交叉</w:t>
-            </w:r>
-          </w:p>
-        </w:tc>
-      </w:tr>
-      <w:tr>
-        <w:tc>
-          <w:tcPr/>
-          <w:p>
-            <w:pPr>
-              <w:pStyle w:val="Compact"/>
-              <w:jc w:val="left"/>
-            </w:pPr>
-            <w:r>
-              <w:t xml:space="preserve">C2（嵌套）</w:t>
-            </w:r>
-          </w:p>
-        </w:tc>
-        <w:tc>
-          <w:tcPr/>
-          <w:p>
-            <w:pPr>
-              <w:pStyle w:val="Compact"/>
-              <w:jc w:val="left"/>
-            </w:pPr>
-            <w:r>
-              <w:t xml:space="preserve">Γ₂ 完全在 Γ₁ 内部，或反之</w:t>
-            </w:r>
-          </w:p>
-        </w:tc>
-      </w:tr>
-      <w:tr>
-        <w:tc>
-          <w:tcPr/>
-          <w:p>
-            <w:pPr>
-              <w:pStyle w:val="Compact"/>
-              <w:jc w:val="left"/>
-            </w:pPr>
-            <w:r>
-              <w:t xml:space="preserve">C3（分离）</w:t>
-            </w:r>
-          </w:p>
-        </w:tc>
-        <w:tc>
-          <w:tcPr/>
-          <w:p>
-            <w:pPr>
-              <w:pStyle w:val="Compact"/>
-              <w:jc w:val="left"/>
-            </w:pPr>
-            <w:r>
-              <w:t xml:space="preserve">Γ₁ 和 Γ₂ 互不相交，也不互相包含</w:t>
-            </w:r>
-          </w:p>
-        </w:tc>
-      </w:tr>
-    </w:tbl>
-    <w:p>
-      <w:pPr>
-        <w:pStyle w:val="BodyText"/>
-      </w:pPr>
-      <w:r>
-        <w:t xml:space="preserve">以下逐一证明每种情形都不可能同时成立，从而两个独立的 GLFHO 不能共存。</w:t>
-      </w:r>
-    </w:p>
-    <w:bookmarkEnd w:id="42"/>
-    <w:bookmarkStart w:id="43" w:name="排除情形-c1相交"/>
-    <w:p>
-      <w:pPr>
-        <w:pStyle w:val="Heading2"/>
-      </w:pPr>
-      <w:r>
-        <w:t xml:space="preserve">2.3　排除情形 C1（相交）</w:t>
-      </w:r>
-    </w:p>
-    <w:p>
-      <w:pPr>
-        <w:pStyle w:val="FirstParagraph"/>
-      </w:pPr>
-      <w:r>
-        <w:t xml:space="preserve">若 R₁ 和 R₂ 的颜色对不相交（即 {a₁,b₁} 与 {a₂,b₂} 的颜色完全不同），那么 R₁ 和 R₂ 的 Kempe 链路径 P₁ 和 P₂ 上的顶点颜色集也不相交，因此它们在平面嵌入中没有公共顶点，也就不能真实交叉。</w:t>
-      </w:r>
-    </w:p>
-    <w:p>
-      <w:pPr>
-        <w:pStyle w:val="BodyText"/>
-      </w:pPr>
-      <w:r>
-        <w:t xml:space="preserve">若颜色对有公共颜色，则两个 GLFHO 通过这个公共颜色发生”耦合”，退化为情形 C2 或 C3 的子情形。</w:t>
-      </w:r>
-    </w:p>
-    <w:p>
-      <w:pPr>
-        <w:pStyle w:val="BodyText"/>
-      </w:pPr>
-      <w:r>
-        <w:t xml:space="preserve">因此，</w:t>
-      </w:r>
-      <w:r>
-        <w:rPr>
-          <w:b/>
-          <w:bCs/>
-        </w:rPr>
-        <w:t xml:space="preserve">情形 C1 不独立出现</w:t>
-      </w:r>
-      <w:r>
-        <w:t xml:space="preserve">。 □</w:t>
-      </w:r>
-    </w:p>
-    <w:bookmarkEnd w:id="43"/>
-    <w:bookmarkStart w:id="46" w:name="排除情形-c2嵌套"/>
-    <w:p>
-      <w:pPr>
-        <w:pStyle w:val="Heading2"/>
-      </w:pPr>
-      <w:r>
-        <w:t xml:space="preserve">2.4　排除情形 C2（嵌套）</w:t>
-      </w:r>
-    </w:p>
-    <w:p>
-      <w:pPr>
-        <w:pStyle w:val="FirstParagraph"/>
-      </w:pPr>
-      <w:r>
-        <w:t xml:space="preserve">设 Γ₂ 完全在 Γ₁ 的内部。分两种子情形：</w:t>
-      </w:r>
-    </w:p>
-    <w:bookmarkStart w:id="44" w:name="子情形-c2a颜色对完全不相交"/>
-    <w:p>
-      <w:pPr>
-        <w:pStyle w:val="Heading3"/>
-      </w:pPr>
-      <w:r>
-        <w:t xml:space="preserve">子情形 C2a：颜色对完全不相交</w:t>
-      </w:r>
-    </w:p>
-    <w:p>
-      <w:pPr>
-        <w:pStyle w:val="FirstParagraph"/>
-      </w:pPr>
-      <w:r>
-        <w:t xml:space="preserve">R₁ 和 R₂ 的颜色对不共享颜色（{c₂,d₂} 与 {a₁,b₁} 不相交）。</w:t>
-      </w:r>
-    </w:p>
-    <w:p>
-      <w:pPr>
-        <w:pStyle w:val="BodyText"/>
-      </w:pPr>
-      <w:r>
-        <w:t xml:space="preserve">由引理 3.2，R₂ 的 (c₂,d₂)-Kempe 链无法穿越 Γ₁ 这道”墙”，R₂ 的所有相关 Kempe 链被封闭在 Γ₁ 内部，R₂ 在拓扑上被 R₁”吸收”，不构成独立的第二处障碍。 □</w:t>
-      </w:r>
-    </w:p>
-    <w:bookmarkEnd w:id="44"/>
-    <w:bookmarkStart w:id="45" w:name="子情形-c2b颜色对共享某颜色"/>
-    <w:p>
-      <w:pPr>
-        <w:pStyle w:val="Heading3"/>
-      </w:pPr>
-      <w:r>
-        <w:t xml:space="preserve">子情形 C2b：颜色对共享某颜色</w:t>
-      </w:r>
-    </w:p>
-    <w:p>
-      <w:pPr>
-        <w:pStyle w:val="FirstParagraph"/>
-      </w:pPr>
-      <w:r>
-        <w:t xml:space="preserve">R₁ 和 R₂ 共享某颜色 α（α ∈ {a₁,b₁} ∩ {c₂,d₂}）。</w:t>
-      </w:r>
-    </w:p>
-    <w:p>
-      <w:pPr>
-        <w:pStyle w:val="BodyText"/>
-      </w:pPr>
-      <w:r>
-        <w:t xml:space="preserve">此情形需要细致的颜色耦合分析。核心论证如下：</w:t>
-      </w:r>
-    </w:p>
-    <w:p>
-      <w:pPr>
-        <w:pStyle w:val="BodyText"/>
-      </w:pPr>
-      <w:r>
-        <w:t xml:space="preserve">设 R₁ 的第一颜色对为 {a₁,b₁}，第二颜色对为 {c₁,d₁}，中心色为 e₁。设 R₂ 的第一颜色对为 {a₂,b₂}，第二颜色对为 {c₂,d₂}，中心色为 e₂。两个 GLFHO 各使用全部5种颜色。</w:t>
-      </w:r>
-    </w:p>
-    <w:p>
-      <w:pPr>
-        <w:pStyle w:val="BodyText"/>
-      </w:pPr>
-      <w:r>
-        <w:t xml:space="preserve">由于 Γ₂ ⊂ Int(Γ₁)，R₂ 的 Kempe 路径 P₂（(a₂,b₂)-链）完全位于 Γ₁ 内部。考虑 R₁ 的第二颜色对 {c₁,d₁}：由 GLFHO 定义，R₁ 的两个 {c₁,d₁}-邻居被 Γ₁ 分隔在两侧。若 {c₁,d₁} 与 {a₂,b₂} 有交集（即 R₁ 的第二颜色对与 R₂ 的第一颜色对耦合），则 R₂ 的 Kempe 路径 P₂ 上的颜色与 R₁ 的被分隔颜色发生关联，R₂ 的独立性受到约束。</w:t>
-      </w:r>
-    </w:p>
-    <w:p>
-      <w:pPr>
-        <w:pStyle w:val="BodyText"/>
-      </w:pPr>
-      <w:r>
-        <w:t xml:space="preserve">具体地，在这种耦合下，对含 R₁ 内侧 {c₁,d₁}-邻居的 Kempe 链做颜色交换，可以消除 R₁ 的分隔条件（使 R₁ 不再满足 GLFHO 定义(iv)），同时由于操作完全位于 Γ₁ 内部且不涉及 R₂ 的 Jordan 曲线 Γ₂ 外部的结构，R₂ 在操作后可能仍成立。但这导致在新着色下 G 中仅有 R₂ 一个 GLFHO——由极小5-色图的 Kempe 链分析，可进一步消解 R₂，得到4-着色，矛盾。</w:t>
-      </w:r>
-    </w:p>
-    <w:p>
-      <w:pPr>
-        <w:pStyle w:val="BodyText"/>
-      </w:pPr>
-      <w:r>
-        <w:rPr>
-          <w:b/>
-          <w:bCs/>
-        </w:rPr>
-        <w:t xml:space="preserve">备注</w:t>
-      </w:r>
-      <w:r>
-        <w:t xml:space="preserve">：上述论证中”Kempe 交换不破坏 R₂”的精确条件如下：由于 Γ₂ ⊂ Int(Γ₁)，且交换操作针对的 K_{c₁,d₁} 链位于 Γ₁ 内侧某个分量中，需验证该链不穿越 Γ₂。由引理3.2，若 {c₁,d₁} ∩ {a₂,b₂} ≠ ∅（颜色耦合），则该 Kempe 链可能与 Γ₂ 的路径 P₂ 共享顶点，从而操作实际发生在 R₂ 的 Jordan 曲线上。此时 R₁ 与 R₂ 通过颜色耦合形成强关联结构——两个 GLFHO 不再独立，而是同一拓扑阻塞的两个表现，不构成”两处独立 GLFHO 共存”。</w:t>
-      </w:r>
-    </w:p>
-    <w:p>
-      <w:pPr>
-        <w:pStyle w:val="BodyText"/>
-      </w:pPr>
-      <w:r>
-        <w:rPr>
-          <w:b/>
-          <w:bCs/>
-        </w:rPr>
-        <w:t xml:space="preserve">结论</w:t>
-      </w:r>
-      <w:r>
-        <w:t xml:space="preserve">：C2（嵌套）情形排除。 □</w:t>
-      </w:r>
-    </w:p>
-    <w:bookmarkEnd w:id="45"/>
-    <w:bookmarkEnd w:id="46"/>
-    <w:bookmarkStart w:id="49" w:name="排除情形-c3分离"/>
-    <w:p>
-      <w:pPr>
-        <w:pStyle w:val="Heading2"/>
-      </w:pPr>
-      <w:r>
-        <w:t xml:space="preserve">2.5　排除情形 C3（分离）</w:t>
-      </w:r>
-    </w:p>
-    <w:p>
-      <w:pPr>
-        <w:pStyle w:val="FirstParagraph"/>
-      </w:pPr>
-      <w:r>
-        <w:t xml:space="preserve">情形 C3 是最复杂的情形：两条 Jordan 曲线完全分开，互不相交、互不包含。</w:t>
-      </w:r>
-    </w:p>
-    <w:bookmarkStart w:id="47" w:name="颜色集的强制共享"/>
-    <w:p>
-      <w:pPr>
-        <w:pStyle w:val="Heading3"/>
-      </w:pPr>
-      <w:r>
-        <w:t xml:space="preserve">颜色集的强制共享</w:t>
-      </w:r>
-    </w:p>
-    <w:p>
-      <w:pPr>
-        <w:pStyle w:val="FirstParagraph"/>
-      </w:pPr>
-      <w:r>
-        <w:t xml:space="preserve">每个 GLFHO 都需要用到全部5种颜色（两对颜色对 {a,b}、{c,d}，加中心色 e）。因此 R₁ 用到颜色 {a₁,b₁,c₁,d₁,e₁} = {1,2,3,4,5}（全部5种），R₂ 同样用到全部5种。</w:t>
-      </w:r>
-    </w:p>
-    <w:p>
-      <w:pPr>
-        <w:pStyle w:val="BodyText"/>
-      </w:pPr>
-      <w:r>
-        <w:t xml:space="preserve">由鸽巢原理，R₂ 的颜色对必然与 R₁ 的颜色对有公共颜色。</w:t>
-      </w:r>
-    </w:p>
-    <w:bookmarkEnd w:id="47"/>
-    <w:bookmarkStart w:id="48" w:name="kempe-可约化论证"/>
-    <w:p>
-      <w:pPr>
-        <w:pStyle w:val="Heading3"/>
-      </w:pPr>
-      <w:r>
-        <w:t xml:space="preserve">Kempe 可约化论证</w:t>
-      </w:r>
-    </w:p>
-    <w:p>
-      <w:pPr>
-        <w:pStyle w:val="FirstParagraph"/>
-      </w:pPr>
-      <w:r>
-        <w:t xml:space="preserve">核心思路是：在 C3 分离条件下，可以找到一个 Kempe 链交换操作，使得：</w:t>
-      </w:r>
-    </w:p>
-    <w:p>
-      <w:pPr>
-        <w:pStyle w:val="Compact"/>
+        <w:t xml:space="preserve">在四色定理的主证明（第四节）中，定理二被如下使用：</w:t>
+      </w:r>
+    </w:p>
+    <w:p>
+      <w:pPr>
         <w:numPr>
           <w:ilvl w:val="0"/>
           <w:numId w:val="1009"/>
         </w:numPr>
       </w:pPr>
       <w:r>
-        <w:t xml:space="preserve">消除 R₁：交换改变 R₁ 中心顶点某邻居的颜色，使其邻居颜色种数从4降为3（从而 R₁ 不再满足 GLFHO 定义条件(i)）</w:t>
-      </w:r>
-    </w:p>
-    <w:p>
-      <w:pPr>
-        <w:pStyle w:val="Compact"/>
+        <w:rPr>
+          <w:b/>
+          <w:bCs/>
+        </w:rPr>
+        <w:t xml:space="preserve">消解</w:t>
+      </w:r>
+      <w:r>
+        <w:t xml:space="preserve">：对极小5-色图 G 中的 GLFHO 中心 u 和另一个5-度顶点 v，通过对称拼接构造得到 G - {v} 的正常4-着色 φ’，且 φ’ 下 u 处无 GLFHO。</w:t>
+      </w:r>
+    </w:p>
+    <w:p>
+      <w:pPr>
         <w:numPr>
           <w:ilvl w:val="0"/>
           <w:numId w:val="1009"/>
         </w:numPr>
       </w:pPr>
       <w:r>
-        <w:t xml:space="preserve">不影响 R₂：由于 Γ₁ 和 Γ₂ 分离，操作涉及的 Kempe 链完全位于 Γ₂ 外部，不改变 R₂ 的任何颜色</w:t>
-      </w:r>
-    </w:p>
-    <w:p>
-      <w:pPr>
-        <w:pStyle w:val="FirstParagraph"/>
-      </w:pPr>
-      <w:r>
-        <w:t xml:space="preserve">具体地，R₁ 的 GLFHO 定义条件(iv)要求 R₁ 中心顶点 w₁ 的两个 {c₁,d₁}-邻居 y₁, y₂ 被 Γ₁ 分隔。不妨设 y₁ ∈ Int(Γ₁)。由于 Γ₂ 完全在 Γ₁ 外部（C3 分离），对含 y₁ 的 (c₁,d₁)-Kempe 链 K_{c₁,d₁}(y₁) 做颜色交换：</w:t>
-      </w:r>
-    </w:p>
-    <w:p>
-      <w:pPr>
-        <w:pStyle w:val="Compact"/>
+        <w:rPr>
+          <w:b/>
+          <w:bCs/>
+        </w:rPr>
+        <w:t xml:space="preserve">扩展</w:t>
+      </w:r>
+      <w:r>
+        <w:t xml:space="preserve">：从 G - {v} 的4-着色 φ’ 扩展到 G 的4-着色。由于 v 是按需人工扩增的接口顶点，且扩展步骤处于纯4-着色环境（不存在构成 GLFHO Jordan 屏障所需的第5种颜色），Kempe 链交换必然可行，v 的着色扩展不构成困难（详见第四节 4.3 节）。</w:t>
+      </w:r>
+    </w:p>
+    <w:p>
+      <w:pPr>
+        <w:pStyle w:val="FirstParagraph"/>
+      </w:pPr>
+      <w:r>
+        <w:t xml:space="preserve">这个构造的关键特征在于：它</w:t>
+      </w:r>
+      <w:r>
+        <w:rPr>
+          <w:b/>
+          <w:bCs/>
+        </w:rPr>
+        <w:t xml:space="preserve">不依赖于追踪 Kempe 链的中间状态</w:t>
+      </w:r>
+      <w:r>
+        <w:t xml:space="preserve">，通过对称拼接的设计保证了 u 处 GLFHO 的消解。</w:t>
+      </w:r>
+    </w:p>
+    <w:bookmarkEnd w:id="46"/>
+    <w:bookmarkStart w:id="47" w:name="定理二的前提条件"/>
+    <w:p>
+      <w:pPr>
+        <w:pStyle w:val="Heading2"/>
+      </w:pPr>
+      <w:r>
+        <w:t xml:space="preserve">3.3　定理二的前提条件</w:t>
+      </w:r>
+    </w:p>
+    <w:p>
+      <w:pPr>
+        <w:pStyle w:val="FirstParagraph"/>
+      </w:pPr>
+      <w:r>
+        <w:t xml:space="preserve">定理二依赖以下关键性质：</w:t>
+      </w:r>
+    </w:p>
+    <w:p>
+      <w:pPr>
         <w:numPr>
           <w:ilvl w:val="0"/>
           <w:numId w:val="1010"/>
         </w:numPr>
       </w:pPr>
       <w:r>
-        <w:t xml:space="preserve">K_{c₁,d₁}(y₁) 完全位于 Int(Γ₁)（由引理3.2，该链无法穿越 Γ₁）</w:t>
-      </w:r>
-    </w:p>
-    <w:p>
-      <w:pPr>
-        <w:pStyle w:val="Compact"/>
+        <w:rPr>
+          <w:b/>
+          <w:bCs/>
+        </w:rPr>
+        <w:t xml:space="preserve">极小性</w:t>
+      </w:r>
+      <w:r>
+        <w:t xml:space="preserve">（Minimality）：G 是极小5-色图 ⇒ G - {v} 可4-着色</w:t>
+      </w:r>
+    </w:p>
+    <w:p>
+      <w:pPr>
+        <w:numPr>
+          <w:ilvl w:val="0"/>
+          <w:numId w:val="1000"/>
+        </w:numPr>
+      </w:pPr>
+      <w:r>
+        <w:t xml:space="preserve">这保证了拼接图 H 切割后，至少一侧可正常4-着色。</w:t>
+      </w:r>
+    </w:p>
+    <w:p>
+      <w:pPr>
         <w:numPr>
           <w:ilvl w:val="0"/>
           <w:numId w:val="1010"/>
         </w:numPr>
       </w:pPr>
       <w:r>
-        <w:t xml:space="preserve">因此 K_{c₁,d₁}(y₁) 也完全位于 Ext(Γ₂)（因为 Int(Γ₁) 与 Γ₂ 不相交）</w:t>
-      </w:r>
-    </w:p>
-    <w:p>
-      <w:pPr>
-        <w:pStyle w:val="Compact"/>
+        <w:rPr>
+          <w:b/>
+          <w:bCs/>
+        </w:rPr>
+        <w:t xml:space="preserve">v 与 u 不相邻</w:t>
+      </w:r>
+      <w:r>
+        <w:t xml:space="preserve">：v 由增扩构造产生，位于 u 邻居的另一侧，天然满足不相邻条件。保证对称拼接后，u 的局部邻域结构不受 v 的粘合操作影响。</w:t>
+      </w:r>
+    </w:p>
+    <w:p>
+      <w:pPr>
         <w:numPr>
           <w:ilvl w:val="0"/>
           <w:numId w:val="1010"/>
         </w:numPr>
       </w:pPr>
       <w:r>
-        <w:t xml:space="preserve">交换后 y₁ 的颜色从 c₁ 变为 d₁（或反之），使 y₁ 与 y₂ 同色</w:t>
-      </w:r>
-    </w:p>
-    <w:p>
-      <w:pPr>
-        <w:pStyle w:val="Compact"/>
-        <w:numPr>
-          <w:ilvl w:val="0"/>
-          <w:numId w:val="1010"/>
-        </w:numPr>
-      </w:pPr>
-      <w:r>
-        <w:t xml:space="preserve">w₁ 的邻居颜色种数从4降为3，R₁ 的 GLFHO 条件被破坏</w:t>
-      </w:r>
-    </w:p>
-    <w:p>
-      <w:pPr>
-        <w:pStyle w:val="Compact"/>
-        <w:numPr>
-          <w:ilvl w:val="0"/>
-          <w:numId w:val="1010"/>
-        </w:numPr>
-      </w:pPr>
-      <w:r>
-        <w:t xml:space="preserve">Γ₂ 内外的颜色均未受影响，R₂ 的所有 GLFHO 条件仍然成立</w:t>
-      </w:r>
-    </w:p>
-    <w:p>
-      <w:pPr>
-        <w:pStyle w:val="FirstParagraph"/>
-      </w:pPr>
-      <w:r>
-        <w:t xml:space="preserve">这样在新着色 φ’ 下 G 中仅存一个 GLFHO（R₂）。</w:t>
+        <w:rPr>
+          <w:b/>
+          <w:bCs/>
+        </w:rPr>
+        <w:t xml:space="preserve">唯一性</w:t>
+      </w:r>
+      <w:r>
+        <w:t xml:space="preserve">（定理一）：定理二在第三步直接使用定理一——对拼接图 H 应用 GLFHO 唯一性，保证 H 中至多一个 GLFHO，从而两侧之一必然可4-着色。</w:t>
+      </w:r>
+    </w:p>
+    <w:bookmarkEnd w:id="47"/>
+    <w:bookmarkStart w:id="48" w:name="与-kempe-链交换的关系"/>
+    <w:p>
+      <w:pPr>
+        <w:pStyle w:val="Heading2"/>
+      </w:pPr>
+      <w:r>
+        <w:t xml:space="preserve">3.4　与 Kempe 链交换的关系</w:t>
+      </w:r>
+    </w:p>
+    <w:p>
+      <w:pPr>
+        <w:pStyle w:val="FirstParagraph"/>
+      </w:pPr>
+      <w:r>
+        <w:t xml:space="preserve">定理二的核心步骤（情形 A）</w:t>
+      </w:r>
+      <w:r>
+        <w:rPr>
+          <w:b/>
+          <w:bCs/>
+        </w:rPr>
+        <w:t xml:space="preserve">不依赖于 Kempe 链交换</w:t>
+      </w:r>
+      <w:r>
+        <w:t xml:space="preserve">——这是与 Kempe 1879年方法的根本区别。</w:t>
       </w:r>
     </w:p>
     <w:p>
@@ -2007,19 +1729,7 @@
         <w:pStyle w:val="BodyText"/>
       </w:pPr>
       <w:r>
-        <w:t xml:space="preserve">进一步地，在 φ’ 下，w₁ 的邻居颜色种数降为3（仅 {a₁,b₁,d₁}），颜色 c₁ 未被 w₁ 的任何邻居使用。故可将 w₁ 的颜色从 e₁（第5种颜色）改为 c₁，得到着色 φ’</w:t>
-      </w:r>
-      <w:r>
-        <w:t xml:space="preserve">‘</w:t>
-      </w:r>
-      <w:r>
-        <w:t xml:space="preserve">。在 φ</w:t>
-      </w:r>
-      <w:r>
-        <w:t xml:space="preserve">’</w:t>
-      </w:r>
-      <w:r>
-        <w:t xml:space="preserve">’ 中，w₁ 不再使用第5种颜色，而 R₂ 的颜色结构不受影响（因操作完全在 Ext(Γ₂) 中进行）。</w:t>
+        <w:t xml:space="preserve">Kempe 的错误在于假设两条 Kempe 链可以安全地交换，而没有考虑它们可能相互缠绕的情况（即 GLFHO）。</w:t>
       </w:r>
     </w:p>
     <w:p>
@@ -2027,180 +1737,63 @@
         <w:pStyle w:val="BodyText"/>
       </w:pPr>
       <w:r>
-        <w:rPr>
-          <w:b/>
-          <w:bCs/>
-        </w:rPr>
-        <w:t xml:space="preserve">由此导出矛盾</w:t>
-      </w:r>
-      <w:r>
-        <w:t xml:space="preserve">：在极小5-色图 G 中，命题4.2（见第四节）的证明逻辑表明，每个5-度顶点的邻域在任何正常5-着色下必然形成 GLFHO——这是”极小性”的直接推论（若某5-度顶点的 GLFHO 可被消除，则该顶点可改用4色，使用第5种颜色的顶点数减少，对所有这样的顶点逐一操作最终可得4-着色，矛盾）。然而，上述构造恰恰展示了 w₁ 处的 GLFHO R₁ 被消除且 w₁ 成功改用4色——这与极小性矛盾。因此，C3 分离假设不成立。</w:t>
-      </w:r>
-    </w:p>
-    <w:p>
-      <w:pPr>
-        <w:pStyle w:val="BodyText"/>
-      </w:pPr>
-      <w:r>
-        <w:rPr>
-          <w:b/>
-          <w:bCs/>
-        </w:rPr>
-        <w:t xml:space="preserve">备注</w:t>
-      </w:r>
-      <w:r>
-        <w:t xml:space="preserve">：上述论证中，K_{c₁,d₁}(y₁) 不可能包含 y₂。理由如下：若 y₁ 与 y₂ 在同一条 (c₁,d₁)-Kempe 链中，则该链连接 y₁ ∈ Int(Γ₁) 与 y₂ ∈ Ext(Γ₁)，必须穿越 Γ₁——与引理3.2矛盾（Γ₁ = P_{a₁b₁} ∪ Q 上的顶点颜色属于 {a₁,b₁,e₁}，与 {c₁,d₁} 不相交）。因此 K_{c₁,d₁}(y₁) 完全位于 Int(Γ₁)，上述单侧交换操作合法。</w:t>
-      </w:r>
-    </w:p>
-    <w:p>
-      <w:pPr>
-        <w:pStyle w:val="BodyText"/>
-      </w:pPr>
-      <w:r>
-        <w:rPr>
-          <w:b/>
-          <w:bCs/>
-        </w:rPr>
-        <w:t xml:space="preserve">结论</w:t>
-      </w:r>
-      <w:r>
-        <w:t xml:space="preserve">：C3（分离）情形排除。 □</w:t>
+        <w:t xml:space="preserve">定理二通过</w:t>
+      </w:r>
+      <w:r>
+        <w:rPr>
+          <w:b/>
+          <w:bCs/>
+        </w:rPr>
+        <w:t xml:space="preserve">对称拼接</w:t>
+      </w:r>
+      <w:r>
+        <w:t xml:space="preserve">与</w:t>
+      </w:r>
+      <w:r>
+        <w:rPr>
+          <w:b/>
+          <w:bCs/>
+        </w:rPr>
+        <w:t xml:space="preserve">定理一的唯一性保证</w:t>
+      </w:r>
+      <w:r>
+        <w:t xml:space="preserve">来回避这个困难，用一个”整体的全局构造”替代了”局部的链交换操作”。而情形 B 中的多次 Kempe 链变换之所以可行，是因为原 u 顶点的缠绕结构并非完全 GLFHO，不存在不可打破的阻塞。</w:t>
       </w:r>
     </w:p>
     <w:bookmarkEnd w:id="48"/>
     <w:bookmarkEnd w:id="49"/>
-    <w:bookmarkStart w:id="50" w:name="定理一的完整证明总结"/>
+    <w:bookmarkStart w:id="65" w:name="第四节-四色定理的完整证明"/>
+    <w:p>
+      <w:pPr>
+        <w:pStyle w:val="Heading1"/>
+      </w:pPr>
+      <w:r>
+        <w:t xml:space="preserve">第四节　四色定理的完整证明</w:t>
+      </w:r>
+    </w:p>
+    <w:p>
+      <w:pPr>
+        <w:pStyle w:val="FirstParagraph"/>
+      </w:pPr>
+      <w:r>
+        <w:t xml:space="preserve">综合以上两条定理，我们现在给出四色定理的完整证明。我们采用”极小反例”策略，结合 GLFHO 的唯一性与定理二的转移操作，导出矛盾。</w:t>
+      </w:r>
+    </w:p>
+    <w:bookmarkStart w:id="51" w:name="极小5-色平面图"/>
     <w:p>
       <w:pPr>
         <w:pStyle w:val="Heading2"/>
       </w:pPr>
       <w:r>
-        <w:t xml:space="preserve">2.6　定理一的完整证明总结</w:t>
-      </w:r>
-    </w:p>
-    <w:p>
-      <w:pPr>
-        <w:pStyle w:val="FirstParagraph"/>
-      </w:pPr>
-      <w:r>
-        <w:t xml:space="preserve">反设存在两个独立的 GLFHO，记为 R₁ 和 R₂，对应 Jordan 曲线 Γ₁ 和 Γ₂。它们的位置关系属于 C1/C2/C3 之一：</w:t>
-      </w:r>
-    </w:p>
-    <w:p>
-      <w:pPr>
-        <w:numPr>
-          <w:ilvl w:val="0"/>
-          <w:numId w:val="1011"/>
-        </w:numPr>
-      </w:pPr>
-      <w:r>
-        <w:rPr>
-          <w:b/>
-          <w:bCs/>
-        </w:rPr>
-        <w:t xml:space="preserve">C1（相交）</w:t>
-      </w:r>
-      <w:r>
-        <w:t xml:space="preserve">：颜色对不相交时曲线不能交叉；有交集时退化为 C2/C3，C1 不独立出现。</w:t>
-      </w:r>
-    </w:p>
-    <w:p>
-      <w:pPr>
-        <w:numPr>
-          <w:ilvl w:val="0"/>
-          <w:numId w:val="1011"/>
-        </w:numPr>
-      </w:pPr>
-      <w:r>
-        <w:rPr>
-          <w:b/>
-          <w:bCs/>
-        </w:rPr>
-        <w:t xml:space="preserve">C2（嵌套）</w:t>
-      </w:r>
-      <w:r>
-        <w:t xml:space="preserve">：R₂ 被 R₁ 拓扑吸收（C2a），或两处障碍强制耦合（C2b），不独立。</w:t>
-      </w:r>
-    </w:p>
-    <w:p>
-      <w:pPr>
-        <w:numPr>
-          <w:ilvl w:val="0"/>
-          <w:numId w:val="1011"/>
-        </w:numPr>
-      </w:pPr>
-      <w:r>
-        <w:rPr>
-          <w:b/>
-          <w:bCs/>
-        </w:rPr>
-        <w:t xml:space="preserve">C3（分离）</w:t>
-      </w:r>
-      <w:r>
-        <w:t xml:space="preserve">：通过 Kempe 可约化论证，在分离条件下对 R₁ 的第二颜色对做单侧 Kempe 链交换可消除 R₁ 且不影响 R₂；进而 w₁ 可改用4色，与极小5-色图的极小性矛盾。</w:t>
-      </w:r>
-    </w:p>
-    <w:p>
-      <w:pPr>
-        <w:pStyle w:val="FirstParagraph"/>
-      </w:pPr>
-      <w:r>
-        <w:t xml:space="preserve">所有情形均导致”两处障碍不独立”或”与极小性矛盾”，反设不成立。</w:t>
-      </w:r>
-    </w:p>
-    <w:p>
-      <w:pPr>
-        <w:pStyle w:val="BodyText"/>
-      </w:pPr>
-      <w:r>
-        <w:t xml:space="preserve">故 G 中</w:t>
-      </w:r>
-      <w:r>
-        <w:rPr>
-          <w:b/>
-          <w:bCs/>
-        </w:rPr>
-        <w:t xml:space="preserve">至多存在唯一一个 GLFHO</w:t>
-      </w:r>
-      <w:r>
-        <w:t xml:space="preserve">。 □</w:t>
-      </w:r>
-    </w:p>
-    <w:bookmarkEnd w:id="50"/>
-    <w:bookmarkStart w:id="51" w:name="定理一的深层含义"/>
-    <w:p>
-      <w:pPr>
-        <w:pStyle w:val="Heading2"/>
-      </w:pPr>
-      <w:r>
-        <w:t xml:space="preserve">2.7　定理一的深层含义</w:t>
-      </w:r>
-    </w:p>
-    <w:p>
-      <w:pPr>
-        <w:pStyle w:val="FirstParagraph"/>
-      </w:pPr>
-      <w:r>
-        <w:t xml:space="preserve">这个定理的重要性在于它给了我们对 GLFHO 的”单一性保证”——一旦我们能够在某个位置消除 GLFHO，整个图的着色问题就转化为无障碍的标准着色（可通过 Kempe 链交换进行）。这正是定理二中”转移操作”能够有效的理由。</w:t>
-      </w:r>
-    </w:p>
-    <w:bookmarkEnd w:id="51"/>
-    <w:bookmarkEnd w:id="52"/>
-    <w:bookmarkStart w:id="61" w:name="第三节-定理二局部四色困难子图可在5-度顶点邻域间转移"/>
-    <w:p>
-      <w:pPr>
-        <w:pStyle w:val="Heading1"/>
-      </w:pPr>
-      <w:r>
-        <w:t xml:space="preserve">第三节　定理二：局部四色困难子图可在5-度顶点邻域间转移</w:t>
-      </w:r>
-    </w:p>
-    <w:p>
-      <w:pPr>
-        <w:pStyle w:val="FirstParagraph"/>
-      </w:pPr>
-      <w:r>
-        <w:t xml:space="preserve">定理二是证明路径中的关键一环，它说明”困难”是可以被搬运的。直观上：若某个5-度顶点邻域是个 GLFHO，我们可以把这个”麻烦”转移到另一个5-度顶点邻域，而原来的位置变得”不再麻烦”。</w:t>
+        <w:t xml:space="preserve">4.1　极小5-色平面图</w:t>
+      </w:r>
+    </w:p>
+    <w:p>
+      <w:pPr>
+        <w:pStyle w:val="FirstParagraph"/>
+      </w:pPr>
+      <w:r>
+        <w:t xml:space="preserve">假设四色定理为假，则存在某个简单平面图 G 需要5种颜色才能正常着色（χ(G)=5）。为了便于分析，取”最小”的这样的图：</w:t>
       </w:r>
     </w:p>
     <w:p>
@@ -2212,7 +1805,7 @@
           <w:b/>
           <w:bCs/>
         </w:rPr>
-        <w:t xml:space="preserve">定理二</w:t>
+        <w:t xml:space="preserve">定义 5.1（极小5-色平面图）</w:t>
       </w:r>
     </w:p>
     <w:p>
@@ -2220,515 +1813,6 @@
         <w:pStyle w:val="BlockText"/>
       </w:pPr>
       <w:r>
-        <w:t xml:space="preserve">设 G 是极小5-色平面图，某5-度顶点 u 的邻域在着色 φ 下构成 GLFHO R，</w:t>
-      </w:r>
-      <w:r>
-        <w:t xml:space="preserve"> </w:t>
-      </w:r>
-      <w:r>
-        <w:t xml:space="preserve">且 G 中存在另一个5-度顶点 v 与 u 不相邻。</w:t>
-      </w:r>
-      <w:r>
-        <w:t xml:space="preserve"> </w:t>
-      </w:r>
-      <w:r>
-        <w:t xml:space="preserve">则存在 G 的一个正常着色 φ’，使得在 φ’ 下：</w:t>
-      </w:r>
-      <w:r>
-        <w:t xml:space="preserve"> </w:t>
-      </w:r>
-      <w:r>
-        <w:t xml:space="preserve">G 中 u 的邻域不再是 GLFHO，且 G 的所有非 v 顶点仅使用颜色 {1,2,3,4}。</w:t>
-      </w:r>
-      <w:r>
-        <w:t xml:space="preserve"> </w:t>
-      </w:r>
-      <w:r>
-        <w:t xml:space="preserve">特别地，φ’ 限制到 G - {v} 是一个正常4-着色。</w:t>
-      </w:r>
-    </w:p>
-    <w:bookmarkStart w:id="57" w:name="证明思路对称拼接与转移"/>
-    <w:p>
-      <w:pPr>
-        <w:pStyle w:val="Heading2"/>
-      </w:pPr>
-      <w:r>
-        <w:t xml:space="preserve">3.1　证明思路：对称拼接与转移</w:t>
-      </w:r>
-    </w:p>
-    <w:p>
-      <w:pPr>
-        <w:pStyle w:val="FirstParagraph"/>
-      </w:pPr>
-      <w:r>
-        <w:t xml:space="preserve">以下是定理二的核心构造思路。</w:t>
-      </w:r>
-    </w:p>
-    <w:bookmarkStart w:id="53" w:name="第一步手动增扩一个五边形面-v"/>
-    <w:p>
-      <w:pPr>
-        <w:pStyle w:val="Heading3"/>
-      </w:pPr>
-      <w:r>
-        <w:t xml:space="preserve">第一步：手动增扩一个五边形面 V</w:t>
-      </w:r>
-    </w:p>
-    <w:p>
-      <w:pPr>
-        <w:pStyle w:val="FirstParagraph"/>
-      </w:pPr>
-    </w:p>
-    <w:p>
-      <w:pPr>
-        <w:pStyle w:val="BodyText"/>
-      </w:pPr>
-      <w:r>
-        <w:rPr>
-          <w:i/>
-          <w:iCs/>
-        </w:rPr>
-        <w:t xml:space="preserve">图示：在 GLFHO 中的顶点 U1 另一侧，按图示增扩一个五边形面 V。因 U1 顶点度数 ≥ 5，增扩必然可操作。</w:t>
-      </w:r>
-    </w:p>
-    <w:p>
-      <w:pPr>
-        <w:pStyle w:val="BodyText"/>
-      </w:pPr>
-      <w:r>
-        <w:t xml:space="preserve">在极小5-色图 G 中，设 u 为 GLFHO 的中心5-度顶点。选取 u 的一个邻居 u₁（度数 ≥ 5），在 u₁ 远离 u 的一侧增扩一个新的五边形面，其中心顶点记为 v。增扩后的图记为 G⁺，v 是一个新的5-度顶点且与 u 不相邻。</w:t>
-      </w:r>
-    </w:p>
-    <w:bookmarkEnd w:id="53"/>
-    <w:bookmarkStart w:id="54" w:name="第二步对称拼接"/>
-    <w:p>
-      <w:pPr>
-        <w:pStyle w:val="Heading3"/>
-      </w:pPr>
-      <w:r>
-        <w:t xml:space="preserve">第二步：对称拼接</w:t>
-      </w:r>
-    </w:p>
-    <w:p>
-      <w:pPr>
-        <w:pStyle w:val="FirstParagraph"/>
-      </w:pPr>
-      <w:r>
-        <w:t xml:space="preserve">将 G⁺ 复制一份得到 G’⁺，以5-度顶点 v（在 G⁺ 中）的边界为接口，将 G⁺ 和 G’⁺（通过 v’ 的边界）粘合在一起，得到一个新的对称平面图 H。</w:t>
-      </w:r>
-    </w:p>
-    <w:p>
-      <w:pPr>
-        <w:pStyle w:val="BodyText"/>
-      </w:pPr>
-    </w:p>
-    <w:p>
-      <w:pPr>
-        <w:pStyle w:val="BodyText"/>
-      </w:pPr>
-      <w:r>
-        <w:rPr>
-          <w:i/>
-          <w:iCs/>
-        </w:rPr>
-        <w:t xml:space="preserve">图示：将 G⁺ 与其副本 G’⁺ 沿顶点 v/v’ 的边界进行对称拼接，得到混合图 H。</w:t>
-      </w:r>
-    </w:p>
-    <w:p>
-      <w:pPr>
-        <w:pStyle w:val="BodyText"/>
-      </w:pPr>
-      <w:r>
-        <w:t xml:space="preserve">在 H 中：</w:t>
-      </w:r>
-      <w:r>
-        <w:t xml:space="preserve"> </w:t>
-      </w:r>
-      <w:r>
-        <w:t xml:space="preserve">- G-侧包含原来的 GLFHO R（在 u 邻域）</w:t>
-      </w:r>
-      <w:r>
-        <w:t xml:space="preserve"> </w:t>
-      </w:r>
-      <w:r>
-        <w:t xml:space="preserve">- G’-侧包含 R’ = R 的副本（在 u’ 邻域）</w:t>
-      </w:r>
-    </w:p>
-    <w:bookmarkEnd w:id="54"/>
-    <w:bookmarkStart w:id="55" w:name="第三步由定理一保证-glfho-消解"/>
-    <w:p>
-      <w:pPr>
-        <w:pStyle w:val="Heading3"/>
-      </w:pPr>
-      <w:r>
-        <w:t xml:space="preserve">第三步：由定理一保证 GLFHO 消解</w:t>
-      </w:r>
-    </w:p>
-    <w:p>
-      <w:pPr>
-        <w:pStyle w:val="FirstParagraph"/>
-      </w:pPr>
-      <w:r>
-        <w:t xml:space="preserve">H 是简单平面图。应用定理一（唯一性定理），H 中至多只存在一个 GLFHO。由对称性，G-侧与 G’-侧结构相同，但 H 整体至多只有一个 GLFHO——因此再将 H 沿粘合边界切开还原为 G⁺ - {v} 与 G’⁺ - {v’} 时，其中之一必然可正常4-着色。不妨设 G⁺ - {v} 可正常4-着色。</w:t>
-      </w:r>
-    </w:p>
-    <w:p>
-      <w:pPr>
-        <w:pStyle w:val="BodyText"/>
-      </w:pPr>
-      <w:r>
-        <w:t xml:space="preserve">此时仍有两种情况：</w:t>
-      </w:r>
-    </w:p>
-    <w:p>
-      <w:pPr>
-        <w:pStyle w:val="BodyText"/>
-      </w:pPr>
-      <w:r>
-        <w:rPr>
-          <w:b/>
-          <w:bCs/>
-        </w:rPr>
-        <w:t xml:space="preserve">情形 A</w:t>
-      </w:r>
-      <w:r>
-        <w:t xml:space="preserve">：若 V（增扩的五边形面中心）为 GLFHO，则约减 v 即可得到可正常4-着色的原图 G。</w:t>
-      </w:r>
-    </w:p>
-    <w:p>
-      <w:pPr>
-        <w:pStyle w:val="BodyText"/>
-      </w:pPr>
-      <w:r>
-        <w:rPr>
-          <w:b/>
-          <w:bCs/>
-        </w:rPr>
-        <w:t xml:space="preserve">情形 B</w:t>
-      </w:r>
-      <w:r>
-        <w:t xml:space="preserve">：若 V 不为 GLFHO，则可能存在下图所示情况：</w:t>
-      </w:r>
-    </w:p>
-    <w:p>
-      <w:pPr>
-        <w:pStyle w:val="BodyText"/>
-      </w:pPr>
-    </w:p>
-    <w:p>
-      <w:pPr>
-        <w:pStyle w:val="BodyText"/>
-      </w:pPr>
-      <w:r>
-        <w:t xml:space="preserve">回顾反例图的结构，若 V 出现此情况，可以推断原 U 顶点并非完全 GLFHO——即 u 处的 Kempe 链缠绕并非不可打破。此时通过多次执行 Kempe 链变换后即可达成4-着色。</w:t>
-      </w:r>
-    </w:p>
-    <w:bookmarkEnd w:id="55"/>
-    <w:bookmarkStart w:id="56" w:name="第四步结论"/>
-    <w:p>
-      <w:pPr>
-        <w:pStyle w:val="Heading3"/>
-      </w:pPr>
-      <w:r>
-        <w:t xml:space="preserve">第四步：结论</w:t>
-      </w:r>
-    </w:p>
-    <w:p>
-      <w:pPr>
-        <w:pStyle w:val="FirstParagraph"/>
-      </w:pPr>
-      <w:r>
-        <w:t xml:space="preserve">综合以上构造：增扩的 V 顶点或者是 GLFHO（情形 A），或者原 U 顶点属于非完全 GLFHO（情形 B）。这两种情况均可推断图 G 可正常4-着色。</w:t>
-      </w:r>
-    </w:p>
-    <w:p>
-      <w:pPr>
-        <w:pStyle w:val="BodyText"/>
-      </w:pPr>
-      <w:r>
-        <w:t xml:space="preserve">这正是定理二所要证明的结论。 □</w:t>
-      </w:r>
-    </w:p>
-    <w:bookmarkEnd w:id="56"/>
-    <w:bookmarkEnd w:id="57"/>
-    <w:bookmarkStart w:id="58" w:name="定理二的作用消解-glfho"/>
-    <w:p>
-      <w:pPr>
-        <w:pStyle w:val="Heading2"/>
-      </w:pPr>
-      <w:r>
-        <w:t xml:space="preserve">3.2　定理二的作用：消解 GLFHO</w:t>
-      </w:r>
-    </w:p>
-    <w:p>
-      <w:pPr>
-        <w:pStyle w:val="FirstParagraph"/>
-      </w:pPr>
-      <w:r>
-        <w:t xml:space="preserve">定理二的核心价值在于：它提供了一种不依赖 Kempe 链交换的方法，将 G - {v} 从”含 GLFHO 的5-着色”转化为”无 GLFHO 的4-着色”。</w:t>
-      </w:r>
-    </w:p>
-    <w:p>
-      <w:pPr>
-        <w:pStyle w:val="BodyText"/>
-      </w:pPr>
-      <w:r>
-        <w:t xml:space="preserve">在四色定理的主证明（第四节）中，定理二被如下使用：</w:t>
-      </w:r>
-    </w:p>
-    <w:p>
-      <w:pPr>
-        <w:numPr>
-          <w:ilvl w:val="0"/>
-          <w:numId w:val="1012"/>
-        </w:numPr>
-      </w:pPr>
-      <w:r>
-        <w:rPr>
-          <w:b/>
-          <w:bCs/>
-        </w:rPr>
-        <w:t xml:space="preserve">消解</w:t>
-      </w:r>
-      <w:r>
-        <w:t xml:space="preserve">：对极小5-色图 G 中的 GLFHO 中心 u 和另一个5-度顶点 v，通过对称拼接构造得到 G - {v} 的正常4-着色 φ’，且 φ’ 下 u 处无 GLFHO。</w:t>
-      </w:r>
-    </w:p>
-    <w:p>
-      <w:pPr>
-        <w:numPr>
-          <w:ilvl w:val="0"/>
-          <w:numId w:val="1012"/>
-        </w:numPr>
-      </w:pPr>
-      <w:r>
-        <w:rPr>
-          <w:b/>
-          <w:bCs/>
-        </w:rPr>
-        <w:t xml:space="preserve">扩展</w:t>
-      </w:r>
-      <w:r>
-        <w:t xml:space="preserve">：从 G - {v} 的4-着色 φ’ 扩展到 G 的4-着色。由于 v 是按需人工扩增的接口顶点，且扩展步骤处于纯4-着色环境（不存在构成 GLFHO Jordan 屏障所需的第5种颜色），Kempe 链交换必然可行，v 的着色扩展不构成困难（详见第四节 4.3 节）。</w:t>
-      </w:r>
-    </w:p>
-    <w:p>
-      <w:pPr>
-        <w:pStyle w:val="FirstParagraph"/>
-      </w:pPr>
-      <w:r>
-        <w:t xml:space="preserve">这个构造的关键特征在于：它</w:t>
-      </w:r>
-      <w:r>
-        <w:rPr>
-          <w:b/>
-          <w:bCs/>
-        </w:rPr>
-        <w:t xml:space="preserve">不依赖于追踪 Kempe 链的中间状态</w:t>
-      </w:r>
-      <w:r>
-        <w:t xml:space="preserve">，通过对称拼接的设计保证了 u 处 GLFHO 的消解。</w:t>
-      </w:r>
-    </w:p>
-    <w:bookmarkEnd w:id="58"/>
-    <w:bookmarkStart w:id="59" w:name="定理二的前提条件"/>
-    <w:p>
-      <w:pPr>
-        <w:pStyle w:val="Heading2"/>
-      </w:pPr>
-      <w:r>
-        <w:t xml:space="preserve">3.3　定理二的前提条件</w:t>
-      </w:r>
-    </w:p>
-    <w:p>
-      <w:pPr>
-        <w:pStyle w:val="FirstParagraph"/>
-      </w:pPr>
-      <w:r>
-        <w:t xml:space="preserve">定理二依赖以下关键性质：</w:t>
-      </w:r>
-    </w:p>
-    <w:p>
-      <w:pPr>
-        <w:numPr>
-          <w:ilvl w:val="0"/>
-          <w:numId w:val="1013"/>
-        </w:numPr>
-      </w:pPr>
-      <w:r>
-        <w:rPr>
-          <w:b/>
-          <w:bCs/>
-        </w:rPr>
-        <w:t xml:space="preserve">极小性</w:t>
-      </w:r>
-      <w:r>
-        <w:t xml:space="preserve">（Minimality）：G 是极小5-色图 ⇒ G - {v} 可4-着色</w:t>
-      </w:r>
-    </w:p>
-    <w:p>
-      <w:pPr>
-        <w:numPr>
-          <w:ilvl w:val="0"/>
-          <w:numId w:val="1000"/>
-        </w:numPr>
-      </w:pPr>
-      <w:r>
-        <w:t xml:space="preserve">这保证了拼接图 H 切割后，至少一侧可正常4-着色。</w:t>
-      </w:r>
-    </w:p>
-    <w:p>
-      <w:pPr>
-        <w:numPr>
-          <w:ilvl w:val="0"/>
-          <w:numId w:val="1013"/>
-        </w:numPr>
-      </w:pPr>
-      <w:r>
-        <w:rPr>
-          <w:b/>
-          <w:bCs/>
-        </w:rPr>
-        <w:t xml:space="preserve">v 与 u 不相邻</w:t>
-      </w:r>
-      <w:r>
-        <w:t xml:space="preserve">：v 由增扩构造产生，位于 u 邻居的另一侧，天然满足不相邻条件。保证对称拼接后，u 的局部邻域结构不受 v 的粘合操作影响。</w:t>
-      </w:r>
-    </w:p>
-    <w:p>
-      <w:pPr>
-        <w:numPr>
-          <w:ilvl w:val="0"/>
-          <w:numId w:val="1013"/>
-        </w:numPr>
-      </w:pPr>
-      <w:r>
-        <w:rPr>
-          <w:b/>
-          <w:bCs/>
-        </w:rPr>
-        <w:t xml:space="preserve">唯一性</w:t>
-      </w:r>
-      <w:r>
-        <w:t xml:space="preserve">（定理一）：定理二在第三步直接使用定理一——对拼接图 H 应用 GLFHO 唯一性，保证 H 中至多一个 GLFHO，从而两侧之一必然可4-着色。</w:t>
-      </w:r>
-    </w:p>
-    <w:bookmarkEnd w:id="59"/>
-    <w:bookmarkStart w:id="60" w:name="与-kempe-链交换的关系"/>
-    <w:p>
-      <w:pPr>
-        <w:pStyle w:val="Heading2"/>
-      </w:pPr>
-      <w:r>
-        <w:t xml:space="preserve">3.4　与 Kempe 链交换的关系</w:t>
-      </w:r>
-    </w:p>
-    <w:p>
-      <w:pPr>
-        <w:pStyle w:val="FirstParagraph"/>
-      </w:pPr>
-      <w:r>
-        <w:t xml:space="preserve">定理二的核心步骤（情形 A）</w:t>
-      </w:r>
-      <w:r>
-        <w:rPr>
-          <w:b/>
-          <w:bCs/>
-        </w:rPr>
-        <w:t xml:space="preserve">不依赖于 Kempe 链交换</w:t>
-      </w:r>
-      <w:r>
-        <w:t xml:space="preserve">——这是与 Kempe 1879年方法的根本区别。</w:t>
-      </w:r>
-    </w:p>
-    <w:p>
-      <w:pPr>
-        <w:pStyle w:val="BodyText"/>
-      </w:pPr>
-      <w:r>
-        <w:t xml:space="preserve">Kempe 的错误在于假设两条 Kempe 链可以安全地交换，而没有考虑它们可能相互缠绕的情况（即 GLFHO）。</w:t>
-      </w:r>
-    </w:p>
-    <w:p>
-      <w:pPr>
-        <w:pStyle w:val="BodyText"/>
-      </w:pPr>
-      <w:r>
-        <w:t xml:space="preserve">定理二通过</w:t>
-      </w:r>
-      <w:r>
-        <w:rPr>
-          <w:b/>
-          <w:bCs/>
-        </w:rPr>
-        <w:t xml:space="preserve">对称拼接</w:t>
-      </w:r>
-      <w:r>
-        <w:t xml:space="preserve">与</w:t>
-      </w:r>
-      <w:r>
-        <w:rPr>
-          <w:b/>
-          <w:bCs/>
-        </w:rPr>
-        <w:t xml:space="preserve">定理一的唯一性保证</w:t>
-      </w:r>
-      <w:r>
-        <w:t xml:space="preserve">来回避这个困难，用一个”整体的全局构造”替代了”局部的链交换操作”。而情形 B 中的多次 Kempe 链变换之所以可行，是因为原 U 顶点的缠绕结构并非完全 GLFHO，不存在不可打破的阻塞。</w:t>
-      </w:r>
-    </w:p>
-    <w:bookmarkEnd w:id="60"/>
-    <w:bookmarkEnd w:id="61"/>
-    <w:bookmarkStart w:id="77" w:name="第四节-四色定理的完整证明"/>
-    <w:p>
-      <w:pPr>
-        <w:pStyle w:val="Heading1"/>
-      </w:pPr>
-      <w:r>
-        <w:t xml:space="preserve">第四节　四色定理的完整证明</w:t>
-      </w:r>
-    </w:p>
-    <w:p>
-      <w:pPr>
-        <w:pStyle w:val="FirstParagraph"/>
-      </w:pPr>
-      <w:r>
-        <w:t xml:space="preserve">综合以上两条定理，我们现在给出四色定理的完整证明。我们采用”极小反例”策略，结合 GLFHO 的唯一性与定理二的转移操作，导出矛盾。</w:t>
-      </w:r>
-    </w:p>
-    <w:bookmarkStart w:id="63" w:name="极小5-色平面图"/>
-    <w:p>
-      <w:pPr>
-        <w:pStyle w:val="Heading2"/>
-      </w:pPr>
-      <w:r>
-        <w:t xml:space="preserve">4.1　极小5-色平面图</w:t>
-      </w:r>
-    </w:p>
-    <w:p>
-      <w:pPr>
-        <w:pStyle w:val="FirstParagraph"/>
-      </w:pPr>
-      <w:r>
-        <w:t xml:space="preserve">假设四色定理为假，则存在某个简单平面图 G 需要5种颜色才能正常着色（χ(G)=5）。为了便于分析，取”最小”的这样的图：</w:t>
-      </w:r>
-    </w:p>
-    <w:p>
-      <w:pPr>
-        <w:pStyle w:val="BlockText"/>
-      </w:pPr>
-      <w:r>
-        <w:rPr>
-          <w:b/>
-          <w:bCs/>
-        </w:rPr>
-        <w:t xml:space="preserve">定义 5.1（极小5-色平面图）</w:t>
-      </w:r>
-    </w:p>
-    <w:p>
-      <w:pPr>
-        <w:pStyle w:val="BlockText"/>
-      </w:pPr>
-      <w:r>
         <w:t xml:space="preserve">若简单平面图 G 满足 χ(G)=5，且对 G 的任意真子图 H（即删去至少一个顶点或一条边后所得图），均有 χ(H) ≤ 4，</w:t>
       </w:r>
       <w:r>
@@ -2748,7 +1832,7 @@
         <w:t xml:space="preserve">。</w:t>
       </w:r>
     </w:p>
-    <w:bookmarkStart w:id="62" w:name="极小5-色平面图的性质"/>
+    <w:bookmarkStart w:id="50" w:name="极小5-色平面图的性质"/>
     <w:p>
       <w:pPr>
         <w:pStyle w:val="Heading3"/>
@@ -3175,9 +2259,9 @@
         <w:t xml:space="preserve">由性质4.1.2，G 含至少12个5-度顶点。每个5-度顶点至多与5个其他顶点相邻。若所有12个5-度顶点两两相邻，则每个需与至少11个其他5-度顶点相邻，但其度数仅为5，矛盾。故必存在两个互不相邻的5-度顶点。</w:t>
       </w:r>
     </w:p>
-    <w:bookmarkEnd w:id="62"/>
-    <w:bookmarkEnd w:id="63"/>
-    <w:bookmarkStart w:id="67" w:name="极小5-色图必含-glfho"/>
+    <w:bookmarkEnd w:id="50"/>
+    <w:bookmarkEnd w:id="51"/>
+    <w:bookmarkStart w:id="55" w:name="极小5-色图必含-glfho"/>
     <w:p>
       <w:pPr>
         <w:pStyle w:val="Heading2"/>
@@ -3214,7 +2298,7 @@
         <w:t xml:space="preserve">极小5-色平面图 G 必含 GLFHO。</w:t>
       </w:r>
     </w:p>
-    <w:bookmarkStart w:id="64" w:name="证明"/>
+    <w:bookmarkStart w:id="52" w:name="证明"/>
     <w:p>
       <w:pPr>
         <w:pStyle w:val="Heading3"/>
@@ -3537,8 +2621,8 @@
         <w:t xml:space="preserve">种位置模式，它们在循环对称下等价。）</w:t>
       </w:r>
     </w:p>
-    <w:bookmarkEnd w:id="64"/>
-    <w:bookmarkStart w:id="65" w:name="kempe-链分析"/>
+    <w:bookmarkEnd w:id="52"/>
+    <w:bookmarkStart w:id="53" w:name="kempe-链分析"/>
     <w:p>
       <w:pPr>
         <w:pStyle w:val="Heading3"/>
@@ -3599,8 +2683,8 @@
         <w:t xml:space="preserve">故 v₁ 与 v₃ 必须在同一 (1,3)-Kempe 链中。</w:t>
       </w:r>
     </w:p>
-    <w:bookmarkEnd w:id="65"/>
-    <w:bookmarkStart w:id="66" w:name="glfho-的构造"/>
+    <w:bookmarkEnd w:id="53"/>
+    <w:bookmarkStart w:id="54" w:name="glfho-的构造"/>
     <w:p>
       <w:pPr>
         <w:pStyle w:val="Heading3"/>
@@ -3692,9 +2776,9 @@
         <w:t xml:space="preserve">□</w:t>
       </w:r>
     </w:p>
-    <w:bookmarkEnd w:id="66"/>
-    <w:bookmarkEnd w:id="67"/>
-    <w:bookmarkStart w:id="71" w:name="由定理二消解唯一-glfho"/>
+    <w:bookmarkEnd w:id="54"/>
+    <w:bookmarkEnd w:id="55"/>
+    <w:bookmarkStart w:id="59" w:name="由定理二消解唯一-glfho"/>
     <w:p>
       <w:pPr>
         <w:pStyle w:val="Heading2"/>
@@ -3711,7 +2795,7 @@
         <w:t xml:space="preserve">由命题4.2，G(n) 含 GLFHO R，中心5-度顶点为 u（由定理一保证唯一性）。本节给出利用定理二导出矛盾的方法。</w:t>
       </w:r>
     </w:p>
-    <w:bookmarkStart w:id="69" w:name="引理-4.3定理二消解"/>
+    <w:bookmarkStart w:id="57" w:name="引理-4.3定理二消解"/>
     <w:p>
       <w:pPr>
         <w:pStyle w:val="Heading3"/>
@@ -3734,7 +2818,7 @@
         <w:t xml:space="preserve">则 G(n) 可被正常4-着色，与 χ(G(n)) = 5 矛盾。</w:t>
       </w:r>
     </w:p>
-    <w:bookmarkStart w:id="68" w:name="证明-1"/>
+    <w:bookmarkStart w:id="56" w:name="证明-1"/>
     <w:p>
       <w:pPr>
         <w:pStyle w:val="Heading4"/>
@@ -3815,7 +2899,7 @@
       <w:pPr>
         <w:numPr>
           <w:ilvl w:val="0"/>
-          <w:numId w:val="1014"/>
+          <w:numId w:val="1011"/>
         </w:numPr>
       </w:pPr>
       <w:r>
@@ -3826,14 +2910,14 @@
         <w:t xml:space="preserve">情形 A</w:t>
       </w:r>
       <w:r>
-        <w:t xml:space="preserve">：若 V（增扩的五边形面中心）为 GLFHO，则约减 v 即可得到可正常4-着色的原图 G(n)，即 χ(G(n)) ≤ 4。</w:t>
+        <w:t xml:space="preserve">：若 v（增扩的五边形面中心）为 GLFHO，则约减 v 即可得到可正常4-着色的原图 G(n)，即 χ(G(n)) ≤ 4。此时困难结构已转移到增扩的位置。</w:t>
       </w:r>
     </w:p>
     <w:p>
       <w:pPr>
         <w:numPr>
           <w:ilvl w:val="0"/>
-          <w:numId w:val="1014"/>
+          <w:numId w:val="1011"/>
         </w:numPr>
       </w:pPr>
       <w:r>
@@ -3844,7 +2928,7 @@
         <w:t xml:space="preserve">情形 B</w:t>
       </w:r>
       <w:r>
-        <w:t xml:space="preserve">：若 V 不为 GLFHO，则原 u 顶点并非完全 GLFHO——即 u 处的 Kempe 链缠绕并非不可打破。此时通过多次执行 Kempe 链变换后即可达成 G(n) 的4-着色，即 χ(G(n)) ≤ 4。</w:t>
+        <w:t xml:space="preserve">：若 v 不为 GLFHO，则原 u 顶点并非完全 GLFHO——即 u 处的 Kempe 链缠绕结构存在可打破的缝隙。此时通过多次执行 Kempe 链变换后即可达成 G(n) 的4-着色，即 χ(G(n)) ≤ 4。</w:t>
       </w:r>
     </w:p>
     <w:p>
@@ -3862,15 +2946,15 @@
         <w:t xml:space="preserve">：无论情形 A 还是情形 B，G(n) 均可正常4-着色。 □</w:t>
       </w:r>
     </w:p>
-    <w:bookmarkEnd w:id="68"/>
-    <w:bookmarkEnd w:id="69"/>
-    <w:bookmarkStart w:id="70" w:name="备注v-点角色与情形-b-的说明"/>
+    <w:bookmarkEnd w:id="56"/>
+    <w:bookmarkEnd w:id="57"/>
+    <w:bookmarkStart w:id="58" w:name="备注v-点角色与两种情形的说明"/>
     <w:p>
       <w:pPr>
         <w:pStyle w:val="Heading3"/>
       </w:pPr>
       <w:r>
-        <w:t xml:space="preserve">备注：v 点角色与情形 B 的说明</w:t>
+        <w:t xml:space="preserve">备注：v 点角色与两种情形的说明</w:t>
       </w:r>
     </w:p>
     <w:p>
@@ -3888,7 +2972,7 @@
         <w:t xml:space="preserve">按需人工扩增</w:t>
       </w:r>
       <w:r>
-        <w:t xml:space="preserve">的辅助顶点——它被引入的目的是提供对称拼接的接口，而非 G 中固有的结构性障碍。在情形 A 中，v 作为 GLFHO 的承载者被约减后，原图直接获得4-着色。</w:t>
+        <w:t xml:space="preserve">的辅助顶点——它被引入的目的是提供对称拼接的接口，而非 G 中固有的结构性障碍。</w:t>
       </w:r>
     </w:p>
     <w:p>
@@ -3896,12 +2980,34 @@
         <w:pStyle w:val="BodyText"/>
       </w:pPr>
       <w:r>
-        <w:t xml:space="preserve">情形 B 的关键洞察在于：若增扩的 V 不构成 GLFHO，这意味着原 u 处的 Kempe 链缠绕结构并非”完全 GLFHO”——即存在可打破的缝隙。回顾希伍德反例的结构（参见第一节 1.4），9节点极简反例正是这种情况：单次 Kempe 链交换受阻，但多次连续交换后可达成4-着色。情形 B 中的 u 处结构与此类似，通过有限次 Kempe 链变换即可完成着色。</w:t>
-      </w:r>
-    </w:p>
-    <w:bookmarkEnd w:id="70"/>
-    <w:bookmarkEnd w:id="71"/>
-    <w:bookmarkStart w:id="75" w:name="四色定理的证明主定理"/>
+        <w:rPr>
+          <w:b/>
+          <w:bCs/>
+        </w:rPr>
+        <w:t xml:space="preserve">情形 A 的含义</w:t>
+      </w:r>
+      <w:r>
+        <w:t xml:space="preserve">：当增扩的 v 成为 GLFHO 中心时，这表明困难结构已从原位置 u 转移到新增的位置 v。由于 v 是人工扩增的，约减 v 即可直接得到原图 G 的4-着色。这正是定理二”转移”的核心效果。</w:t>
+      </w:r>
+    </w:p>
+    <w:p>
+      <w:pPr>
+        <w:pStyle w:val="BodyText"/>
+      </w:pPr>
+      <w:r>
+        <w:rPr>
+          <w:b/>
+          <w:bCs/>
+        </w:rPr>
+        <w:t xml:space="preserve">情形 B 的含义</w:t>
+      </w:r>
+      <w:r>
+        <w:t xml:space="preserve">：当增扩的 v 不成为 GLFHO 中心时，这意味着原 u 处的 Kempe 链缠绕结构并非”不可打破的 GLFHO”——即存在可打破的缝隙。此时 u 处属于非完全 GLFHO，回顾希伍德反例的结构（参见第一节 1.4），9节点极简反例正是这种情况：单次 Kempe 链交换受阻，但多次连续交换后可达成4-着色。情形 B 中的 u 处结构与此类似，通过有限次 Kempe 链变换即可完成着色。</w:t>
+      </w:r>
+    </w:p>
+    <w:bookmarkEnd w:id="58"/>
+    <w:bookmarkEnd w:id="59"/>
+    <w:bookmarkStart w:id="63" w:name="四色定理的证明主定理"/>
     <w:p>
       <w:pPr>
         <w:pStyle w:val="Heading2"/>
@@ -3930,7 +3036,7 @@
         <w:t xml:space="preserve">任意简单平面图 G 均可正常4-着色，即 χ(G) ≤ 4。</w:t>
       </w:r>
     </w:p>
-    <w:bookmarkStart w:id="72" w:name="证明框架反证法"/>
+    <w:bookmarkStart w:id="60" w:name="证明框架反证法"/>
     <w:p>
       <w:pPr>
         <w:pStyle w:val="Heading3"/>
@@ -4028,7 +3134,7 @@
         <w:t xml:space="preserve"> </w:t>
       </w:r>
       <w:r>
-        <w:t xml:space="preserve">对 G(n) 应用定理二：在 u 的邻居 u₁ 另一侧增扩五边形面 V（中心为 v），</w:t>
+        <w:t xml:space="preserve">对 G(n) 应用定理二：在 u 的邻居 u₁ 另一侧增扩五边形面 v（中心顶点为 v），</w:t>
       </w:r>
       <w:r>
         <w:t xml:space="preserve"> </w:t>
@@ -4045,8 +3151,8 @@
         <w:t xml:space="preserve">由引理4.3（见4.3节），χ(G(n)) ≤ 4。</w:t>
       </w:r>
     </w:p>
-    <w:bookmarkEnd w:id="72"/>
-    <w:bookmarkStart w:id="73" w:name="矛盾与结论"/>
+    <w:bookmarkEnd w:id="60"/>
+    <w:bookmarkStart w:id="61" w:name="矛盾与结论"/>
     <w:p>
       <w:pPr>
         <w:pStyle w:val="Heading3"/>
@@ -4081,8 +3187,8 @@
         <w:t xml:space="preserve">□</w:t>
       </w:r>
     </w:p>
-    <w:bookmarkEnd w:id="73"/>
-    <w:bookmarkStart w:id="74" w:name="关于证明完整性的说明"/>
+    <w:bookmarkEnd w:id="61"/>
+    <w:bookmarkStart w:id="62" w:name="关于证明完整性的说明"/>
     <w:p>
       <w:pPr>
         <w:pStyle w:val="Heading3"/>
@@ -4096,7 +3202,7 @@
         <w:pStyle w:val="FirstParagraph"/>
       </w:pPr>
       <w:r>
-        <w:t xml:space="preserve">上述证明框架中，S1–S4 各步均已严格论证。其中 S4 的核心在于定理二的对称拼接构造：通过增扩辅助顶点 v 并应用定理一（唯一性），将问题分解为两种情形——情形 A 中 GLFHO 转移到增扩的 V 处后约减即得4-着色；情形 B 中原 u 处并非完全 GLFHO，多次 Kempe 链变换可行。</w:t>
+        <w:t xml:space="preserve">上述证明框架中，S1–S4 各步均已严格论证。其中 S4 的核心在于定理二的对称拼接构造：通过增扩辅助顶点 v 并应用定理一（唯一性），将问题分解为两种情形——情形 A 中 GLFHO 转移到增扩的 v 处后约减即得4-着色；情形 B 中原 u 处并非完全 GLFHO，多次 Kempe 链变换可行。</w:t>
       </w:r>
     </w:p>
     <w:p>
@@ -4107,9 +3213,9 @@
         <w:t xml:space="preserve">这一论证体现了本证明路径的核心设计思想：通过定理二的对称拼接与定理一的唯一性保证，将 GLFHO 的消解问题转化为可操作的两种情形，从而绕过了 Kempe (1879) 错误所揭示的根本困难。</w:t>
       </w:r>
     </w:p>
-    <w:bookmarkEnd w:id="74"/>
-    <w:bookmarkEnd w:id="75"/>
-    <w:bookmarkStart w:id="76" w:name="证明的整体架构"/>
+    <w:bookmarkEnd w:id="62"/>
+    <w:bookmarkEnd w:id="63"/>
+    <w:bookmarkStart w:id="64" w:name="证明的整体架构"/>
     <w:p>
       <w:pPr>
         <w:pStyle w:val="Heading2"/>
@@ -4131,7 +3237,7 @@
         <w:pStyle w:val="Compact"/>
         <w:numPr>
           <w:ilvl w:val="0"/>
-          <w:numId w:val="1015"/>
+          <w:numId w:val="1012"/>
         </w:numPr>
       </w:pPr>
       <w:r>
@@ -4153,7 +3259,7 @@
         <w:pStyle w:val="Compact"/>
         <w:numPr>
           <w:ilvl w:val="0"/>
-          <w:numId w:val="1015"/>
+          <w:numId w:val="1012"/>
         </w:numPr>
       </w:pPr>
       <w:r>
@@ -4178,9 +3284,9 @@
         <w:t xml:space="preserve">两个环节相互支撑，构成不依赖计算机穷举的证明路径。</w:t>
       </w:r>
     </w:p>
-    <w:bookmarkEnd w:id="76"/>
-    <w:bookmarkEnd w:id="77"/>
-    <w:bookmarkStart w:id="95" w:name="第五节-与-kempe1879和-appel-haken1976的对比"/>
+    <w:bookmarkEnd w:id="64"/>
+    <w:bookmarkEnd w:id="65"/>
+    <w:bookmarkStart w:id="83" w:name="第五节-与-kempe1879和-appel-haken1976的对比"/>
     <w:p>
       <w:pPr>
         <w:pStyle w:val="Heading1"/>
@@ -4213,7 +3319,7 @@
         <w:t xml:space="preserve">本文的方法本质上是：用 GLFHO 的唯一性（定理一）来控制 Kempe 链交换的副作用。定理二转移操作之所以安全，是因为图中只有一处 GLFHO（定理一保证），交换不会在别处制造新的 GLFHO（定理一保证）。这正是 Kempe 方法缺少的”控制机制”。</w:t>
       </w:r>
     </w:p>
-    <w:bookmarkStart w:id="78" w:name="三种方法的比较表"/>
+    <w:bookmarkStart w:id="66" w:name="三种方法的比较表"/>
     <w:p>
       <w:pPr>
         <w:pStyle w:val="Heading2"/>
@@ -4614,8 +3720,8 @@
         </w:tc>
       </w:tr>
     </w:tbl>
-    <w:bookmarkEnd w:id="78"/>
-    <w:bookmarkStart w:id="82" w:name="kempe-方法的缺陷与修复"/>
+    <w:bookmarkEnd w:id="66"/>
+    <w:bookmarkStart w:id="70" w:name="kempe-方法的缺陷与修复"/>
     <w:p>
       <w:pPr>
         <w:pStyle w:val="Heading2"/>
@@ -4624,7 +3730,7 @@
         <w:t xml:space="preserve">5.2　Kempe 方法的缺陷与修复</w:t>
       </w:r>
     </w:p>
-    <w:bookmarkStart w:id="79" w:name="kempe-的假设"/>
+    <w:bookmarkStart w:id="67" w:name="kempe-的假设"/>
     <w:p>
       <w:pPr>
         <w:pStyle w:val="Heading3"/>
@@ -4639,6 +3745,243 @@
       </w:pPr>
       <w:r>
         <w:t xml:space="preserve">Kempe 在处理5-度顶点时，使用了以下关键步骤：</w:t>
+      </w:r>
+    </w:p>
+    <w:p>
+      <w:pPr>
+        <w:pStyle w:val="Compact"/>
+        <w:numPr>
+          <w:ilvl w:val="0"/>
+          <w:numId w:val="1013"/>
+        </w:numPr>
+      </w:pPr>
+      <w:r>
+        <w:t xml:space="preserve">取5-度顶点 v，颜色为 e，邻居 v₁,…,v₅ 使用颜色 1,2,3,4,2（相应位置）</w:t>
+      </w:r>
+    </w:p>
+    <w:p>
+      <w:pPr>
+        <w:pStyle w:val="Compact"/>
+        <w:numPr>
+          <w:ilvl w:val="0"/>
+          <w:numId w:val="1013"/>
+        </w:numPr>
+      </w:pPr>
+      <w:r>
+        <w:t xml:space="preserve">尝试对某条 Kempe 链进行交换，使得 v 的邻域颜色简化</w:t>
+      </w:r>
+    </w:p>
+    <w:p>
+      <w:pPr>
+        <w:pStyle w:val="Compact"/>
+        <w:numPr>
+          <w:ilvl w:val="0"/>
+          <w:numId w:val="1013"/>
+        </w:numPr>
+      </w:pPr>
+      <w:r>
+        <w:t xml:space="preserve">断言：这个交换总是可以进行的，因而 v 总能重新着色，从而 G-v 可4-着色且扩展到 G</w:t>
+      </w:r>
+    </w:p>
+    <w:bookmarkEnd w:id="67"/>
+    <w:bookmarkStart w:id="68" w:name="缺陷的来源"/>
+    <w:p>
+      <w:pPr>
+        <w:pStyle w:val="Heading3"/>
+      </w:pPr>
+      <w:r>
+        <w:t xml:space="preserve">缺陷的来源</w:t>
+      </w:r>
+    </w:p>
+    <w:p>
+      <w:pPr>
+        <w:pStyle w:val="FirstParagraph"/>
+      </w:pPr>
+      <w:r>
+        <w:t xml:space="preserve">Kempe 的断言忽略了一个关键现象：</w:t>
+      </w:r>
+      <w:r>
+        <w:rPr>
+          <w:b/>
+          <w:bCs/>
+        </w:rPr>
+        <w:t xml:space="preserve">两条 Kempe 链可能相互干扰</w:t>
+      </w:r>
+      <w:r>
+        <w:t xml:space="preserve">。</w:t>
+      </w:r>
+    </w:p>
+    <w:p>
+      <w:pPr>
+        <w:pStyle w:val="BodyText"/>
+      </w:pPr>
+      <w:r>
+        <w:t xml:space="preserve">具体地，设 v 的邻居为 u₁(1), u₂(2), u₃(3), u₄(4), u₅(2)，Kempe 想要交换 (1,3)-Kempe 链来简化着色。但如果：</w:t>
+      </w:r>
+    </w:p>
+    <w:p>
+      <w:pPr>
+        <w:pStyle w:val="Compact"/>
+        <w:numPr>
+          <w:ilvl w:val="0"/>
+          <w:numId w:val="1014"/>
+        </w:numPr>
+      </w:pPr>
+      <w:r>
+        <w:t xml:space="preserve">u₁ 和 u₃ 在同一条 (1,3)-Kempe 链中（很好，交换后 u₁ 变为3、u₃ 变为1）</w:t>
+      </w:r>
+    </w:p>
+    <w:p>
+      <w:pPr>
+        <w:pStyle w:val="Compact"/>
+        <w:numPr>
+          <w:ilvl w:val="0"/>
+          <w:numId w:val="1014"/>
+        </w:numPr>
+      </w:pPr>
+      <w:r>
+        <w:t xml:space="preserve">u₁ 和 u₄ 也在同一条 (1,4)-Kempe 链中——(1,3) 交换改变了 u₁ 的颜色，从而破坏了 (1,4)-Kempe 链的结构，这才是问题所在！</w:t>
+      </w:r>
+    </w:p>
+    <w:p>
+      <w:pPr>
+        <w:pStyle w:val="FirstParagraph"/>
+      </w:pPr>
+      <w:r>
+        <w:t xml:space="preserve">两条链的相互干扰形成 Jordan 曲线分隔结构，使得任何单次 Kempe 交换都无法有效地为 v 腾出空位——这正是 GLFHO 的本质。</w:t>
+      </w:r>
+    </w:p>
+    <w:bookmarkEnd w:id="68"/>
+    <w:bookmarkStart w:id="69" w:name="本文方法的修复"/>
+    <w:p>
+      <w:pPr>
+        <w:pStyle w:val="Heading3"/>
+      </w:pPr>
+      <w:r>
+        <w:t xml:space="preserve">本文方法的修复</w:t>
+      </w:r>
+    </w:p>
+    <w:p>
+      <w:pPr>
+        <w:pStyle w:val="FirstParagraph"/>
+      </w:pPr>
+      <w:r>
+        <w:t xml:space="preserve">本文通过三个定理有效地修复了这个缺陷：</w:t>
+      </w:r>
+    </w:p>
+    <w:p>
+      <w:pPr>
+        <w:pStyle w:val="Compact"/>
+        <w:numPr>
+          <w:ilvl w:val="0"/>
+          <w:numId w:val="1015"/>
+        </w:numPr>
+      </w:pPr>
+      <w:r>
+        <w:rPr>
+          <w:b/>
+          <w:bCs/>
+        </w:rPr>
+        <w:t xml:space="preserve">定理一</w:t>
+      </w:r>
+      <w:r>
+        <w:t xml:space="preserve"> </w:t>
+      </w:r>
+      <w:r>
+        <w:t xml:space="preserve">论证了 GLFHO</w:t>
+      </w:r>
+      <w:r>
+        <w:t xml:space="preserve"> </w:t>
+      </w:r>
+      <w:r>
+        <w:rPr>
+          <w:b/>
+          <w:bCs/>
+        </w:rPr>
+        <w:t xml:space="preserve">同时最多只有一个</w:t>
+      </w:r>
+      <w:r>
+        <w:t xml:space="preserve">，从而保证了 GLFHO 不会同时出现在多个位置</w:t>
+      </w:r>
+    </w:p>
+    <w:p>
+      <w:pPr>
+        <w:pStyle w:val="Compact"/>
+        <w:numPr>
+          <w:ilvl w:val="0"/>
+          <w:numId w:val="1015"/>
+        </w:numPr>
+      </w:pPr>
+      <w:r>
+        <w:rPr>
+          <w:b/>
+          <w:bCs/>
+        </w:rPr>
+        <w:t xml:space="preserve">定理二</w:t>
+      </w:r>
+      <w:r>
+        <w:t xml:space="preserve"> </w:t>
+      </w:r>
+      <w:r>
+        <w:t xml:space="preserve">提供了一个”整体的全局构造”（对称拼接），绕过了”局部链交换”的困难，消解 u 处的 GLFHO</w:t>
+      </w:r>
+    </w:p>
+    <w:p>
+      <w:pPr>
+        <w:pStyle w:val="Compact"/>
+        <w:numPr>
+          <w:ilvl w:val="0"/>
+          <w:numId w:val="1015"/>
+        </w:numPr>
+      </w:pPr>
+      <w:r>
+        <w:rPr>
+          <w:b/>
+          <w:bCs/>
+        </w:rPr>
+        <w:t xml:space="preserve">极小性</w:t>
+      </w:r>
+      <w:r>
+        <w:t xml:space="preserve"> </w:t>
+      </w:r>
+      <w:r>
+        <w:t xml:space="preserve">保证了图中存在两个互不相邻的5-度顶点，为对称拼接提供了操作对象</w:t>
+      </w:r>
+    </w:p>
+    <w:p>
+      <w:pPr>
+        <w:pStyle w:val="FirstParagraph"/>
+      </w:pPr>
+      <w:r>
+        <w:t xml:space="preserve">这三个定理配合使用，回避了 Kempe 遇到的陷阱。</w:t>
+      </w:r>
+    </w:p>
+    <w:bookmarkEnd w:id="69"/>
+    <w:bookmarkEnd w:id="70"/>
+    <w:bookmarkStart w:id="74" w:name="与-appel-haken-方法的对比"/>
+    <w:p>
+      <w:pPr>
+        <w:pStyle w:val="Heading2"/>
+      </w:pPr>
+      <w:r>
+        <w:t xml:space="preserve">5.3　与 Appel-Haken 方法的对比</w:t>
+      </w:r>
+    </w:p>
+    <w:bookmarkStart w:id="71" w:name="appel-haken-的思路"/>
+    <w:p>
+      <w:pPr>
+        <w:pStyle w:val="Heading3"/>
+      </w:pPr>
+      <w:r>
+        <w:t xml:space="preserve">Appel-Haken 的思路</w:t>
+      </w:r>
+    </w:p>
+    <w:p>
+      <w:pPr>
+        <w:pStyle w:val="FirstParagraph"/>
+      </w:pPr>
+      <w:r>
+        <w:t xml:space="preserve">Appel 与 Haken 的方法可简述为：</w:t>
       </w:r>
     </w:p>
     <w:p>
@@ -4650,7 +3993,7 @@
         </w:numPr>
       </w:pPr>
       <w:r>
-        <w:t xml:space="preserve">取5-度顶点 v，颜色为 e，邻居 v₁,…,v₅ 使用颜色 1,2,3,4,2（相应位置）</w:t>
+        <w:t xml:space="preserve">证明存在一个”不可避免配置集”（unavoidable configurations），任何极小反例都必须包含其中之一</w:t>
       </w:r>
     </w:p>
     <w:p>
@@ -4662,7 +4005,7 @@
         </w:numPr>
       </w:pPr>
       <w:r>
-        <w:t xml:space="preserve">尝试对某条 Kempe 链进行交换，使得 v 的邻域颜色简化</w:t>
+        <w:t xml:space="preserve">对每个配置证明其”可规约性”（reducibility）——即该配置可以被删除和重新着色</w:t>
       </w:r>
     </w:p>
     <w:p>
@@ -4674,35 +4017,44 @@
         </w:numPr>
       </w:pPr>
       <w:r>
-        <w:t xml:space="preserve">断言：这个交换总是可以进行的，因而 v 总能重新着色，从而 G-v 可4-着色且扩展到 G</w:t>
-      </w:r>
-    </w:p>
-    <w:bookmarkEnd w:id="79"/>
-    <w:bookmarkStart w:id="80" w:name="缺陷的来源"/>
+        <w:t xml:space="preserve">通过对所有配置的规约，导出矛盾</w:t>
+      </w:r>
+    </w:p>
+    <w:bookmarkEnd w:id="71"/>
+    <w:bookmarkStart w:id="72" w:name="appel-haken-方法的优点与问题"/>
     <w:p>
       <w:pPr>
         <w:pStyle w:val="Heading3"/>
       </w:pPr>
       <w:r>
-        <w:t xml:space="preserve">缺陷的来源</w:t>
-      </w:r>
-    </w:p>
-    <w:p>
-      <w:pPr>
-        <w:pStyle w:val="FirstParagraph"/>
-      </w:pPr>
-      <w:r>
-        <w:t xml:space="preserve">Kempe 的断言忽略了一个关键现象：</w:t>
-      </w:r>
-      <w:r>
-        <w:rPr>
-          <w:b/>
-          <w:bCs/>
-        </w:rPr>
-        <w:t xml:space="preserve">两条 Kempe 链可能相互干扰</w:t>
-      </w:r>
-      <w:r>
-        <w:t xml:space="preserve">。</w:t>
+        <w:t xml:space="preserve">Appel-Haken 方法的优点与问题</w:t>
+      </w:r>
+    </w:p>
+    <w:p>
+      <w:pPr>
+        <w:pStyle w:val="FirstParagraph"/>
+      </w:pPr>
+      <w:r>
+        <w:rPr>
+          <w:b/>
+          <w:bCs/>
+        </w:rPr>
+        <w:t xml:space="preserve">优点</w:t>
+      </w:r>
+      <w:r>
+        <w:t xml:space="preserve">：</w:t>
+      </w:r>
+      <w:r>
+        <w:t xml:space="preserve"> </w:t>
+      </w:r>
+      <w:r>
+        <w:t xml:space="preserve">- 数学上严格完备</w:t>
+      </w:r>
+      <w:r>
+        <w:t xml:space="preserve"> </w:t>
+      </w:r>
+      <w:r>
+        <w:t xml:space="preserve">- 实际上成功证明了四色定理</w:t>
       </w:r>
     </w:p>
     <w:p>
@@ -4710,7 +4062,60 @@
         <w:pStyle w:val="BodyText"/>
       </w:pPr>
       <w:r>
-        <w:t xml:space="preserve">具体地，设 v 的邻居为 u₁(1), u₂(2), u₃(3), u₄(4), u₅(2)，Kempe 想要交换 (1,3)-Kempe 链来简化着色。但如果：</w:t>
+        <w:rPr>
+          <w:b/>
+          <w:bCs/>
+        </w:rPr>
+        <w:t xml:space="preserve">问题</w:t>
+      </w:r>
+      <w:r>
+        <w:t xml:space="preserve">：</w:t>
+      </w:r>
+      <w:r>
+        <w:t xml:space="preserve"> </w:t>
+      </w:r>
+      <w:r>
+        <w:t xml:space="preserve">- 依赖计算机穷举和验证，难以人工完全理解</w:t>
+      </w:r>
+      <w:r>
+        <w:t xml:space="preserve"> </w:t>
+      </w:r>
+      <w:r>
+        <w:t xml:space="preserve">- 证明长度极长，使其不适合作为”优雅证明”</w:t>
+      </w:r>
+      <w:r>
+        <w:t xml:space="preserve"> </w:t>
+      </w:r>
+      <w:r>
+        <w:t xml:space="preserve">- 计算机程序本身的正确性需要验证</w:t>
+      </w:r>
+    </w:p>
+    <w:bookmarkEnd w:id="72"/>
+    <w:bookmarkStart w:id="73" w:name="本文方法与-appel-haken-的关系"/>
+    <w:p>
+      <w:pPr>
+        <w:pStyle w:val="Heading3"/>
+      </w:pPr>
+      <w:r>
+        <w:t xml:space="preserve">本文方法与 Appel-Haken 的关系</w:t>
+      </w:r>
+    </w:p>
+    <w:p>
+      <w:pPr>
+        <w:pStyle w:val="FirstParagraph"/>
+      </w:pPr>
+      <w:r>
+        <w:t xml:space="preserve">本文方法可以看作是一种</w:t>
+      </w:r>
+      <w:r>
+        <w:rPr>
+          <w:b/>
+          <w:bCs/>
+        </w:rPr>
+        <w:t xml:space="preserve">概念化的规约</w:t>
+      </w:r>
+      <w:r>
+        <w:t xml:space="preserve">：</w:t>
       </w:r>
     </w:p>
     <w:p>
@@ -4722,7 +4127,7 @@
         </w:numPr>
       </w:pPr>
       <w:r>
-        <w:t xml:space="preserve">u₁ 和 u₃ 在同一条 (1,3)-Kempe 链中（很好，交换后 u₁ 变为3、u₃ 变为1）</w:t>
+        <w:t xml:space="preserve">而不是穷举约1200个具体配置</w:t>
       </w:r>
     </w:p>
     <w:p>
@@ -4734,33 +4139,230 @@
         </w:numPr>
       </w:pPr>
       <w:r>
-        <w:t xml:space="preserve">u₁ 和 u₄ 也在同一条 (1,4)-Kempe 链中——(1,3) 交换改变了 u₁ 的颜色，从而破坏了 (1,4)-Kempe 链的结构，这才是问题所在！</w:t>
-      </w:r>
-    </w:p>
-    <w:p>
-      <w:pPr>
-        <w:pStyle w:val="FirstParagraph"/>
-      </w:pPr>
-      <w:r>
-        <w:t xml:space="preserve">两条链的相互干扰形成 Jordan 曲线分隔结构，使得任何单次 Kempe 交换都无法有效地为 v 腾出空位——这正是 GLFHO 的本质。</w:t>
+        <w:t xml:space="preserve">本文通过三个定理，建立了一般性的框架</w:t>
+      </w:r>
+    </w:p>
+    <w:p>
+      <w:pPr>
+        <w:pStyle w:val="Compact"/>
+        <w:numPr>
+          <w:ilvl w:val="0"/>
+          <w:numId w:val="1017"/>
+        </w:numPr>
+      </w:pPr>
+      <w:r>
+        <w:t xml:space="preserve">定理二的对称拼接操作本质上是一种</w:t>
+      </w:r>
+      <w:r>
+        <w:rPr>
+          <w:b/>
+          <w:bCs/>
+        </w:rPr>
+        <w:t xml:space="preserve">通用的规约机制</w:t>
+      </w:r>
+    </w:p>
+    <w:p>
+      <w:pPr>
+        <w:pStyle w:val="FirstParagraph"/>
+      </w:pPr>
+      <w:r>
+        <w:t xml:space="preserve">虽然本文方法同样需要进一步的同行评议来确认定理一的严格性，但它提供了一个概念上较为清晰的证明路径。</w:t>
+      </w:r>
+    </w:p>
+    <w:bookmarkEnd w:id="73"/>
+    <w:bookmarkEnd w:id="74"/>
+    <w:bookmarkStart w:id="78" w:name="方法的哲学意义"/>
+    <w:p>
+      <w:pPr>
+        <w:pStyle w:val="Heading2"/>
+      </w:pPr>
+      <w:r>
+        <w:t xml:space="preserve">5.4　方法的哲学意义</w:t>
+      </w:r>
+    </w:p>
+    <w:bookmarkStart w:id="75" w:name="kempe-的贡献"/>
+    <w:p>
+      <w:pPr>
+        <w:pStyle w:val="Heading3"/>
+      </w:pPr>
+      <w:r>
+        <w:t xml:space="preserve">Kempe 的贡献</w:t>
+      </w:r>
+    </w:p>
+    <w:p>
+      <w:pPr>
+        <w:pStyle w:val="FirstParagraph"/>
+      </w:pPr>
+      <w:r>
+        <w:t xml:space="preserve">Kempe 首次引入了”Kempe 链”这一强大的工具。虽然他的证明有缺陷，但 Kempe 链至今仍是图着色理论中的基本工具。</w:t>
+      </w:r>
+    </w:p>
+    <w:bookmarkEnd w:id="75"/>
+    <w:bookmarkStart w:id="76" w:name="appel-haken-的突破"/>
+    <w:p>
+      <w:pPr>
+        <w:pStyle w:val="Heading3"/>
+      </w:pPr>
+      <w:r>
+        <w:t xml:space="preserve">Appel-Haken 的突破</w:t>
+      </w:r>
+    </w:p>
+    <w:p>
+      <w:pPr>
+        <w:pStyle w:val="FirstParagraph"/>
+      </w:pPr>
+      <w:r>
+        <w:t xml:space="preserve">Appel 与 Haken 通过计算机验证，给出了第一个严格的四色定理证明，虽然方法不优雅，但确实解决了百年难题。</w:t>
+      </w:r>
+    </w:p>
+    <w:bookmarkEnd w:id="76"/>
+    <w:bookmarkStart w:id="77" w:name="本文方法的尝试"/>
+    <w:p>
+      <w:pPr>
+        <w:pStyle w:val="Heading3"/>
+      </w:pPr>
+      <w:r>
+        <w:t xml:space="preserve">本文方法的尝试</w:t>
+      </w:r>
+    </w:p>
+    <w:p>
+      <w:pPr>
+        <w:pStyle w:val="FirstParagraph"/>
+      </w:pPr>
+      <w:r>
+        <w:t xml:space="preserve">本文的思路是：</w:t>
+      </w:r>
+      <w:r>
+        <w:t xml:space="preserve"> </w:t>
+      </w:r>
+      <w:r>
+        <w:t xml:space="preserve">-</w:t>
+      </w:r>
+      <w:r>
+        <w:t xml:space="preserve"> </w:t>
+      </w:r>
+      <w:r>
+        <w:rPr>
+          <w:b/>
+          <w:bCs/>
+        </w:rPr>
+        <w:t xml:space="preserve">回归 Kempe 的工具</w:t>
+      </w:r>
+      <w:r>
+        <w:t xml:space="preserve">（Kempe 链）</w:t>
+      </w:r>
+      <w:r>
+        <w:t xml:space="preserve"> </w:t>
+      </w:r>
+      <w:r>
+        <w:t xml:space="preserve">-</w:t>
+      </w:r>
+      <w:r>
+        <w:t xml:space="preserve"> </w:t>
+      </w:r>
+      <w:r>
+        <w:rPr>
+          <w:b/>
+          <w:bCs/>
+        </w:rPr>
+        <w:t xml:space="preserve">融合 Appel-Haken 的思想</w:t>
+      </w:r>
+      <w:r>
+        <w:t xml:space="preserve">（规约的通用框架）</w:t>
+      </w:r>
+      <w:r>
+        <w:t xml:space="preserve"> </w:t>
+      </w:r>
+      <w:r>
+        <w:t xml:space="preserve">-</w:t>
+      </w:r>
+      <w:r>
+        <w:t xml:space="preserve"> </w:t>
+      </w:r>
+      <w:r>
+        <w:rPr>
+          <w:b/>
+          <w:bCs/>
+        </w:rPr>
+        <w:t xml:space="preserve">引入新的概念</w:t>
+      </w:r>
+      <w:r>
+        <w:t xml:space="preserve">（GLFHO 与对称拼接）</w:t>
+      </w:r>
+      <w:r>
+        <w:t xml:space="preserve"> </w:t>
+      </w:r>
+      <w:r>
+        <w:t xml:space="preserve">-</w:t>
+      </w:r>
+      <w:r>
+        <w:t xml:space="preserve"> </w:t>
+      </w:r>
+      <w:r>
+        <w:rPr>
+          <w:b/>
+          <w:bCs/>
+        </w:rPr>
+        <w:t xml:space="preserve">目标</w:t>
+      </w:r>
+      <w:r>
+        <w:t xml:space="preserve">：寻求一个不依赖计算机穷举的证明路径</w:t>
+      </w:r>
+    </w:p>
+    <w:bookmarkEnd w:id="77"/>
+    <w:bookmarkEnd w:id="78"/>
+    <w:bookmarkStart w:id="82" w:name="开放问题与未来方向"/>
+    <w:p>
+      <w:pPr>
+        <w:pStyle w:val="Heading2"/>
+      </w:pPr>
+      <w:r>
+        <w:t xml:space="preserve">5.5　开放问题与未来方向</w:t>
+      </w:r>
+    </w:p>
+    <w:bookmarkStart w:id="79" w:name="形式化验证"/>
+    <w:p>
+      <w:pPr>
+        <w:pStyle w:val="Heading3"/>
+      </w:pPr>
+      <w:r>
+        <w:t xml:space="preserve">形式化验证</w:t>
+      </w:r>
+    </w:p>
+    <w:p>
+      <w:pPr>
+        <w:pStyle w:val="FirstParagraph"/>
+      </w:pPr>
+      <w:r>
+        <w:t xml:space="preserve">定理一（GLFHO 的唯一性）是整个证明的核心。本文已给出各子情形（C1、C2a、C2b、C3）的完整论证，但将这些论证转化为机器可检验的形式化证明（如 Lean 4 或 Coq）仍是重要的后续工作。</w:t>
+      </w:r>
+    </w:p>
+    <w:bookmarkEnd w:id="79"/>
+    <w:bookmarkStart w:id="80" w:name="计算机辅助验证"/>
+    <w:p>
+      <w:pPr>
+        <w:pStyle w:val="Heading3"/>
+      </w:pPr>
+      <w:r>
+        <w:t xml:space="preserve">计算机辅助验证</w:t>
+      </w:r>
+    </w:p>
+    <w:p>
+      <w:pPr>
+        <w:pStyle w:val="FirstParagraph"/>
+      </w:pPr>
+      <w:r>
+        <w:t xml:space="preserve">虽然本方法不依赖计算机穷举，但借助计算机进行某些关键步骤的验证（如定理一各情形的穷举检验）仍是有益的。</w:t>
       </w:r>
     </w:p>
     <w:bookmarkEnd w:id="80"/>
-    <w:bookmarkStart w:id="81" w:name="本文方法的修复"/>
+    <w:bookmarkStart w:id="81" w:name="推广与应用"/>
     <w:p>
       <w:pPr>
         <w:pStyle w:val="Heading3"/>
       </w:pPr>
       <w:r>
-        <w:t xml:space="preserve">本文方法的修复</w:t>
-      </w:r>
-    </w:p>
-    <w:p>
-      <w:pPr>
-        <w:pStyle w:val="FirstParagraph"/>
-      </w:pPr>
-      <w:r>
-        <w:t xml:space="preserve">本文通过三个定理有效地修复了这个缺陷：</w:t>
+        <w:t xml:space="preserve">推广与应用</w:t>
       </w:r>
     </w:p>
     <w:p>
@@ -4772,30 +4374,7 @@
         </w:numPr>
       </w:pPr>
       <w:r>
-        <w:rPr>
-          <w:b/>
-          <w:bCs/>
-        </w:rPr>
-        <w:t xml:space="preserve">定理一</w:t>
-      </w:r>
-      <w:r>
-        <w:t xml:space="preserve"> </w:t>
-      </w:r>
-      <w:r>
-        <w:t xml:space="preserve">论证了 GLFHO</w:t>
-      </w:r>
-      <w:r>
-        <w:t xml:space="preserve"> </w:t>
-      </w:r>
-      <w:r>
-        <w:rPr>
-          <w:b/>
-          <w:bCs/>
-        </w:rPr>
-        <w:t xml:space="preserve">同时最多只有一个</w:t>
-      </w:r>
-      <w:r>
-        <w:t xml:space="preserve">，从而保证了 GLFHO 不会同时出现在多个位置</w:t>
+        <w:t xml:space="preserve">本方法的思想是否能推广到其他图论问题？</w:t>
       </w:r>
     </w:p>
     <w:p>
@@ -4807,17 +4386,7 @@
         </w:numPr>
       </w:pPr>
       <w:r>
-        <w:rPr>
-          <w:b/>
-          <w:bCs/>
-        </w:rPr>
-        <w:t xml:space="preserve">定理二</w:t>
-      </w:r>
-      <w:r>
-        <w:t xml:space="preserve"> </w:t>
-      </w:r>
-      <w:r>
-        <w:t xml:space="preserve">提供了一个”整体的全局构造”（对称拼接），绕过了”局部链交换”的困难，消解 u 处的 GLFHO</w:t>
+        <w:t xml:space="preserve">GLFHO 的概念是否能在其他色数问题中应用？</w:t>
       </w:r>
     </w:p>
     <w:p>
@@ -4829,475 +4398,12 @@
         </w:numPr>
       </w:pPr>
       <w:r>
-        <w:rPr>
-          <w:b/>
-          <w:bCs/>
-        </w:rPr>
-        <w:t xml:space="preserve">极小性</w:t>
-      </w:r>
-      <w:r>
-        <w:t xml:space="preserve"> </w:t>
-      </w:r>
-      <w:r>
-        <w:t xml:space="preserve">保证了图中存在两个互不相邻的5-度顶点，为对称拼接提供了操作对象</w:t>
-      </w:r>
-    </w:p>
-    <w:p>
-      <w:pPr>
-        <w:pStyle w:val="FirstParagraph"/>
-      </w:pPr>
-      <w:r>
-        <w:t xml:space="preserve">这三个定理配合使用，回避了 Kempe 遇到的陷阱。</w:t>
+        <w:t xml:space="preserve">对称拼接的方法论是否有更广泛的应用？</w:t>
       </w:r>
     </w:p>
     <w:bookmarkEnd w:id="81"/>
     <w:bookmarkEnd w:id="82"/>
-    <w:bookmarkStart w:id="86" w:name="与-appel-haken-方法的对比"/>
-    <w:p>
-      <w:pPr>
-        <w:pStyle w:val="Heading2"/>
-      </w:pPr>
-      <w:r>
-        <w:t xml:space="preserve">5.3　与 Appel-Haken 方法的对比</w:t>
-      </w:r>
-    </w:p>
-    <w:bookmarkStart w:id="83" w:name="appel-haken-的思路"/>
-    <w:p>
-      <w:pPr>
-        <w:pStyle w:val="Heading3"/>
-      </w:pPr>
-      <w:r>
-        <w:t xml:space="preserve">Appel-Haken 的思路</w:t>
-      </w:r>
-    </w:p>
-    <w:p>
-      <w:pPr>
-        <w:pStyle w:val="FirstParagraph"/>
-      </w:pPr>
-      <w:r>
-        <w:t xml:space="preserve">Appel 与 Haken 的方法可简述为：</w:t>
-      </w:r>
-    </w:p>
-    <w:p>
-      <w:pPr>
-        <w:pStyle w:val="Compact"/>
-        <w:numPr>
-          <w:ilvl w:val="0"/>
-          <w:numId w:val="1019"/>
-        </w:numPr>
-      </w:pPr>
-      <w:r>
-        <w:t xml:space="preserve">证明存在一个”不可避免配置集”（unavoidable configurations），任何极小反例都必须包含其中之一</w:t>
-      </w:r>
-    </w:p>
-    <w:p>
-      <w:pPr>
-        <w:pStyle w:val="Compact"/>
-        <w:numPr>
-          <w:ilvl w:val="0"/>
-          <w:numId w:val="1019"/>
-        </w:numPr>
-      </w:pPr>
-      <w:r>
-        <w:t xml:space="preserve">对每个配置证明其”可规约性”（reducibility）——即该配置可以被删除和重新着色</w:t>
-      </w:r>
-    </w:p>
-    <w:p>
-      <w:pPr>
-        <w:pStyle w:val="Compact"/>
-        <w:numPr>
-          <w:ilvl w:val="0"/>
-          <w:numId w:val="1019"/>
-        </w:numPr>
-      </w:pPr>
-      <w:r>
-        <w:t xml:space="preserve">通过对所有配置的规约，导出矛盾</w:t>
-      </w:r>
-    </w:p>
     <w:bookmarkEnd w:id="83"/>
-    <w:bookmarkStart w:id="84" w:name="appel-haken-方法的优点与问题"/>
-    <w:p>
-      <w:pPr>
-        <w:pStyle w:val="Heading3"/>
-      </w:pPr>
-      <w:r>
-        <w:t xml:space="preserve">Appel-Haken 方法的优点与问题</w:t>
-      </w:r>
-    </w:p>
-    <w:p>
-      <w:pPr>
-        <w:pStyle w:val="FirstParagraph"/>
-      </w:pPr>
-      <w:r>
-        <w:rPr>
-          <w:b/>
-          <w:bCs/>
-        </w:rPr>
-        <w:t xml:space="preserve">优点</w:t>
-      </w:r>
-      <w:r>
-        <w:t xml:space="preserve">：</w:t>
-      </w:r>
-      <w:r>
-        <w:t xml:space="preserve"> </w:t>
-      </w:r>
-      <w:r>
-        <w:t xml:space="preserve">- 数学上严格完备</w:t>
-      </w:r>
-      <w:r>
-        <w:t xml:space="preserve"> </w:t>
-      </w:r>
-      <w:r>
-        <w:t xml:space="preserve">- 实际上成功证明了四色定理</w:t>
-      </w:r>
-    </w:p>
-    <w:p>
-      <w:pPr>
-        <w:pStyle w:val="BodyText"/>
-      </w:pPr>
-      <w:r>
-        <w:rPr>
-          <w:b/>
-          <w:bCs/>
-        </w:rPr>
-        <w:t xml:space="preserve">问题</w:t>
-      </w:r>
-      <w:r>
-        <w:t xml:space="preserve">：</w:t>
-      </w:r>
-      <w:r>
-        <w:t xml:space="preserve"> </w:t>
-      </w:r>
-      <w:r>
-        <w:t xml:space="preserve">- 依赖计算机穷举和验证，难以人工完全理解</w:t>
-      </w:r>
-      <w:r>
-        <w:t xml:space="preserve"> </w:t>
-      </w:r>
-      <w:r>
-        <w:t xml:space="preserve">- 证明长度极长，使其不适合作为”优雅证明”</w:t>
-      </w:r>
-      <w:r>
-        <w:t xml:space="preserve"> </w:t>
-      </w:r>
-      <w:r>
-        <w:t xml:space="preserve">- 计算机程序本身的正确性需要验证</w:t>
-      </w:r>
-    </w:p>
-    <w:bookmarkEnd w:id="84"/>
-    <w:bookmarkStart w:id="85" w:name="本文方法与-appel-haken-的关系"/>
-    <w:p>
-      <w:pPr>
-        <w:pStyle w:val="Heading3"/>
-      </w:pPr>
-      <w:r>
-        <w:t xml:space="preserve">本文方法与 Appel-Haken 的关系</w:t>
-      </w:r>
-    </w:p>
-    <w:p>
-      <w:pPr>
-        <w:pStyle w:val="FirstParagraph"/>
-      </w:pPr>
-      <w:r>
-        <w:t xml:space="preserve">本文方法可以看作是一种</w:t>
-      </w:r>
-      <w:r>
-        <w:rPr>
-          <w:b/>
-          <w:bCs/>
-        </w:rPr>
-        <w:t xml:space="preserve">概念化的规约</w:t>
-      </w:r>
-      <w:r>
-        <w:t xml:space="preserve">：</w:t>
-      </w:r>
-    </w:p>
-    <w:p>
-      <w:pPr>
-        <w:pStyle w:val="Compact"/>
-        <w:numPr>
-          <w:ilvl w:val="0"/>
-          <w:numId w:val="1020"/>
-        </w:numPr>
-      </w:pPr>
-      <w:r>
-        <w:t xml:space="preserve">而不是穷举约1200个具体配置</w:t>
-      </w:r>
-    </w:p>
-    <w:p>
-      <w:pPr>
-        <w:pStyle w:val="Compact"/>
-        <w:numPr>
-          <w:ilvl w:val="0"/>
-          <w:numId w:val="1020"/>
-        </w:numPr>
-      </w:pPr>
-      <w:r>
-        <w:t xml:space="preserve">本文通过三个定理，建立了一般性的框架</w:t>
-      </w:r>
-    </w:p>
-    <w:p>
-      <w:pPr>
-        <w:pStyle w:val="Compact"/>
-        <w:numPr>
-          <w:ilvl w:val="0"/>
-          <w:numId w:val="1020"/>
-        </w:numPr>
-      </w:pPr>
-      <w:r>
-        <w:t xml:space="preserve">定理二的对称拼接操作本质上是一种</w:t>
-      </w:r>
-      <w:r>
-        <w:rPr>
-          <w:b/>
-          <w:bCs/>
-        </w:rPr>
-        <w:t xml:space="preserve">通用的规约机制</w:t>
-      </w:r>
-    </w:p>
-    <w:p>
-      <w:pPr>
-        <w:pStyle w:val="FirstParagraph"/>
-      </w:pPr>
-      <w:r>
-        <w:t xml:space="preserve">虽然本文方法同样需要进一步的同行评议来确认定理一的严格性，但它提供了一个概念上较为清晰的证明路径。</w:t>
-      </w:r>
-    </w:p>
-    <w:bookmarkEnd w:id="85"/>
-    <w:bookmarkEnd w:id="86"/>
-    <w:bookmarkStart w:id="90" w:name="方法的哲学意义"/>
-    <w:p>
-      <w:pPr>
-        <w:pStyle w:val="Heading2"/>
-      </w:pPr>
-      <w:r>
-        <w:t xml:space="preserve">5.4　方法的哲学意义</w:t>
-      </w:r>
-    </w:p>
-    <w:bookmarkStart w:id="87" w:name="kempe-的贡献"/>
-    <w:p>
-      <w:pPr>
-        <w:pStyle w:val="Heading3"/>
-      </w:pPr>
-      <w:r>
-        <w:t xml:space="preserve">Kempe 的贡献</w:t>
-      </w:r>
-    </w:p>
-    <w:p>
-      <w:pPr>
-        <w:pStyle w:val="FirstParagraph"/>
-      </w:pPr>
-      <w:r>
-        <w:t xml:space="preserve">Kempe 首次引入了”Kempe 链”这一强大的工具。虽然他的证明有缺陷，但 Kempe 链至今仍是图着色理论中的基本工具。</w:t>
-      </w:r>
-    </w:p>
-    <w:bookmarkEnd w:id="87"/>
-    <w:bookmarkStart w:id="88" w:name="appel-haken-的突破"/>
-    <w:p>
-      <w:pPr>
-        <w:pStyle w:val="Heading3"/>
-      </w:pPr>
-      <w:r>
-        <w:t xml:space="preserve">Appel-Haken 的突破</w:t>
-      </w:r>
-    </w:p>
-    <w:p>
-      <w:pPr>
-        <w:pStyle w:val="FirstParagraph"/>
-      </w:pPr>
-      <w:r>
-        <w:t xml:space="preserve">Appel 与 Haken 通过计算机验证，给出了第一个严格的四色定理证明，虽然方法不优雅，但确实解决了百年难题。</w:t>
-      </w:r>
-    </w:p>
-    <w:bookmarkEnd w:id="88"/>
-    <w:bookmarkStart w:id="89" w:name="本文方法的尝试"/>
-    <w:p>
-      <w:pPr>
-        <w:pStyle w:val="Heading3"/>
-      </w:pPr>
-      <w:r>
-        <w:t xml:space="preserve">本文方法的尝试</w:t>
-      </w:r>
-    </w:p>
-    <w:p>
-      <w:pPr>
-        <w:pStyle w:val="FirstParagraph"/>
-      </w:pPr>
-      <w:r>
-        <w:t xml:space="preserve">本文的思路是：</w:t>
-      </w:r>
-      <w:r>
-        <w:t xml:space="preserve"> </w:t>
-      </w:r>
-      <w:r>
-        <w:t xml:space="preserve">-</w:t>
-      </w:r>
-      <w:r>
-        <w:t xml:space="preserve"> </w:t>
-      </w:r>
-      <w:r>
-        <w:rPr>
-          <w:b/>
-          <w:bCs/>
-        </w:rPr>
-        <w:t xml:space="preserve">回归 Kempe 的工具</w:t>
-      </w:r>
-      <w:r>
-        <w:t xml:space="preserve">（Kempe 链）</w:t>
-      </w:r>
-      <w:r>
-        <w:t xml:space="preserve"> </w:t>
-      </w:r>
-      <w:r>
-        <w:t xml:space="preserve">-</w:t>
-      </w:r>
-      <w:r>
-        <w:t xml:space="preserve"> </w:t>
-      </w:r>
-      <w:r>
-        <w:rPr>
-          <w:b/>
-          <w:bCs/>
-        </w:rPr>
-        <w:t xml:space="preserve">融合 Appel-Haken 的思想</w:t>
-      </w:r>
-      <w:r>
-        <w:t xml:space="preserve">（规约的通用框架）</w:t>
-      </w:r>
-      <w:r>
-        <w:t xml:space="preserve"> </w:t>
-      </w:r>
-      <w:r>
-        <w:t xml:space="preserve">-</w:t>
-      </w:r>
-      <w:r>
-        <w:t xml:space="preserve"> </w:t>
-      </w:r>
-      <w:r>
-        <w:rPr>
-          <w:b/>
-          <w:bCs/>
-        </w:rPr>
-        <w:t xml:space="preserve">引入新的概念</w:t>
-      </w:r>
-      <w:r>
-        <w:t xml:space="preserve">（GLFHO 与对称拼接）</w:t>
-      </w:r>
-      <w:r>
-        <w:t xml:space="preserve"> </w:t>
-      </w:r>
-      <w:r>
-        <w:t xml:space="preserve">-</w:t>
-      </w:r>
-      <w:r>
-        <w:t xml:space="preserve"> </w:t>
-      </w:r>
-      <w:r>
-        <w:rPr>
-          <w:b/>
-          <w:bCs/>
-        </w:rPr>
-        <w:t xml:space="preserve">目标</w:t>
-      </w:r>
-      <w:r>
-        <w:t xml:space="preserve">：寻求一个不依赖计算机穷举的证明路径</w:t>
-      </w:r>
-    </w:p>
-    <w:bookmarkEnd w:id="89"/>
-    <w:bookmarkEnd w:id="90"/>
-    <w:bookmarkStart w:id="94" w:name="开放问题与未来方向"/>
-    <w:p>
-      <w:pPr>
-        <w:pStyle w:val="Heading2"/>
-      </w:pPr>
-      <w:r>
-        <w:t xml:space="preserve">5.5　开放问题与未来方向</w:t>
-      </w:r>
-    </w:p>
-    <w:bookmarkStart w:id="91" w:name="形式化验证"/>
-    <w:p>
-      <w:pPr>
-        <w:pStyle w:val="Heading3"/>
-      </w:pPr>
-      <w:r>
-        <w:t xml:space="preserve">形式化验证</w:t>
-      </w:r>
-    </w:p>
-    <w:p>
-      <w:pPr>
-        <w:pStyle w:val="FirstParagraph"/>
-      </w:pPr>
-      <w:r>
-        <w:t xml:space="preserve">定理一（GLFHO 的唯一性）是整个证明的核心。本文已给出各子情形（C1、C2a、C2b、C3）的完整论证，但将这些论证转化为机器可检验的形式化证明（如 Lean 4 或 Coq）仍是重要的后续工作。</w:t>
-      </w:r>
-    </w:p>
-    <w:bookmarkEnd w:id="91"/>
-    <w:bookmarkStart w:id="92" w:name="计算机辅助验证"/>
-    <w:p>
-      <w:pPr>
-        <w:pStyle w:val="Heading3"/>
-      </w:pPr>
-      <w:r>
-        <w:t xml:space="preserve">计算机辅助验证</w:t>
-      </w:r>
-    </w:p>
-    <w:p>
-      <w:pPr>
-        <w:pStyle w:val="FirstParagraph"/>
-      </w:pPr>
-      <w:r>
-        <w:t xml:space="preserve">虽然本方法不依赖计算机穷举，但借助计算机进行某些关键步骤的验证（如定理一各情形的穷举检验）仍是有益的。</w:t>
-      </w:r>
-    </w:p>
-    <w:bookmarkEnd w:id="92"/>
-    <w:bookmarkStart w:id="93" w:name="推广与应用"/>
-    <w:p>
-      <w:pPr>
-        <w:pStyle w:val="Heading3"/>
-      </w:pPr>
-      <w:r>
-        <w:t xml:space="preserve">推广与应用</w:t>
-      </w:r>
-    </w:p>
-    <w:p>
-      <w:pPr>
-        <w:pStyle w:val="Compact"/>
-        <w:numPr>
-          <w:ilvl w:val="0"/>
-          <w:numId w:val="1021"/>
-        </w:numPr>
-      </w:pPr>
-      <w:r>
-        <w:t xml:space="preserve">本方法的思想是否能推广到其他图论问题？</w:t>
-      </w:r>
-    </w:p>
-    <w:p>
-      <w:pPr>
-        <w:pStyle w:val="Compact"/>
-        <w:numPr>
-          <w:ilvl w:val="0"/>
-          <w:numId w:val="1021"/>
-        </w:numPr>
-      </w:pPr>
-      <w:r>
-        <w:t xml:space="preserve">GLFHO 的概念是否能在其他色数问题中应用？</w:t>
-      </w:r>
-    </w:p>
-    <w:p>
-      <w:pPr>
-        <w:pStyle w:val="Compact"/>
-        <w:numPr>
-          <w:ilvl w:val="0"/>
-          <w:numId w:val="1021"/>
-        </w:numPr>
-      </w:pPr>
-      <w:r>
-        <w:t xml:space="preserve">对称拼接的方法论是否有更广泛的应用？</w:t>
-      </w:r>
-    </w:p>
-    <w:bookmarkEnd w:id="93"/>
-    <w:bookmarkEnd w:id="94"/>
-    <w:bookmarkEnd w:id="95"/>
     <w:sectPr/>
   </w:body>
 </w:document>
@@ -5572,7 +4678,34 @@
     <w:abstractNumId w:val="991"/>
   </w:num>
   <w:num w:numId="1002">
-    <w:abstractNumId w:val="991"/>
+    <w:abstractNumId w:val="99411"/>
+    <w:lvlOverride w:ilvl="0">
+      <w:startOverride w:val="1"/>
+    </w:lvlOverride>
+    <w:lvlOverride w:ilvl="1">
+      <w:startOverride w:val="1"/>
+    </w:lvlOverride>
+    <w:lvlOverride w:ilvl="2">
+      <w:startOverride w:val="1"/>
+    </w:lvlOverride>
+    <w:lvlOverride w:ilvl="3">
+      <w:startOverride w:val="1"/>
+    </w:lvlOverride>
+    <w:lvlOverride w:ilvl="4">
+      <w:startOverride w:val="1"/>
+    </w:lvlOverride>
+    <w:lvlOverride w:ilvl="5">
+      <w:startOverride w:val="1"/>
+    </w:lvlOverride>
+    <w:lvlOverride w:ilvl="6">
+      <w:startOverride w:val="1"/>
+    </w:lvlOverride>
+    <w:lvlOverride w:ilvl="7">
+      <w:startOverride w:val="1"/>
+    </w:lvlOverride>
+    <w:lvlOverride w:ilvl="8">
+      <w:startOverride w:val="1"/>
+    </w:lvlOverride>
   </w:num>
   <w:num w:numId="1003">
     <w:abstractNumId w:val="99411"/>
@@ -5635,34 +4768,7 @@
     </w:lvlOverride>
   </w:num>
   <w:num w:numId="1005">
-    <w:abstractNumId w:val="99411"/>
-    <w:lvlOverride w:ilvl="0">
-      <w:startOverride w:val="1"/>
-    </w:lvlOverride>
-    <w:lvlOverride w:ilvl="1">
-      <w:startOverride w:val="1"/>
-    </w:lvlOverride>
-    <w:lvlOverride w:ilvl="2">
-      <w:startOverride w:val="1"/>
-    </w:lvlOverride>
-    <w:lvlOverride w:ilvl="3">
-      <w:startOverride w:val="1"/>
-    </w:lvlOverride>
-    <w:lvlOverride w:ilvl="4">
-      <w:startOverride w:val="1"/>
-    </w:lvlOverride>
-    <w:lvlOverride w:ilvl="5">
-      <w:startOverride w:val="1"/>
-    </w:lvlOverride>
-    <w:lvlOverride w:ilvl="6">
-      <w:startOverride w:val="1"/>
-    </w:lvlOverride>
-    <w:lvlOverride w:ilvl="7">
-      <w:startOverride w:val="1"/>
-    </w:lvlOverride>
-    <w:lvlOverride w:ilvl="8">
-      <w:startOverride w:val="1"/>
-    </w:lvlOverride>
+    <w:abstractNumId w:val="991"/>
   </w:num>
   <w:num w:numId="1006">
     <w:abstractNumId w:val="991"/>
@@ -5674,10 +4780,64 @@
     <w:abstractNumId w:val="991"/>
   </w:num>
   <w:num w:numId="1009">
-    <w:abstractNumId w:val="991"/>
+    <w:abstractNumId w:val="99411"/>
+    <w:lvlOverride w:ilvl="0">
+      <w:startOverride w:val="1"/>
+    </w:lvlOverride>
+    <w:lvlOverride w:ilvl="1">
+      <w:startOverride w:val="1"/>
+    </w:lvlOverride>
+    <w:lvlOverride w:ilvl="2">
+      <w:startOverride w:val="1"/>
+    </w:lvlOverride>
+    <w:lvlOverride w:ilvl="3">
+      <w:startOverride w:val="1"/>
+    </w:lvlOverride>
+    <w:lvlOverride w:ilvl="4">
+      <w:startOverride w:val="1"/>
+    </w:lvlOverride>
+    <w:lvlOverride w:ilvl="5">
+      <w:startOverride w:val="1"/>
+    </w:lvlOverride>
+    <w:lvlOverride w:ilvl="6">
+      <w:startOverride w:val="1"/>
+    </w:lvlOverride>
+    <w:lvlOverride w:ilvl="7">
+      <w:startOverride w:val="1"/>
+    </w:lvlOverride>
+    <w:lvlOverride w:ilvl="8">
+      <w:startOverride w:val="1"/>
+    </w:lvlOverride>
   </w:num>
   <w:num w:numId="1010">
-    <w:abstractNumId w:val="991"/>
+    <w:abstractNumId w:val="99411"/>
+    <w:lvlOverride w:ilvl="0">
+      <w:startOverride w:val="1"/>
+    </w:lvlOverride>
+    <w:lvlOverride w:ilvl="1">
+      <w:startOverride w:val="1"/>
+    </w:lvlOverride>
+    <w:lvlOverride w:ilvl="2">
+      <w:startOverride w:val="1"/>
+    </w:lvlOverride>
+    <w:lvlOverride w:ilvl="3">
+      <w:startOverride w:val="1"/>
+    </w:lvlOverride>
+    <w:lvlOverride w:ilvl="4">
+      <w:startOverride w:val="1"/>
+    </w:lvlOverride>
+    <w:lvlOverride w:ilvl="5">
+      <w:startOverride w:val="1"/>
+    </w:lvlOverride>
+    <w:lvlOverride w:ilvl="6">
+      <w:startOverride w:val="1"/>
+    </w:lvlOverride>
+    <w:lvlOverride w:ilvl="7">
+      <w:startOverride w:val="1"/>
+    </w:lvlOverride>
+    <w:lvlOverride w:ilvl="8">
+      <w:startOverride w:val="1"/>
+    </w:lvlOverride>
   </w:num>
   <w:num w:numId="1011">
     <w:abstractNumId w:val="991"/>
@@ -5809,69 +4969,6 @@
     <w:abstractNumId w:val="991"/>
   </w:num>
   <w:num w:numId="1018">
-    <w:abstractNumId w:val="99411"/>
-    <w:lvlOverride w:ilvl="0">
-      <w:startOverride w:val="1"/>
-    </w:lvlOverride>
-    <w:lvlOverride w:ilvl="1">
-      <w:startOverride w:val="1"/>
-    </w:lvlOverride>
-    <w:lvlOverride w:ilvl="2">
-      <w:startOverride w:val="1"/>
-    </w:lvlOverride>
-    <w:lvlOverride w:ilvl="3">
-      <w:startOverride w:val="1"/>
-    </w:lvlOverride>
-    <w:lvlOverride w:ilvl="4">
-      <w:startOverride w:val="1"/>
-    </w:lvlOverride>
-    <w:lvlOverride w:ilvl="5">
-      <w:startOverride w:val="1"/>
-    </w:lvlOverride>
-    <w:lvlOverride w:ilvl="6">
-      <w:startOverride w:val="1"/>
-    </w:lvlOverride>
-    <w:lvlOverride w:ilvl="7">
-      <w:startOverride w:val="1"/>
-    </w:lvlOverride>
-    <w:lvlOverride w:ilvl="8">
-      <w:startOverride w:val="1"/>
-    </w:lvlOverride>
-  </w:num>
-  <w:num w:numId="1019">
-    <w:abstractNumId w:val="99411"/>
-    <w:lvlOverride w:ilvl="0">
-      <w:startOverride w:val="1"/>
-    </w:lvlOverride>
-    <w:lvlOverride w:ilvl="1">
-      <w:startOverride w:val="1"/>
-    </w:lvlOverride>
-    <w:lvlOverride w:ilvl="2">
-      <w:startOverride w:val="1"/>
-    </w:lvlOverride>
-    <w:lvlOverride w:ilvl="3">
-      <w:startOverride w:val="1"/>
-    </w:lvlOverride>
-    <w:lvlOverride w:ilvl="4">
-      <w:startOverride w:val="1"/>
-    </w:lvlOverride>
-    <w:lvlOverride w:ilvl="5">
-      <w:startOverride w:val="1"/>
-    </w:lvlOverride>
-    <w:lvlOverride w:ilvl="6">
-      <w:startOverride w:val="1"/>
-    </w:lvlOverride>
-    <w:lvlOverride w:ilvl="7">
-      <w:startOverride w:val="1"/>
-    </w:lvlOverride>
-    <w:lvlOverride w:ilvl="8">
-      <w:startOverride w:val="1"/>
-    </w:lvlOverride>
-  </w:num>
-  <w:num w:numId="1020">
-    <w:abstractNumId w:val="991"/>
-  </w:num>
-  <w:num w:numId="1021">
     <w:abstractNumId w:val="991"/>
   </w:num>
 </w:numbering>

--- a/Kempe-Obstruction-Theory.docx
+++ b/Kempe-Obstruction-Theory.docx
@@ -28,102 +28,16 @@
         </w:p>
       </w:sdtContent>
     </w:sdt>
-    <w:bookmarkStart w:id="27" w:name="平面图着色中的-kempe-障碍传播研究"/>
-    <w:p>
-      <w:pPr>
-        <w:pStyle w:val="Heading1"/>
-      </w:pPr>
-      <w:r>
-        <w:t xml:space="preserve">平面图着色中的 Kempe 障碍传播研究</w:t>
-      </w:r>
-    </w:p>
-    <w:bookmarkStart w:id="20" w:name="两定理路径的四色定理完整证明"/>
+    <w:bookmarkStart w:id="21" w:name="摘要-abstract"/>
     <w:p>
       <w:pPr>
         <w:pStyle w:val="Heading2"/>
       </w:pPr>
       <w:r>
-        <w:t xml:space="preserve">两定理路径的四色定理完整证明</w:t>
-      </w:r>
-    </w:p>
-    <w:p>
-      <w:pPr>
-        <w:pStyle w:val="FirstParagraph"/>
-      </w:pPr>
-      <w:r>
-        <w:rPr>
-          <w:b/>
-          <w:bCs/>
-        </w:rPr>
-        <w:t xml:space="preserve">Kempe Obstruction Dynamics in Planar Graph Coloring</w:t>
-      </w:r>
-    </w:p>
-    <w:p>
-      <w:r>
-        <w:pict>
-          <v:rect style="width:0;height:1.5pt" o:hralign="center" o:hrstd="t" o:hr="t"/>
-        </w:pict>
-      </w:r>
-    </w:p>
-    <w:p>
-      <w:pPr>
-        <w:pStyle w:val="FirstParagraph"/>
-      </w:pPr>
-      <w:r>
-        <w:rPr>
-          <w:b/>
-          <w:bCs/>
-        </w:rPr>
-        <w:t xml:space="preserve">作者</w:t>
-      </w:r>
-      <w:r>
-        <w:t xml:space="preserve">：方寸山</w:t>
-      </w:r>
-      <w:r>
-        <w:br/>
-      </w:r>
-      <w:r>
-        <w:rPr>
-          <w:b/>
-          <w:bCs/>
-        </w:rPr>
-        <w:t xml:space="preserve">版本</w:t>
-      </w:r>
-      <w:r>
-        <w:t xml:space="preserve">：v0.3</w:t>
-      </w:r>
-      <w:r>
-        <w:br/>
-      </w:r>
-      <w:r>
-        <w:rPr>
-          <w:b/>
-          <w:bCs/>
-        </w:rPr>
-        <w:t xml:space="preserve">更新日期</w:t>
-      </w:r>
-      <w:r>
-        <w:t xml:space="preserve">：2026年5月28日</w:t>
-      </w:r>
-    </w:p>
-    <w:p>
-      <w:r>
-        <w:pict>
-          <v:rect style="width:0;height:1.5pt" o:hralign="center" o:hrstd="t" o:hr="t"/>
-        </w:pict>
-      </w:r>
-    </w:p>
-    <w:bookmarkEnd w:id="20"/>
-    <w:bookmarkStart w:id="22" w:name="摘要-abstract"/>
-    <w:p>
-      <w:pPr>
-        <w:pStyle w:val="Heading2"/>
-      </w:pPr>
-      <w:r>
         <w:t xml:space="preserve">摘要 / Abstract</w:t>
       </w:r>
     </w:p>
-    <w:bookmarkStart w:id="21" w:name="中文摘要"/>
+    <w:bookmarkStart w:id="20" w:name="中文摘要"/>
     <w:p>
       <w:pPr>
         <w:pStyle w:val="Heading3"/>
@@ -225,9 +139,9 @@
         <w:t xml:space="preserve">四色定理；平面图着色；Kempe 链；局部四色困难子图（GLFHO）；极小5-色图；图论</w:t>
       </w:r>
     </w:p>
+    <w:bookmarkEnd w:id="20"/>
     <w:bookmarkEnd w:id="21"/>
-    <w:bookmarkEnd w:id="22"/>
-    <w:bookmarkStart w:id="26" w:name="引-言"/>
+    <w:bookmarkStart w:id="25" w:name="引-言"/>
     <w:p>
       <w:pPr>
         <w:pStyle w:val="Heading2"/>
@@ -252,7 +166,7 @@
         <w:t xml:space="preserve">本文沿”两定理”路径建立四色定理的完整证明。核心思路是：若平面图中存在一个”局部四色困难子图”（即某区域使得染色困难的局部结构），则通过合理的变换操作，这个困难结构可以被”消除”，从而四色着色总是可以实现的。</w:t>
       </w:r>
     </w:p>
-    <w:bookmarkStart w:id="23" w:name="证明路径的两大支柱"/>
+    <w:bookmarkStart w:id="22" w:name="证明路径的两大支柱"/>
     <w:p>
       <w:pPr>
         <w:pStyle w:val="Heading3"/>
@@ -311,8 +225,8 @@
         <w:t xml:space="preserve">若某5-度顶点邻域为局部四色困难子图，则该困难结构可以通过对称拼接操作”转移”到图中另一个5-度顶点邻域，使原位置不再困难。</w:t>
       </w:r>
     </w:p>
-    <w:bookmarkEnd w:id="23"/>
-    <w:bookmarkStart w:id="24" w:name="核心消解机制"/>
+    <w:bookmarkEnd w:id="22"/>
+    <w:bookmarkStart w:id="23" w:name="核心消解机制"/>
     <w:p>
       <w:pPr>
         <w:pStyle w:val="Heading3"/>
@@ -375,106 +289,318 @@
         <w:t xml:space="preserve">：从 G - {v} 的4-着色扩展到 G 的4-着色。由于 v 是5-度顶点（5个邻居使用至多4种颜色），需对 v 的邻域进行 Kempe 链分析以完成扩展。</w:t>
       </w:r>
     </w:p>
+    <w:bookmarkEnd w:id="23"/>
+    <w:bookmarkStart w:id="24" w:name="关于本文的状态"/>
+    <w:p>
+      <w:pPr>
+        <w:pStyle w:val="Heading3"/>
+      </w:pPr>
+      <w:r>
+        <w:t xml:space="preserve">关于本文的状态</w:t>
+      </w:r>
+    </w:p>
+    <w:p>
+      <w:pPr>
+        <w:pStyle w:val="FirstParagraph"/>
+      </w:pPr>
+      <w:r>
+        <w:t xml:space="preserve">本文给出四色定理的一条完整证明路径。核心论证——定理一中 C2b、C3 情形的严格排除以及定理二的对称拼接构造——均已在正文中详细展开。作者欢迎同行评议与形式化验证，也欢迎对证明中任何步骤的质疑与改进建议。</w:t>
+      </w:r>
+    </w:p>
     <w:bookmarkEnd w:id="24"/>
-    <w:bookmarkStart w:id="25" w:name="关于本文的状态"/>
+    <w:bookmarkEnd w:id="25"/>
+    <w:bookmarkStart w:id="47" w:name="第一节-基本概念与定义"/>
+    <w:p>
+      <w:pPr>
+        <w:pStyle w:val="Heading1"/>
+      </w:pPr>
+      <w:r>
+        <w:t xml:space="preserve">第一节　基本概念与定义</w:t>
+      </w:r>
+    </w:p>
+    <w:bookmarkStart w:id="28" w:name="平面图与地图着色"/>
+    <w:p>
+      <w:pPr>
+        <w:pStyle w:val="Heading2"/>
+      </w:pPr>
+      <w:r>
+        <w:t xml:space="preserve">1.1　平面图与地图着色</w:t>
+      </w:r>
+    </w:p>
+    <w:p>
+      <w:pPr>
+        <w:pStyle w:val="FirstParagraph"/>
+      </w:pPr>
+      <w:r>
+        <w:t xml:space="preserve">我们关心的对象是</w:t>
+      </w:r>
+      <w:r>
+        <w:rPr>
+          <w:b/>
+          <w:bCs/>
+        </w:rPr>
+        <w:t xml:space="preserve">简单平面图</w:t>
+      </w:r>
+      <w:r>
+        <w:t xml:space="preserve">——可以画在平面上、边与边不交叉、任意两顶点间至多一条边的图。直观上，一张”地图”对应一个球面图：将封闭球面划分为若干区域，每个区域是一个”面”，相邻区域之间有公共边界。</w:t>
+      </w:r>
+    </w:p>
+    <w:bookmarkStart w:id="26" w:name="球面图的重要性"/>
     <w:p>
       <w:pPr>
         <w:pStyle w:val="Heading3"/>
       </w:pPr>
       <w:r>
-        <w:t xml:space="preserve">关于本文的状态</w:t>
-      </w:r>
-    </w:p>
-    <w:p>
-      <w:pPr>
-        <w:pStyle w:val="FirstParagraph"/>
-      </w:pPr>
-      <w:r>
-        <w:t xml:space="preserve">本文给出四色定理的一条完整证明路径。核心论证——定理一中 C2b、C3 情形的严格排除以及定理二的对称拼接构造——均已在正文中详细展开。作者欢迎同行评议与形式化验证，也欢迎对证明中任何步骤的质疑与改进建议。</w:t>
-      </w:r>
-    </w:p>
-    <w:bookmarkEnd w:id="25"/>
+        <w:t xml:space="preserve">球面图的重要性</w:t>
+      </w:r>
+    </w:p>
+    <w:p>
+      <w:pPr>
+        <w:pStyle w:val="FirstParagraph"/>
+      </w:pPr>
+      <w:r>
+        <w:t xml:space="preserve">特别注意：本文中的”地图”</w:t>
+      </w:r>
+      <w:r>
+        <w:rPr>
+          <w:b/>
+          <w:bCs/>
+        </w:rPr>
+        <w:t xml:space="preserve">等价于封闭球面上的图划分，不存在无界的外围空白区域</w:t>
+      </w:r>
+      <w:r>
+        <w:t xml:space="preserve">。通常在纸面上绘制平面图时，看似存在”外围空白面”，但在球面图意义下它同样是一个有界面，须与其他面一同参与着色。平面图与球面图在四色定理意义下完全等价（可通过球极投影相互转化）。</w:t>
+      </w:r>
+    </w:p>
     <w:bookmarkEnd w:id="26"/>
+    <w:bookmarkStart w:id="27" w:name="正常着色的定义"/>
+    <w:p>
+      <w:pPr>
+        <w:pStyle w:val="Heading3"/>
+      </w:pPr>
+      <w:r>
+        <w:t xml:space="preserve">正常着色的定义</w:t>
+      </w:r>
+    </w:p>
+    <w:p>
+      <w:pPr>
+        <w:pStyle w:val="FirstParagraph"/>
+      </w:pPr>
+      <w:r>
+        <w:t xml:space="preserve">所谓”正常着色”，是指给每个顶点（代表区域）分配一种颜色，使得相邻顶点（共享边界的区域）颜色不同。四色定理断言：任何简单平面图均可以用不超过四种颜色正常着色。</w:t>
+      </w:r>
+    </w:p>
+    <w:p>
+      <w:pPr>
+        <w:pStyle w:val="BlockText"/>
+      </w:pPr>
+      <w:r>
+        <w:rPr>
+          <w:b/>
+          <w:bCs/>
+        </w:rPr>
+        <w:t xml:space="preserve">定义 1.1（正常k-着色）</w:t>
+      </w:r>
+    </w:p>
+    <w:p>
+      <w:pPr>
+        <w:pStyle w:val="BlockText"/>
+      </w:pPr>
+      <w:r>
+        <w:t xml:space="preserve">设 G 是简单平面图，一个映射 φ: V(G) → {1,2,…,k} 称为 G 的正常k-着色，</w:t>
+      </w:r>
+      <w:r>
+        <w:t xml:space="preserve"> </w:t>
+      </w:r>
+      <w:r>
+        <w:t xml:space="preserve">若对 G 中每条边 uv，均有 φ(u) ≠ φ(v)。</w:t>
+      </w:r>
+    </w:p>
+    <w:p>
+      <w:pPr>
+        <w:pStyle w:val="BlockText"/>
+      </w:pPr>
+      <w:r>
+        <w:t xml:space="preserve">G 的</w:t>
+      </w:r>
+      <w:r>
+        <w:rPr>
+          <w:b/>
+          <w:bCs/>
+        </w:rPr>
+        <w:t xml:space="preserve">色数</w:t>
+      </w:r>
+      <w:r>
+        <w:t xml:space="preserve"> </w:t>
+      </w:r>
+      <w:r>
+        <w:t xml:space="preserve">χ(G) 是使 G 有正常k-着色的最小 k 值。</w:t>
+      </w:r>
+    </w:p>
+    <w:p>
+      <w:pPr>
+        <w:pStyle w:val="BlockText"/>
+      </w:pPr>
+      <w:r>
+        <w:rPr>
+          <w:b/>
+          <w:bCs/>
+        </w:rPr>
+        <w:t xml:space="preserve">四色定理</w:t>
+      </w:r>
+      <w:r>
+        <w:t xml:space="preserve">：对任意简单平面图 G，χ(G) ≤ 4。</w:t>
+      </w:r>
+    </w:p>
     <w:bookmarkEnd w:id="27"/>
-    <w:bookmarkStart w:id="49" w:name="第一节-基本概念与定义"/>
-    <w:p>
-      <w:pPr>
-        <w:pStyle w:val="Heading1"/>
-      </w:pPr>
-      <w:r>
-        <w:t xml:space="preserve">第一节　基本概念与定义</w:t>
-      </w:r>
-    </w:p>
-    <w:bookmarkStart w:id="30" w:name="平面图与地图着色"/>
+    <w:bookmarkEnd w:id="28"/>
+    <w:bookmarkStart w:id="31" w:name="kempe-链染色分析的核心工具"/>
     <w:p>
       <w:pPr>
         <w:pStyle w:val="Heading2"/>
       </w:pPr>
       <w:r>
-        <w:t xml:space="preserve">1.1　平面图与地图着色</w:t>
-      </w:r>
-    </w:p>
-    <w:p>
-      <w:pPr>
-        <w:pStyle w:val="FirstParagraph"/>
-      </w:pPr>
-      <w:r>
-        <w:t xml:space="preserve">我们关心的对象是</w:t>
-      </w:r>
-      <w:r>
-        <w:rPr>
-          <w:b/>
-          <w:bCs/>
-        </w:rPr>
-        <w:t xml:space="preserve">简单平面图</w:t>
-      </w:r>
-      <w:r>
-        <w:t xml:space="preserve">——可以画在平面上、边与边不交叉、任意两顶点间至多一条边的图。直观上，一张”地图”对应一个球面图：将封闭球面划分为若干区域，每个区域是一个”面”，相邻区域之间有公共边界。</w:t>
-      </w:r>
-    </w:p>
-    <w:bookmarkStart w:id="28" w:name="球面图的重要性"/>
+        <w:t xml:space="preserve">1.2　Kempe 链：染色分析的核心工具</w:t>
+      </w:r>
+    </w:p>
+    <w:p>
+      <w:pPr>
+        <w:pStyle w:val="FirstParagraph"/>
+      </w:pPr>
+      <w:r>
+        <w:t xml:space="preserve">Kempe链是分析图着色问题的最基本工具，由Kempe于1879年引入。理解Kempe链是理解本文所有证明的关键。</w:t>
+      </w:r>
+    </w:p>
+    <w:p>
+      <w:pPr>
+        <w:pStyle w:val="BlockText"/>
+      </w:pPr>
+      <w:r>
+        <w:rPr>
+          <w:b/>
+          <w:bCs/>
+        </w:rPr>
+        <w:t xml:space="preserve">定义 1.2（Kempe 链）</w:t>
+      </w:r>
+    </w:p>
+    <w:p>
+      <w:pPr>
+        <w:pStyle w:val="BlockText"/>
+      </w:pPr>
+      <w:r>
+        <w:t xml:space="preserve">设 G 有正常5-着色 φ，颜色集合为 {1,2,3,4,5}。</w:t>
+      </w:r>
+    </w:p>
+    <w:p>
+      <w:pPr>
+        <w:pStyle w:val="BlockText"/>
+      </w:pPr>
+      <w:r>
+        <w:t xml:space="preserve">对两种颜色 a,b（a ≠ b），考虑图中所有颜色为 a 或 b 的顶点所构成的子图。</w:t>
+      </w:r>
+      <w:r>
+        <w:t xml:space="preserve"> </w:t>
+      </w:r>
+      <w:r>
+        <w:t xml:space="preserve">这个子图的每个连通分量，称为一条</w:t>
+      </w:r>
+      <w:r>
+        <w:t xml:space="preserve"> </w:t>
+      </w:r>
+      <w:r>
+        <w:rPr>
+          <w:b/>
+          <w:bCs/>
+        </w:rPr>
+        <w:t xml:space="preserve">(a,b)-Kempe 链</w:t>
+      </w:r>
+      <w:r>
+        <w:t xml:space="preserve">，记作 K_{ab}(v) 表示含顶点 v 的那条链。</w:t>
+      </w:r>
+    </w:p>
+    <w:p>
+      <w:pPr>
+        <w:pStyle w:val="BlockText"/>
+      </w:pPr>
+      <w:r>
+        <w:rPr>
+          <w:b/>
+          <w:bCs/>
+        </w:rPr>
+        <w:t xml:space="preserve">关键性质</w:t>
+      </w:r>
+      <w:r>
+        <w:t xml:space="preserve">：在一条 (a,b)-Kempe 链上交换颜色 a 和 b，</w:t>
+      </w:r>
+      <w:r>
+        <w:t xml:space="preserve"> </w:t>
+      </w:r>
+      <w:r>
+        <w:t xml:space="preserve">得到的仍然是 G 的正常着色（不影响链以外的顶点，也不产生颜色冲突）。</w:t>
+      </w:r>
+    </w:p>
+    <w:bookmarkStart w:id="29" w:name="直观理解"/>
     <w:p>
       <w:pPr>
         <w:pStyle w:val="Heading3"/>
       </w:pPr>
       <w:r>
-        <w:t xml:space="preserve">球面图的重要性</w:t>
-      </w:r>
-    </w:p>
-    <w:p>
-      <w:pPr>
-        <w:pStyle w:val="FirstParagraph"/>
-      </w:pPr>
-      <w:r>
-        <w:t xml:space="preserve">特别注意：本文中的”地图”</w:t>
-      </w:r>
-      <w:r>
-        <w:rPr>
-          <w:b/>
-          <w:bCs/>
-        </w:rPr>
-        <w:t xml:space="preserve">等价于封闭球面上的图划分，不存在无界的外围空白区域</w:t>
-      </w:r>
-      <w:r>
-        <w:t xml:space="preserve">。通常在纸面上绘制平面图时，看似存在”外围空白面”，但在球面图意义下它同样是一个有界面，须与其他面一同参与着色。平面图与球面图在四色定理意义下完全等价（可通过球极投影相互转化）。</w:t>
-      </w:r>
-    </w:p>
-    <w:bookmarkEnd w:id="28"/>
-    <w:bookmarkStart w:id="29" w:name="正常着色的定义"/>
+        <w:t xml:space="preserve">直观理解</w:t>
+      </w:r>
+    </w:p>
+    <w:p>
+      <w:pPr>
+        <w:pStyle w:val="FirstParagraph"/>
+      </w:pPr>
+      <w:r>
+        <w:t xml:space="preserve">直观上，Kempe链就是”颜色 a 和颜色 b 相互纠缠的区域”。若两个顶点在同一条 (a,b)-Kempe 链上，交换颜色 a 和 b 会同时影响它们，无法只改变其中一个的颜色。</w:t>
+      </w:r>
+    </w:p>
+    <w:bookmarkEnd w:id="29"/>
+    <w:bookmarkStart w:id="30" w:name="kempe链交换的应用"/>
     <w:p>
       <w:pPr>
         <w:pStyle w:val="Heading3"/>
       </w:pPr>
       <w:r>
-        <w:t xml:space="preserve">正常着色的定义</w:t>
-      </w:r>
-    </w:p>
-    <w:p>
-      <w:pPr>
-        <w:pStyle w:val="FirstParagraph"/>
-      </w:pPr>
-      <w:r>
-        <w:t xml:space="preserve">所谓”正常着色”，是指给每个顶点（代表区域）分配一种颜色，使得相邻顶点（共享边界的区域）颜色不同。四色定理断言：任何简单平面图均可以用不超过四种颜色正常着色。</w:t>
+        <w:t xml:space="preserve">Kempe链交换的应用</w:t>
+      </w:r>
+    </w:p>
+    <w:p>
+      <w:pPr>
+        <w:pStyle w:val="FirstParagraph"/>
+      </w:pPr>
+      <w:r>
+        <w:t xml:space="preserve">这个看似简单的性质是五色定理和四色定理证明的基石。许多着色困难可以通过 Kempe 链交换来解决——除了那些特殊的情况，其中两条或多条 Kempe 链形成复杂的拓扑结构，使得交换操作受阻。这些特殊情况正是本文所要研究的”局部四色困难子图（GLFHO）“。</w:t>
+      </w:r>
+    </w:p>
+    <w:bookmarkEnd w:id="30"/>
+    <w:bookmarkEnd w:id="31"/>
+    <w:bookmarkStart w:id="33" w:name="局部四色困难子图glfho"/>
+    <w:p>
+      <w:pPr>
+        <w:pStyle w:val="Heading2"/>
+      </w:pPr>
+      <w:r>
+        <w:t xml:space="preserve">1.3　局部四色困难子图（GLFHO）</w:t>
+      </w:r>
+    </w:p>
+    <w:p>
+      <w:pPr>
+        <w:pStyle w:val="FirstParagraph"/>
+      </w:pPr>
+      <w:r>
+        <w:t xml:space="preserve">在尝试用4种颜色对平面图着色时，有时会遇到”困难”——即使整体图可以用5种颜色着色，某个局部区域的结构使得4种颜色不够用。我们把这种”困难区域”称为</w:t>
+      </w:r>
+      <w:r>
+        <w:rPr>
+          <w:b/>
+          <w:bCs/>
+        </w:rPr>
+        <w:t xml:space="preserve">局部四色困难子图</w:t>
+      </w:r>
+      <w:r>
+        <w:t xml:space="preserve">（Generalized Local Four-color Hardness Obstacle，GLFHO）。</w:t>
       </w:r>
     </w:p>
     <w:p>
@@ -486,7 +612,7 @@
           <w:b/>
           <w:bCs/>
         </w:rPr>
-        <w:t xml:space="preserve">定义 1.1（正常k-着色）</w:t>
+        <w:t xml:space="preserve">定义 1.3（局部四色困难子图，GLFHO）</w:t>
       </w:r>
     </w:p>
     <w:p>
@@ -494,13 +620,13 @@
         <w:pStyle w:val="BlockText"/>
       </w:pPr>
       <w:r>
-        <w:t xml:space="preserve">设 G 是简单平面图，一个映射 φ: V(G) → {1,2,…,k} 称为 G 的正常k-着色，</w:t>
-      </w:r>
-      <w:r>
-        <w:t xml:space="preserve"> </w:t>
-      </w:r>
-      <w:r>
-        <w:t xml:space="preserve">若对 G 中每条边 uv，均有 φ(u) ≠ φ(v)。</w:t>
+        <w:t xml:space="preserve">在简单平面图 G 的某个正常5-着色 φ 下，设 w 是一个 5-度顶点，φ(w)=e，</w:t>
+      </w:r>
+      <w:r>
+        <w:t xml:space="preserve"> </w:t>
+      </w:r>
+      <w:r>
+        <w:t xml:space="preserve">w 的五个邻居循环序为 v₁,v₂,v₃,v₄,v₅（在平面嵌入中按环绕顺序排列）。</w:t>
       </w:r>
     </w:p>
     <w:p>
@@ -508,20 +634,7 @@
         <w:pStyle w:val="BlockText"/>
       </w:pPr>
       <w:r>
-        <w:t xml:space="preserve">G 的</w:t>
-      </w:r>
-      <w:r>
-        <w:rPr>
-          <w:b/>
-          <w:bCs/>
-        </w:rPr>
-        <w:t xml:space="preserve">色数</w:t>
-      </w:r>
-      <w:r>
-        <w:t xml:space="preserve"> </w:t>
-      </w:r>
-      <w:r>
-        <w:t xml:space="preserve">χ(G) 是使 G 有正常k-着色的最小 k 值。</w:t>
+        <w:t xml:space="preserve">若存在两对颜色 {a,b}，{c,d}（满足 {a,b}∩{c,d}=∅，e∉{a,b,c,d}）以及：</w:t>
       </w:r>
     </w:p>
     <w:p>
@@ -533,29 +646,19 @@
           <w:b/>
           <w:bCs/>
         </w:rPr>
-        <w:t xml:space="preserve">四色定理</w:t>
-      </w:r>
-      <w:r>
-        <w:t xml:space="preserve">：对任意简单平面图 G，χ(G) ≤ 4。</w:t>
-      </w:r>
-    </w:p>
-    <w:bookmarkEnd w:id="29"/>
-    <w:bookmarkEnd w:id="30"/>
-    <w:bookmarkStart w:id="33" w:name="kempe-链染色分析的核心工具"/>
-    <w:p>
-      <w:pPr>
-        <w:pStyle w:val="Heading2"/>
-      </w:pPr>
-      <w:r>
-        <w:t xml:space="preserve">1.2　Kempe 链：染色分析的核心工具</w:t>
-      </w:r>
-    </w:p>
-    <w:p>
-      <w:pPr>
-        <w:pStyle w:val="FirstParagraph"/>
-      </w:pPr>
-      <w:r>
-        <w:t xml:space="preserve">Kempe链是分析图着色问题的最基本工具，由Kempe于1879年引入。理解Kempe链是理解本文所有证明的关键。</w:t>
+        <w:t xml:space="preserve">(i)</w:t>
+      </w:r>
+      <w:r>
+        <w:t xml:space="preserve"> </w:t>
+      </w:r>
+      <w:r>
+        <w:t xml:space="preserve">w 的五个邻居的颜色中包含 a,b,c,d 四种颜色（以及 a 或 b 之一出现两次），</w:t>
+      </w:r>
+      <w:r>
+        <w:t xml:space="preserve"> </w:t>
+      </w:r>
+      <w:r>
+        <w:t xml:space="preserve">设 x₁=v_i（颜色a）与 x₂=v_j（颜色b，i&lt;j）为 (a,b) 颜色对；</w:t>
       </w:r>
     </w:p>
     <w:p>
@@ -567,7 +670,19 @@
           <w:b/>
           <w:bCs/>
         </w:rPr>
-        <w:t xml:space="preserve">定义 1.2（Kempe 链）</w:t>
+        <w:t xml:space="preserve">(ii)</w:t>
+      </w:r>
+      <w:r>
+        <w:t xml:space="preserve"> </w:t>
+      </w:r>
+      <w:r>
+        <w:t xml:space="preserve">x₁ 与 x₂ 在图 G 中处于同一条 (a,b)-Kempe 链上，</w:t>
+      </w:r>
+      <w:r>
+        <w:t xml:space="preserve"> </w:t>
+      </w:r>
+      <w:r>
+        <w:t xml:space="preserve">设 P 是该链中连接 x₁ 到 x₂ 的路径（顶点颜色均属 {a,b}）；</w:t>
       </w:r>
     </w:p>
     <w:p>
@@ -575,7 +690,29 @@
         <w:pStyle w:val="BlockText"/>
       </w:pPr>
       <w:r>
-        <w:t xml:space="preserve">设 G 有正常5-着色 φ，颜色集合为 {1,2,3,4,5}。</w:t>
+        <w:rPr>
+          <w:b/>
+          <w:bCs/>
+        </w:rPr>
+        <w:t xml:space="preserve">(iii)</w:t>
+      </w:r>
+      <w:r>
+        <w:t xml:space="preserve"> </w:t>
+      </w:r>
+      <w:r>
+        <w:t xml:space="preserve">令 Q 为由 x₁ → w → x₂ 经过中心顶点 w（着色 e）构成的通路</w:t>
+      </w:r>
+      <w:r>
+        <w:t xml:space="preserve"> </w:t>
+      </w:r>
+      <w:r>
+        <w:t xml:space="preserve">（Q 的内部节点仅含 w，颜色为 e，Q 与 P 仅在 x₁,x₂ 处相交），</w:t>
+      </w:r>
+      <w:r>
+        <w:t xml:space="preserve"> </w:t>
+      </w:r>
+      <w:r>
+        <w:t xml:space="preserve">则 Γ = P ∪ Q 构成 Jordan 闭曲线，将平面分成内部和外部；</w:t>
       </w:r>
     </w:p>
     <w:p>
@@ -583,26 +720,29 @@
         <w:pStyle w:val="BlockText"/>
       </w:pPr>
       <w:r>
-        <w:t xml:space="preserve">对两种颜色 a,b（a ≠ b），考虑图中所有颜色为 a 或 b 的顶点所构成的子图。</w:t>
-      </w:r>
-      <w:r>
-        <w:t xml:space="preserve"> </w:t>
-      </w:r>
-      <w:r>
-        <w:t xml:space="preserve">这个子图的每个连通分量，称为一条</w:t>
-      </w:r>
-      <w:r>
-        <w:t xml:space="preserve"> </w:t>
-      </w:r>
-      <w:r>
-        <w:rPr>
-          <w:b/>
-          <w:bCs/>
-        </w:rPr>
-        <w:t xml:space="preserve">(a,b)-Kempe 链</w:t>
-      </w:r>
-      <w:r>
-        <w:t xml:space="preserve">，记作 K_{ab}(v) 表示含顶点 v 的那条链。</w:t>
+        <w:rPr>
+          <w:b/>
+          <w:bCs/>
+        </w:rPr>
+        <w:t xml:space="preserve">(iv)</w:t>
+      </w:r>
+      <w:r>
+        <w:t xml:space="preserve"> </w:t>
+      </w:r>
+      <w:r>
+        <w:t xml:space="preserve">w 的邻居中颜色 c 的顶点 y₁ 与颜色 d 的顶点 y₂ 被 Γ 分隔在两侧，</w:t>
+      </w:r>
+      <w:r>
+        <w:t xml:space="preserve"> </w:t>
+      </w:r>
+      <w:r>
+        <w:t xml:space="preserve">即 y₁ ∈ Int(Γ)，y₂ ∈ Ext(Γ)（或反之）；</w:t>
+      </w:r>
+      <w:r>
+        <w:t xml:space="preserve"> </w:t>
+      </w:r>
+      <w:r>
+        <w:t xml:space="preserve">则 K_{cd}(y₁) ≠ K_{cd}(y₂)（y₁ 与 y₂ 不在同一 (c,d)-Kempe 链中）。</w:t>
       </w:r>
     </w:p>
     <w:p>
@@ -610,84 +750,30 @@
         <w:pStyle w:val="BlockText"/>
       </w:pPr>
       <w:r>
-        <w:rPr>
-          <w:b/>
-          <w:bCs/>
-        </w:rPr>
-        <w:t xml:space="preserve">关键性质</w:t>
-      </w:r>
-      <w:r>
-        <w:t xml:space="preserve">：在一条 (a,b)-Kempe 链上交换颜色 a 和 b，</w:t>
-      </w:r>
-      <w:r>
-        <w:t xml:space="preserve"> </w:t>
-      </w:r>
-      <w:r>
-        <w:t xml:space="preserve">得到的仍然是 G 的正常着色（不影响链以外的顶点，也不产生颜色冲突）。</w:t>
-      </w:r>
-    </w:p>
-    <w:bookmarkStart w:id="31" w:name="直观理解"/>
-    <w:p>
-      <w:pPr>
-        <w:pStyle w:val="Heading3"/>
-      </w:pPr>
-      <w:r>
-        <w:t xml:space="preserve">直观理解</w:t>
-      </w:r>
-    </w:p>
-    <w:p>
-      <w:pPr>
-        <w:pStyle w:val="FirstParagraph"/>
-      </w:pPr>
-      <w:r>
-        <w:t xml:space="preserve">直观上，Kempe链就是”颜色 a 和颜色 b 相互纠缠的区域”。若两个顶点在同一条 (a,b)-Kempe 链上，交换颜色 a 和 b 会同时影响它们，无法只改变其中一个的颜色。</w:t>
-      </w:r>
-    </w:p>
-    <w:bookmarkEnd w:id="31"/>
-    <w:bookmarkStart w:id="32" w:name="kempe链交换的应用"/>
-    <w:p>
-      <w:pPr>
-        <w:pStyle w:val="Heading3"/>
-      </w:pPr>
-      <w:r>
-        <w:t xml:space="preserve">Kempe链交换的应用</w:t>
-      </w:r>
-    </w:p>
-    <w:p>
-      <w:pPr>
-        <w:pStyle w:val="FirstParagraph"/>
-      </w:pPr>
-      <w:r>
-        <w:t xml:space="preserve">这个看似简单的性质是五色定理和四色定理证明的基石。许多着色困难可以通过 Kempe 链交换来解决——除了那些特殊的情况，其中两条或多条 Kempe 链形成复杂的拓扑结构，使得交换操作受阻。这些特殊情况正是本文所要研究的”局部四色困难子图（GLFHO）“。</w:t>
-      </w:r>
-    </w:p>
-    <w:bookmarkEnd w:id="32"/>
-    <w:bookmarkEnd w:id="33"/>
-    <w:bookmarkStart w:id="35" w:name="局部四色困难子图glfho"/>
-    <w:p>
-      <w:pPr>
-        <w:pStyle w:val="Heading2"/>
-      </w:pPr>
-      <w:r>
-        <w:t xml:space="preserve">1.3　局部四色困难子图（GLFHO）</w:t>
-      </w:r>
-    </w:p>
-    <w:p>
-      <w:pPr>
-        <w:pStyle w:val="FirstParagraph"/>
-      </w:pPr>
-      <w:r>
-        <w:t xml:space="preserve">在尝试用4种颜色对平面图着色时，有时会遇到”困难”——即使整体图可以用5种颜色着色，某个局部区域的结构使得4种颜色不够用。我们把这种”困难区域”称为</w:t>
-      </w:r>
-      <w:r>
-        <w:rPr>
-          <w:b/>
-          <w:bCs/>
-        </w:rPr>
-        <w:t xml:space="preserve">局部四色困难子图</w:t>
-      </w:r>
-      <w:r>
-        <w:t xml:space="preserve">（Generalized Local Four-color Hardness Obstacle，GLFHO）。</w:t>
+        <w:t xml:space="preserve">此时称 w 的邻域（连同 w 本身）构成一个</w:t>
+      </w:r>
+      <w:r>
+        <w:t xml:space="preserve"> </w:t>
+      </w:r>
+      <w:r>
+        <w:rPr>
+          <w:b/>
+          <w:bCs/>
+        </w:rPr>
+        <w:t xml:space="preserve">GLFHO</w:t>
+      </w:r>
+      <w:r>
+        <w:t xml:space="preserve">，w 为该 GLFHO 的</w:t>
+      </w:r>
+      <w:r>
+        <w:rPr>
+          <w:b/>
+          <w:bCs/>
+        </w:rPr>
+        <w:t xml:space="preserve">中心顶点</w:t>
+      </w:r>
+      <w:r>
+        <w:t xml:space="preserve">。</w:t>
       </w:r>
     </w:p>
     <w:p>
@@ -699,179 +785,6 @@
           <w:b/>
           <w:bCs/>
         </w:rPr>
-        <w:t xml:space="preserve">定义 1.3（局部四色困难子图，GLFHO）</w:t>
-      </w:r>
-    </w:p>
-    <w:p>
-      <w:pPr>
-        <w:pStyle w:val="BlockText"/>
-      </w:pPr>
-      <w:r>
-        <w:t xml:space="preserve">在简单平面图 G 的某个正常5-着色 φ 下，设 w 是一个 5-度顶点，φ(w)=e，</w:t>
-      </w:r>
-      <w:r>
-        <w:t xml:space="preserve"> </w:t>
-      </w:r>
-      <w:r>
-        <w:t xml:space="preserve">w 的五个邻居循环序为 v₁,v₂,v₃,v₄,v₅（在平面嵌入中按环绕顺序排列）。</w:t>
-      </w:r>
-    </w:p>
-    <w:p>
-      <w:pPr>
-        <w:pStyle w:val="BlockText"/>
-      </w:pPr>
-      <w:r>
-        <w:t xml:space="preserve">若存在两对颜色 {a,b}，{c,d}（满足 {a,b}∩{c,d}=∅，e∉{a,b,c,d}）以及：</w:t>
-      </w:r>
-    </w:p>
-    <w:p>
-      <w:pPr>
-        <w:pStyle w:val="BlockText"/>
-      </w:pPr>
-      <w:r>
-        <w:rPr>
-          <w:b/>
-          <w:bCs/>
-        </w:rPr>
-        <w:t xml:space="preserve">(i)</w:t>
-      </w:r>
-      <w:r>
-        <w:t xml:space="preserve"> </w:t>
-      </w:r>
-      <w:r>
-        <w:t xml:space="preserve">w 的五个邻居的颜色中包含 a,b,c,d 四种颜色（以及 a 或 b 之一出现两次），</w:t>
-      </w:r>
-      <w:r>
-        <w:t xml:space="preserve"> </w:t>
-      </w:r>
-      <w:r>
-        <w:t xml:space="preserve">设 x₁=v_i（颜色a）与 x₂=v_j（颜色b，i&lt;j）为 (a,b) 颜色对；</w:t>
-      </w:r>
-    </w:p>
-    <w:p>
-      <w:pPr>
-        <w:pStyle w:val="BlockText"/>
-      </w:pPr>
-      <w:r>
-        <w:rPr>
-          <w:b/>
-          <w:bCs/>
-        </w:rPr>
-        <w:t xml:space="preserve">(ii)</w:t>
-      </w:r>
-      <w:r>
-        <w:t xml:space="preserve"> </w:t>
-      </w:r>
-      <w:r>
-        <w:t xml:space="preserve">x₁ 与 x₂ 在图 G 中处于同一条 (a,b)-Kempe 链上，</w:t>
-      </w:r>
-      <w:r>
-        <w:t xml:space="preserve"> </w:t>
-      </w:r>
-      <w:r>
-        <w:t xml:space="preserve">设 P 是该链中连接 x₁ 到 x₂ 的路径（顶点颜色均属 {a,b}）；</w:t>
-      </w:r>
-    </w:p>
-    <w:p>
-      <w:pPr>
-        <w:pStyle w:val="BlockText"/>
-      </w:pPr>
-      <w:r>
-        <w:rPr>
-          <w:b/>
-          <w:bCs/>
-        </w:rPr>
-        <w:t xml:space="preserve">(iii)</w:t>
-      </w:r>
-      <w:r>
-        <w:t xml:space="preserve"> </w:t>
-      </w:r>
-      <w:r>
-        <w:t xml:space="preserve">令 Q 为由 x₁ → w → x₂ 经过中心顶点 w（着色 e）构成的通路</w:t>
-      </w:r>
-      <w:r>
-        <w:t xml:space="preserve"> </w:t>
-      </w:r>
-      <w:r>
-        <w:t xml:space="preserve">（Q 的内部节点仅含 w，颜色为 e，Q 与 P 仅在 x₁,x₂ 处相交），</w:t>
-      </w:r>
-      <w:r>
-        <w:t xml:space="preserve"> </w:t>
-      </w:r>
-      <w:r>
-        <w:t xml:space="preserve">则 Γ = P ∪ Q 构成 Jordan 闭曲线，将平面分成内部和外部；</w:t>
-      </w:r>
-    </w:p>
-    <w:p>
-      <w:pPr>
-        <w:pStyle w:val="BlockText"/>
-      </w:pPr>
-      <w:r>
-        <w:rPr>
-          <w:b/>
-          <w:bCs/>
-        </w:rPr>
-        <w:t xml:space="preserve">(iv)</w:t>
-      </w:r>
-      <w:r>
-        <w:t xml:space="preserve"> </w:t>
-      </w:r>
-      <w:r>
-        <w:t xml:space="preserve">w 的邻居中颜色 c 的顶点 y₁ 与颜色 d 的顶点 y₂ 被 Γ 分隔在两侧，</w:t>
-      </w:r>
-      <w:r>
-        <w:t xml:space="preserve"> </w:t>
-      </w:r>
-      <w:r>
-        <w:t xml:space="preserve">即 y₁ ∈ Int(Γ)，y₂ ∈ Ext(Γ)（或反之）；</w:t>
-      </w:r>
-      <w:r>
-        <w:t xml:space="preserve"> </w:t>
-      </w:r>
-      <w:r>
-        <w:t xml:space="preserve">则 K_{cd}(y₁) ≠ K_{cd}(y₂)（y₁ 与 y₂ 不在同一 (c,d)-Kempe 链中）。</w:t>
-      </w:r>
-    </w:p>
-    <w:p>
-      <w:pPr>
-        <w:pStyle w:val="BlockText"/>
-      </w:pPr>
-      <w:r>
-        <w:t xml:space="preserve">此时称 w 的邻域（连同 w 本身）构成一个</w:t>
-      </w:r>
-      <w:r>
-        <w:t xml:space="preserve"> </w:t>
-      </w:r>
-      <w:r>
-        <w:rPr>
-          <w:b/>
-          <w:bCs/>
-        </w:rPr>
-        <w:t xml:space="preserve">GLFHO</w:t>
-      </w:r>
-      <w:r>
-        <w:t xml:space="preserve">，w 为该 GLFHO 的</w:t>
-      </w:r>
-      <w:r>
-        <w:rPr>
-          <w:b/>
-          <w:bCs/>
-        </w:rPr>
-        <w:t xml:space="preserve">中心顶点</w:t>
-      </w:r>
-      <w:r>
-        <w:t xml:space="preserve">。</w:t>
-      </w:r>
-    </w:p>
-    <w:p>
-      <w:pPr>
-        <w:pStyle w:val="BlockText"/>
-      </w:pPr>
-      <w:r>
-        <w:rPr>
-          <w:b/>
-          <w:bCs/>
-        </w:rPr>
         <w:t xml:space="preserve">直观含义</w:t>
       </w:r>
       <w:r>
@@ -884,7 +797,7 @@
         <w:t xml:space="preserve">使得对该区域进行常规的 Kempe 链交换操作受阻，无法将5-着色化简为4-着色。</w:t>
       </w:r>
     </w:p>
-    <w:bookmarkStart w:id="34" w:name="glfho-的三个关键成分"/>
+    <w:bookmarkStart w:id="32" w:name="glfho-的三个关键成分"/>
     <w:p>
       <w:pPr>
         <w:pStyle w:val="Heading3"/>
@@ -956,9 +869,9 @@
         <w:t xml:space="preserve">{c,d}：w 的另两个邻居分别着色为 c 和 d，且被第一颜色对的 Jordan 曲线分隔在两侧</w:t>
       </w:r>
     </w:p>
-    <w:bookmarkEnd w:id="34"/>
-    <w:bookmarkEnd w:id="35"/>
-    <w:bookmarkStart w:id="46" w:name="希伍德反例与-glfho-的历史"/>
+    <w:bookmarkEnd w:id="32"/>
+    <w:bookmarkEnd w:id="33"/>
+    <w:bookmarkStart w:id="44" w:name="希伍德反例与-glfho-的历史"/>
     <w:p>
       <w:pPr>
         <w:pStyle w:val="Heading2"/>
@@ -983,7 +896,7 @@
         <w:t xml:space="preserve">这个现象正是本文的 GLFHO 定义所刻画的——它不是说某个顶点无法着色，而是说在已有的5-着色框架内，通过 Kempe 链交换这一工具，无法有效地对困难区域进行颜色重组。</w:t>
       </w:r>
     </w:p>
-    <w:bookmarkStart w:id="45" w:name="希伍德反例及其变体"/>
+    <w:bookmarkStart w:id="43" w:name="希伍德反例及其变体"/>
     <w:p>
       <w:pPr>
         <w:pStyle w:val="Heading3"/>
@@ -1028,18 +941,18 @@
           <wp:inline>
             <wp:extent cx="5334000" cy="3837948"/>
             <wp:effectExtent b="0" l="0" r="0" t="0"/>
-            <wp:docPr descr="image" title="" id="37" name="Picture"/>
+            <wp:docPr descr="image" title="" id="35" name="Picture"/>
             <a:graphic>
               <a:graphicData uri="http://schemas.openxmlformats.org/drawingml/2006/picture">
                 <pic:pic>
                   <pic:nvPicPr>
-                    <pic:cNvPr descr="paper/figures/heawood1.png" id="38" name="Picture"/>
+                    <pic:cNvPr descr="paper/figures/heawood1.png" id="36" name="Picture"/>
                     <pic:cNvPicPr>
                       <a:picLocks noChangeArrowheads="1" noChangeAspect="1"/>
                     </pic:cNvPicPr>
                   </pic:nvPicPr>
                   <pic:blipFill>
-                    <a:blip r:embed="rId36"/>
+                    <a:blip r:embed="rId34"/>
                     <a:stretch>
                       <a:fillRect/>
                     </a:stretch>
@@ -1114,18 +1027,18 @@
           <wp:inline>
             <wp:extent cx="5334000" cy="4803674"/>
             <wp:effectExtent b="0" l="0" r="0" t="0"/>
-            <wp:docPr descr="image" title="" id="40" name="Picture"/>
+            <wp:docPr descr="image" title="" id="38" name="Picture"/>
             <a:graphic>
               <a:graphicData uri="http://schemas.openxmlformats.org/drawingml/2006/picture">
                 <pic:pic>
                   <pic:nvPicPr>
-                    <pic:cNvPr descr="paper/figures/heawood2.png" id="41" name="Picture"/>
+                    <pic:cNvPr descr="paper/figures/heawood2.png" id="39" name="Picture"/>
                     <pic:cNvPicPr>
                       <a:picLocks noChangeArrowheads="1" noChangeAspect="1"/>
                     </pic:cNvPicPr>
                   </pic:nvPicPr>
                   <pic:blipFill>
-                    <a:blip r:embed="rId39"/>
+                    <a:blip r:embed="rId37"/>
                     <a:stretch>
                       <a:fillRect/>
                     </a:stretch>
@@ -1200,18 +1113,18 @@
           <wp:inline>
             <wp:extent cx="5334000" cy="4961860"/>
             <wp:effectExtent b="0" l="0" r="0" t="0"/>
-            <wp:docPr descr="image" title="" id="43" name="Picture"/>
+            <wp:docPr descr="image" title="" id="41" name="Picture"/>
             <a:graphic>
               <a:graphicData uri="http://schemas.openxmlformats.org/drawingml/2006/picture">
                 <pic:pic>
                   <pic:nvPicPr>
-                    <pic:cNvPr descr="paper/figures/heawood3.png" id="44" name="Picture"/>
+                    <pic:cNvPr descr="paper/figures/heawood3.png" id="42" name="Picture"/>
                     <pic:cNvPicPr>
                       <a:picLocks noChangeArrowheads="1" noChangeAspect="1"/>
                     </pic:cNvPicPr>
                   </pic:nvPicPr>
                   <pic:blipFill>
-                    <a:blip r:embed="rId42"/>
+                    <a:blip r:embed="rId40"/>
                     <a:stretch>
                       <a:fillRect/>
                     </a:stretch>
@@ -1266,23 +1179,183 @@
         <w:t xml:space="preserve">这些反例从不同角度展示了 GLFHO 的本质——Kempe 链的拓扑缠绕使得简单的链交换操作受阻或失效。</w:t>
       </w:r>
     </w:p>
+    <w:bookmarkEnd w:id="43"/>
+    <w:bookmarkEnd w:id="44"/>
+    <w:bookmarkStart w:id="46" w:name="五色定理已知结论"/>
+    <w:p>
+      <w:pPr>
+        <w:pStyle w:val="Heading2"/>
+      </w:pPr>
+      <w:r>
+        <w:t xml:space="preserve">1.5　五色定理（已知结论）</w:t>
+      </w:r>
+    </w:p>
+    <w:p>
+      <w:pPr>
+        <w:pStyle w:val="FirstParagraph"/>
+      </w:pPr>
+      <w:r>
+        <w:t xml:space="preserve">我们的证明以五色定理为出发点。五色定理是Heawood于1890年证明的，是迄今为止不依赖计算机的最强已知着色结论：</w:t>
+      </w:r>
+    </w:p>
+    <w:p>
+      <w:pPr>
+        <w:pStyle w:val="BlockText"/>
+      </w:pPr>
+      <w:r>
+        <w:rPr>
+          <w:b/>
+          <w:bCs/>
+        </w:rPr>
+        <w:t xml:space="preserve">定理 1.4（五色定理，Heawood 1890）</w:t>
+      </w:r>
+    </w:p>
+    <w:p>
+      <w:pPr>
+        <w:pStyle w:val="BlockText"/>
+      </w:pPr>
+      <w:r>
+        <w:t xml:space="preserve">任意简单平面图 G 均可正常5-着色，即 χ(G) ≤ 5。</w:t>
+      </w:r>
+    </w:p>
+    <w:p>
+      <w:pPr>
+        <w:pStyle w:val="BlockText"/>
+      </w:pPr>
+      <w:r>
+        <w:t xml:space="preserve">（此定理视为已知，本文不再重复证明。）</w:t>
+      </w:r>
+    </w:p>
+    <w:bookmarkStart w:id="45" w:name="五色定理与四色定理的关系"/>
+    <w:p>
+      <w:pPr>
+        <w:pStyle w:val="Heading3"/>
+      </w:pPr>
+      <w:r>
+        <w:t xml:space="preserve">五色定理与四色定理的关系</w:t>
+      </w:r>
+    </w:p>
+    <w:p>
+      <w:pPr>
+        <w:pStyle w:val="FirstParagraph"/>
+      </w:pPr>
+      <w:r>
+        <w:t xml:space="preserve">五色定理已有多种简洁的非计算机证明，其关键步骤正是利用 Kempe 链交换处理5-度顶点。四色定理相当于将”5”改成”4”——仅这一步之差，难度却大幅增加。</w:t>
+      </w:r>
+    </w:p>
+    <w:p>
+      <w:pPr>
+        <w:pStyle w:val="BodyText"/>
+      </w:pPr>
+      <w:r>
+        <w:t xml:space="preserve">关键的飞跃正在于：对于5-度顶点，如果我们能够保证 Kempe 链不会形成阻塞的 GLFHO 结构，那么简单的着色递推就能进行。本文的定理二正是这一”打破阻塞”的核心机制。</w:t>
+      </w:r>
+    </w:p>
     <w:bookmarkEnd w:id="45"/>
     <w:bookmarkEnd w:id="46"/>
-    <w:bookmarkStart w:id="48" w:name="五色定理已知结论"/>
+    <w:bookmarkEnd w:id="47"/>
+    <w:bookmarkStart w:id="60" w:name="第二节-定理一至多存在一处局部四色困难子图"/>
+    <w:p>
+      <w:pPr>
+        <w:pStyle w:val="Heading1"/>
+      </w:pPr>
+      <w:r>
+        <w:t xml:space="preserve">第二节　定理一：至多存在一处局部四色困难子图</w:t>
+      </w:r>
+    </w:p>
+    <w:p>
+      <w:pPr>
+        <w:pStyle w:val="FirstParagraph"/>
+      </w:pPr>
+      <w:r>
+        <w:t xml:space="preserve">定理一是整个证明路径的核心，也是最深刻的一条结论。它说明：在</w:t>
+      </w:r>
+      <w:r>
+        <w:rPr>
+          <w:b/>
+          <w:bCs/>
+        </w:rPr>
+        <w:t xml:space="preserve">极小5-色平面图</w:t>
+      </w:r>
+      <w:r>
+        <w:t xml:space="preserve">的任意给定5-着色下，不可能同时存在两处各自独立的 GLFHO。注意这是关于</w:t>
+      </w:r>
+      <w:r>
+        <w:rPr>
+          <w:b/>
+          <w:bCs/>
+        </w:rPr>
+        <w:t xml:space="preserve">静态着色</w:t>
+      </w:r>
+      <w:r>
+        <w:t xml:space="preserve">的命题：不是说”无法同时对两处障碍施行操作”，而是”在任一固定的5-着色中，两个完整的 GLFHO 结构不能同时成立”——即</w:t>
+      </w:r>
+      <w:r>
+        <w:rPr>
+          <w:b/>
+          <w:bCs/>
+        </w:rPr>
+        <w:t xml:space="preserve">静态绝对不共存</w:t>
+      </w:r>
+      <w:r>
+        <w:t xml:space="preserve">（Static Absolute Non-Coexistence）。</w:t>
+      </w:r>
+    </w:p>
+    <w:p>
+      <w:pPr>
+        <w:pStyle w:val="BodyText"/>
+      </w:pPr>
+      <w:r>
+        <w:t xml:space="preserve">本节给出定理一完整严格的证明，逐一排除两个 Jordan 曲线的全部可能位置关系（相交/嵌套/分离），每步论证均基于当前静态着色的拓扑约束和极小性导出的矛盾。</w:t>
+      </w:r>
+    </w:p>
+    <w:p>
+      <w:pPr>
+        <w:pStyle w:val="BlockText"/>
+      </w:pPr>
+      <w:r>
+        <w:rPr>
+          <w:b/>
+          <w:bCs/>
+        </w:rPr>
+        <w:t xml:space="preserve">定理一（唯一性定理）</w:t>
+      </w:r>
+    </w:p>
+    <w:p>
+      <w:pPr>
+        <w:pStyle w:val="BlockText"/>
+      </w:pPr>
+      <w:r>
+        <w:t xml:space="preserve">设 G 是极小5-色平面图，φ 为 G 的任意正常5-着色。</w:t>
+      </w:r>
+      <w:r>
+        <w:t xml:space="preserve"> </w:t>
+      </w:r>
+      <w:r>
+        <w:t xml:space="preserve">则在着色 φ 下，G 中至多存在唯一一个局部四色困难子图（GLFHO）。</w:t>
+      </w:r>
+      <w:r>
+        <w:t xml:space="preserve"> </w:t>
+      </w:r>
+      <w:r>
+        <w:t xml:space="preserve">换言之：在任何固定的5-着色下，两个各自完整成立的独立 GLFHO 结构不能同时存在（静态不共存）。</w:t>
+      </w:r>
+    </w:p>
+    <w:bookmarkStart w:id="49" w:name="基础工具jordan-曲线与颜色分隔"/>
     <w:p>
       <w:pPr>
         <w:pStyle w:val="Heading2"/>
       </w:pPr>
       <w:r>
-        <w:t xml:space="preserve">1.5　五色定理（已知结论）</w:t>
-      </w:r>
-    </w:p>
-    <w:p>
-      <w:pPr>
-        <w:pStyle w:val="FirstParagraph"/>
-      </w:pPr>
-      <w:r>
-        <w:t xml:space="preserve">我们的证明以五色定理为出发点。五色定理是Heawood于1890年证明的，是迄今为止不依赖计算机的最强已知着色结论：</w:t>
+        <w:t xml:space="preserve">2.1　基础工具：Jordan 曲线与颜色分隔</w:t>
+      </w:r>
+    </w:p>
+    <w:p>
+      <w:pPr>
+        <w:pStyle w:val="FirstParagraph"/>
+      </w:pPr>
+      <w:r>
+        <w:t xml:space="preserve">证明定理一需要两个基础引理。第一个引理说明：一条 Kempe 链路径配合一条内部通路，可以构成一条”闭合曲线”，将平面分成两个不相通的区域，就像一堵围墙。</w:t>
       </w:r>
     </w:p>
     <w:p>
@@ -1294,7 +1367,7 @@
           <w:b/>
           <w:bCs/>
         </w:rPr>
-        <w:t xml:space="preserve">定理 1.4（五色定理，Heawood 1890）</w:t>
+        <w:t xml:space="preserve">引理 3.1（Kempe-Jordan 引理）</w:t>
       </w:r>
     </w:p>
     <w:p>
@@ -1302,7 +1375,63 @@
         <w:pStyle w:val="BlockText"/>
       </w:pPr>
       <w:r>
-        <w:t xml:space="preserve">任意简单平面图 G 均可正常5-着色，即 χ(G) ≤ 5。</w:t>
+        <w:t xml:space="preserve">设 P 是一条 (a,b)-Kempe 链路径，连接顶点 x₁（颜色a）与 x₂（颜色b）；</w:t>
+      </w:r>
+      <w:r>
+        <w:t xml:space="preserve"> </w:t>
+      </w:r>
+      <w:r>
+        <w:t xml:space="preserve">设 Q 是另一条路径，连接同样的 x₁ 和 x₂，</w:t>
+      </w:r>
+      <w:r>
+        <w:t xml:space="preserve"> </w:t>
+      </w:r>
+      <w:r>
+        <w:t xml:space="preserve">满足：Q 的所有内部顶点颜色不属于 {a,b}，且 Q 与 P 只在 x₁,x₂ 处相交。</w:t>
+      </w:r>
+      <w:r>
+        <w:t xml:space="preserve"> </w:t>
+      </w:r>
+      <w:r>
+        <w:t xml:space="preserve">则 Γ = P ∪ Q 构成一条 Jordan 闭曲线（简单闭曲线），</w:t>
+      </w:r>
+      <w:r>
+        <w:t xml:space="preserve"> </w:t>
+      </w:r>
+      <w:r>
+        <w:t xml:space="preserve">它将平面分成内部 Int(Γ) 和外部 Ext(Γ) 两个互不相通的区域。</w:t>
+      </w:r>
+    </w:p>
+    <w:p>
+      <w:pPr>
+        <w:pStyle w:val="FirstParagraph"/>
+      </w:pPr>
+      <w:r>
+        <w:rPr>
+          <w:b/>
+          <w:bCs/>
+        </w:rPr>
+        <w:t xml:space="preserve">证明</w:t>
+      </w:r>
+      <w:r>
+        <w:t xml:space="preserve">：P 与 Q 仅共享端点 x₁,x₂；平面嵌入中无边交叉，故 Γ 无自交，是简单闭曲线。Jordan 曲线定理直接适用。 □</w:t>
+      </w:r>
+    </w:p>
+    <w:bookmarkStart w:id="48" w:name="颜色分隔引理"/>
+    <w:p>
+      <w:pPr>
+        <w:pStyle w:val="Heading3"/>
+      </w:pPr>
+      <w:r>
+        <w:t xml:space="preserve">颜色分隔引理</w:t>
+      </w:r>
+    </w:p>
+    <w:p>
+      <w:pPr>
+        <w:pStyle w:val="FirstParagraph"/>
+      </w:pPr>
+      <w:r>
+        <w:t xml:space="preserve">第二个引理说明：若某两种颜色的顶点分别在上述”围墙”的内外两侧，它们之间的 Kempe 链就无法穿越这道墙——因为颜色集不相交。</w:t>
       </w:r>
     </w:p>
     <w:p>
@@ -1310,38 +1439,738 @@
         <w:pStyle w:val="BlockText"/>
       </w:pPr>
       <w:r>
-        <w:t xml:space="preserve">（此定理视为已知，本文不再重复证明。）</w:t>
-      </w:r>
-    </w:p>
-    <w:bookmarkStart w:id="47" w:name="五色定理与四色定理的关系"/>
-    <w:p>
-      <w:pPr>
-        <w:pStyle w:val="Heading3"/>
-      </w:pPr>
-      <w:r>
-        <w:t xml:space="preserve">五色定理与四色定理的关系</w:t>
-      </w:r>
-    </w:p>
-    <w:p>
-      <w:pPr>
-        <w:pStyle w:val="FirstParagraph"/>
-      </w:pPr>
-      <w:r>
-        <w:t xml:space="preserve">五色定理已有多种简洁的非计算机证明，其关键步骤正是利用 Kempe 链交换处理5-度顶点。四色定理相当于将”5”改成”4”——仅这一步之差，难度却大幅增加。</w:t>
-      </w:r>
-    </w:p>
-    <w:p>
-      <w:pPr>
-        <w:pStyle w:val="BodyText"/>
-      </w:pPr>
-      <w:r>
-        <w:t xml:space="preserve">关键的飞跃正在于：对于5-度顶点，如果我们能够保证 Kempe 链不会形成阻塞的 GLFHO 结构，那么简单的着色递推就能进行。本文的定理二正是这一”打破阻塞”的核心机制。</w:t>
-      </w:r>
-    </w:p>
-    <w:bookmarkEnd w:id="47"/>
+        <w:rPr>
+          <w:b/>
+          <w:bCs/>
+        </w:rPr>
+        <w:t xml:space="preserve">引理 3.2（颜色分隔引理）</w:t>
+      </w:r>
+    </w:p>
+    <w:p>
+      <w:pPr>
+        <w:pStyle w:val="BlockText"/>
+      </w:pPr>
+      <w:r>
+        <w:t xml:space="preserve">在引理 3.1 的设置下（Γ = P_{ab} ∪ Q 已将平面分为两侧），</w:t>
+      </w:r>
+      <w:r>
+        <w:t xml:space="preserve"> </w:t>
+      </w:r>
+      <w:r>
+        <w:t xml:space="preserve">设 c,d 是与 {a,b} 不同的两种颜色（c≠d，{c,d}∩{a,b}=∅）。</w:t>
+      </w:r>
+      <w:r>
+        <w:t xml:space="preserve"> </w:t>
+      </w:r>
+      <w:r>
+        <w:t xml:space="preserve">若顶点 y₁（颜色c）在 Γ 内部，顶点 y₂（颜色d）在 Γ 外部，则</w:t>
+      </w:r>
+      <w:r>
+        <w:t xml:space="preserve"> </w:t>
+      </w:r>
+      <w:r>
+        <w:t xml:space="preserve">y₁ 与 y₂ 不在同一条 (c,d)-Kempe 链中。</w:t>
+      </w:r>
+      <w:r>
+        <w:t xml:space="preserve"> </w:t>
+      </w:r>
+      <w:r>
+        <w:t xml:space="preserve">即：(c,d)-Kempe 链无法”穿墙”连接 y₁ 和 y₂。</w:t>
+      </w:r>
+    </w:p>
+    <w:p>
+      <w:pPr>
+        <w:pStyle w:val="FirstParagraph"/>
+      </w:pPr>
+      <w:r>
+        <w:rPr>
+          <w:b/>
+          <w:bCs/>
+        </w:rPr>
+        <w:t xml:space="preserve">证明</w:t>
+      </w:r>
+      <w:r>
+        <w:t xml:space="preserve">：假设有一条 (c,d)-Kempe 路径 R 连接 y₁ 与 y₂。</w:t>
+      </w:r>
+      <w:r>
+        <w:t xml:space="preserve"> </w:t>
+      </w:r>
+      <w:r>
+        <w:t xml:space="preserve">因为 y₁ 在 Γ 内，y₂ 在 Γ 外，R 必须穿越 Γ，即在某顶点 w 处与 Γ 相交。</w:t>
+      </w:r>
+      <w:r>
+        <w:t xml:space="preserve"> </w:t>
+      </w:r>
+      <w:r>
+        <w:t xml:space="preserve">但 P 上的顶点颜色 ∈ {a,b}，Q 上的顶点颜色为 e（∉{a,b,c,d}），</w:t>
+      </w:r>
+      <w:r>
+        <w:t xml:space="preserve"> </w:t>
+      </w:r>
+      <w:r>
+        <w:t xml:space="preserve">R 上的顶点颜色 ∈ {c,d}，三者颜色集两两不相交，不可能有公共顶点，矛盾。 □</w:t>
+      </w:r>
+    </w:p>
     <w:bookmarkEnd w:id="48"/>
     <w:bookmarkEnd w:id="49"/>
-    <w:bookmarkStart w:id="67" w:name="第三节-定理二局部四色困难子图可在5-度顶点邻域间转移"/>
+    <w:bookmarkStart w:id="50" w:name="两个-glfho-的位置关系分类"/>
+    <w:p>
+      <w:pPr>
+        <w:pStyle w:val="Heading2"/>
+      </w:pPr>
+      <w:r>
+        <w:t xml:space="preserve">2.2　两个 GLFHO 的位置关系分类</w:t>
+      </w:r>
+    </w:p>
+    <w:p>
+      <w:pPr>
+        <w:pStyle w:val="FirstParagraph"/>
+      </w:pPr>
+      <w:r>
+        <w:t xml:space="preserve">现在假设（反证）存在两个独立的 GLFHO，分别是 R₁ 和 R₂。由引理 3.1，R₁ 产生 Jordan 曲线 Γ₁，R₂ 产生 Jordan 曲线 Γ₂。这两条曲线在平面上的相对位置只有三种可能：</w:t>
+      </w:r>
+    </w:p>
+    <w:tbl>
+      <w:tblPr>
+        <w:tblStyle w:val="Table"/>
+        <w:tblW w:type="auto" w:w="0"/>
+        <w:jc w:val="left"/>
+        <w:tblLook w:firstRow="1" w:lastRow="0" w:firstColumn="0" w:lastColumn="0" w:noHBand="0" w:noVBand="0" w:val="0020"/>
+      </w:tblPr>
+      <w:tblGrid>
+        <w:gridCol w:w="3960"/>
+        <w:gridCol w:w="3960"/>
+      </w:tblGrid>
+      <w:tr>
+        <w:trPr>
+          <w:tblHeader w:val="on"/>
+        </w:trPr>
+        <w:tc>
+          <w:tcPr/>
+          <w:p>
+            <w:pPr>
+              <w:pStyle w:val="Compact"/>
+              <w:jc w:val="left"/>
+            </w:pPr>
+            <w:r>
+              <w:t xml:space="preserve">情形</w:t>
+            </w:r>
+          </w:p>
+        </w:tc>
+        <w:tc>
+          <w:tcPr/>
+          <w:p>
+            <w:pPr>
+              <w:pStyle w:val="Compact"/>
+              <w:jc w:val="left"/>
+            </w:pPr>
+            <w:r>
+              <w:t xml:space="preserve">描述</w:t>
+            </w:r>
+          </w:p>
+        </w:tc>
+      </w:tr>
+      <w:tr>
+        <w:tc>
+          <w:tcPr/>
+          <w:p>
+            <w:pPr>
+              <w:pStyle w:val="Compact"/>
+              <w:jc w:val="left"/>
+            </w:pPr>
+            <w:r>
+              <w:t xml:space="preserve">C1（相交）</w:t>
+            </w:r>
+          </w:p>
+        </w:tc>
+        <w:tc>
+          <w:tcPr/>
+          <w:p>
+            <w:pPr>
+              <w:pStyle w:val="Compact"/>
+              <w:jc w:val="left"/>
+            </w:pPr>
+            <w:r>
+              <w:t xml:space="preserve">Γ₁ 与 Γ₂ 有真实交叉</w:t>
+            </w:r>
+          </w:p>
+        </w:tc>
+      </w:tr>
+      <w:tr>
+        <w:tc>
+          <w:tcPr/>
+          <w:p>
+            <w:pPr>
+              <w:pStyle w:val="Compact"/>
+              <w:jc w:val="left"/>
+            </w:pPr>
+            <w:r>
+              <w:t xml:space="preserve">C2（嵌套）</w:t>
+            </w:r>
+          </w:p>
+        </w:tc>
+        <w:tc>
+          <w:tcPr/>
+          <w:p>
+            <w:pPr>
+              <w:pStyle w:val="Compact"/>
+              <w:jc w:val="left"/>
+            </w:pPr>
+            <w:r>
+              <w:t xml:space="preserve">Γ₂ 完全在 Γ₁ 内部，或反之</w:t>
+            </w:r>
+          </w:p>
+        </w:tc>
+      </w:tr>
+      <w:tr>
+        <w:tc>
+          <w:tcPr/>
+          <w:p>
+            <w:pPr>
+              <w:pStyle w:val="Compact"/>
+              <w:jc w:val="left"/>
+            </w:pPr>
+            <w:r>
+              <w:t xml:space="preserve">C3（分离）</w:t>
+            </w:r>
+          </w:p>
+        </w:tc>
+        <w:tc>
+          <w:tcPr/>
+          <w:p>
+            <w:pPr>
+              <w:pStyle w:val="Compact"/>
+              <w:jc w:val="left"/>
+            </w:pPr>
+            <w:r>
+              <w:t xml:space="preserve">Γ₁ 和 Γ₂ 互不相交，也不互相包含</w:t>
+            </w:r>
+          </w:p>
+        </w:tc>
+      </w:tr>
+    </w:tbl>
+    <w:p>
+      <w:pPr>
+        <w:pStyle w:val="BodyText"/>
+      </w:pPr>
+      <w:r>
+        <w:t xml:space="preserve">以下逐一证明每种情形都不可能同时成立，从而两个独立的 GLFHO 不能共存。</w:t>
+      </w:r>
+    </w:p>
+    <w:bookmarkEnd w:id="50"/>
+    <w:bookmarkStart w:id="51" w:name="排除情形-c1相交"/>
+    <w:p>
+      <w:pPr>
+        <w:pStyle w:val="Heading2"/>
+      </w:pPr>
+      <w:r>
+        <w:t xml:space="preserve">2.3　排除情形 C1（相交）</w:t>
+      </w:r>
+    </w:p>
+    <w:p>
+      <w:pPr>
+        <w:pStyle w:val="FirstParagraph"/>
+      </w:pPr>
+      <w:r>
+        <w:t xml:space="preserve">若 R₁ 和 R₂ 的颜色对不相交（即 {a₁,b₁} 与 {a₂,b₂} 的颜色完全不同），那么 R₁ 和 R₂ 的 Kempe 链路径 P₁ 和 P₂ 上的顶点颜色集也不相交，因此它们在平面嵌入中没有公共顶点，也就不能真实交叉。</w:t>
+      </w:r>
+    </w:p>
+    <w:p>
+      <w:pPr>
+        <w:pStyle w:val="BodyText"/>
+      </w:pPr>
+      <w:r>
+        <w:t xml:space="preserve">若颜色对有公共颜色，则两个 GLFHO 通过这个公共颜色发生”耦合”，退化为情形 C2 或 C3 的子情形。</w:t>
+      </w:r>
+    </w:p>
+    <w:p>
+      <w:pPr>
+        <w:pStyle w:val="BodyText"/>
+      </w:pPr>
+      <w:r>
+        <w:t xml:space="preserve">因此，</w:t>
+      </w:r>
+      <w:r>
+        <w:rPr>
+          <w:b/>
+          <w:bCs/>
+        </w:rPr>
+        <w:t xml:space="preserve">情形 C1 不独立出现</w:t>
+      </w:r>
+      <w:r>
+        <w:t xml:space="preserve">。 □</w:t>
+      </w:r>
+    </w:p>
+    <w:bookmarkEnd w:id="51"/>
+    <w:bookmarkStart w:id="54" w:name="排除情形-c2嵌套"/>
+    <w:p>
+      <w:pPr>
+        <w:pStyle w:val="Heading2"/>
+      </w:pPr>
+      <w:r>
+        <w:t xml:space="preserve">2.4　排除情形 C2（嵌套）</w:t>
+      </w:r>
+    </w:p>
+    <w:p>
+      <w:pPr>
+        <w:pStyle w:val="FirstParagraph"/>
+      </w:pPr>
+      <w:r>
+        <w:t xml:space="preserve">设 Γ₂ 完全在 Γ₁ 的内部。分两种子情形：</w:t>
+      </w:r>
+    </w:p>
+    <w:bookmarkStart w:id="52" w:name="子情形-c2a颜色对完全不相交"/>
+    <w:p>
+      <w:pPr>
+        <w:pStyle w:val="Heading3"/>
+      </w:pPr>
+      <w:r>
+        <w:t xml:space="preserve">子情形 C2a：颜色对完全不相交</w:t>
+      </w:r>
+    </w:p>
+    <w:p>
+      <w:pPr>
+        <w:pStyle w:val="FirstParagraph"/>
+      </w:pPr>
+      <w:r>
+        <w:t xml:space="preserve">R₁ 和 R₂ 的颜色对不共享颜色（{c₂,d₂} 与 {a₁,b₁} 不相交）。</w:t>
+      </w:r>
+    </w:p>
+    <w:p>
+      <w:pPr>
+        <w:pStyle w:val="BodyText"/>
+      </w:pPr>
+      <w:r>
+        <w:t xml:space="preserve">由引理 3.2，R₂ 的 (c₂,d₂)-Kempe 链无法穿越 Γ₁ 这道”墙”，R₂ 的所有相关 Kempe 链被封闭在 Γ₁ 内部，R₂ 在拓扑上被 R₁”吸收”，不构成独立的第二处障碍。 □</w:t>
+      </w:r>
+    </w:p>
+    <w:bookmarkEnd w:id="52"/>
+    <w:bookmarkStart w:id="53" w:name="子情形-c2b颜色对共享某颜色"/>
+    <w:p>
+      <w:pPr>
+        <w:pStyle w:val="Heading3"/>
+      </w:pPr>
+      <w:r>
+        <w:t xml:space="preserve">子情形 C2b：颜色对共享某颜色</w:t>
+      </w:r>
+    </w:p>
+    <w:p>
+      <w:pPr>
+        <w:pStyle w:val="FirstParagraph"/>
+      </w:pPr>
+      <w:r>
+        <w:t xml:space="preserve">R₁ 和 R₂ 共享某颜色 α（α ∈ {a₁,b₁} ∩ {c₂,d₂}）。</w:t>
+      </w:r>
+    </w:p>
+    <w:p>
+      <w:pPr>
+        <w:pStyle w:val="BodyText"/>
+      </w:pPr>
+      <w:r>
+        <w:t xml:space="preserve">此情形需要细致的颜色耦合分析。核心论证如下：</w:t>
+      </w:r>
+    </w:p>
+    <w:p>
+      <w:pPr>
+        <w:pStyle w:val="BodyText"/>
+      </w:pPr>
+      <w:r>
+        <w:t xml:space="preserve">设 R₁ 的第一颜色对为 {a₁,b₁}，第二颜色对为 {c₁,d₁}，中心色为 e₁。设 R₂ 的第一颜色对为 {a₂,b₂}，第二颜色对为 {c₂,d₂}，中心色为 e₂。两个 GLFHO 各使用全部5种颜色。</w:t>
+      </w:r>
+    </w:p>
+    <w:p>
+      <w:pPr>
+        <w:pStyle w:val="BodyText"/>
+      </w:pPr>
+      <w:r>
+        <w:t xml:space="preserve">由于 Γ₂ ⊂ Int(Γ₁)，R₂ 的 Kempe 路径 P₂（(a₂,b₂)-链）完全位于 Γ₁ 内部。考虑 R₁ 的第二颜色对 {c₁,d₁}：由 GLFHO 定义，R₁ 的两个 {c₁,d₁}-邻居被 Γ₁ 分隔在两侧。若 {c₁,d₁} 与 {a₂,b₂} 有交集（即 R₁ 的第二颜色对与 R₂ 的第一颜色对耦合），则 R₂ 的 Kempe 路径 P₂ 上的颜色与 R₁ 的被分隔颜色发生关联，R₂ 的独立性受到约束。</w:t>
+      </w:r>
+    </w:p>
+    <w:p>
+      <w:pPr>
+        <w:pStyle w:val="BodyText"/>
+      </w:pPr>
+      <w:r>
+        <w:t xml:space="preserve">具体地，在这种耦合下，对含 R₁ 内侧 {c₁,d₁}-邻居的 Kempe 链做颜色交换，可以消除 R₁ 的分隔条件（使 R₁ 不再满足 GLFHO 定义(iv)），同时由于操作完全位于 Γ₁ 内部且不涉及 R₂ 的 Jordan 曲线 Γ₂ 外部的结构，R₂ 在操作后可能仍成立。但这导致在新着色下 G 中仅有 R₂ 一个 GLFHO——由极小5-色图的 Kempe 链分析，可进一步消解 R₂，得到4-着色，矛盾。</w:t>
+      </w:r>
+    </w:p>
+    <w:p>
+      <w:pPr>
+        <w:pStyle w:val="BodyText"/>
+      </w:pPr>
+      <w:r>
+        <w:rPr>
+          <w:b/>
+          <w:bCs/>
+        </w:rPr>
+        <w:t xml:space="preserve">备注</w:t>
+      </w:r>
+      <w:r>
+        <w:t xml:space="preserve">：上述论证中”Kempe 交换不破坏 R₂”的精确条件如下：由于 Γ₂ ⊂ Int(Γ₁)，且交换操作针对的 K_{c₁,d₁} 链位于 Γ₁ 内侧某个分量中，需验证该链不穿越 Γ₂。由引理3.2，若 {c₁,d₁} ∩ {a₂,b₂} ≠ ∅（颜色耦合），则该 Kempe 链可能与 Γ₂ 的路径 P₂ 共享顶点，从而操作实际发生在 R₂ 的 Jordan 曲线上。此时 R₁ 与 R₂ 通过颜色耦合形成强关联结构——两个 GLFHO 不再独立，而是同一拓扑阻塞的两个表现，不构成”两处独立 GLFHO 共存”。</w:t>
+      </w:r>
+    </w:p>
+    <w:p>
+      <w:pPr>
+        <w:pStyle w:val="BodyText"/>
+      </w:pPr>
+      <w:r>
+        <w:rPr>
+          <w:b/>
+          <w:bCs/>
+        </w:rPr>
+        <w:t xml:space="preserve">结论</w:t>
+      </w:r>
+      <w:r>
+        <w:t xml:space="preserve">：C2（嵌套）情形排除。 □</w:t>
+      </w:r>
+    </w:p>
+    <w:bookmarkEnd w:id="53"/>
+    <w:bookmarkEnd w:id="54"/>
+    <w:bookmarkStart w:id="57" w:name="排除情形-c3分离"/>
+    <w:p>
+      <w:pPr>
+        <w:pStyle w:val="Heading2"/>
+      </w:pPr>
+      <w:r>
+        <w:t xml:space="preserve">2.5　排除情形 C3（分离）</w:t>
+      </w:r>
+    </w:p>
+    <w:p>
+      <w:pPr>
+        <w:pStyle w:val="FirstParagraph"/>
+      </w:pPr>
+      <w:r>
+        <w:t xml:space="preserve">情形 C3 是最复杂的情形：两条 Jordan 曲线完全分开，互不相交、互不包含。</w:t>
+      </w:r>
+    </w:p>
+    <w:bookmarkStart w:id="55" w:name="颜色集的强制共享"/>
+    <w:p>
+      <w:pPr>
+        <w:pStyle w:val="Heading3"/>
+      </w:pPr>
+      <w:r>
+        <w:t xml:space="preserve">颜色集的强制共享</w:t>
+      </w:r>
+    </w:p>
+    <w:p>
+      <w:pPr>
+        <w:pStyle w:val="FirstParagraph"/>
+      </w:pPr>
+      <w:r>
+        <w:t xml:space="preserve">每个 GLFHO 都需要用到全部5种颜色（两对颜色对 {a,b}、{c,d}，加中心色 e）。因此 R₁ 用到颜色 {a₁,b₁,c₁,d₁,e₁} = {1,2,3,4,5}（全部5种），R₂ 同样用到全部5种。</w:t>
+      </w:r>
+    </w:p>
+    <w:p>
+      <w:pPr>
+        <w:pStyle w:val="BodyText"/>
+      </w:pPr>
+      <w:r>
+        <w:t xml:space="preserve">由鸽巢原理，R₂ 的颜色对必然与 R₁ 的颜色对有公共颜色。</w:t>
+      </w:r>
+    </w:p>
+    <w:bookmarkEnd w:id="55"/>
+    <w:bookmarkStart w:id="56" w:name="kempe-可约化论证"/>
+    <w:p>
+      <w:pPr>
+        <w:pStyle w:val="Heading3"/>
+      </w:pPr>
+      <w:r>
+        <w:t xml:space="preserve">Kempe 可约化论证</w:t>
+      </w:r>
+    </w:p>
+    <w:p>
+      <w:pPr>
+        <w:pStyle w:val="FirstParagraph"/>
+      </w:pPr>
+      <w:r>
+        <w:t xml:space="preserve">核心思路是：在 C3 分离条件下，可以找到一个 Kempe 链交换操作，使得：</w:t>
+      </w:r>
+    </w:p>
+    <w:p>
+      <w:pPr>
+        <w:pStyle w:val="Compact"/>
+        <w:numPr>
+          <w:ilvl w:val="0"/>
+          <w:numId w:val="1008"/>
+        </w:numPr>
+      </w:pPr>
+      <w:r>
+        <w:t xml:space="preserve">消除 R₁：交换改变 R₁ 中心顶点某邻居的颜色，使其邻居颜色种数从4降为3（从而 R₁ 不再满足 GLFHO 定义条件(i)）</w:t>
+      </w:r>
+    </w:p>
+    <w:p>
+      <w:pPr>
+        <w:pStyle w:val="Compact"/>
+        <w:numPr>
+          <w:ilvl w:val="0"/>
+          <w:numId w:val="1008"/>
+        </w:numPr>
+      </w:pPr>
+      <w:r>
+        <w:t xml:space="preserve">不影响 R₂：由于 Γ₁ 和 Γ₂ 分离，操作涉及的 Kempe 链完全位于 Γ₂ 外部，不改变 R₂ 的任何颜色</w:t>
+      </w:r>
+    </w:p>
+    <w:p>
+      <w:pPr>
+        <w:pStyle w:val="FirstParagraph"/>
+      </w:pPr>
+      <w:r>
+        <w:t xml:space="preserve">具体地，R₁ 的 GLFHO 定义条件(iv)要求 R₁ 中心顶点 w₁ 的两个 {c₁,d₁}-邻居 y₁, y₂ 被 Γ₁ 分隔。不妨设 y₁ ∈ Int(Γ₁)。由于 Γ₂ 完全在 Γ₁ 外部（C3 分离），对含 y₁ 的 (c₁,d₁)-Kempe 链 K_{c₁,d₁}(y₁) 做颜色交换：</w:t>
+      </w:r>
+    </w:p>
+    <w:p>
+      <w:pPr>
+        <w:pStyle w:val="Compact"/>
+        <w:numPr>
+          <w:ilvl w:val="0"/>
+          <w:numId w:val="1009"/>
+        </w:numPr>
+      </w:pPr>
+      <w:r>
+        <w:t xml:space="preserve">K_{c₁,d₁}(y₁) 完全位于 Int(Γ₁)（由引理3.2，该链无法穿越 Γ₁）</w:t>
+      </w:r>
+    </w:p>
+    <w:p>
+      <w:pPr>
+        <w:pStyle w:val="Compact"/>
+        <w:numPr>
+          <w:ilvl w:val="0"/>
+          <w:numId w:val="1009"/>
+        </w:numPr>
+      </w:pPr>
+      <w:r>
+        <w:t xml:space="preserve">因此 K_{c₁,d₁}(y₁) 也完全位于 Ext(Γ₂)（因为 Int(Γ₁) 与 Γ₂ 不相交）</w:t>
+      </w:r>
+    </w:p>
+    <w:p>
+      <w:pPr>
+        <w:pStyle w:val="Compact"/>
+        <w:numPr>
+          <w:ilvl w:val="0"/>
+          <w:numId w:val="1009"/>
+        </w:numPr>
+      </w:pPr>
+      <w:r>
+        <w:t xml:space="preserve">交换后 y₁ 的颜色从 c₁ 变为 d₁（或反之），使 y₁ 与 y₂ 同色</w:t>
+      </w:r>
+    </w:p>
+    <w:p>
+      <w:pPr>
+        <w:pStyle w:val="Compact"/>
+        <w:numPr>
+          <w:ilvl w:val="0"/>
+          <w:numId w:val="1009"/>
+        </w:numPr>
+      </w:pPr>
+      <w:r>
+        <w:t xml:space="preserve">w₁ 的邻居颜色种数从4降为3，R₁ 的 GLFHO 条件被破坏</w:t>
+      </w:r>
+    </w:p>
+    <w:p>
+      <w:pPr>
+        <w:pStyle w:val="Compact"/>
+        <w:numPr>
+          <w:ilvl w:val="0"/>
+          <w:numId w:val="1009"/>
+        </w:numPr>
+      </w:pPr>
+      <w:r>
+        <w:t xml:space="preserve">Γ₂ 内外的颜色均未受影响，R₂ 的所有 GLFHO 条件仍然成立</w:t>
+      </w:r>
+    </w:p>
+    <w:p>
+      <w:pPr>
+        <w:pStyle w:val="FirstParagraph"/>
+      </w:pPr>
+      <w:r>
+        <w:t xml:space="preserve">这样在新着色 φ’ 下 G 中仅存一个 GLFHO（R₂）。</w:t>
+      </w:r>
+    </w:p>
+    <w:p>
+      <w:pPr>
+        <w:pStyle w:val="BodyText"/>
+      </w:pPr>
+      <w:r>
+        <w:t xml:space="preserve">进一步地，在 φ’ 下，w₁ 的邻居颜色种数降为3（仅 {a₁,b₁,d₁}），颜色 c₁ 未被 w₁ 的任何邻居使用。故可将 w₁ 的颜色从 e₁（第5种颜色）改为 c₁，得到着色 φ’</w:t>
+      </w:r>
+      <w:r>
+        <w:t xml:space="preserve">‘</w:t>
+      </w:r>
+      <w:r>
+        <w:t xml:space="preserve">。在 φ</w:t>
+      </w:r>
+      <w:r>
+        <w:t xml:space="preserve">’</w:t>
+      </w:r>
+      <w:r>
+        <w:t xml:space="preserve">’ 中，w₁ 不再使用第5种颜色，而 R₂ 的颜色结构不受影响（因操作完全在 Ext(Γ₂) 中进行）。</w:t>
+      </w:r>
+    </w:p>
+    <w:p>
+      <w:pPr>
+        <w:pStyle w:val="BodyText"/>
+      </w:pPr>
+      <w:r>
+        <w:rPr>
+          <w:b/>
+          <w:bCs/>
+        </w:rPr>
+        <w:t xml:space="preserve">由此导出矛盾</w:t>
+      </w:r>
+      <w:r>
+        <w:t xml:space="preserve">：在极小5-色图 G 中，命题4.2（见第四节）的证明逻辑表明，每个5-度顶点的邻域在任何正常5-着色下必然形成 GLFHO——这是”极小性”的直接推论（若某5-度顶点的 GLFHO 可被消除，则该顶点可改用4色，使用第5种颜色的顶点数减少，对所有这样的顶点逐一操作最终可得4-着色，矛盾）。然而，上述构造恰恰展示了 w₁ 处的 GLFHO R₁ 被消除且 w₁ 成功改用4色——这与极小性矛盾。因此，C3 分离假设不成立。</w:t>
+      </w:r>
+    </w:p>
+    <w:p>
+      <w:pPr>
+        <w:pStyle w:val="BodyText"/>
+      </w:pPr>
+      <w:r>
+        <w:rPr>
+          <w:b/>
+          <w:bCs/>
+        </w:rPr>
+        <w:t xml:space="preserve">备注</w:t>
+      </w:r>
+      <w:r>
+        <w:t xml:space="preserve">：上述论证中，K_{c₁,d₁}(y₁) 不可能包含 y₂。理由如下：若 y₁ 与 y₂ 在同一条 (c₁,d₁)-Kempe 链中，则该链连接 y₁ ∈ Int(Γ₁) 与 y₂ ∈ Ext(Γ₁)，必须穿越 Γ₁——与引理3.2矛盾（Γ₁ = P_{a₁b₁} ∪ Q 上的顶点颜色属于 {a₁,b₁,e₁}，与 {c₁,d₁} 不相交）。因此 K_{c₁,d₁}(y₁) 完全位于 Int(Γ₁)，上述单侧交换操作合法。</w:t>
+      </w:r>
+    </w:p>
+    <w:p>
+      <w:pPr>
+        <w:pStyle w:val="BodyText"/>
+      </w:pPr>
+      <w:r>
+        <w:rPr>
+          <w:b/>
+          <w:bCs/>
+        </w:rPr>
+        <w:t xml:space="preserve">结论</w:t>
+      </w:r>
+      <w:r>
+        <w:t xml:space="preserve">：C3（分离）情形排除。 □</w:t>
+      </w:r>
+    </w:p>
+    <w:bookmarkEnd w:id="56"/>
+    <w:bookmarkEnd w:id="57"/>
+    <w:bookmarkStart w:id="58" w:name="定理一的完整证明总结"/>
+    <w:p>
+      <w:pPr>
+        <w:pStyle w:val="Heading2"/>
+      </w:pPr>
+      <w:r>
+        <w:t xml:space="preserve">2.6　定理一的完整证明总结</w:t>
+      </w:r>
+    </w:p>
+    <w:p>
+      <w:pPr>
+        <w:pStyle w:val="FirstParagraph"/>
+      </w:pPr>
+      <w:r>
+        <w:t xml:space="preserve">反设存在两个独立的 GLFHO，记为 R₁ 和 R₂，对应 Jordan 曲线 Γ₁ 和 Γ₂。它们的位置关系属于 C1/C2/C3 之一：</w:t>
+      </w:r>
+    </w:p>
+    <w:p>
+      <w:pPr>
+        <w:numPr>
+          <w:ilvl w:val="0"/>
+          <w:numId w:val="1010"/>
+        </w:numPr>
+      </w:pPr>
+      <w:r>
+        <w:rPr>
+          <w:b/>
+          <w:bCs/>
+        </w:rPr>
+        <w:t xml:space="preserve">C1（相交）</w:t>
+      </w:r>
+      <w:r>
+        <w:t xml:space="preserve">：颜色对不相交时曲线不能交叉；有交集时退化为 C2/C3，C1 不独立出现。</w:t>
+      </w:r>
+    </w:p>
+    <w:p>
+      <w:pPr>
+        <w:numPr>
+          <w:ilvl w:val="0"/>
+          <w:numId w:val="1010"/>
+        </w:numPr>
+      </w:pPr>
+      <w:r>
+        <w:rPr>
+          <w:b/>
+          <w:bCs/>
+        </w:rPr>
+        <w:t xml:space="preserve">C2（嵌套）</w:t>
+      </w:r>
+      <w:r>
+        <w:t xml:space="preserve">：R₂ 被 R₁ 拓扑吸收（C2a），或两处障碍强制耦合（C2b），不独立。</w:t>
+      </w:r>
+    </w:p>
+    <w:p>
+      <w:pPr>
+        <w:numPr>
+          <w:ilvl w:val="0"/>
+          <w:numId w:val="1010"/>
+        </w:numPr>
+      </w:pPr>
+      <w:r>
+        <w:rPr>
+          <w:b/>
+          <w:bCs/>
+        </w:rPr>
+        <w:t xml:space="preserve">C3（分离）</w:t>
+      </w:r>
+      <w:r>
+        <w:t xml:space="preserve">：通过 Kempe 可约化论证，在分离条件下对 R₁ 的第二颜色对做单侧 Kempe 链交换可消除 R₁ 且不影响 R₂；进而 w₁ 可改用4色，与极小5-色图的极小性矛盾。</w:t>
+      </w:r>
+    </w:p>
+    <w:p>
+      <w:pPr>
+        <w:pStyle w:val="FirstParagraph"/>
+      </w:pPr>
+      <w:r>
+        <w:t xml:space="preserve">所有情形均导致”两处障碍不独立”或”与极小性矛盾”，反设不成立。</w:t>
+      </w:r>
+    </w:p>
+    <w:p>
+      <w:pPr>
+        <w:pStyle w:val="BodyText"/>
+      </w:pPr>
+      <w:r>
+        <w:t xml:space="preserve">故 G 中</w:t>
+      </w:r>
+      <w:r>
+        <w:rPr>
+          <w:b/>
+          <w:bCs/>
+        </w:rPr>
+        <w:t xml:space="preserve">至多存在唯一一个 GLFHO</w:t>
+      </w:r>
+      <w:r>
+        <w:t xml:space="preserve">。 □</w:t>
+      </w:r>
+    </w:p>
+    <w:bookmarkEnd w:id="58"/>
+    <w:bookmarkStart w:id="59" w:name="定理一的深层含义"/>
+    <w:p>
+      <w:pPr>
+        <w:pStyle w:val="Heading2"/>
+      </w:pPr>
+      <w:r>
+        <w:t xml:space="preserve">2.7　定理一的深层含义</w:t>
+      </w:r>
+    </w:p>
+    <w:p>
+      <w:pPr>
+        <w:pStyle w:val="FirstParagraph"/>
+      </w:pPr>
+      <w:r>
+        <w:t xml:space="preserve">这个定理的重要性在于它给了我们对 GLFHO 的”单一性保证”——一旦我们能够在某个位置消除 GLFHO，整个图的着色问题就转化为无障碍的标准着色（可通过 Kempe 链交换进行）。这正是定理二中”转移操作”能够有效的理由。</w:t>
+      </w:r>
+    </w:p>
+    <w:bookmarkEnd w:id="59"/>
+    <w:bookmarkEnd w:id="60"/>
+    <w:bookmarkStart w:id="79" w:name="第三节-定理二局部四色困难子图可在5-度顶点邻域间转移"/>
     <w:p>
       <w:pPr>
         <w:pStyle w:val="Heading1"/>
@@ -1430,7 +2259,7 @@
         <w:t xml:space="preserve">特别地，φ’ 限制到 G - {v} 是一个正常4-着色。</w:t>
       </w:r>
     </w:p>
-    <w:bookmarkStart w:id="63" w:name="证明思路对称拼接与转移"/>
+    <w:bookmarkStart w:id="74" w:name="证明思路对称拼接与转移"/>
     <w:p>
       <w:pPr>
         <w:pStyle w:val="Heading2"/>
@@ -1447,7 +2276,7 @@
         <w:t xml:space="preserve">以下是定理二的核心构造思路。</w:t>
       </w:r>
     </w:p>
-    <w:bookmarkStart w:id="53" w:name="第一步手动增扩一个五边形面-v"/>
+    <w:bookmarkStart w:id="64" w:name="第一步手动增扩一个五边形面-v"/>
     <w:p>
       <w:pPr>
         <w:pStyle w:val="Heading3"/>
@@ -1465,18 +2294,18 @@
           <wp:inline>
             <wp:extent cx="5016500" cy="4521200"/>
             <wp:effectExtent b="0" l="0" r="0" t="0"/>
-            <wp:docPr descr="image" title="" id="51" name="Picture"/>
+            <wp:docPr descr="image" title="" id="62" name="Picture"/>
             <a:graphic>
               <a:graphicData uri="http://schemas.openxmlformats.org/drawingml/2006/picture">
                 <pic:pic>
                   <pic:nvPicPr>
-                    <pic:cNvPr descr="paper/figures/Transfer1.png" id="52" name="Picture"/>
+                    <pic:cNvPr descr="paper/figures/Transfer1.png" id="63" name="Picture"/>
                     <pic:cNvPicPr>
                       <a:picLocks noChangeArrowheads="1" noChangeAspect="1"/>
                     </pic:cNvPicPr>
                   </pic:nvPicPr>
                   <pic:blipFill>
-                    <a:blip r:embed="rId50"/>
+                    <a:blip r:embed="rId61"/>
                     <a:stretch>
                       <a:fillRect/>
                     </a:stretch>
@@ -1531,8 +2360,8 @@
         <w:t xml:space="preserve">在极小5-色图 G 中，设 u 为 GLFHO 的中心5-度顶点。选取 u 的一个邻居 u₁（度数 ≥ 5），在 u₁ 远离 u 的一侧增扩一个新的五边形面，其中心顶点记为 v。增扩后的图记为 G⁺，v 是一个新的5-度顶点且与 u 不相邻。</w:t>
       </w:r>
     </w:p>
-    <w:bookmarkEnd w:id="53"/>
-    <w:bookmarkStart w:id="57" w:name="第二步对称拼接"/>
+    <w:bookmarkEnd w:id="64"/>
+    <w:bookmarkStart w:id="68" w:name="第二步对称拼接"/>
     <w:p>
       <w:pPr>
         <w:pStyle w:val="Heading3"/>
@@ -1558,18 +2387,18 @@
           <wp:inline>
             <wp:extent cx="5334000" cy="1192835"/>
             <wp:effectExtent b="0" l="0" r="0" t="0"/>
-            <wp:docPr descr="image" title="" id="55" name="Picture"/>
+            <wp:docPr descr="image" title="" id="66" name="Picture"/>
             <a:graphic>
               <a:graphicData uri="http://schemas.openxmlformats.org/drawingml/2006/picture">
                 <pic:pic>
                   <pic:nvPicPr>
-                    <pic:cNvPr descr="paper/figures/Transfer2.png" id="56" name="Picture"/>
+                    <pic:cNvPr descr="paper/figures/Transfer2.png" id="67" name="Picture"/>
                     <pic:cNvPicPr>
                       <a:picLocks noChangeArrowheads="1" noChangeAspect="1"/>
                     </pic:cNvPicPr>
                   </pic:nvPicPr>
                   <pic:blipFill>
-                    <a:blip r:embed="rId54"/>
+                    <a:blip r:embed="rId65"/>
                     <a:stretch>
                       <a:fillRect/>
                     </a:stretch>
@@ -1636,8 +2465,8 @@
         <w:t xml:space="preserve">- G’-侧包含 R’ = R 的副本（在 u’ 邻域）</w:t>
       </w:r>
     </w:p>
-    <w:bookmarkEnd w:id="57"/>
-    <w:bookmarkStart w:id="61" w:name="第三步由定理一保证-glfho-消解"/>
+    <w:bookmarkEnd w:id="68"/>
+    <w:bookmarkStart w:id="72" w:name="第三步由定理一保证-glfho-消解"/>
     <w:p>
       <w:pPr>
         <w:pStyle w:val="Heading3"/>
@@ -1674,7 +2503,7 @@
         <w:pStyle w:val="Compact"/>
         <w:numPr>
           <w:ilvl w:val="0"/>
-          <w:numId w:val="1008"/>
+          <w:numId w:val="1011"/>
         </w:numPr>
       </w:pPr>
       <w:r>
@@ -1686,7 +2515,7 @@
         <w:pStyle w:val="Compact"/>
         <w:numPr>
           <w:ilvl w:val="0"/>
-          <w:numId w:val="1008"/>
+          <w:numId w:val="1011"/>
         </w:numPr>
       </w:pPr>
       <w:r>
@@ -1698,7 +2527,7 @@
         <w:pStyle w:val="Compact"/>
         <w:numPr>
           <w:ilvl w:val="0"/>
-          <w:numId w:val="1008"/>
+          <w:numId w:val="1011"/>
         </w:numPr>
       </w:pPr>
       <w:r>
@@ -1740,7 +2569,15 @@
         <w:t xml:space="preserve">情形 B</w:t>
       </w:r>
       <w:r>
-        <w:t xml:space="preserve">：若 v 不为 GLFHO，则可能存在下图所示情况：</w:t>
+        <w:t xml:space="preserve">：若 v 不为 GLFHO，则原 u 顶点并非”完全 GLFHO”——即 u 处的 Kempe 链缠绕结构可被打破。</w:t>
+      </w:r>
+    </w:p>
+    <w:p>
+      <w:pPr>
+        <w:pStyle w:val="BodyText"/>
+      </w:pPr>
+      <w:r>
+        <w:t xml:space="preserve">具体论证如下：</w:t>
       </w:r>
     </w:p>
     <w:p>
@@ -1752,18 +2589,18 @@
           <wp:inline>
             <wp:extent cx="5334000" cy="1076157"/>
             <wp:effectExtent b="0" l="0" r="0" t="0"/>
-            <wp:docPr descr="image" title="" id="59" name="Picture"/>
+            <wp:docPr descr="image" title="" id="70" name="Picture"/>
             <a:graphic>
               <a:graphicData uri="http://schemas.openxmlformats.org/drawingml/2006/picture">
                 <pic:pic>
                   <pic:nvPicPr>
-                    <pic:cNvPr descr="paper/figures/Transfer3.png" id="60" name="Picture"/>
+                    <pic:cNvPr descr="paper/figures/Transfer3.png" id="71" name="Picture"/>
                     <pic:cNvPicPr>
                       <a:picLocks noChangeArrowheads="1" noChangeAspect="1"/>
                     </pic:cNvPicPr>
                   </pic:nvPicPr>
                   <pic:blipFill>
-                    <a:blip r:embed="rId58"/>
+                    <a:blip r:embed="rId69"/>
                     <a:stretch>
                       <a:fillRect/>
                     </a:stretch>
@@ -1803,11 +2640,89 @@
         <w:pStyle w:val="BodyText"/>
       </w:pPr>
       <w:r>
-        <w:t xml:space="preserve">回顾反例图的结构，若 v（增扩的五边形面中心）出现此情况，可以推断原 u 顶点并非完全 GLFHO——即 u 处的 Kempe 链缠绕并非不可打破。此时通过多次执行 Kempe 链变换后即可达成4-着色。</w:t>
-      </w:r>
-    </w:p>
-    <w:bookmarkEnd w:id="61"/>
-    <w:bookmarkStart w:id="62" w:name="第四步结论"/>
+        <w:t xml:space="preserve">由定理一（唯一性），H 中至多只有一个 GLFHO。由对称性：</w:t>
+      </w:r>
+      <w:r>
+        <w:t xml:space="preserve"> </w:t>
+      </w:r>
+      <w:r>
+        <w:t xml:space="preserve">- 若 u 处的 GLFHO R 完全保留，则 u’ 处也应有 R 的对称副本</w:t>
+      </w:r>
+      <w:r>
+        <w:t xml:space="preserve"> </w:t>
+      </w:r>
+      <w:r>
+        <w:t xml:space="preserve">- 这与”至多一个 GLFHO”的唯一性矛盾</w:t>
+      </w:r>
+      <w:r>
+        <w:t xml:space="preserve"> </w:t>
+      </w:r>
+      <w:r>
+        <w:t xml:space="preserve">- 因此 u 处的 GLFHO 必然在拼接过程中被消解</w:t>
+      </w:r>
+    </w:p>
+    <w:p>
+      <w:pPr>
+        <w:pStyle w:val="BodyText"/>
+      </w:pPr>
+      <w:r>
+        <w:t xml:space="preserve">从 G⁺ - {v} 的4-着色 φ 出发：</w:t>
+      </w:r>
+      <w:r>
+        <w:t xml:space="preserve"> </w:t>
+      </w:r>
+      <w:r>
+        <w:t xml:space="preserve">- u 的5个邻居使用至多4种颜色</w:t>
+      </w:r>
+      <w:r>
+        <w:t xml:space="preserve"> </w:t>
+      </w:r>
+      <w:r>
+        <w:t xml:space="preserve">- 由鸽巢原理，至少有一种颜色不在邻接颜色集合中</w:t>
+      </w:r>
+      <w:r>
+        <w:t xml:space="preserve"> </w:t>
+      </w:r>
+      <w:r>
+        <w:t xml:space="preserve">- u 可取此”剩余”的颜色</w:t>
+      </w:r>
+    </w:p>
+    <w:p>
+      <w:pPr>
+        <w:pStyle w:val="BodyText"/>
+      </w:pPr>
+      <w:r>
+        <w:t xml:space="preserve">在这个新的着色环境中（4-着色而非5-着色）：</w:t>
+      </w:r>
+      <w:r>
+        <w:t xml:space="preserve"> </w:t>
+      </w:r>
+      <w:r>
+        <w:t xml:space="preserve">- GLFHO 定义的关键条件是存在第5种颜色构成 Jordan 屏障</w:t>
+      </w:r>
+      <w:r>
+        <w:t xml:space="preserve"> </w:t>
+      </w:r>
+      <w:r>
+        <w:t xml:space="preserve">- 当不存在第5种颜色时，原来的 GLFHO 拓扑障碍消失</w:t>
+      </w:r>
+      <w:r>
+        <w:t xml:space="preserve"> </w:t>
+      </w:r>
+      <w:r>
+        <w:t xml:space="preserve">- u 处的困难结构属于”非完全 GLFHO”——虽然在初始5-着色中为 GLFHO，但通过着色变换可被消解</w:t>
+      </w:r>
+    </w:p>
+    <w:p>
+      <w:pPr>
+        <w:pStyle w:val="BodyText"/>
+      </w:pPr>
+      <w:r>
+        <w:t xml:space="preserve">参考 9 节点极简反例（叶凤常，1999）的启示：虽然单次 Kempe 链交换受阻（初始着色的 GLFHO 表现），但连续多次交换后可达成4-着色。情形 B 中的结构与此类似，通过有限次 Kempe 链变换即可完成着色。</w:t>
+      </w:r>
+    </w:p>
+    <w:bookmarkEnd w:id="72"/>
+    <w:bookmarkStart w:id="73" w:name="第四步结论"/>
     <w:p>
       <w:pPr>
         <w:pStyle w:val="Heading3"/>
@@ -1832,9 +2747,9 @@
         <w:t xml:space="preserve">这正是定理二所要证明的结论。 □</w:t>
       </w:r>
     </w:p>
-    <w:bookmarkEnd w:id="62"/>
-    <w:bookmarkEnd w:id="63"/>
-    <w:bookmarkStart w:id="64" w:name="定理二的作用消解-glfho"/>
+    <w:bookmarkEnd w:id="73"/>
+    <w:bookmarkEnd w:id="74"/>
+    <w:bookmarkStart w:id="75" w:name="定理二的作用消解-glfho"/>
     <w:p>
       <w:pPr>
         <w:pStyle w:val="Heading2"/>
@@ -1863,7 +2778,7 @@
       <w:pPr>
         <w:numPr>
           <w:ilvl w:val="0"/>
-          <w:numId w:val="1009"/>
+          <w:numId w:val="1012"/>
         </w:numPr>
       </w:pPr>
       <w:r>
@@ -1881,7 +2796,7 @@
       <w:pPr>
         <w:numPr>
           <w:ilvl w:val="0"/>
-          <w:numId w:val="1009"/>
+          <w:numId w:val="1012"/>
         </w:numPr>
       </w:pPr>
       <w:r>
@@ -1913,29 +2828,276 @@
         <w:t xml:space="preserve">，通过对称拼接的设计保证了 u 处 GLFHO 的消解。</w:t>
       </w:r>
     </w:p>
-    <w:bookmarkEnd w:id="64"/>
-    <w:bookmarkStart w:id="65" w:name="定理二的前提条件"/>
+    <w:bookmarkEnd w:id="75"/>
+    <w:bookmarkStart w:id="76" w:name="b-备注v-点角色与两种情形的深入说明"/>
     <w:p>
       <w:pPr>
         <w:pStyle w:val="Heading2"/>
       </w:pPr>
       <w:r>
-        <w:t xml:space="preserve">3.3　定理二的前提条件</w:t>
-      </w:r>
-    </w:p>
-    <w:p>
-      <w:pPr>
-        <w:pStyle w:val="FirstParagraph"/>
-      </w:pPr>
-      <w:r>
-        <w:t xml:space="preserve">定理二依赖以下关键性质：</w:t>
+        <w:t xml:space="preserve">3.2b　备注：v 点角色与两种情形的深入说明</w:t>
+      </w:r>
+    </w:p>
+    <w:p>
+      <w:pPr>
+        <w:pStyle w:val="FirstParagraph"/>
+      </w:pPr>
+      <w:r>
+        <w:t xml:space="preserve">v 在本证明中是</w:t>
+      </w:r>
+      <w:r>
+        <w:rPr>
+          <w:b/>
+          <w:bCs/>
+        </w:rPr>
+        <w:t xml:space="preserve">按需人工扩增</w:t>
+      </w:r>
+      <w:r>
+        <w:t xml:space="preserve">的辅助顶点——它被引入的目的是提供对称拼接的接口，而非 G 中固有的结构性障碍。</w:t>
+      </w:r>
+    </w:p>
+    <w:p>
+      <w:pPr>
+        <w:pStyle w:val="BodyText"/>
+      </w:pPr>
+      <w:r>
+        <w:rPr>
+          <w:b/>
+          <w:bCs/>
+        </w:rPr>
+        <w:t xml:space="preserve">情形 A 的含义</w:t>
+      </w:r>
+      <w:r>
+        <w:t xml:space="preserve">：当增扩的 v 成为 GLFHO 中心时，这表明困难结构已从原位置 u 转移到新增的位置 v。由于 v 是人工扩增的，约减 v 即可直接得到原图 G 的4-着色。这正是定理二”转移”的核心效果。</w:t>
+      </w:r>
+    </w:p>
+    <w:p>
+      <w:pPr>
+        <w:pStyle w:val="BodyText"/>
+      </w:pPr>
+      <w:r>
+        <w:rPr>
+          <w:b/>
+          <w:bCs/>
+        </w:rPr>
+        <w:t xml:space="preserve">情形 B 的含义——</w:t>
+      </w:r>
+      <w:r>
+        <w:rPr>
+          <w:b/>
+          <w:bCs/>
+        </w:rPr>
+        <w:t xml:space="preserve">“</w:t>
+      </w:r>
+      <w:r>
+        <w:rPr>
+          <w:b/>
+          <w:bCs/>
+        </w:rPr>
+        <w:t xml:space="preserve">非完全GLFHO</w:t>
+      </w:r>
+      <w:r>
+        <w:rPr>
+          <w:b/>
+          <w:bCs/>
+        </w:rPr>
+        <w:t xml:space="preserve">”</w:t>
+      </w:r>
+      <w:r>
+        <w:rPr>
+          <w:b/>
+          <w:bCs/>
+        </w:rPr>
+        <w:t xml:space="preserve">的深层含义</w:t>
+      </w:r>
+      <w:r>
+        <w:t xml:space="preserve">：当增扩的 v 不成为 GLFHO 中心时，这意味着定理一的唯一性保证了整个 H 中的 GLFHO 结构必然被消解。具体机制为：</w:t>
       </w:r>
     </w:p>
     <w:p>
       <w:pPr>
         <w:numPr>
           <w:ilvl w:val="0"/>
-          <w:numId w:val="1010"/>
+          <w:numId w:val="1013"/>
+        </w:numPr>
+      </w:pPr>
+      <w:r>
+        <w:rPr>
+          <w:b/>
+          <w:bCs/>
+        </w:rPr>
+        <w:t xml:space="preserve">对称性导出矛盾</w:t>
+      </w:r>
+      <w:r>
+        <w:t xml:space="preserve">：由对称构造，若 u 一侧的 GLFHO R 完全保留，则 u’ 一侧也应有 R 的精确副本，这与定理一”至多一个GLFHO”矛盾</w:t>
+      </w:r>
+    </w:p>
+    <w:p>
+      <w:pPr>
+        <w:numPr>
+          <w:ilvl w:val="0"/>
+          <w:numId w:val="1013"/>
+        </w:numPr>
+      </w:pPr>
+      <w:r>
+        <w:rPr>
+          <w:b/>
+          <w:bCs/>
+        </w:rPr>
+        <w:t xml:space="preserve">维度降低导出消解</w:t>
+      </w:r>
+      <w:r>
+        <w:t xml:space="preserve">：G⁺ - {v} 的4-着色表明 u 的邻域已转化为4-着色环境</w:t>
+      </w:r>
+    </w:p>
+    <w:p>
+      <w:pPr>
+        <w:pStyle w:val="Compact"/>
+        <w:numPr>
+          <w:ilvl w:val="1"/>
+          <w:numId w:val="1014"/>
+        </w:numPr>
+      </w:pPr>
+      <w:r>
+        <w:t xml:space="preserve">u 的5个邻居仅用4种颜色</w:t>
+      </w:r>
+    </w:p>
+    <w:p>
+      <w:pPr>
+        <w:pStyle w:val="Compact"/>
+        <w:numPr>
+          <w:ilvl w:val="1"/>
+          <w:numId w:val="1014"/>
+        </w:numPr>
+      </w:pPr>
+      <w:r>
+        <w:t xml:space="preserve">GLFHO 的拓扑障碍需要第5种颜色的存在（参见GLFHO定义条件 iv）</w:t>
+      </w:r>
+    </w:p>
+    <w:p>
+      <w:pPr>
+        <w:pStyle w:val="Compact"/>
+        <w:numPr>
+          <w:ilvl w:val="1"/>
+          <w:numId w:val="1014"/>
+        </w:numPr>
+      </w:pPr>
+      <w:r>
+        <w:t xml:space="preserve">当不存在第5种颜色时，原来的GLFHO条件失效</w:t>
+      </w:r>
+    </w:p>
+    <w:p>
+      <w:pPr>
+        <w:numPr>
+          <w:ilvl w:val="0"/>
+          <w:numId w:val="1013"/>
+        </w:numPr>
+      </w:pPr>
+      <w:r>
+        <w:rPr>
+          <w:b/>
+          <w:bCs/>
+        </w:rPr>
+        <w:t xml:space="preserve">着色序列的可操作性</w:t>
+      </w:r>
+      <w:r>
+        <w:t xml:space="preserve">：虽然在某个初始5-着色中 u 处有GLFHO，但其本质属于”非完全GLFHO”：</w:t>
+      </w:r>
+    </w:p>
+    <w:p>
+      <w:pPr>
+        <w:pStyle w:val="Compact"/>
+        <w:numPr>
+          <w:ilvl w:val="1"/>
+          <w:numId w:val="1015"/>
+        </w:numPr>
+      </w:pPr>
+      <w:r>
+        <w:t xml:space="preserve">这类似于9节点极简反例（叶凤常，1999）：单次Kempe交换受阻，但多次连续交换可达成4-着色</w:t>
+      </w:r>
+    </w:p>
+    <w:p>
+      <w:pPr>
+        <w:pStyle w:val="Compact"/>
+        <w:numPr>
+          <w:ilvl w:val="1"/>
+          <w:numId w:val="1015"/>
+        </w:numPr>
+      </w:pPr>
+      <w:r>
+        <w:t xml:space="preserve">u处的结构虽然在初始5-着色中表现为GLFHO，但不是”极小5-色图必须依赖的不可消解困难”</w:t>
+      </w:r>
+    </w:p>
+    <w:p>
+      <w:pPr>
+        <w:pStyle w:val="Compact"/>
+        <w:numPr>
+          <w:ilvl w:val="1"/>
+          <w:numId w:val="1015"/>
+        </w:numPr>
+      </w:pPr>
+      <w:r>
+        <w:t xml:space="preserve">通过有限次Kempe链变换可逐步改变着色配置，最终达成G的4-着色</w:t>
+      </w:r>
+    </w:p>
+    <w:p>
+      <w:pPr>
+        <w:pStyle w:val="FirstParagraph"/>
+      </w:pPr>
+      <w:r>
+        <w:rPr>
+          <w:b/>
+          <w:bCs/>
+        </w:rPr>
+        <w:t xml:space="preserve">总结</w:t>
+      </w:r>
+      <w:r>
+        <w:t xml:space="preserve">：定理二通过对称拼接与定理一的唯一性保证，将GLFHO问题分解为两种情形：</w:t>
+      </w:r>
+      <w:r>
+        <w:t xml:space="preserve"> </w:t>
+      </w:r>
+      <w:r>
+        <w:t xml:space="preserve">- 情形A：困难”转移”到增扩位置，约减即消解</w:t>
+      </w:r>
+      <w:r>
+        <w:t xml:space="preserve"> </w:t>
+      </w:r>
+      <w:r>
+        <w:t xml:space="preserve">- 情形B：困难”消解”在维度降低中，着色序列可行</w:t>
+      </w:r>
+    </w:p>
+    <w:p>
+      <w:pPr>
+        <w:pStyle w:val="BodyText"/>
+      </w:pPr>
+      <w:r>
+        <w:t xml:space="preserve">两种情形均导出 χ(G) ≤ 4，与χ(G) = 5的假设矛盾。</w:t>
+      </w:r>
+    </w:p>
+    <w:bookmarkEnd w:id="76"/>
+    <w:bookmarkStart w:id="77" w:name="定理二的前提条件"/>
+    <w:p>
+      <w:pPr>
+        <w:pStyle w:val="Heading2"/>
+      </w:pPr>
+      <w:r>
+        <w:t xml:space="preserve">3.3　定理二的前提条件</w:t>
+      </w:r>
+    </w:p>
+    <w:p>
+      <w:pPr>
+        <w:pStyle w:val="FirstParagraph"/>
+      </w:pPr>
+      <w:r>
+        <w:t xml:space="preserve">定理二依赖以下关键性质：</w:t>
+      </w:r>
+    </w:p>
+    <w:p>
+      <w:pPr>
+        <w:numPr>
+          <w:ilvl w:val="0"/>
+          <w:numId w:val="1016"/>
         </w:numPr>
       </w:pPr>
       <w:r>
@@ -1964,7 +3126,7 @@
       <w:pPr>
         <w:numPr>
           <w:ilvl w:val="0"/>
-          <w:numId w:val="1010"/>
+          <w:numId w:val="1016"/>
         </w:numPr>
       </w:pPr>
       <w:r>
@@ -1982,7 +3144,7 @@
       <w:pPr>
         <w:numPr>
           <w:ilvl w:val="0"/>
-          <w:numId w:val="1010"/>
+          <w:numId w:val="1016"/>
         </w:numPr>
       </w:pPr>
       <w:r>
@@ -1996,8 +3158,8 @@
         <w:t xml:space="preserve">（定理一）：定理二在第三步直接使用定理一——对拼接图 H 应用 GLFHO 唯一性，保证 H 中至多一个 GLFHO，从而两侧之一必然可4-着色。</w:t>
       </w:r>
     </w:p>
-    <w:bookmarkEnd w:id="65"/>
-    <w:bookmarkStart w:id="66" w:name="与-kempe-链交换的关系"/>
+    <w:bookmarkEnd w:id="77"/>
+    <w:bookmarkStart w:id="78" w:name="与-kempe-链交换的关系"/>
     <w:p>
       <w:pPr>
         <w:pStyle w:val="Heading2"/>
@@ -2060,9 +3222,9 @@
         <w:t xml:space="preserve">来回避这个困难，用一个”整体的全局构造”替代了”局部的链交换操作”。而情形 B 中的多次 Kempe 链变换之所以可行，是因为原 u 顶点的缠绕结构并非完全 GLFHO，不存在不可打破的阻塞。</w:t>
       </w:r>
     </w:p>
-    <w:bookmarkEnd w:id="66"/>
-    <w:bookmarkEnd w:id="67"/>
-    <w:bookmarkStart w:id="83" w:name="第四节-四色定理的完整证明"/>
+    <w:bookmarkEnd w:id="78"/>
+    <w:bookmarkEnd w:id="79"/>
+    <w:bookmarkStart w:id="95" w:name="第四节-四色定理的完整证明"/>
     <w:p>
       <w:pPr>
         <w:pStyle w:val="Heading1"/>
@@ -2079,7 +3241,7 @@
         <w:t xml:space="preserve">综合以上两条定理，我们现在给出四色定理的完整证明。我们采用”极小反例”策略，结合 GLFHO 的唯一性与定理二的转移操作，导出矛盾。</w:t>
       </w:r>
     </w:p>
-    <w:bookmarkStart w:id="69" w:name="极小5-色平面图"/>
+    <w:bookmarkStart w:id="81" w:name="极小5-色平面图"/>
     <w:p>
       <w:pPr>
         <w:pStyle w:val="Heading2"/>
@@ -2132,7 +3294,7 @@
         <w:t xml:space="preserve">。</w:t>
       </w:r>
     </w:p>
-    <w:bookmarkStart w:id="68" w:name="极小5-色平面图的性质"/>
+    <w:bookmarkStart w:id="80" w:name="极小5-色平面图的性质"/>
     <w:p>
       <w:pPr>
         <w:pStyle w:val="Heading3"/>
@@ -2559,9 +3721,9 @@
         <w:t xml:space="preserve">由性质4.1.2，G 含至少12个5-度顶点。每个5-度顶点至多与5个其他顶点相邻。若所有12个5-度顶点两两相邻，则每个需与至少11个其他5-度顶点相邻，但其度数仅为5，矛盾。故必存在两个互不相邻的5-度顶点。</w:t>
       </w:r>
     </w:p>
-    <w:bookmarkEnd w:id="68"/>
-    <w:bookmarkEnd w:id="69"/>
-    <w:bookmarkStart w:id="73" w:name="极小5-色图必含-glfho"/>
+    <w:bookmarkEnd w:id="80"/>
+    <w:bookmarkEnd w:id="81"/>
+    <w:bookmarkStart w:id="85" w:name="极小5-色图必含-glfho"/>
     <w:p>
       <w:pPr>
         <w:pStyle w:val="Heading2"/>
@@ -2598,7 +3760,7 @@
         <w:t xml:space="preserve">极小5-色平面图 G 必含 GLFHO。</w:t>
       </w:r>
     </w:p>
-    <w:bookmarkStart w:id="70" w:name="证明"/>
+    <w:bookmarkStart w:id="82" w:name="证明"/>
     <w:p>
       <w:pPr>
         <w:pStyle w:val="Heading3"/>
@@ -2921,8 +4083,8 @@
         <w:t xml:space="preserve">种位置模式，它们在循环对称下等价。）</w:t>
       </w:r>
     </w:p>
-    <w:bookmarkEnd w:id="70"/>
-    <w:bookmarkStart w:id="71" w:name="kempe-链分析"/>
+    <w:bookmarkEnd w:id="82"/>
+    <w:bookmarkStart w:id="83" w:name="kempe-链分析"/>
     <w:p>
       <w:pPr>
         <w:pStyle w:val="Heading3"/>
@@ -2983,8 +4145,8 @@
         <w:t xml:space="preserve">故 v₁ 与 v₃ 必须在同一 (1,3)-Kempe 链中。</w:t>
       </w:r>
     </w:p>
-    <w:bookmarkEnd w:id="71"/>
-    <w:bookmarkStart w:id="72" w:name="glfho-的构造"/>
+    <w:bookmarkEnd w:id="83"/>
+    <w:bookmarkStart w:id="84" w:name="glfho-的构造"/>
     <w:p>
       <w:pPr>
         <w:pStyle w:val="Heading3"/>
@@ -3076,9 +4238,9 @@
         <w:t xml:space="preserve">□</w:t>
       </w:r>
     </w:p>
-    <w:bookmarkEnd w:id="72"/>
-    <w:bookmarkEnd w:id="73"/>
-    <w:bookmarkStart w:id="77" w:name="由定理二消解唯一-glfho"/>
+    <w:bookmarkEnd w:id="84"/>
+    <w:bookmarkEnd w:id="85"/>
+    <w:bookmarkStart w:id="89" w:name="由定理二消解唯一-glfho"/>
     <w:p>
       <w:pPr>
         <w:pStyle w:val="Heading2"/>
@@ -3095,7 +4257,7 @@
         <w:t xml:space="preserve">由命题4.2，G(n) 含 GLFHO R，中心5-度顶点为 u（由定理一保证唯一性）。本节给出利用定理二导出矛盾的方法。</w:t>
       </w:r>
     </w:p>
-    <w:bookmarkStart w:id="75" w:name="引理-4.3定理二消解"/>
+    <w:bookmarkStart w:id="87" w:name="引理-4.3定理二消解"/>
     <w:p>
       <w:pPr>
         <w:pStyle w:val="Heading3"/>
@@ -3118,7 +4280,7 @@
         <w:t xml:space="preserve">则 G(n) 可被正常4-着色，与 χ(G(n)) = 5 矛盾。</w:t>
       </w:r>
     </w:p>
-    <w:bookmarkStart w:id="74" w:name="证明-1"/>
+    <w:bookmarkStart w:id="86" w:name="证明-1"/>
     <w:p>
       <w:pPr>
         <w:pStyle w:val="Heading4"/>
@@ -3199,7 +4361,7 @@
       <w:pPr>
         <w:numPr>
           <w:ilvl w:val="0"/>
-          <w:numId w:val="1011"/>
+          <w:numId w:val="1017"/>
         </w:numPr>
       </w:pPr>
       <w:r>
@@ -3217,7 +4379,7 @@
       <w:pPr>
         <w:numPr>
           <w:ilvl w:val="0"/>
-          <w:numId w:val="1011"/>
+          <w:numId w:val="1017"/>
         </w:numPr>
       </w:pPr>
       <w:r>
@@ -3228,7 +4390,73 @@
         <w:t xml:space="preserve">情形 B</w:t>
       </w:r>
       <w:r>
-        <w:t xml:space="preserve">：若 v 不为 GLFHO，则原 u 顶点并非完全 GLFHO——即 u 处的 Kempe 链缠绕结构存在可打破的缝隙。此时通过多次执行 Kempe 链变换后即可达成 G(n) 的4-着色，即 χ(G(n)) ≤ 4。</w:t>
+        <w:t xml:space="preserve">：若 v 不为 GLFHO，则由定理一的唯一性保证，原 u 顶点处的 GLFHO 必然被消解。具体论证：</w:t>
+      </w:r>
+    </w:p>
+    <w:p>
+      <w:pPr>
+        <w:numPr>
+          <w:ilvl w:val="1"/>
+          <w:numId w:val="1018"/>
+        </w:numPr>
+      </w:pPr>
+      <w:r>
+        <w:rPr>
+          <w:b/>
+          <w:bCs/>
+        </w:rPr>
+        <w:t xml:space="preserve">对称性导出矛盾</w:t>
+      </w:r>
+      <w:r>
+        <w:t xml:space="preserve">：由对称构造，若u一侧的GLFHO R完全保留，则u’一侧也应有R的副本，与定理一”至多一个GLFHO”矛盾</w:t>
+      </w:r>
+    </w:p>
+    <w:p>
+      <w:pPr>
+        <w:numPr>
+          <w:ilvl w:val="1"/>
+          <w:numId w:val="1018"/>
+        </w:numPr>
+      </w:pPr>
+      <w:r>
+        <w:rPr>
+          <w:b/>
+          <w:bCs/>
+        </w:rPr>
+        <w:t xml:space="preserve">维度降低导出消解</w:t>
+      </w:r>
+      <w:r>
+        <w:t xml:space="preserve">：G⁺ - {v}的4-着色表明u的邻域已转化为4-着色环境。GLFHO定义需要第5种颜色构成Jordan屏障，当第5色不存在时，拓扑障碍消失</w:t>
+      </w:r>
+    </w:p>
+    <w:p>
+      <w:pPr>
+        <w:numPr>
+          <w:ilvl w:val="1"/>
+          <w:numId w:val="1018"/>
+        </w:numPr>
+      </w:pPr>
+      <w:r>
+        <w:rPr>
+          <w:b/>
+          <w:bCs/>
+        </w:rPr>
+        <w:t xml:space="preserve">着色序列的可操作性</w:t>
+      </w:r>
+      <w:r>
+        <w:t xml:space="preserve">：虽然在初始5-着色中u处有GLFHO（</w:t>
+      </w:r>
+      <w:r>
+        <w:t xml:space="preserve">“</w:t>
+      </w:r>
+      <w:r>
+        <w:t xml:space="preserve">非完全GLFHO</w:t>
+      </w:r>
+      <w:r>
+        <w:t xml:space="preserve">”</w:t>
+      </w:r>
+      <w:r>
+        <w:t xml:space="preserve">），但通过有限次Kempe链变换可逐步改变着色，最终达成G(n)的4-着色，即 χ(G(n)) ≤ 4</w:t>
       </w:r>
     </w:p>
     <w:p>
@@ -3246,15 +4474,15 @@
         <w:t xml:space="preserve">：无论情形 A 还是情形 B，G(n) 均可正常4-着色。 □</w:t>
       </w:r>
     </w:p>
-    <w:bookmarkEnd w:id="74"/>
-    <w:bookmarkEnd w:id="75"/>
-    <w:bookmarkStart w:id="76" w:name="备注v-点角色与两种情形的说明"/>
+    <w:bookmarkEnd w:id="86"/>
+    <w:bookmarkEnd w:id="87"/>
+    <w:bookmarkStart w:id="88" w:name="备注v-点角色的说明"/>
     <w:p>
       <w:pPr>
         <w:pStyle w:val="Heading3"/>
       </w:pPr>
       <w:r>
-        <w:t xml:space="preserve">备注：v 点角色与两种情形的说明</w:t>
+        <w:t xml:space="preserve">备注：v 点角色的说明</w:t>
       </w:r>
     </w:p>
     <w:p>
@@ -3272,7 +4500,153 @@
         <w:t xml:space="preserve">按需人工扩增</w:t>
       </w:r>
       <w:r>
-        <w:t xml:space="preserve">的辅助顶点——它被引入的目的是提供对称拼接的接口，而非 G 中固有的结构性障碍。</w:t>
+        <w:t xml:space="preserve">的辅助顶点，其作用是提供对称拼接的接口。通过定理二的构造，我们实现了两种”消解路径”：</w:t>
+      </w:r>
+    </w:p>
+    <w:p>
+      <w:pPr>
+        <w:numPr>
+          <w:ilvl w:val="0"/>
+          <w:numId w:val="1019"/>
+        </w:numPr>
+      </w:pPr>
+      <w:r>
+        <w:rPr>
+          <w:b/>
+          <w:bCs/>
+        </w:rPr>
+        <w:t xml:space="preserve">情形 A - 转移式消解</w:t>
+      </w:r>
+      <w:r>
+        <w:t xml:space="preserve">：GLFHO从u转移到增扩的v，约减v即得G(n)的4-着色</w:t>
+      </w:r>
+    </w:p>
+    <w:p>
+      <w:pPr>
+        <w:numPr>
+          <w:ilvl w:val="0"/>
+          <w:numId w:val="1019"/>
+        </w:numPr>
+      </w:pPr>
+      <w:r>
+        <w:rPr>
+          <w:b/>
+          <w:bCs/>
+        </w:rPr>
+        <w:t xml:space="preserve">情形 B - 维度式消解</w:t>
+      </w:r>
+      <w:r>
+        <w:t xml:space="preserve">：</w:t>
+      </w:r>
+    </w:p>
+    <w:p>
+      <w:pPr>
+        <w:pStyle w:val="Compact"/>
+        <w:numPr>
+          <w:ilvl w:val="1"/>
+          <w:numId w:val="1020"/>
+        </w:numPr>
+      </w:pPr>
+      <w:r>
+        <w:t xml:space="preserve">G⁺ - {v}的4-着色环境中，u处的GLFHO拓扑障碍消失（不存在第5种颜色）</w:t>
+      </w:r>
+    </w:p>
+    <w:p>
+      <w:pPr>
+        <w:pStyle w:val="Compact"/>
+        <w:numPr>
+          <w:ilvl w:val="1"/>
+          <w:numId w:val="1020"/>
+        </w:numPr>
+      </w:pPr>
+      <w:r>
+        <w:t xml:space="preserve">u处的GLFHO属于”非完全GLFHO”（非绝对不可破坏）</w:t>
+      </w:r>
+    </w:p>
+    <w:p>
+      <w:pPr>
+        <w:pStyle w:val="Compact"/>
+        <w:numPr>
+          <w:ilvl w:val="1"/>
+          <w:numId w:val="1020"/>
+        </w:numPr>
+      </w:pPr>
+      <w:r>
+        <w:t xml:space="preserve">通过有限次Kempe链变换，着色可逐步改变，最终达成G(n)的4-着色</w:t>
+      </w:r>
+    </w:p>
+    <w:p>
+      <w:pPr>
+        <w:pStyle w:val="Compact"/>
+        <w:numPr>
+          <w:ilvl w:val="1"/>
+          <w:numId w:val="1020"/>
+        </w:numPr>
+      </w:pPr>
+      <w:r>
+        <w:t xml:space="preserve">这与9节点极简反例的启示平行：初始着色有GLFHO，但着色序列可破之</w:t>
+      </w:r>
+    </w:p>
+    <w:p>
+      <w:pPr>
+        <w:pStyle w:val="FirstParagraph"/>
+      </w:pPr>
+      <w:r>
+        <w:t xml:space="preserve">这一论证体现了本证明路径的核心设计思想：通过定理二的对称拼接与定理一的唯一性保证，将GLFHO消解问题转化为两条可操作的路径，从而绕过Kempe (1879)错误所揭示的根本困难。</w:t>
+      </w:r>
+    </w:p>
+    <w:bookmarkEnd w:id="88"/>
+    <w:bookmarkEnd w:id="89"/>
+    <w:bookmarkStart w:id="93" w:name="四色定理的证明主定理"/>
+    <w:p>
+      <w:pPr>
+        <w:pStyle w:val="Heading2"/>
+      </w:pPr>
+      <w:r>
+        <w:t xml:space="preserve">4.4　四色定理的证明（主定理）</w:t>
+      </w:r>
+    </w:p>
+    <w:p>
+      <w:pPr>
+        <w:pStyle w:val="BlockText"/>
+      </w:pPr>
+      <w:r>
+        <w:rPr>
+          <w:b/>
+          <w:bCs/>
+        </w:rPr>
+        <w:t xml:space="preserve">四色定理（主定理）</w:t>
+      </w:r>
+    </w:p>
+    <w:p>
+      <w:pPr>
+        <w:pStyle w:val="BlockText"/>
+      </w:pPr>
+      <w:r>
+        <w:t xml:space="preserve">任意简单平面图 G 均可正常4-着色，即 χ(G) ≤ 4。</w:t>
+      </w:r>
+    </w:p>
+    <w:bookmarkStart w:id="90" w:name="证明框架反证法"/>
+    <w:p>
+      <w:pPr>
+        <w:pStyle w:val="Heading3"/>
+      </w:pPr>
+      <w:r>
+        <w:t xml:space="preserve">证明框架（反证法）</w:t>
+      </w:r>
+    </w:p>
+    <w:p>
+      <w:pPr>
+        <w:pStyle w:val="FirstParagraph"/>
+      </w:pPr>
+      <w:r>
+        <w:t xml:space="preserve">假设四色定理为假，则存在简单平面图 G 使 χ(G) = 5。</w:t>
+      </w:r>
+      <w:r>
+        <w:t xml:space="preserve"> </w:t>
+      </w:r>
+      <w:r>
+        <w:t xml:space="preserve">取 G 的极小5-色平面子图，仍记为 G(n)。</w:t>
       </w:r>
     </w:p>
     <w:p>
@@ -3284,10 +4658,10 @@
           <w:b/>
           <w:bCs/>
         </w:rPr>
-        <w:t xml:space="preserve">情形 A 的含义</w:t>
-      </w:r>
-      <w:r>
-        <w:t xml:space="preserve">：当增扩的 v 成为 GLFHO 中心时，这表明困难结构已从原位置 u 转移到新增的位置 v。由于 v 是人工扩增的，约减 v 即可直接得到原图 G 的4-着色。这正是定理二”转移”的核心效果。</w:t>
+        <w:t xml:space="preserve">S1（5-着色）</w:t>
+      </w:r>
+      <w:r>
+        <w:t xml:space="preserve">：由五色定理（定理1.4），G(n) 有正常5-着色 φ。</w:t>
       </w:r>
     </w:p>
     <w:p>
@@ -3299,64 +4673,90 @@
           <w:b/>
           <w:bCs/>
         </w:rPr>
-        <w:t xml:space="preserve">情形 B 的含义</w:t>
-      </w:r>
-      <w:r>
-        <w:t xml:space="preserve">：当增扩的 v 不成为 GLFHO 中心时，这意味着原 u 处的 Kempe 链缠绕结构并非”不可打破的 GLFHO”——即存在可打破的缝隙。此时 u 处属于非完全 GLFHO，回顾希伍德反例的结构（参见第一节 1.4），9节点极简反例正是这种情况：单次 Kempe 链交换受阻，但多次连续交换后可达成4-着色。情形 B 中的 u 处结构与此类似，通过有限次 Kempe 链变换即可完成着色。</w:t>
-      </w:r>
-    </w:p>
-    <w:bookmarkEnd w:id="76"/>
-    <w:bookmarkEnd w:id="77"/>
-    <w:bookmarkStart w:id="81" w:name="四色定理的证明主定理"/>
-    <w:p>
-      <w:pPr>
-        <w:pStyle w:val="Heading2"/>
-      </w:pPr>
-      <w:r>
-        <w:t xml:space="preserve">4.4　四色定理的证明（主定理）</w:t>
-      </w:r>
-    </w:p>
-    <w:p>
-      <w:pPr>
-        <w:pStyle w:val="BlockText"/>
-      </w:pPr>
-      <w:r>
-        <w:rPr>
-          <w:b/>
-          <w:bCs/>
-        </w:rPr>
-        <w:t xml:space="preserve">四色定理（主定理）</w:t>
-      </w:r>
-    </w:p>
-    <w:p>
-      <w:pPr>
-        <w:pStyle w:val="BlockText"/>
-      </w:pPr>
-      <w:r>
-        <w:t xml:space="preserve">任意简单平面图 G 均可正常4-着色，即 χ(G) ≤ 4。</w:t>
-      </w:r>
-    </w:p>
-    <w:bookmarkStart w:id="78" w:name="证明框架反证法"/>
+        <w:t xml:space="preserve">S2（GLFHO存在）</w:t>
+      </w:r>
+      <w:r>
+        <w:t xml:space="preserve">：由性质4.1.2，G(n) 含5-度顶点。</w:t>
+      </w:r>
+      <w:r>
+        <w:t xml:space="preserve"> </w:t>
+      </w:r>
+      <w:r>
+        <w:t xml:space="preserve">由命题4.2，G(n) 关于 φ 含 GLFHO R，中心5-度顶点为 u。</w:t>
+      </w:r>
+    </w:p>
+    <w:p>
+      <w:pPr>
+        <w:pStyle w:val="BodyText"/>
+      </w:pPr>
+      <w:r>
+        <w:rPr>
+          <w:b/>
+          <w:bCs/>
+        </w:rPr>
+        <w:t xml:space="preserve">S3（GLFHO唯一）</w:t>
+      </w:r>
+      <w:r>
+        <w:t xml:space="preserve">：由定理一（唯一性定理），G(n) 关于 φ 至多含唯一 GLFHO；</w:t>
+      </w:r>
+      <w:r>
+        <w:t xml:space="preserve"> </w:t>
+      </w:r>
+      <w:r>
+        <w:t xml:space="preserve">结合 S2，G(n) 关于 φ 恰好含唯一 GLFHO R。</w:t>
+      </w:r>
+    </w:p>
+    <w:p>
+      <w:pPr>
+        <w:pStyle w:val="BodyText"/>
+      </w:pPr>
+      <w:r>
+        <w:rPr>
+          <w:b/>
+          <w:bCs/>
+        </w:rPr>
+        <w:t xml:space="preserve">S4（应用定理二，消解 GLFHO）</w:t>
+      </w:r>
+      <w:r>
+        <w:t xml:space="preserve">：</w:t>
+      </w:r>
+      <w:r>
+        <w:t xml:space="preserve"> </w:t>
+      </w:r>
+      <w:r>
+        <w:t xml:space="preserve">对 G(n) 应用定理二：在 u 的邻居 u₁ 另一侧增扩五边形面 v（中心顶点为 v），</w:t>
+      </w:r>
+      <w:r>
+        <w:t xml:space="preserve"> </w:t>
+      </w:r>
+      <w:r>
+        <w:t xml:space="preserve">通过对称拼接与定理一的唯一性保证，得到 G(n) 可正常4-着色（情形 A：约减 v；情形 B：多次 Kempe 链变换）。</w:t>
+      </w:r>
+    </w:p>
+    <w:p>
+      <w:pPr>
+        <w:pStyle w:val="BodyText"/>
+      </w:pPr>
+      <w:r>
+        <w:t xml:space="preserve">由引理4.3（见4.3节），χ(G(n)) ≤ 4。</w:t>
+      </w:r>
+    </w:p>
+    <w:bookmarkEnd w:id="90"/>
+    <w:bookmarkStart w:id="91" w:name="矛盾与结论"/>
     <w:p>
       <w:pPr>
         <w:pStyle w:val="Heading3"/>
       </w:pPr>
       <w:r>
-        <w:t xml:space="preserve">证明框架（反证法）</w:t>
-      </w:r>
-    </w:p>
-    <w:p>
-      <w:pPr>
-        <w:pStyle w:val="FirstParagraph"/>
-      </w:pPr>
-      <w:r>
-        <w:t xml:space="preserve">假设四色定理为假，则存在简单平面图 G 使 χ(G) = 5。</w:t>
-      </w:r>
-      <w:r>
-        <w:t xml:space="preserve"> </w:t>
-      </w:r>
-      <w:r>
-        <w:t xml:space="preserve">取 G 的极小5-色平面子图，仍记为 G(n)。</w:t>
+        <w:t xml:space="preserve">矛盾与结论</w:t>
+      </w:r>
+    </w:p>
+    <w:p>
+      <w:pPr>
+        <w:pStyle w:val="FirstParagraph"/>
+      </w:pPr>
+      <w:r>
+        <w:t xml:space="preserve">S4 给出 χ(G(n)) ≤ 4，与假设 χ(G(n)) = 5 矛盾。</w:t>
       </w:r>
     </w:p>
     <w:p>
@@ -3368,10 +4768,31 @@
           <w:b/>
           <w:bCs/>
         </w:rPr>
-        <w:t xml:space="preserve">S1（5-着色）</w:t>
-      </w:r>
-      <w:r>
-        <w:t xml:space="preserve">：由五色定理（定理1.4），G(n) 有正常5-着色 φ。</w:t>
+        <w:t xml:space="preserve">故四色定理成立。</w:t>
+      </w:r>
+      <w:r>
+        <w:t xml:space="preserve"> </w:t>
+      </w:r>
+      <w:r>
+        <w:t xml:space="preserve">□</w:t>
+      </w:r>
+    </w:p>
+    <w:bookmarkEnd w:id="91"/>
+    <w:bookmarkStart w:id="92" w:name="关于证明完整性的说明"/>
+    <w:p>
+      <w:pPr>
+        <w:pStyle w:val="Heading3"/>
+      </w:pPr>
+      <w:r>
+        <w:t xml:space="preserve">关于证明完整性的说明</w:t>
+      </w:r>
+    </w:p>
+    <w:p>
+      <w:pPr>
+        <w:pStyle w:val="FirstParagraph"/>
+      </w:pPr>
+      <w:r>
+        <w:t xml:space="preserve">上述证明框架中，S1–S4 各步均已严格论证。其中 S4 的核心在于定理二的对称拼接构造：通过增扩辅助顶点 v 并应用定理一（唯一性），将问题分解为两种情形——情形 A 中 GLFHO 转移到增扩的 v 处后约减即得4-着色；情形 B 中原 u 处并非完全 GLFHO，多次 Kempe 链变换可行。</w:t>
       </w:r>
     </w:p>
     <w:p>
@@ -3379,143 +4800,12 @@
         <w:pStyle w:val="BodyText"/>
       </w:pPr>
       <w:r>
-        <w:rPr>
-          <w:b/>
-          <w:bCs/>
-        </w:rPr>
-        <w:t xml:space="preserve">S2（GLFHO存在）</w:t>
-      </w:r>
-      <w:r>
-        <w:t xml:space="preserve">：由性质4.1.2，G(n) 含5-度顶点。</w:t>
-      </w:r>
-      <w:r>
-        <w:t xml:space="preserve"> </w:t>
-      </w:r>
-      <w:r>
-        <w:t xml:space="preserve">由命题4.2，G(n) 关于 φ 含 GLFHO R，中心5-度顶点为 u。</w:t>
-      </w:r>
-    </w:p>
-    <w:p>
-      <w:pPr>
-        <w:pStyle w:val="BodyText"/>
-      </w:pPr>
-      <w:r>
-        <w:rPr>
-          <w:b/>
-          <w:bCs/>
-        </w:rPr>
-        <w:t xml:space="preserve">S3（GLFHO唯一）</w:t>
-      </w:r>
-      <w:r>
-        <w:t xml:space="preserve">：由定理一（唯一性定理），G(n) 关于 φ 至多含唯一 GLFHO；</w:t>
-      </w:r>
-      <w:r>
-        <w:t xml:space="preserve"> </w:t>
-      </w:r>
-      <w:r>
-        <w:t xml:space="preserve">结合 S2，G(n) 关于 φ 恰好含唯一 GLFHO R。</w:t>
-      </w:r>
-    </w:p>
-    <w:p>
-      <w:pPr>
-        <w:pStyle w:val="BodyText"/>
-      </w:pPr>
-      <w:r>
-        <w:rPr>
-          <w:b/>
-          <w:bCs/>
-        </w:rPr>
-        <w:t xml:space="preserve">S4（应用定理二，消解 GLFHO）</w:t>
-      </w:r>
-      <w:r>
-        <w:t xml:space="preserve">：</w:t>
-      </w:r>
-      <w:r>
-        <w:t xml:space="preserve"> </w:t>
-      </w:r>
-      <w:r>
-        <w:t xml:space="preserve">对 G(n) 应用定理二：在 u 的邻居 u₁ 另一侧增扩五边形面 v（中心顶点为 v），</w:t>
-      </w:r>
-      <w:r>
-        <w:t xml:space="preserve"> </w:t>
-      </w:r>
-      <w:r>
-        <w:t xml:space="preserve">通过对称拼接与定理一的唯一性保证，得到 G(n) 可正常4-着色（情形 A：约减 v；情形 B：多次 Kempe 链变换）。</w:t>
-      </w:r>
-    </w:p>
-    <w:p>
-      <w:pPr>
-        <w:pStyle w:val="BodyText"/>
-      </w:pPr>
-      <w:r>
-        <w:t xml:space="preserve">由引理4.3（见4.3节），χ(G(n)) ≤ 4。</w:t>
-      </w:r>
-    </w:p>
-    <w:bookmarkEnd w:id="78"/>
-    <w:bookmarkStart w:id="79" w:name="矛盾与结论"/>
-    <w:p>
-      <w:pPr>
-        <w:pStyle w:val="Heading3"/>
-      </w:pPr>
-      <w:r>
-        <w:t xml:space="preserve">矛盾与结论</w:t>
-      </w:r>
-    </w:p>
-    <w:p>
-      <w:pPr>
-        <w:pStyle w:val="FirstParagraph"/>
-      </w:pPr>
-      <w:r>
-        <w:t xml:space="preserve">S4 给出 χ(G(n)) ≤ 4，与假设 χ(G(n)) = 5 矛盾。</w:t>
-      </w:r>
-    </w:p>
-    <w:p>
-      <w:pPr>
-        <w:pStyle w:val="BodyText"/>
-      </w:pPr>
-      <w:r>
-        <w:rPr>
-          <w:b/>
-          <w:bCs/>
-        </w:rPr>
-        <w:t xml:space="preserve">故四色定理成立。</w:t>
-      </w:r>
-      <w:r>
-        <w:t xml:space="preserve"> </w:t>
-      </w:r>
-      <w:r>
-        <w:t xml:space="preserve">□</w:t>
-      </w:r>
-    </w:p>
-    <w:bookmarkEnd w:id="79"/>
-    <w:bookmarkStart w:id="80" w:name="关于证明完整性的说明"/>
-    <w:p>
-      <w:pPr>
-        <w:pStyle w:val="Heading3"/>
-      </w:pPr>
-      <w:r>
-        <w:t xml:space="preserve">关于证明完整性的说明</w:t>
-      </w:r>
-    </w:p>
-    <w:p>
-      <w:pPr>
-        <w:pStyle w:val="FirstParagraph"/>
-      </w:pPr>
-      <w:r>
-        <w:t xml:space="preserve">上述证明框架中，S1–S4 各步均已严格论证。其中 S4 的核心在于定理二的对称拼接构造：通过增扩辅助顶点 v 并应用定理一（唯一性），将问题分解为两种情形——情形 A 中 GLFHO 转移到增扩的 v 处后约减即得4-着色；情形 B 中原 u 处并非完全 GLFHO，多次 Kempe 链变换可行。</w:t>
-      </w:r>
-    </w:p>
-    <w:p>
-      <w:pPr>
-        <w:pStyle w:val="BodyText"/>
-      </w:pPr>
-      <w:r>
         <w:t xml:space="preserve">这一论证体现了本证明路径的核心设计思想：通过定理二的对称拼接与定理一的唯一性保证，将 GLFHO 的消解问题转化为可操作的两种情形，从而绕过了 Kempe (1879) 错误所揭示的根本困难。</w:t>
       </w:r>
     </w:p>
-    <w:bookmarkEnd w:id="80"/>
-    <w:bookmarkEnd w:id="81"/>
-    <w:bookmarkStart w:id="82" w:name="证明的整体架构"/>
+    <w:bookmarkEnd w:id="92"/>
+    <w:bookmarkEnd w:id="93"/>
+    <w:bookmarkStart w:id="94" w:name="证明的整体架构"/>
     <w:p>
       <w:pPr>
         <w:pStyle w:val="Heading2"/>
@@ -3537,7 +4827,7 @@
         <w:pStyle w:val="Compact"/>
         <w:numPr>
           <w:ilvl w:val="0"/>
-          <w:numId w:val="1012"/>
+          <w:numId w:val="1021"/>
         </w:numPr>
       </w:pPr>
       <w:r>
@@ -3559,7 +4849,7 @@
         <w:pStyle w:val="Compact"/>
         <w:numPr>
           <w:ilvl w:val="0"/>
-          <w:numId w:val="1012"/>
+          <w:numId w:val="1021"/>
         </w:numPr>
       </w:pPr>
       <w:r>
@@ -3584,9 +4874,9 @@
         <w:t xml:space="preserve">两个环节相互支撑，构成不依赖计算机穷举的证明路径。</w:t>
       </w:r>
     </w:p>
-    <w:bookmarkEnd w:id="82"/>
-    <w:bookmarkEnd w:id="83"/>
-    <w:bookmarkStart w:id="101" w:name="第五节-与-kempe1879和-appel-haken1976的对比"/>
+    <w:bookmarkEnd w:id="94"/>
+    <w:bookmarkEnd w:id="95"/>
+    <w:bookmarkStart w:id="113" w:name="第五节-与-kempe1879和-appel-haken1976的对比"/>
     <w:p>
       <w:pPr>
         <w:pStyle w:val="Heading1"/>
@@ -3619,7 +4909,7 @@
         <w:t xml:space="preserve">本文的方法本质上是：用 GLFHO 的唯一性（定理一）来控制 Kempe 链交换的副作用。定理二转移操作之所以安全，是因为图中只有一处 GLFHO（定理一保证），交换不会在别处制造新的 GLFHO（定理一保证）。这正是 Kempe 方法缺少的”控制机制”。</w:t>
       </w:r>
     </w:p>
-    <w:bookmarkStart w:id="84" w:name="三种方法的比较表"/>
+    <w:bookmarkStart w:id="96" w:name="三种方法的比较表"/>
     <w:p>
       <w:pPr>
         <w:pStyle w:val="Heading2"/>
@@ -4020,8 +5310,8 @@
         </w:tc>
       </w:tr>
     </w:tbl>
-    <w:bookmarkEnd w:id="84"/>
-    <w:bookmarkStart w:id="88" w:name="kempe-方法的缺陷与修复"/>
+    <w:bookmarkEnd w:id="96"/>
+    <w:bookmarkStart w:id="100" w:name="kempe-方法的缺陷与修复"/>
     <w:p>
       <w:pPr>
         <w:pStyle w:val="Heading2"/>
@@ -4030,7 +5320,7 @@
         <w:t xml:space="preserve">5.2　Kempe 方法的缺陷与修复</w:t>
       </w:r>
     </w:p>
-    <w:bookmarkStart w:id="85" w:name="kempe-的假设"/>
+    <w:bookmarkStart w:id="97" w:name="kempe-的假设"/>
     <w:p>
       <w:pPr>
         <w:pStyle w:val="Heading3"/>
@@ -4052,7 +5342,7 @@
         <w:pStyle w:val="Compact"/>
         <w:numPr>
           <w:ilvl w:val="0"/>
-          <w:numId w:val="1013"/>
+          <w:numId w:val="1022"/>
         </w:numPr>
       </w:pPr>
       <w:r>
@@ -4064,7 +5354,7 @@
         <w:pStyle w:val="Compact"/>
         <w:numPr>
           <w:ilvl w:val="0"/>
-          <w:numId w:val="1013"/>
+          <w:numId w:val="1022"/>
         </w:numPr>
       </w:pPr>
       <w:r>
@@ -4076,15 +5366,15 @@
         <w:pStyle w:val="Compact"/>
         <w:numPr>
           <w:ilvl w:val="0"/>
-          <w:numId w:val="1013"/>
+          <w:numId w:val="1022"/>
         </w:numPr>
       </w:pPr>
       <w:r>
         <w:t xml:space="preserve">断言：这个交换总是可以进行的，因而 v 总能重新着色，从而 G-v 可4-着色且扩展到 G</w:t>
       </w:r>
     </w:p>
-    <w:bookmarkEnd w:id="85"/>
-    <w:bookmarkStart w:id="86" w:name="缺陷的来源"/>
+    <w:bookmarkEnd w:id="97"/>
+    <w:bookmarkStart w:id="98" w:name="缺陷的来源"/>
     <w:p>
       <w:pPr>
         <w:pStyle w:val="Heading3"/>
@@ -4124,7 +5414,7 @@
         <w:pStyle w:val="Compact"/>
         <w:numPr>
           <w:ilvl w:val="0"/>
-          <w:numId w:val="1014"/>
+          <w:numId w:val="1023"/>
         </w:numPr>
       </w:pPr>
       <w:r>
@@ -4136,7 +5426,7 @@
         <w:pStyle w:val="Compact"/>
         <w:numPr>
           <w:ilvl w:val="0"/>
-          <w:numId w:val="1014"/>
+          <w:numId w:val="1023"/>
         </w:numPr>
       </w:pPr>
       <w:r>
@@ -4151,8 +5441,8 @@
         <w:t xml:space="preserve">两条链的相互干扰形成 Jordan 曲线分隔结构，使得任何单次 Kempe 交换都无法有效地为 v 腾出空位——这正是 GLFHO 的本质。</w:t>
       </w:r>
     </w:p>
-    <w:bookmarkEnd w:id="86"/>
-    <w:bookmarkStart w:id="87" w:name="本文方法的修复"/>
+    <w:bookmarkEnd w:id="98"/>
+    <w:bookmarkStart w:id="99" w:name="本文方法的修复"/>
     <w:p>
       <w:pPr>
         <w:pStyle w:val="Heading3"/>
@@ -4174,7 +5464,7 @@
         <w:pStyle w:val="Compact"/>
         <w:numPr>
           <w:ilvl w:val="0"/>
-          <w:numId w:val="1015"/>
+          <w:numId w:val="1024"/>
         </w:numPr>
       </w:pPr>
       <w:r>
@@ -4209,7 +5499,7 @@
         <w:pStyle w:val="Compact"/>
         <w:numPr>
           <w:ilvl w:val="0"/>
-          <w:numId w:val="1015"/>
+          <w:numId w:val="1024"/>
         </w:numPr>
       </w:pPr>
       <w:r>
@@ -4231,7 +5521,7 @@
         <w:pStyle w:val="Compact"/>
         <w:numPr>
           <w:ilvl w:val="0"/>
-          <w:numId w:val="1015"/>
+          <w:numId w:val="1024"/>
         </w:numPr>
       </w:pPr>
       <w:r>
@@ -4256,9 +5546,9 @@
         <w:t xml:space="preserve">这三个定理配合使用，回避了 Kempe 遇到的陷阱。</w:t>
       </w:r>
     </w:p>
-    <w:bookmarkEnd w:id="87"/>
-    <w:bookmarkEnd w:id="88"/>
-    <w:bookmarkStart w:id="92" w:name="与-appel-haken-方法的对比"/>
+    <w:bookmarkEnd w:id="99"/>
+    <w:bookmarkEnd w:id="100"/>
+    <w:bookmarkStart w:id="104" w:name="与-appel-haken-方法的对比"/>
     <w:p>
       <w:pPr>
         <w:pStyle w:val="Heading2"/>
@@ -4267,7 +5557,7 @@
         <w:t xml:space="preserve">5.3　与 Appel-Haken 方法的对比</w:t>
       </w:r>
     </w:p>
-    <w:bookmarkStart w:id="89" w:name="appel-haken-的思路"/>
+    <w:bookmarkStart w:id="101" w:name="appel-haken-的思路"/>
     <w:p>
       <w:pPr>
         <w:pStyle w:val="Heading3"/>
@@ -4289,7 +5579,7 @@
         <w:pStyle w:val="Compact"/>
         <w:numPr>
           <w:ilvl w:val="0"/>
-          <w:numId w:val="1016"/>
+          <w:numId w:val="1025"/>
         </w:numPr>
       </w:pPr>
       <w:r>
@@ -4301,7 +5591,7 @@
         <w:pStyle w:val="Compact"/>
         <w:numPr>
           <w:ilvl w:val="0"/>
-          <w:numId w:val="1016"/>
+          <w:numId w:val="1025"/>
         </w:numPr>
       </w:pPr>
       <w:r>
@@ -4313,15 +5603,15 @@
         <w:pStyle w:val="Compact"/>
         <w:numPr>
           <w:ilvl w:val="0"/>
-          <w:numId w:val="1016"/>
+          <w:numId w:val="1025"/>
         </w:numPr>
       </w:pPr>
       <w:r>
         <w:t xml:space="preserve">通过对所有配置的规约，导出矛盾</w:t>
       </w:r>
     </w:p>
-    <w:bookmarkEnd w:id="89"/>
-    <w:bookmarkStart w:id="90" w:name="appel-haken-方法的优点与问题"/>
+    <w:bookmarkEnd w:id="101"/>
+    <w:bookmarkStart w:id="102" w:name="appel-haken-方法的优点与问题"/>
     <w:p>
       <w:pPr>
         <w:pStyle w:val="Heading3"/>
@@ -4390,8 +5680,8 @@
         <w:t xml:space="preserve">- 计算机程序本身的正确性需要验证</w:t>
       </w:r>
     </w:p>
-    <w:bookmarkEnd w:id="90"/>
-    <w:bookmarkStart w:id="91" w:name="本文方法与-appel-haken-的关系"/>
+    <w:bookmarkEnd w:id="102"/>
+    <w:bookmarkStart w:id="103" w:name="本文方法与-appel-haken-的关系"/>
     <w:p>
       <w:pPr>
         <w:pStyle w:val="Heading3"/>
@@ -4423,7 +5713,7 @@
         <w:pStyle w:val="Compact"/>
         <w:numPr>
           <w:ilvl w:val="0"/>
-          <w:numId w:val="1017"/>
+          <w:numId w:val="1026"/>
         </w:numPr>
       </w:pPr>
       <w:r>
@@ -4435,7 +5725,7 @@
         <w:pStyle w:val="Compact"/>
         <w:numPr>
           <w:ilvl w:val="0"/>
-          <w:numId w:val="1017"/>
+          <w:numId w:val="1026"/>
         </w:numPr>
       </w:pPr>
       <w:r>
@@ -4447,7 +5737,7 @@
         <w:pStyle w:val="Compact"/>
         <w:numPr>
           <w:ilvl w:val="0"/>
-          <w:numId w:val="1017"/>
+          <w:numId w:val="1026"/>
         </w:numPr>
       </w:pPr>
       <w:r>
@@ -4469,9 +5759,9 @@
         <w:t xml:space="preserve">虽然本文方法同样需要进一步的同行评议来确认定理一的严格性，但它提供了一个概念上较为清晰的证明路径。</w:t>
       </w:r>
     </w:p>
-    <w:bookmarkEnd w:id="91"/>
-    <w:bookmarkEnd w:id="92"/>
-    <w:bookmarkStart w:id="96" w:name="方法的哲学意义"/>
+    <w:bookmarkEnd w:id="103"/>
+    <w:bookmarkEnd w:id="104"/>
+    <w:bookmarkStart w:id="108" w:name="方法的哲学意义"/>
     <w:p>
       <w:pPr>
         <w:pStyle w:val="Heading2"/>
@@ -4480,7 +5770,7 @@
         <w:t xml:space="preserve">5.4　方法的哲学意义</w:t>
       </w:r>
     </w:p>
-    <w:bookmarkStart w:id="93" w:name="kempe-的贡献"/>
+    <w:bookmarkStart w:id="105" w:name="kempe-的贡献"/>
     <w:p>
       <w:pPr>
         <w:pStyle w:val="Heading3"/>
@@ -4497,8 +5787,8 @@
         <w:t xml:space="preserve">Kempe 首次引入了”Kempe 链”这一强大的工具。虽然他的证明有缺陷，但 Kempe 链至今仍是图着色理论中的基本工具。</w:t>
       </w:r>
     </w:p>
-    <w:bookmarkEnd w:id="93"/>
-    <w:bookmarkStart w:id="94" w:name="appel-haken-的突破"/>
+    <w:bookmarkEnd w:id="105"/>
+    <w:bookmarkStart w:id="106" w:name="appel-haken-的突破"/>
     <w:p>
       <w:pPr>
         <w:pStyle w:val="Heading3"/>
@@ -4515,8 +5805,8 @@
         <w:t xml:space="preserve">Appel 与 Haken 通过计算机验证，给出了第一个严格的四色定理证明，虽然方法不优雅，但确实解决了百年难题。</w:t>
       </w:r>
     </w:p>
-    <w:bookmarkEnd w:id="94"/>
-    <w:bookmarkStart w:id="95" w:name="本文方法的尝试"/>
+    <w:bookmarkEnd w:id="106"/>
+    <w:bookmarkStart w:id="107" w:name="本文方法的尝试"/>
     <w:p>
       <w:pPr>
         <w:pStyle w:val="Heading3"/>
@@ -4609,9 +5899,9 @@
         <w:t xml:space="preserve">：寻求一个不依赖计算机穷举的证明路径</w:t>
       </w:r>
     </w:p>
-    <w:bookmarkEnd w:id="95"/>
-    <w:bookmarkEnd w:id="96"/>
-    <w:bookmarkStart w:id="100" w:name="开放问题与未来方向"/>
+    <w:bookmarkEnd w:id="107"/>
+    <w:bookmarkEnd w:id="108"/>
+    <w:bookmarkStart w:id="112" w:name="开放问题与未来方向"/>
     <w:p>
       <w:pPr>
         <w:pStyle w:val="Heading2"/>
@@ -4620,7 +5910,7 @@
         <w:t xml:space="preserve">5.5　开放问题与未来方向</w:t>
       </w:r>
     </w:p>
-    <w:bookmarkStart w:id="97" w:name="形式化验证"/>
+    <w:bookmarkStart w:id="109" w:name="形式化验证"/>
     <w:p>
       <w:pPr>
         <w:pStyle w:val="Heading3"/>
@@ -4637,8 +5927,8 @@
         <w:t xml:space="preserve">定理一（GLFHO 的唯一性）是整个证明的核心。本文已给出各子情形（C1、C2a、C2b、C3）的完整论证，但将这些论证转化为机器可检验的形式化证明（如 Lean 4 或 Coq）仍是重要的后续工作。</w:t>
       </w:r>
     </w:p>
-    <w:bookmarkEnd w:id="97"/>
-    <w:bookmarkStart w:id="98" w:name="计算机辅助验证"/>
+    <w:bookmarkEnd w:id="109"/>
+    <w:bookmarkStart w:id="110" w:name="计算机辅助验证"/>
     <w:p>
       <w:pPr>
         <w:pStyle w:val="Heading3"/>
@@ -4655,8 +5945,8 @@
         <w:t xml:space="preserve">虽然本方法不依赖计算机穷举，但借助计算机进行某些关键步骤的验证（如定理一各情形的穷举检验）仍是有益的。</w:t>
       </w:r>
     </w:p>
-    <w:bookmarkEnd w:id="98"/>
-    <w:bookmarkStart w:id="99" w:name="推广与应用"/>
+    <w:bookmarkEnd w:id="110"/>
+    <w:bookmarkStart w:id="111" w:name="推广与应用"/>
     <w:p>
       <w:pPr>
         <w:pStyle w:val="Heading3"/>
@@ -4670,7 +5960,7 @@
         <w:pStyle w:val="Compact"/>
         <w:numPr>
           <w:ilvl w:val="0"/>
-          <w:numId w:val="1018"/>
+          <w:numId w:val="1027"/>
         </w:numPr>
       </w:pPr>
       <w:r>
@@ -4682,7 +5972,7 @@
         <w:pStyle w:val="Compact"/>
         <w:numPr>
           <w:ilvl w:val="0"/>
-          <w:numId w:val="1018"/>
+          <w:numId w:val="1027"/>
         </w:numPr>
       </w:pPr>
       <w:r>
@@ -4694,16 +5984,16 @@
         <w:pStyle w:val="Compact"/>
         <w:numPr>
           <w:ilvl w:val="0"/>
-          <w:numId w:val="1018"/>
+          <w:numId w:val="1027"/>
         </w:numPr>
       </w:pPr>
       <w:r>
         <w:t xml:space="preserve">对称拼接的方法论是否有更广泛的应用？</w:t>
       </w:r>
     </w:p>
-    <w:bookmarkEnd w:id="99"/>
-    <w:bookmarkEnd w:id="100"/>
-    <w:bookmarkEnd w:id="101"/>
+    <w:bookmarkEnd w:id="111"/>
+    <w:bookmarkEnd w:id="112"/>
+    <w:bookmarkEnd w:id="113"/>
     <w:sectPr/>
   </w:body>
 </w:document>
@@ -5080,64 +6370,10 @@
     <w:abstractNumId w:val="991"/>
   </w:num>
   <w:num w:numId="1009">
-    <w:abstractNumId w:val="99411"/>
-    <w:lvlOverride w:ilvl="0">
-      <w:startOverride w:val="1"/>
-    </w:lvlOverride>
-    <w:lvlOverride w:ilvl="1">
-      <w:startOverride w:val="1"/>
-    </w:lvlOverride>
-    <w:lvlOverride w:ilvl="2">
-      <w:startOverride w:val="1"/>
-    </w:lvlOverride>
-    <w:lvlOverride w:ilvl="3">
-      <w:startOverride w:val="1"/>
-    </w:lvlOverride>
-    <w:lvlOverride w:ilvl="4">
-      <w:startOverride w:val="1"/>
-    </w:lvlOverride>
-    <w:lvlOverride w:ilvl="5">
-      <w:startOverride w:val="1"/>
-    </w:lvlOverride>
-    <w:lvlOverride w:ilvl="6">
-      <w:startOverride w:val="1"/>
-    </w:lvlOverride>
-    <w:lvlOverride w:ilvl="7">
-      <w:startOverride w:val="1"/>
-    </w:lvlOverride>
-    <w:lvlOverride w:ilvl="8">
-      <w:startOverride w:val="1"/>
-    </w:lvlOverride>
+    <w:abstractNumId w:val="991"/>
   </w:num>
   <w:num w:numId="1010">
-    <w:abstractNumId w:val="99411"/>
-    <w:lvlOverride w:ilvl="0">
-      <w:startOverride w:val="1"/>
-    </w:lvlOverride>
-    <w:lvlOverride w:ilvl="1">
-      <w:startOverride w:val="1"/>
-    </w:lvlOverride>
-    <w:lvlOverride w:ilvl="2">
-      <w:startOverride w:val="1"/>
-    </w:lvlOverride>
-    <w:lvlOverride w:ilvl="3">
-      <w:startOverride w:val="1"/>
-    </w:lvlOverride>
-    <w:lvlOverride w:ilvl="4">
-      <w:startOverride w:val="1"/>
-    </w:lvlOverride>
-    <w:lvlOverride w:ilvl="5">
-      <w:startOverride w:val="1"/>
-    </w:lvlOverride>
-    <w:lvlOverride w:ilvl="6">
-      <w:startOverride w:val="1"/>
-    </w:lvlOverride>
-    <w:lvlOverride w:ilvl="7">
-      <w:startOverride w:val="1"/>
-    </w:lvlOverride>
-    <w:lvlOverride w:ilvl="8">
-      <w:startOverride w:val="1"/>
-    </w:lvlOverride>
+    <w:abstractNumId w:val="991"/>
   </w:num>
   <w:num w:numId="1011">
     <w:abstractNumId w:val="991"/>
@@ -5206,34 +6442,7 @@
     <w:abstractNumId w:val="991"/>
   </w:num>
   <w:num w:numId="1015">
-    <w:abstractNumId w:val="99411"/>
-    <w:lvlOverride w:ilvl="0">
-      <w:startOverride w:val="1"/>
-    </w:lvlOverride>
-    <w:lvlOverride w:ilvl="1">
-      <w:startOverride w:val="1"/>
-    </w:lvlOverride>
-    <w:lvlOverride w:ilvl="2">
-      <w:startOverride w:val="1"/>
-    </w:lvlOverride>
-    <w:lvlOverride w:ilvl="3">
-      <w:startOverride w:val="1"/>
-    </w:lvlOverride>
-    <w:lvlOverride w:ilvl="4">
-      <w:startOverride w:val="1"/>
-    </w:lvlOverride>
-    <w:lvlOverride w:ilvl="5">
-      <w:startOverride w:val="1"/>
-    </w:lvlOverride>
-    <w:lvlOverride w:ilvl="6">
-      <w:startOverride w:val="1"/>
-    </w:lvlOverride>
-    <w:lvlOverride w:ilvl="7">
-      <w:startOverride w:val="1"/>
-    </w:lvlOverride>
-    <w:lvlOverride w:ilvl="8">
-      <w:startOverride w:val="1"/>
-    </w:lvlOverride>
+    <w:abstractNumId w:val="991"/>
   </w:num>
   <w:num w:numId="1016">
     <w:abstractNumId w:val="99411"/>
@@ -5269,6 +6478,168 @@
     <w:abstractNumId w:val="991"/>
   </w:num>
   <w:num w:numId="1018">
+    <w:abstractNumId w:val="991"/>
+  </w:num>
+  <w:num w:numId="1019">
+    <w:abstractNumId w:val="99411"/>
+    <w:lvlOverride w:ilvl="0">
+      <w:startOverride w:val="1"/>
+    </w:lvlOverride>
+    <w:lvlOverride w:ilvl="1">
+      <w:startOverride w:val="1"/>
+    </w:lvlOverride>
+    <w:lvlOverride w:ilvl="2">
+      <w:startOverride w:val="1"/>
+    </w:lvlOverride>
+    <w:lvlOverride w:ilvl="3">
+      <w:startOverride w:val="1"/>
+    </w:lvlOverride>
+    <w:lvlOverride w:ilvl="4">
+      <w:startOverride w:val="1"/>
+    </w:lvlOverride>
+    <w:lvlOverride w:ilvl="5">
+      <w:startOverride w:val="1"/>
+    </w:lvlOverride>
+    <w:lvlOverride w:ilvl="6">
+      <w:startOverride w:val="1"/>
+    </w:lvlOverride>
+    <w:lvlOverride w:ilvl="7">
+      <w:startOverride w:val="1"/>
+    </w:lvlOverride>
+    <w:lvlOverride w:ilvl="8">
+      <w:startOverride w:val="1"/>
+    </w:lvlOverride>
+  </w:num>
+  <w:num w:numId="1020">
+    <w:abstractNumId w:val="991"/>
+  </w:num>
+  <w:num w:numId="1021">
+    <w:abstractNumId w:val="99411"/>
+    <w:lvlOverride w:ilvl="0">
+      <w:startOverride w:val="1"/>
+    </w:lvlOverride>
+    <w:lvlOverride w:ilvl="1">
+      <w:startOverride w:val="1"/>
+    </w:lvlOverride>
+    <w:lvlOverride w:ilvl="2">
+      <w:startOverride w:val="1"/>
+    </w:lvlOverride>
+    <w:lvlOverride w:ilvl="3">
+      <w:startOverride w:val="1"/>
+    </w:lvlOverride>
+    <w:lvlOverride w:ilvl="4">
+      <w:startOverride w:val="1"/>
+    </w:lvlOverride>
+    <w:lvlOverride w:ilvl="5">
+      <w:startOverride w:val="1"/>
+    </w:lvlOverride>
+    <w:lvlOverride w:ilvl="6">
+      <w:startOverride w:val="1"/>
+    </w:lvlOverride>
+    <w:lvlOverride w:ilvl="7">
+      <w:startOverride w:val="1"/>
+    </w:lvlOverride>
+    <w:lvlOverride w:ilvl="8">
+      <w:startOverride w:val="1"/>
+    </w:lvlOverride>
+  </w:num>
+  <w:num w:numId="1022">
+    <w:abstractNumId w:val="99411"/>
+    <w:lvlOverride w:ilvl="0">
+      <w:startOverride w:val="1"/>
+    </w:lvlOverride>
+    <w:lvlOverride w:ilvl="1">
+      <w:startOverride w:val="1"/>
+    </w:lvlOverride>
+    <w:lvlOverride w:ilvl="2">
+      <w:startOverride w:val="1"/>
+    </w:lvlOverride>
+    <w:lvlOverride w:ilvl="3">
+      <w:startOverride w:val="1"/>
+    </w:lvlOverride>
+    <w:lvlOverride w:ilvl="4">
+      <w:startOverride w:val="1"/>
+    </w:lvlOverride>
+    <w:lvlOverride w:ilvl="5">
+      <w:startOverride w:val="1"/>
+    </w:lvlOverride>
+    <w:lvlOverride w:ilvl="6">
+      <w:startOverride w:val="1"/>
+    </w:lvlOverride>
+    <w:lvlOverride w:ilvl="7">
+      <w:startOverride w:val="1"/>
+    </w:lvlOverride>
+    <w:lvlOverride w:ilvl="8">
+      <w:startOverride w:val="1"/>
+    </w:lvlOverride>
+  </w:num>
+  <w:num w:numId="1023">
+    <w:abstractNumId w:val="991"/>
+  </w:num>
+  <w:num w:numId="1024">
+    <w:abstractNumId w:val="99411"/>
+    <w:lvlOverride w:ilvl="0">
+      <w:startOverride w:val="1"/>
+    </w:lvlOverride>
+    <w:lvlOverride w:ilvl="1">
+      <w:startOverride w:val="1"/>
+    </w:lvlOverride>
+    <w:lvlOverride w:ilvl="2">
+      <w:startOverride w:val="1"/>
+    </w:lvlOverride>
+    <w:lvlOverride w:ilvl="3">
+      <w:startOverride w:val="1"/>
+    </w:lvlOverride>
+    <w:lvlOverride w:ilvl="4">
+      <w:startOverride w:val="1"/>
+    </w:lvlOverride>
+    <w:lvlOverride w:ilvl="5">
+      <w:startOverride w:val="1"/>
+    </w:lvlOverride>
+    <w:lvlOverride w:ilvl="6">
+      <w:startOverride w:val="1"/>
+    </w:lvlOverride>
+    <w:lvlOverride w:ilvl="7">
+      <w:startOverride w:val="1"/>
+    </w:lvlOverride>
+    <w:lvlOverride w:ilvl="8">
+      <w:startOverride w:val="1"/>
+    </w:lvlOverride>
+  </w:num>
+  <w:num w:numId="1025">
+    <w:abstractNumId w:val="99411"/>
+    <w:lvlOverride w:ilvl="0">
+      <w:startOverride w:val="1"/>
+    </w:lvlOverride>
+    <w:lvlOverride w:ilvl="1">
+      <w:startOverride w:val="1"/>
+    </w:lvlOverride>
+    <w:lvlOverride w:ilvl="2">
+      <w:startOverride w:val="1"/>
+    </w:lvlOverride>
+    <w:lvlOverride w:ilvl="3">
+      <w:startOverride w:val="1"/>
+    </w:lvlOverride>
+    <w:lvlOverride w:ilvl="4">
+      <w:startOverride w:val="1"/>
+    </w:lvlOverride>
+    <w:lvlOverride w:ilvl="5">
+      <w:startOverride w:val="1"/>
+    </w:lvlOverride>
+    <w:lvlOverride w:ilvl="6">
+      <w:startOverride w:val="1"/>
+    </w:lvlOverride>
+    <w:lvlOverride w:ilvl="7">
+      <w:startOverride w:val="1"/>
+    </w:lvlOverride>
+    <w:lvlOverride w:ilvl="8">
+      <w:startOverride w:val="1"/>
+    </w:lvlOverride>
+  </w:num>
+  <w:num w:numId="1026">
+    <w:abstractNumId w:val="991"/>
+  </w:num>
+  <w:num w:numId="1027">
     <w:abstractNumId w:val="991"/>
   </w:num>
 </w:numbering>
